--- a/Интеллектуальный анализ данных/Лабораторные работы/ЛР4/Лабораторная работа 4.docx
+++ b/Интеллектуальный анализ данных/Лабораторные работы/ЛР4/Лабораторная работа 4.docx
@@ -1,6 +1,6 @@
 
 <file path=word/document.xml><?xml version="1.0" encoding="utf-8"?>
-<w:document xmlns:wpc="http://schemas.microsoft.com/office/word/2010/wordprocessingCanvas" xmlns:cx="http://schemas.microsoft.com/office/drawing/2014/chartex" xmlns:cx1="http://schemas.microsoft.com/office/drawing/2015/9/8/chartex" xmlns:cx2="http://schemas.microsoft.com/office/drawing/2015/10/21/chartex" xmlns:cx3="http://schemas.microsoft.com/office/drawing/2016/5/9/chartex" xmlns:cx4="http://schemas.microsoft.com/office/drawing/2016/5/10/chartex" xmlns:cx5="http://schemas.microsoft.com/office/drawing/2016/5/11/chartex" xmlns:cx6="http://schemas.microsoft.com/office/drawing/2016/5/12/chartex" xmlns:cx7="http://schemas.microsoft.com/office/drawing/2016/5/13/chartex" xmlns:cx8="http://schemas.microsoft.com/office/drawing/2016/5/14/chartex" xmlns:mc="http://schemas.openxmlformats.org/markup-compatibility/2006" xmlns:aink="http://schemas.microsoft.com/office/drawing/2016/ink" xmlns:am3d="http://schemas.microsoft.com/office/drawing/2017/model3d" xmlns:o="urn:schemas-microsoft-com:office:office" xmlns:r="http://schemas.openxmlformats.org/officeDocument/2006/relationships" xmlns:m="http://schemas.openxmlformats.org/officeDocument/2006/math" xmlns:v="urn:schemas-microsoft-com:vml" xmlns:wp14="http://schemas.microsoft.com/office/word/2010/wordprocessingDrawing" xmlns:wp="http://schemas.openxmlformats.org/drawingml/2006/wordprocessingDrawing" xmlns:w10="urn:schemas-microsoft-com:office:word" xmlns:w="http://schemas.openxmlformats.org/wordprocessingml/2006/main" xmlns:w14="http://schemas.microsoft.com/office/word/2010/wordml" xmlns:w15="http://schemas.microsoft.com/office/word/2012/wordml" xmlns:w16cex="http://schemas.microsoft.com/office/word/2018/wordml/cex" xmlns:w16cid="http://schemas.microsoft.com/office/word/2016/wordml/cid" xmlns:w16="http://schemas.microsoft.com/office/word/2018/wordml" xmlns:w16sdtdh="http://schemas.microsoft.com/office/word/2020/wordml/sdtdatahash" xmlns:w16se="http://schemas.microsoft.com/office/word/2015/wordml/symex" xmlns:wpg="http://schemas.microsoft.com/office/word/2010/wordprocessingGroup" xmlns:wpi="http://schemas.microsoft.com/office/word/2010/wordprocessingInk" xmlns:wne="http://schemas.microsoft.com/office/word/2006/wordml" xmlns:wps="http://schemas.microsoft.com/office/word/2010/wordprocessingShape" mc:Ignorable="w14 w15 w16se w16cid w16 w16cex w16sdtdh wp14">
+<w:document xmlns:wpc="http://schemas.microsoft.com/office/word/2010/wordprocessingCanvas" xmlns:cx="http://schemas.microsoft.com/office/drawing/2014/chartex" xmlns:cx1="http://schemas.microsoft.com/office/drawing/2015/9/8/chartex" xmlns:cx2="http://schemas.microsoft.com/office/drawing/2015/10/21/chartex" xmlns:cx3="http://schemas.microsoft.com/office/drawing/2016/5/9/chartex" xmlns:cx4="http://schemas.microsoft.com/office/drawing/2016/5/10/chartex" xmlns:cx5="http://schemas.microsoft.com/office/drawing/2016/5/11/chartex" xmlns:cx6="http://schemas.microsoft.com/office/drawing/2016/5/12/chartex" xmlns:cx7="http://schemas.microsoft.com/office/drawing/2016/5/13/chartex" xmlns:cx8="http://schemas.microsoft.com/office/drawing/2016/5/14/chartex" xmlns:mc="http://schemas.openxmlformats.org/markup-compatibility/2006" xmlns:aink="http://schemas.microsoft.com/office/drawing/2016/ink" xmlns:am3d="http://schemas.microsoft.com/office/drawing/2017/model3d" xmlns:o="urn:schemas-microsoft-com:office:office" xmlns:oel="http://schemas.microsoft.com/office/2019/extlst" xmlns:r="http://schemas.openxmlformats.org/officeDocument/2006/relationships" xmlns:m="http://schemas.openxmlformats.org/officeDocument/2006/math" xmlns:v="urn:schemas-microsoft-com:vml" xmlns:wp14="http://schemas.microsoft.com/office/word/2010/wordprocessingDrawing" xmlns:wp="http://schemas.openxmlformats.org/drawingml/2006/wordprocessingDrawing" xmlns:w10="urn:schemas-microsoft-com:office:word" xmlns:w="http://schemas.openxmlformats.org/wordprocessingml/2006/main" xmlns:w14="http://schemas.microsoft.com/office/word/2010/wordml" xmlns:w15="http://schemas.microsoft.com/office/word/2012/wordml" xmlns:w16cex="http://schemas.microsoft.com/office/word/2018/wordml/cex" xmlns:w16cid="http://schemas.microsoft.com/office/word/2016/wordml/cid" xmlns:w16="http://schemas.microsoft.com/office/word/2018/wordml" xmlns:w16du="http://schemas.microsoft.com/office/word/2023/wordml/word16du" xmlns:w16sdtdh="http://schemas.microsoft.com/office/word/2020/wordml/sdtdatahash" xmlns:w16sdtfl="http://schemas.microsoft.com/office/word/2024/wordml/sdtformatlock" xmlns:w16se="http://schemas.microsoft.com/office/word/2015/wordml/symex" xmlns:wpg="http://schemas.microsoft.com/office/word/2010/wordprocessingGroup" xmlns:wpi="http://schemas.microsoft.com/office/word/2010/wordprocessingInk" xmlns:wne="http://schemas.microsoft.com/office/word/2006/wordml" xmlns:wps="http://schemas.microsoft.com/office/word/2010/wordprocessingShape" mc:Ignorable="w14 w15 w16se w16cid w16 w16cex w16sdtdh w16sdtfl w16du wp14">
   <w:body>
     <w:p>
       <w:pPr>
@@ -58,7 +58,6 @@
         <w:rPr>
           <w:b/>
           <w:bCs/>
-          <w:lang w:val="en-US"/>
         </w:rPr>
       </w:pPr>
       <w:r>
@@ -72,7 +71,6 @@
         <w:rPr>
           <w:b/>
           <w:bCs/>
-          <w:lang w:val="en-US"/>
         </w:rPr>
         <w:t>:</w:t>
       </w:r>
@@ -268,10 +266,7 @@
     </w:p>
     <w:p>
       <w:r>
-        <w:t>Одна из оценок качества служит показател</w:t>
-      </w:r>
-      <w:r>
-        <w:t>ь</w:t>
+        <w:t>Одна из оценок качества служит показатель</w:t>
       </w:r>
     </w:p>
     <w:p>
@@ -282,7 +277,6 @@
           <w:rFonts w:eastAsiaTheme="minorEastAsia"/>
           <w:iCs/>
           <w:vertAlign w:val="subscript"/>
-          <w:lang w:val="en-US"/>
         </w:rPr>
       </w:pPr>
     </w:p>
@@ -588,7 +582,14 @@
                         <w:rPr>
                           <w:rFonts w:ascii="Cambria Math" w:hAnsi="Cambria Math"/>
                         </w:rPr>
-                        <m:t>n</m:t>
+                        <m:t>i</m:t>
+                      </m:r>
+                      <m:r>
+                        <w:rPr>
+                          <w:rFonts w:ascii="Cambria Math" w:hAnsi="Cambria Math"/>
+                          <w:lang w:val="en-US"/>
+                        </w:rPr>
+                        <m:t>i</m:t>
                       </m:r>
                     </m:sub>
                   </m:sSub>
@@ -874,36 +875,15 @@
         <w:ind w:firstLine="708"/>
       </w:pPr>
       <w:r>
-        <w:t xml:space="preserve">Для графической интерпретации используем критерий "каменистой осыпи". Обычно, для выбора размерности какого-либо пространства, используют график зависимости стресса от размерности (график каменистой осыпи). Этот критерий впервые был предложен </w:t>
-      </w:r>
-      <w:proofErr w:type="spellStart"/>
-      <w:r>
-        <w:t>Кэттелом</w:t>
-      </w:r>
-      <w:proofErr w:type="spellEnd"/>
-      <w:r>
-        <w:t xml:space="preserve"> (</w:t>
-      </w:r>
-      <w:proofErr w:type="spellStart"/>
-      <w:r>
-        <w:t>Cattell</w:t>
-      </w:r>
-      <w:proofErr w:type="spellEnd"/>
-      <w:r>
-        <w:t xml:space="preserve"> (1966)) в контексте решения задачи снижения размерности в факторном анализе.</w:t>
+        <w:t>Для графической интерпретации используем критерий "каменистой осыпи". Обычно, для выбора размерности какого-либо пространства, используют график зависимости стресса от размерности (график каменистой осыпи). Этот критерий впервые был предложен Кэттелом (Cattell (1966)) в контексте решения задачи снижения размерности в факторном анализе.</w:t>
       </w:r>
     </w:p>
     <w:p>
       <w:pPr>
         <w:ind w:firstLine="708"/>
       </w:pPr>
-      <w:proofErr w:type="spellStart"/>
-      <w:r>
-        <w:t>Кэттел</w:t>
-      </w:r>
-      <w:proofErr w:type="spellEnd"/>
-      <w:r>
-        <w:t xml:space="preserve"> предложил найти такую абсциссу на графике, в которой график стресса начинает визуально сглаживаться в направлении правой, пологой его части, и, таким образом, уменьшение стресса максимально замедляется. Образно говоря, линия на рисунке напоминает скалистый обрыв, а черные точки на графике напоминают камни, которые ранее упали вниз. Таким образом, внизу наблюдается как бы каменистая осыпь из таких точек. Справа от выбранной точки на оси абсцисс, лежит только "факторная осыпь". </w:t>
+      <w:r>
+        <w:t xml:space="preserve">Кэттел предложил найти такую абсциссу на графике, в которой график стресса начинает визуально сглаживаться в направлении правой, пологой его части, и, таким образом, уменьшение стресса максимально замедляется. Образно говоря, линия на рисунке напоминает скалистый обрыв, а черные точки на графике напоминают камни, которые ранее упали вниз. Таким образом, внизу наблюдается как бы каменистая осыпь из таких точек. Справа от выбранной точки на оси абсцисс, лежит только "факторная осыпь". </w:t>
       </w:r>
     </w:p>
     <w:p>
@@ -933,7 +913,6 @@
         <w:rPr>
           <w:b/>
           <w:bCs/>
-          <w:lang w:val="en-US"/>
         </w:rPr>
       </w:pPr>
       <w:r>
@@ -947,7 +926,6 @@
         <w:rPr>
           <w:b/>
           <w:bCs/>
-          <w:lang w:val="en-US"/>
         </w:rPr>
         <w:t>:</w:t>
       </w:r>
@@ -956,12 +934,3447 @@
       <w:pPr>
         <w:ind w:firstLine="0"/>
       </w:pPr>
+      <w:r>
+        <w:tab/>
+        <w:t xml:space="preserve">1. Провести процедуру кластеризации методом </w:t>
+      </w:r>
       <w:r>
         <w:rPr>
           <w:lang w:val="en-US"/>
         </w:rPr>
+        <w:t>k</w:t>
+      </w:r>
+      <w:r>
+        <w:t>-</w:t>
+      </w:r>
+      <w:r>
+        <w:t>средних</w:t>
+      </w:r>
+      <w:r>
+        <w:t>.</w:t>
+      </w:r>
+      <w:r>
+        <w:t xml:space="preserve"> Собрать данные, произвести график</w:t>
+      </w:r>
+      <w:r>
+        <w:t xml:space="preserve"> численной меры качества классификации</w:t>
+      </w:r>
+      <w:r>
+        <w:t>.</w:t>
+      </w:r>
+      <w:r>
+        <w:t xml:space="preserve"> </w:t>
+      </w:r>
+    </w:p>
+    <w:p>
+      <w:pPr>
+        <w:ind w:firstLine="0"/>
+      </w:pPr>
+    </w:p>
+    <w:p>
+      <w:pPr>
+        <w:ind w:firstLine="0"/>
+        <w:jc w:val="center"/>
+        <w:rPr>
+          <w:lang w:val="en-US"/>
+        </w:rPr>
+      </w:pPr>
+      <w:r>
+        <w:rPr>
+          <w:noProof/>
+          <w:lang w:val="en-US"/>
+        </w:rPr>
+        <w:drawing>
+          <wp:inline distT="0" distB="0" distL="0" distR="0" wp14:anchorId="6F160C0D" wp14:editId="107C2319">
+            <wp:extent cx="2551814" cy="2551814"/>
+            <wp:effectExtent l="0" t="0" r="1270" b="1270"/>
+            <wp:docPr id="1053464835" name="Рисунок 1"/>
+            <wp:cNvGraphicFramePr>
+              <a:graphicFrameLocks xmlns:a="http://schemas.openxmlformats.org/drawingml/2006/main" noChangeAspect="1"/>
+            </wp:cNvGraphicFramePr>
+            <a:graphic xmlns:a="http://schemas.openxmlformats.org/drawingml/2006/main">
+              <a:graphicData uri="http://schemas.openxmlformats.org/drawingml/2006/picture">
+                <pic:pic xmlns:pic="http://schemas.openxmlformats.org/drawingml/2006/picture">
+                  <pic:nvPicPr>
+                    <pic:cNvPr id="1053464835" name=""/>
+                    <pic:cNvPicPr/>
+                  </pic:nvPicPr>
+                  <pic:blipFill>
+                    <a:blip r:embed="rId6"/>
+                    <a:stretch>
+                      <a:fillRect/>
+                    </a:stretch>
+                  </pic:blipFill>
+                  <pic:spPr>
+                    <a:xfrm>
+                      <a:off x="0" y="0"/>
+                      <a:ext cx="2562991" cy="2562991"/>
+                    </a:xfrm>
+                    <a:prstGeom prst="rect">
+                      <a:avLst/>
+                    </a:prstGeom>
+                  </pic:spPr>
+                </pic:pic>
+              </a:graphicData>
+            </a:graphic>
+          </wp:inline>
+        </w:drawing>
+      </w:r>
+    </w:p>
+    <w:p>
+      <w:pPr>
+        <w:ind w:firstLine="0"/>
+        <w:jc w:val="center"/>
+      </w:pPr>
+      <w:r>
+        <w:t xml:space="preserve">Рисунок 1 – кластерный анализ </w:t>
+      </w:r>
+      <w:r>
+        <w:rPr>
+          <w:lang w:val="en-US"/>
+        </w:rPr>
+        <w:t>k</w:t>
+      </w:r>
+      <w:r>
+        <w:t>-</w:t>
+      </w:r>
+      <w:r>
+        <w:t>средних</w:t>
+      </w:r>
+    </w:p>
+    <w:p>
+      <w:pPr>
+        <w:ind w:firstLine="0"/>
+      </w:pPr>
+      <w:r>
+        <w:lastRenderedPageBreak/>
+        <w:t xml:space="preserve">Таблица 1 – результаты кластеризации методом </w:t>
+      </w:r>
+      <w:r>
+        <w:rPr>
+          <w:lang w:val="en-US"/>
+        </w:rPr>
+        <w:t>k</w:t>
+      </w:r>
+      <w:r>
+        <w:t>-</w:t>
+      </w:r>
+      <w:r>
+        <w:t xml:space="preserve">средних </w:t>
+      </w:r>
+    </w:p>
+    <w:tbl>
+      <w:tblPr>
+        <w:tblW w:w="7320" w:type="dxa"/>
+        <w:tblLook w:val="04A0" w:firstRow="1" w:lastRow="0" w:firstColumn="1" w:lastColumn="0" w:noHBand="0" w:noVBand="1"/>
+      </w:tblPr>
+      <w:tblGrid>
+        <w:gridCol w:w="1103"/>
+        <w:gridCol w:w="1260"/>
+        <w:gridCol w:w="960"/>
+        <w:gridCol w:w="1260"/>
+        <w:gridCol w:w="1052"/>
+        <w:gridCol w:w="1052"/>
+        <w:gridCol w:w="1052"/>
+      </w:tblGrid>
+      <w:tr>
+        <w:trPr>
+          <w:trHeight w:val="300"/>
+        </w:trPr>
+        <w:tc>
+          <w:tcPr>
+            <w:tcW w:w="960" w:type="dxa"/>
+            <w:tcBorders>
+              <w:top w:val="nil"/>
+              <w:left w:val="nil"/>
+              <w:bottom w:val="nil"/>
+              <w:right w:val="nil"/>
+            </w:tcBorders>
+            <w:noWrap/>
+            <w:vAlign w:val="bottom"/>
+            <w:hideMark/>
+          </w:tcPr>
+          <w:p>
+            <w:pPr>
+              <w:spacing w:line="240" w:lineRule="auto"/>
+              <w:ind w:firstLine="0"/>
+              <w:jc w:val="left"/>
+              <w:rPr>
+                <w:rFonts w:ascii="Calibri" w:eastAsia="Times New Roman" w:hAnsi="Calibri" w:cs="Calibri"/>
+                <w:color w:val="000000"/>
+                <w:sz w:val="22"/>
+                <w:lang w:eastAsia="ru-RU"/>
+              </w:rPr>
+            </w:pPr>
+            <w:r>
+              <w:rPr>
+                <w:rFonts w:ascii="Calibri" w:eastAsia="Times New Roman" w:hAnsi="Calibri" w:cs="Calibri"/>
+                <w:color w:val="000000"/>
+                <w:sz w:val="22"/>
+                <w:lang w:eastAsia="ru-RU"/>
+              </w:rPr>
+              <w:t>Кластеры</w:t>
+            </w:r>
+          </w:p>
+        </w:tc>
+        <w:tc>
+          <w:tcPr>
+            <w:tcW w:w="1260" w:type="dxa"/>
+            <w:tcBorders>
+              <w:top w:val="nil"/>
+              <w:left w:val="nil"/>
+              <w:bottom w:val="nil"/>
+              <w:right w:val="nil"/>
+            </w:tcBorders>
+            <w:noWrap/>
+            <w:vAlign w:val="bottom"/>
+            <w:hideMark/>
+          </w:tcPr>
+          <w:p>
+            <w:pPr>
+              <w:spacing w:line="240" w:lineRule="auto"/>
+              <w:ind w:firstLine="0"/>
+              <w:jc w:val="left"/>
+              <w:rPr>
+                <w:rFonts w:ascii="Calibri" w:eastAsia="Times New Roman" w:hAnsi="Calibri" w:cs="Calibri"/>
+                <w:color w:val="000000"/>
+                <w:sz w:val="22"/>
+                <w:lang w:eastAsia="ru-RU"/>
+              </w:rPr>
+            </w:pPr>
+            <w:r>
+              <w:rPr>
+                <w:rFonts w:ascii="Calibri" w:eastAsia="Times New Roman" w:hAnsi="Calibri" w:cs="Calibri"/>
+                <w:color w:val="000000"/>
+                <w:sz w:val="22"/>
+                <w:lang w:eastAsia="ru-RU"/>
+              </w:rPr>
+              <w:t>Dii</w:t>
+            </w:r>
+          </w:p>
+        </w:tc>
+        <w:tc>
+          <w:tcPr>
+            <w:tcW w:w="960" w:type="dxa"/>
+            <w:tcBorders>
+              <w:top w:val="nil"/>
+              <w:left w:val="nil"/>
+              <w:bottom w:val="nil"/>
+              <w:right w:val="nil"/>
+            </w:tcBorders>
+            <w:noWrap/>
+            <w:vAlign w:val="bottom"/>
+            <w:hideMark/>
+          </w:tcPr>
+          <w:p>
+            <w:pPr>
+              <w:spacing w:line="240" w:lineRule="auto"/>
+              <w:ind w:firstLine="0"/>
+              <w:jc w:val="left"/>
+              <w:rPr>
+                <w:rFonts w:ascii="Calibri" w:eastAsia="Times New Roman" w:hAnsi="Calibri" w:cs="Calibri"/>
+                <w:color w:val="000000"/>
+                <w:sz w:val="22"/>
+                <w:lang w:eastAsia="ru-RU"/>
+              </w:rPr>
+            </w:pPr>
+            <w:r>
+              <w:rPr>
+                <w:rFonts w:ascii="Calibri" w:eastAsia="Times New Roman" w:hAnsi="Calibri" w:cs="Calibri"/>
+                <w:color w:val="000000"/>
+                <w:sz w:val="22"/>
+                <w:lang w:eastAsia="ru-RU"/>
+              </w:rPr>
+              <w:t>m</w:t>
+            </w:r>
+          </w:p>
+        </w:tc>
+        <w:tc>
+          <w:tcPr>
+            <w:tcW w:w="1260" w:type="dxa"/>
+            <w:tcBorders>
+              <w:top w:val="nil"/>
+              <w:left w:val="nil"/>
+              <w:bottom w:val="nil"/>
+              <w:right w:val="nil"/>
+            </w:tcBorders>
+            <w:noWrap/>
+            <w:vAlign w:val="bottom"/>
+            <w:hideMark/>
+          </w:tcPr>
+          <w:p>
+            <w:pPr>
+              <w:spacing w:line="240" w:lineRule="auto"/>
+              <w:ind w:firstLine="0"/>
+              <w:jc w:val="left"/>
+              <w:rPr>
+                <w:rFonts w:ascii="Calibri" w:eastAsia="Times New Roman" w:hAnsi="Calibri" w:cs="Calibri"/>
+                <w:color w:val="000000"/>
+                <w:sz w:val="22"/>
+                <w:lang w:eastAsia="ru-RU"/>
+              </w:rPr>
+            </w:pPr>
+            <w:r>
+              <w:rPr>
+                <w:rFonts w:ascii="Calibri" w:eastAsia="Times New Roman" w:hAnsi="Calibri" w:cs="Calibri"/>
+                <w:color w:val="000000"/>
+                <w:sz w:val="22"/>
+                <w:lang w:eastAsia="ru-RU"/>
+              </w:rPr>
+              <w:t>Dij</w:t>
+            </w:r>
+          </w:p>
+        </w:tc>
+        <w:tc>
+          <w:tcPr>
+            <w:tcW w:w="960" w:type="dxa"/>
+            <w:tcBorders>
+              <w:top w:val="nil"/>
+              <w:left w:val="nil"/>
+              <w:bottom w:val="nil"/>
+              <w:right w:val="nil"/>
+            </w:tcBorders>
+            <w:noWrap/>
+            <w:vAlign w:val="bottom"/>
+            <w:hideMark/>
+          </w:tcPr>
+          <w:p>
+            <w:pPr>
+              <w:spacing w:line="240" w:lineRule="auto"/>
+              <w:ind w:firstLine="0"/>
+              <w:jc w:val="left"/>
+              <w:rPr>
+                <w:rFonts w:ascii="Calibri" w:eastAsia="Times New Roman" w:hAnsi="Calibri" w:cs="Calibri"/>
+                <w:color w:val="000000"/>
+                <w:sz w:val="22"/>
+                <w:lang w:eastAsia="ru-RU"/>
+              </w:rPr>
+            </w:pPr>
+            <w:r>
+              <w:rPr>
+                <w:rFonts w:ascii="Calibri" w:eastAsia="Times New Roman" w:hAnsi="Calibri" w:cs="Calibri"/>
+                <w:color w:val="000000"/>
+                <w:sz w:val="22"/>
+                <w:lang w:eastAsia="ru-RU"/>
+              </w:rPr>
+              <w:t xml:space="preserve">J_1 </w:t>
+            </w:r>
+          </w:p>
+        </w:tc>
+        <w:tc>
+          <w:tcPr>
+            <w:tcW w:w="960" w:type="dxa"/>
+            <w:tcBorders>
+              <w:top w:val="nil"/>
+              <w:left w:val="nil"/>
+              <w:bottom w:val="nil"/>
+              <w:right w:val="nil"/>
+            </w:tcBorders>
+            <w:noWrap/>
+            <w:vAlign w:val="bottom"/>
+            <w:hideMark/>
+          </w:tcPr>
+          <w:p>
+            <w:pPr>
+              <w:spacing w:line="240" w:lineRule="auto"/>
+              <w:ind w:firstLine="0"/>
+              <w:jc w:val="left"/>
+              <w:rPr>
+                <w:rFonts w:ascii="Calibri" w:eastAsia="Times New Roman" w:hAnsi="Calibri" w:cs="Calibri"/>
+                <w:color w:val="000000"/>
+                <w:sz w:val="22"/>
+                <w:lang w:eastAsia="ru-RU"/>
+              </w:rPr>
+            </w:pPr>
+            <w:r>
+              <w:rPr>
+                <w:rFonts w:ascii="Calibri" w:eastAsia="Times New Roman" w:hAnsi="Calibri" w:cs="Calibri"/>
+                <w:color w:val="000000"/>
+                <w:sz w:val="22"/>
+                <w:lang w:eastAsia="ru-RU"/>
+              </w:rPr>
+              <w:t>J_2</w:t>
+            </w:r>
+          </w:p>
+        </w:tc>
+        <w:tc>
+          <w:tcPr>
+            <w:tcW w:w="960" w:type="dxa"/>
+            <w:tcBorders>
+              <w:top w:val="nil"/>
+              <w:left w:val="nil"/>
+              <w:bottom w:val="nil"/>
+              <w:right w:val="nil"/>
+            </w:tcBorders>
+            <w:noWrap/>
+            <w:vAlign w:val="bottom"/>
+            <w:hideMark/>
+          </w:tcPr>
+          <w:p>
+            <w:pPr>
+              <w:spacing w:line="240" w:lineRule="auto"/>
+              <w:ind w:firstLine="0"/>
+              <w:jc w:val="left"/>
+              <w:rPr>
+                <w:rFonts w:ascii="Calibri" w:eastAsia="Times New Roman" w:hAnsi="Calibri" w:cs="Calibri"/>
+                <w:color w:val="000000"/>
+                <w:sz w:val="22"/>
+                <w:lang w:eastAsia="ru-RU"/>
+              </w:rPr>
+            </w:pPr>
+            <w:r>
+              <w:rPr>
+                <w:rFonts w:ascii="Calibri" w:eastAsia="Times New Roman" w:hAnsi="Calibri" w:cs="Calibri"/>
+                <w:color w:val="000000"/>
+                <w:sz w:val="22"/>
+                <w:lang w:eastAsia="ru-RU"/>
+              </w:rPr>
+              <w:t>J_3</w:t>
+            </w:r>
+          </w:p>
+        </w:tc>
+      </w:tr>
+      <w:tr>
+        <w:trPr>
+          <w:trHeight w:val="300"/>
+        </w:trPr>
+        <w:tc>
+          <w:tcPr>
+            <w:tcW w:w="960" w:type="dxa"/>
+            <w:tcBorders>
+              <w:top w:val="nil"/>
+              <w:left w:val="nil"/>
+              <w:bottom w:val="nil"/>
+              <w:right w:val="nil"/>
+            </w:tcBorders>
+            <w:noWrap/>
+            <w:vAlign w:val="bottom"/>
+            <w:hideMark/>
+          </w:tcPr>
+          <w:p>
+            <w:pPr>
+              <w:spacing w:line="240" w:lineRule="auto"/>
+              <w:ind w:firstLine="0"/>
+              <w:jc w:val="right"/>
+              <w:rPr>
+                <w:rFonts w:ascii="Calibri" w:eastAsia="Times New Roman" w:hAnsi="Calibri" w:cs="Calibri"/>
+                <w:color w:val="000000"/>
+                <w:sz w:val="22"/>
+                <w:lang w:eastAsia="ru-RU"/>
+              </w:rPr>
+            </w:pPr>
+            <w:r>
+              <w:rPr>
+                <w:rFonts w:ascii="Calibri" w:eastAsia="Times New Roman" w:hAnsi="Calibri" w:cs="Calibri"/>
+                <w:color w:val="000000"/>
+                <w:sz w:val="22"/>
+                <w:lang w:eastAsia="ru-RU"/>
+              </w:rPr>
+              <w:t>2,00</w:t>
+            </w:r>
+          </w:p>
+        </w:tc>
+        <w:tc>
+          <w:tcPr>
+            <w:tcW w:w="1260" w:type="dxa"/>
+            <w:tcBorders>
+              <w:top w:val="nil"/>
+              <w:left w:val="nil"/>
+              <w:bottom w:val="nil"/>
+              <w:right w:val="nil"/>
+            </w:tcBorders>
+            <w:noWrap/>
+            <w:vAlign w:val="bottom"/>
+            <w:hideMark/>
+          </w:tcPr>
+          <w:p>
+            <w:pPr>
+              <w:spacing w:line="240" w:lineRule="auto"/>
+              <w:ind w:firstLine="0"/>
+              <w:jc w:val="right"/>
+              <w:rPr>
+                <w:rFonts w:ascii="Calibri" w:eastAsia="Times New Roman" w:hAnsi="Calibri" w:cs="Calibri"/>
+                <w:color w:val="000000"/>
+                <w:sz w:val="22"/>
+                <w:lang w:eastAsia="ru-RU"/>
+              </w:rPr>
+            </w:pPr>
+            <w:r>
+              <w:rPr>
+                <w:rFonts w:ascii="Calibri" w:eastAsia="Times New Roman" w:hAnsi="Calibri" w:cs="Calibri"/>
+                <w:color w:val="000000"/>
+                <w:sz w:val="22"/>
+                <w:lang w:eastAsia="ru-RU"/>
+              </w:rPr>
+              <w:t>114190,20</w:t>
+            </w:r>
+          </w:p>
+        </w:tc>
+        <w:tc>
+          <w:tcPr>
+            <w:tcW w:w="960" w:type="dxa"/>
+            <w:tcBorders>
+              <w:top w:val="nil"/>
+              <w:left w:val="nil"/>
+              <w:bottom w:val="nil"/>
+              <w:right w:val="nil"/>
+            </w:tcBorders>
+            <w:noWrap/>
+            <w:vAlign w:val="bottom"/>
+            <w:hideMark/>
+          </w:tcPr>
+          <w:p>
+            <w:pPr>
+              <w:spacing w:line="240" w:lineRule="auto"/>
+              <w:ind w:firstLine="0"/>
+              <w:jc w:val="right"/>
+              <w:rPr>
+                <w:rFonts w:ascii="Calibri" w:eastAsia="Times New Roman" w:hAnsi="Calibri" w:cs="Calibri"/>
+                <w:color w:val="000000"/>
+                <w:sz w:val="22"/>
+                <w:lang w:eastAsia="ru-RU"/>
+              </w:rPr>
+            </w:pPr>
+            <w:r>
+              <w:rPr>
+                <w:rFonts w:ascii="Calibri" w:eastAsia="Times New Roman" w:hAnsi="Calibri" w:cs="Calibri"/>
+                <w:color w:val="000000"/>
+                <w:sz w:val="22"/>
+                <w:lang w:eastAsia="ru-RU"/>
+              </w:rPr>
+              <w:t>2,00</w:t>
+            </w:r>
+          </w:p>
+        </w:tc>
+        <w:tc>
+          <w:tcPr>
+            <w:tcW w:w="1260" w:type="dxa"/>
+            <w:tcBorders>
+              <w:top w:val="nil"/>
+              <w:left w:val="nil"/>
+              <w:bottom w:val="nil"/>
+              <w:right w:val="nil"/>
+            </w:tcBorders>
+            <w:noWrap/>
+            <w:vAlign w:val="bottom"/>
+            <w:hideMark/>
+          </w:tcPr>
+          <w:p>
+            <w:pPr>
+              <w:spacing w:line="240" w:lineRule="auto"/>
+              <w:ind w:firstLine="0"/>
+              <w:jc w:val="right"/>
+              <w:rPr>
+                <w:rFonts w:ascii="Calibri" w:eastAsia="Times New Roman" w:hAnsi="Calibri" w:cs="Calibri"/>
+                <w:color w:val="000000"/>
+                <w:sz w:val="22"/>
+                <w:lang w:eastAsia="ru-RU"/>
+              </w:rPr>
+            </w:pPr>
+            <w:r>
+              <w:rPr>
+                <w:rFonts w:ascii="Calibri" w:eastAsia="Times New Roman" w:hAnsi="Calibri" w:cs="Calibri"/>
+                <w:color w:val="000000"/>
+                <w:sz w:val="22"/>
+                <w:lang w:eastAsia="ru-RU"/>
+              </w:rPr>
+              <w:t>89753,93</w:t>
+            </w:r>
+          </w:p>
+        </w:tc>
+        <w:tc>
+          <w:tcPr>
+            <w:tcW w:w="960" w:type="dxa"/>
+            <w:tcBorders>
+              <w:top w:val="nil"/>
+              <w:left w:val="nil"/>
+              <w:bottom w:val="nil"/>
+              <w:right w:val="nil"/>
+            </w:tcBorders>
+            <w:noWrap/>
+            <w:vAlign w:val="bottom"/>
+            <w:hideMark/>
+          </w:tcPr>
+          <w:p>
+            <w:pPr>
+              <w:spacing w:line="240" w:lineRule="auto"/>
+              <w:ind w:firstLine="0"/>
+              <w:jc w:val="right"/>
+              <w:rPr>
+                <w:rFonts w:ascii="Calibri" w:eastAsia="Times New Roman" w:hAnsi="Calibri" w:cs="Calibri"/>
+                <w:color w:val="000000"/>
+                <w:sz w:val="22"/>
+                <w:lang w:eastAsia="ru-RU"/>
+              </w:rPr>
+            </w:pPr>
+            <w:r>
+              <w:rPr>
+                <w:rFonts w:ascii="Calibri" w:eastAsia="Times New Roman" w:hAnsi="Calibri" w:cs="Calibri"/>
+                <w:color w:val="000000"/>
+                <w:sz w:val="22"/>
+                <w:lang w:eastAsia="ru-RU"/>
+              </w:rPr>
+              <w:t>114190,2</w:t>
+            </w:r>
+          </w:p>
+        </w:tc>
+        <w:tc>
+          <w:tcPr>
+            <w:tcW w:w="960" w:type="dxa"/>
+            <w:tcBorders>
+              <w:top w:val="nil"/>
+              <w:left w:val="nil"/>
+              <w:bottom w:val="nil"/>
+              <w:right w:val="nil"/>
+            </w:tcBorders>
+            <w:noWrap/>
+            <w:vAlign w:val="bottom"/>
+            <w:hideMark/>
+          </w:tcPr>
+          <w:p>
+            <w:pPr>
+              <w:spacing w:line="240" w:lineRule="auto"/>
+              <w:ind w:firstLine="0"/>
+              <w:jc w:val="right"/>
+              <w:rPr>
+                <w:rFonts w:ascii="Calibri" w:eastAsia="Times New Roman" w:hAnsi="Calibri" w:cs="Calibri"/>
+                <w:color w:val="000000"/>
+                <w:sz w:val="22"/>
+                <w:lang w:eastAsia="ru-RU"/>
+              </w:rPr>
+            </w:pPr>
+            <w:r>
+              <w:rPr>
+                <w:rFonts w:ascii="Calibri" w:eastAsia="Times New Roman" w:hAnsi="Calibri" w:cs="Calibri"/>
+                <w:color w:val="000000"/>
+                <w:sz w:val="22"/>
+                <w:lang w:eastAsia="ru-RU"/>
+              </w:rPr>
+              <w:t>44876,97</w:t>
+            </w:r>
+          </w:p>
+        </w:tc>
+        <w:tc>
+          <w:tcPr>
+            <w:tcW w:w="960" w:type="dxa"/>
+            <w:tcBorders>
+              <w:top w:val="nil"/>
+              <w:left w:val="nil"/>
+              <w:bottom w:val="nil"/>
+              <w:right w:val="nil"/>
+            </w:tcBorders>
+            <w:noWrap/>
+            <w:vAlign w:val="bottom"/>
+            <w:hideMark/>
+          </w:tcPr>
+          <w:p>
+            <w:pPr>
+              <w:spacing w:line="240" w:lineRule="auto"/>
+              <w:ind w:firstLine="0"/>
+              <w:jc w:val="right"/>
+              <w:rPr>
+                <w:rFonts w:ascii="Calibri" w:eastAsia="Times New Roman" w:hAnsi="Calibri" w:cs="Calibri"/>
+                <w:color w:val="000000"/>
+                <w:sz w:val="22"/>
+                <w:lang w:eastAsia="ru-RU"/>
+              </w:rPr>
+            </w:pPr>
+            <w:r>
+              <w:rPr>
+                <w:rFonts w:ascii="Calibri" w:eastAsia="Times New Roman" w:hAnsi="Calibri" w:cs="Calibri"/>
+                <w:color w:val="000000"/>
+                <w:sz w:val="22"/>
+                <w:lang w:eastAsia="ru-RU"/>
+              </w:rPr>
+              <w:t>2,544517</w:t>
+            </w:r>
+          </w:p>
+        </w:tc>
+      </w:tr>
+      <w:tr>
+        <w:trPr>
+          <w:trHeight w:val="300"/>
+        </w:trPr>
+        <w:tc>
+          <w:tcPr>
+            <w:tcW w:w="960" w:type="dxa"/>
+            <w:tcBorders>
+              <w:top w:val="nil"/>
+              <w:left w:val="nil"/>
+              <w:bottom w:val="nil"/>
+              <w:right w:val="nil"/>
+            </w:tcBorders>
+            <w:noWrap/>
+            <w:vAlign w:val="bottom"/>
+            <w:hideMark/>
+          </w:tcPr>
+          <w:p>
+            <w:pPr>
+              <w:spacing w:line="240" w:lineRule="auto"/>
+              <w:ind w:firstLine="0"/>
+              <w:jc w:val="right"/>
+              <w:rPr>
+                <w:rFonts w:ascii="Calibri" w:eastAsia="Times New Roman" w:hAnsi="Calibri" w:cs="Calibri"/>
+                <w:color w:val="000000"/>
+                <w:sz w:val="22"/>
+                <w:lang w:eastAsia="ru-RU"/>
+              </w:rPr>
+            </w:pPr>
+            <w:r>
+              <w:rPr>
+                <w:rFonts w:ascii="Calibri" w:eastAsia="Times New Roman" w:hAnsi="Calibri" w:cs="Calibri"/>
+                <w:color w:val="000000"/>
+                <w:sz w:val="22"/>
+                <w:lang w:eastAsia="ru-RU"/>
+              </w:rPr>
+              <w:t>3,00</w:t>
+            </w:r>
+          </w:p>
+        </w:tc>
+        <w:tc>
+          <w:tcPr>
+            <w:tcW w:w="1260" w:type="dxa"/>
+            <w:tcBorders>
+              <w:top w:val="nil"/>
+              <w:left w:val="nil"/>
+              <w:bottom w:val="nil"/>
+              <w:right w:val="nil"/>
+            </w:tcBorders>
+            <w:noWrap/>
+            <w:vAlign w:val="bottom"/>
+            <w:hideMark/>
+          </w:tcPr>
+          <w:p>
+            <w:pPr>
+              <w:spacing w:line="240" w:lineRule="auto"/>
+              <w:ind w:firstLine="0"/>
+              <w:jc w:val="right"/>
+              <w:rPr>
+                <w:rFonts w:ascii="Calibri" w:eastAsia="Times New Roman" w:hAnsi="Calibri" w:cs="Calibri"/>
+                <w:color w:val="000000"/>
+                <w:sz w:val="22"/>
+                <w:lang w:eastAsia="ru-RU"/>
+              </w:rPr>
+            </w:pPr>
+            <w:r>
+              <w:rPr>
+                <w:rFonts w:ascii="Calibri" w:eastAsia="Times New Roman" w:hAnsi="Calibri" w:cs="Calibri"/>
+                <w:color w:val="000000"/>
+                <w:sz w:val="22"/>
+                <w:lang w:eastAsia="ru-RU"/>
+              </w:rPr>
+              <w:t>68812,73</w:t>
+            </w:r>
+          </w:p>
+        </w:tc>
+        <w:tc>
+          <w:tcPr>
+            <w:tcW w:w="960" w:type="dxa"/>
+            <w:tcBorders>
+              <w:top w:val="nil"/>
+              <w:left w:val="nil"/>
+              <w:bottom w:val="nil"/>
+              <w:right w:val="nil"/>
+            </w:tcBorders>
+            <w:noWrap/>
+            <w:vAlign w:val="bottom"/>
+            <w:hideMark/>
+          </w:tcPr>
+          <w:p>
+            <w:pPr>
+              <w:spacing w:line="240" w:lineRule="auto"/>
+              <w:ind w:firstLine="0"/>
+              <w:jc w:val="right"/>
+              <w:rPr>
+                <w:rFonts w:ascii="Calibri" w:eastAsia="Times New Roman" w:hAnsi="Calibri" w:cs="Calibri"/>
+                <w:color w:val="000000"/>
+                <w:sz w:val="22"/>
+                <w:lang w:eastAsia="ru-RU"/>
+              </w:rPr>
+            </w:pPr>
+            <w:r>
+              <w:rPr>
+                <w:rFonts w:ascii="Calibri" w:eastAsia="Times New Roman" w:hAnsi="Calibri" w:cs="Calibri"/>
+                <w:color w:val="000000"/>
+                <w:sz w:val="22"/>
+                <w:lang w:eastAsia="ru-RU"/>
+              </w:rPr>
+              <w:t>3,00</w:t>
+            </w:r>
+          </w:p>
+        </w:tc>
+        <w:tc>
+          <w:tcPr>
+            <w:tcW w:w="1260" w:type="dxa"/>
+            <w:tcBorders>
+              <w:top w:val="nil"/>
+              <w:left w:val="nil"/>
+              <w:bottom w:val="nil"/>
+              <w:right w:val="nil"/>
+            </w:tcBorders>
+            <w:noWrap/>
+            <w:vAlign w:val="bottom"/>
+            <w:hideMark/>
+          </w:tcPr>
+          <w:p>
+            <w:pPr>
+              <w:spacing w:line="240" w:lineRule="auto"/>
+              <w:ind w:firstLine="0"/>
+              <w:jc w:val="right"/>
+              <w:rPr>
+                <w:rFonts w:ascii="Calibri" w:eastAsia="Times New Roman" w:hAnsi="Calibri" w:cs="Calibri"/>
+                <w:color w:val="000000"/>
+                <w:sz w:val="22"/>
+                <w:lang w:eastAsia="ru-RU"/>
+              </w:rPr>
+            </w:pPr>
+            <w:r>
+              <w:rPr>
+                <w:rFonts w:ascii="Calibri" w:eastAsia="Times New Roman" w:hAnsi="Calibri" w:cs="Calibri"/>
+                <w:color w:val="000000"/>
+                <w:sz w:val="22"/>
+                <w:lang w:eastAsia="ru-RU"/>
+              </w:rPr>
+              <w:t>135131,40</w:t>
+            </w:r>
+          </w:p>
+        </w:tc>
+        <w:tc>
+          <w:tcPr>
+            <w:tcW w:w="960" w:type="dxa"/>
+            <w:tcBorders>
+              <w:top w:val="nil"/>
+              <w:left w:val="nil"/>
+              <w:bottom w:val="nil"/>
+              <w:right w:val="nil"/>
+            </w:tcBorders>
+            <w:noWrap/>
+            <w:vAlign w:val="bottom"/>
+            <w:hideMark/>
+          </w:tcPr>
+          <w:p>
+            <w:pPr>
+              <w:spacing w:line="240" w:lineRule="auto"/>
+              <w:ind w:firstLine="0"/>
+              <w:jc w:val="right"/>
+              <w:rPr>
+                <w:rFonts w:ascii="Calibri" w:eastAsia="Times New Roman" w:hAnsi="Calibri" w:cs="Calibri"/>
+                <w:color w:val="000000"/>
+                <w:sz w:val="22"/>
+                <w:lang w:eastAsia="ru-RU"/>
+              </w:rPr>
+            </w:pPr>
+            <w:r>
+              <w:rPr>
+                <w:rFonts w:ascii="Calibri" w:eastAsia="Times New Roman" w:hAnsi="Calibri" w:cs="Calibri"/>
+                <w:color w:val="000000"/>
+                <w:sz w:val="22"/>
+                <w:lang w:eastAsia="ru-RU"/>
+              </w:rPr>
+              <w:t>61000,98</w:t>
+            </w:r>
+          </w:p>
+        </w:tc>
+        <w:tc>
+          <w:tcPr>
+            <w:tcW w:w="960" w:type="dxa"/>
+            <w:tcBorders>
+              <w:top w:val="nil"/>
+              <w:left w:val="nil"/>
+              <w:bottom w:val="nil"/>
+              <w:right w:val="nil"/>
+            </w:tcBorders>
+            <w:noWrap/>
+            <w:vAlign w:val="bottom"/>
+            <w:hideMark/>
+          </w:tcPr>
+          <w:p>
+            <w:pPr>
+              <w:spacing w:line="240" w:lineRule="auto"/>
+              <w:ind w:firstLine="0"/>
+              <w:jc w:val="right"/>
+              <w:rPr>
+                <w:rFonts w:ascii="Calibri" w:eastAsia="Times New Roman" w:hAnsi="Calibri" w:cs="Calibri"/>
+                <w:color w:val="000000"/>
+                <w:sz w:val="22"/>
+                <w:lang w:eastAsia="ru-RU"/>
+              </w:rPr>
+            </w:pPr>
+            <w:r>
+              <w:rPr>
+                <w:rFonts w:ascii="Calibri" w:eastAsia="Times New Roman" w:hAnsi="Calibri" w:cs="Calibri"/>
+                <w:color w:val="000000"/>
+                <w:sz w:val="22"/>
+                <w:lang w:eastAsia="ru-RU"/>
+              </w:rPr>
+              <w:t>74961,78</w:t>
+            </w:r>
+          </w:p>
+        </w:tc>
+        <w:tc>
+          <w:tcPr>
+            <w:tcW w:w="960" w:type="dxa"/>
+            <w:tcBorders>
+              <w:top w:val="nil"/>
+              <w:left w:val="nil"/>
+              <w:bottom w:val="nil"/>
+              <w:right w:val="nil"/>
+            </w:tcBorders>
+            <w:noWrap/>
+            <w:vAlign w:val="bottom"/>
+            <w:hideMark/>
+          </w:tcPr>
+          <w:p>
+            <w:pPr>
+              <w:spacing w:line="240" w:lineRule="auto"/>
+              <w:ind w:firstLine="0"/>
+              <w:jc w:val="right"/>
+              <w:rPr>
+                <w:rFonts w:ascii="Calibri" w:eastAsia="Times New Roman" w:hAnsi="Calibri" w:cs="Calibri"/>
+                <w:color w:val="000000"/>
+                <w:sz w:val="22"/>
+                <w:lang w:eastAsia="ru-RU"/>
+              </w:rPr>
+            </w:pPr>
+            <w:r>
+              <w:rPr>
+                <w:rFonts w:ascii="Calibri" w:eastAsia="Times New Roman" w:hAnsi="Calibri" w:cs="Calibri"/>
+                <w:color w:val="000000"/>
+                <w:sz w:val="22"/>
+                <w:lang w:eastAsia="ru-RU"/>
+              </w:rPr>
+              <w:t>0,813761</w:t>
+            </w:r>
+          </w:p>
+        </w:tc>
+      </w:tr>
+      <w:tr>
+        <w:trPr>
+          <w:trHeight w:val="300"/>
+        </w:trPr>
+        <w:tc>
+          <w:tcPr>
+            <w:tcW w:w="960" w:type="dxa"/>
+            <w:tcBorders>
+              <w:top w:val="nil"/>
+              <w:left w:val="nil"/>
+              <w:bottom w:val="nil"/>
+              <w:right w:val="nil"/>
+            </w:tcBorders>
+            <w:noWrap/>
+            <w:vAlign w:val="bottom"/>
+            <w:hideMark/>
+          </w:tcPr>
+          <w:p>
+            <w:pPr>
+              <w:spacing w:line="240" w:lineRule="auto"/>
+              <w:ind w:firstLine="0"/>
+              <w:jc w:val="right"/>
+              <w:rPr>
+                <w:rFonts w:ascii="Calibri" w:eastAsia="Times New Roman" w:hAnsi="Calibri" w:cs="Calibri"/>
+                <w:color w:val="000000"/>
+                <w:sz w:val="22"/>
+                <w:lang w:eastAsia="ru-RU"/>
+              </w:rPr>
+            </w:pPr>
+            <w:r>
+              <w:rPr>
+                <w:rFonts w:ascii="Calibri" w:eastAsia="Times New Roman" w:hAnsi="Calibri" w:cs="Calibri"/>
+                <w:color w:val="000000"/>
+                <w:sz w:val="22"/>
+                <w:lang w:eastAsia="ru-RU"/>
+              </w:rPr>
+              <w:t>4,00</w:t>
+            </w:r>
+          </w:p>
+        </w:tc>
+        <w:tc>
+          <w:tcPr>
+            <w:tcW w:w="1260" w:type="dxa"/>
+            <w:tcBorders>
+              <w:top w:val="nil"/>
+              <w:left w:val="nil"/>
+              <w:bottom w:val="nil"/>
+              <w:right w:val="nil"/>
+            </w:tcBorders>
+            <w:noWrap/>
+            <w:vAlign w:val="bottom"/>
+            <w:hideMark/>
+          </w:tcPr>
+          <w:p>
+            <w:pPr>
+              <w:spacing w:line="240" w:lineRule="auto"/>
+              <w:ind w:firstLine="0"/>
+              <w:jc w:val="right"/>
+              <w:rPr>
+                <w:rFonts w:ascii="Calibri" w:eastAsia="Times New Roman" w:hAnsi="Calibri" w:cs="Calibri"/>
+                <w:color w:val="000000"/>
+                <w:sz w:val="22"/>
+                <w:lang w:eastAsia="ru-RU"/>
+              </w:rPr>
+            </w:pPr>
+            <w:r>
+              <w:rPr>
+                <w:rFonts w:ascii="Calibri" w:eastAsia="Times New Roman" w:hAnsi="Calibri" w:cs="Calibri"/>
+                <w:color w:val="000000"/>
+                <w:sz w:val="22"/>
+                <w:lang w:eastAsia="ru-RU"/>
+              </w:rPr>
+              <w:t>55055,88</w:t>
+            </w:r>
+          </w:p>
+        </w:tc>
+        <w:tc>
+          <w:tcPr>
+            <w:tcW w:w="960" w:type="dxa"/>
+            <w:tcBorders>
+              <w:top w:val="nil"/>
+              <w:left w:val="nil"/>
+              <w:bottom w:val="nil"/>
+              <w:right w:val="nil"/>
+            </w:tcBorders>
+            <w:noWrap/>
+            <w:vAlign w:val="bottom"/>
+            <w:hideMark/>
+          </w:tcPr>
+          <w:p>
+            <w:pPr>
+              <w:spacing w:line="240" w:lineRule="auto"/>
+              <w:ind w:firstLine="0"/>
+              <w:jc w:val="right"/>
+              <w:rPr>
+                <w:rFonts w:ascii="Calibri" w:eastAsia="Times New Roman" w:hAnsi="Calibri" w:cs="Calibri"/>
+                <w:color w:val="000000"/>
+                <w:sz w:val="22"/>
+                <w:lang w:eastAsia="ru-RU"/>
+              </w:rPr>
+            </w:pPr>
+            <w:r>
+              <w:rPr>
+                <w:rFonts w:ascii="Calibri" w:eastAsia="Times New Roman" w:hAnsi="Calibri" w:cs="Calibri"/>
+                <w:color w:val="000000"/>
+                <w:sz w:val="22"/>
+                <w:lang w:eastAsia="ru-RU"/>
+              </w:rPr>
+              <w:t>4,00</w:t>
+            </w:r>
+          </w:p>
+        </w:tc>
+        <w:tc>
+          <w:tcPr>
+            <w:tcW w:w="1260" w:type="dxa"/>
+            <w:tcBorders>
+              <w:top w:val="nil"/>
+              <w:left w:val="nil"/>
+              <w:bottom w:val="nil"/>
+              <w:right w:val="nil"/>
+            </w:tcBorders>
+            <w:noWrap/>
+            <w:vAlign w:val="bottom"/>
+            <w:hideMark/>
+          </w:tcPr>
+          <w:p>
+            <w:pPr>
+              <w:spacing w:line="240" w:lineRule="auto"/>
+              <w:ind w:firstLine="0"/>
+              <w:jc w:val="right"/>
+              <w:rPr>
+                <w:rFonts w:ascii="Calibri" w:eastAsia="Times New Roman" w:hAnsi="Calibri" w:cs="Calibri"/>
+                <w:color w:val="000000"/>
+                <w:sz w:val="22"/>
+                <w:lang w:eastAsia="ru-RU"/>
+              </w:rPr>
+            </w:pPr>
+            <w:r>
+              <w:rPr>
+                <w:rFonts w:ascii="Calibri" w:eastAsia="Times New Roman" w:hAnsi="Calibri" w:cs="Calibri"/>
+                <w:color w:val="000000"/>
+                <w:sz w:val="22"/>
+                <w:lang w:eastAsia="ru-RU"/>
+              </w:rPr>
+              <w:t>148888,30</w:t>
+            </w:r>
+          </w:p>
+        </w:tc>
+        <w:tc>
+          <w:tcPr>
+            <w:tcW w:w="960" w:type="dxa"/>
+            <w:tcBorders>
+              <w:top w:val="nil"/>
+              <w:left w:val="nil"/>
+              <w:bottom w:val="nil"/>
+              <w:right w:val="nil"/>
+            </w:tcBorders>
+            <w:noWrap/>
+            <w:vAlign w:val="bottom"/>
+            <w:hideMark/>
+          </w:tcPr>
+          <w:p>
+            <w:pPr>
+              <w:spacing w:line="240" w:lineRule="auto"/>
+              <w:ind w:firstLine="0"/>
+              <w:jc w:val="right"/>
+              <w:rPr>
+                <w:rFonts w:ascii="Calibri" w:eastAsia="Times New Roman" w:hAnsi="Calibri" w:cs="Calibri"/>
+                <w:color w:val="000000"/>
+                <w:sz w:val="22"/>
+                <w:lang w:eastAsia="ru-RU"/>
+              </w:rPr>
+            </w:pPr>
+            <w:r>
+              <w:rPr>
+                <w:rFonts w:ascii="Calibri" w:eastAsia="Times New Roman" w:hAnsi="Calibri" w:cs="Calibri"/>
+                <w:color w:val="000000"/>
+                <w:sz w:val="22"/>
+                <w:lang w:eastAsia="ru-RU"/>
+              </w:rPr>
+              <w:t>39676,47</w:t>
+            </w:r>
+          </w:p>
+        </w:tc>
+        <w:tc>
+          <w:tcPr>
+            <w:tcW w:w="960" w:type="dxa"/>
+            <w:tcBorders>
+              <w:top w:val="nil"/>
+              <w:left w:val="nil"/>
+              <w:bottom w:val="nil"/>
+              <w:right w:val="nil"/>
+            </w:tcBorders>
+            <w:noWrap/>
+            <w:vAlign w:val="bottom"/>
+            <w:hideMark/>
+          </w:tcPr>
+          <w:p>
+            <w:pPr>
+              <w:spacing w:line="240" w:lineRule="auto"/>
+              <w:ind w:firstLine="0"/>
+              <w:jc w:val="right"/>
+              <w:rPr>
+                <w:rFonts w:ascii="Calibri" w:eastAsia="Times New Roman" w:hAnsi="Calibri" w:cs="Calibri"/>
+                <w:color w:val="000000"/>
+                <w:sz w:val="22"/>
+                <w:lang w:eastAsia="ru-RU"/>
+              </w:rPr>
+            </w:pPr>
+            <w:r>
+              <w:rPr>
+                <w:rFonts w:ascii="Calibri" w:eastAsia="Times New Roman" w:hAnsi="Calibri" w:cs="Calibri"/>
+                <w:color w:val="000000"/>
+                <w:sz w:val="22"/>
+                <w:lang w:eastAsia="ru-RU"/>
+              </w:rPr>
+              <w:t>93443,41</w:t>
+            </w:r>
+          </w:p>
+        </w:tc>
+        <w:tc>
+          <w:tcPr>
+            <w:tcW w:w="960" w:type="dxa"/>
+            <w:tcBorders>
+              <w:top w:val="nil"/>
+              <w:left w:val="nil"/>
+              <w:bottom w:val="nil"/>
+              <w:right w:val="nil"/>
+            </w:tcBorders>
+            <w:noWrap/>
+            <w:vAlign w:val="bottom"/>
+            <w:hideMark/>
+          </w:tcPr>
+          <w:p>
+            <w:pPr>
+              <w:spacing w:line="240" w:lineRule="auto"/>
+              <w:ind w:firstLine="0"/>
+              <w:jc w:val="right"/>
+              <w:rPr>
+                <w:rFonts w:ascii="Calibri" w:eastAsia="Times New Roman" w:hAnsi="Calibri" w:cs="Calibri"/>
+                <w:color w:val="000000"/>
+                <w:sz w:val="22"/>
+                <w:lang w:eastAsia="ru-RU"/>
+              </w:rPr>
+            </w:pPr>
+            <w:r>
+              <w:rPr>
+                <w:rFonts w:ascii="Calibri" w:eastAsia="Times New Roman" w:hAnsi="Calibri" w:cs="Calibri"/>
+                <w:color w:val="000000"/>
+                <w:sz w:val="22"/>
+                <w:lang w:eastAsia="ru-RU"/>
+              </w:rPr>
+              <w:t>0,424604</w:t>
+            </w:r>
+          </w:p>
+        </w:tc>
+      </w:tr>
+      <w:tr>
+        <w:trPr>
+          <w:trHeight w:val="300"/>
+        </w:trPr>
+        <w:tc>
+          <w:tcPr>
+            <w:tcW w:w="960" w:type="dxa"/>
+            <w:tcBorders>
+              <w:top w:val="nil"/>
+              <w:left w:val="nil"/>
+              <w:bottom w:val="nil"/>
+              <w:right w:val="nil"/>
+            </w:tcBorders>
+            <w:noWrap/>
+            <w:vAlign w:val="bottom"/>
+            <w:hideMark/>
+          </w:tcPr>
+          <w:p>
+            <w:pPr>
+              <w:spacing w:line="240" w:lineRule="auto"/>
+              <w:ind w:firstLine="0"/>
+              <w:jc w:val="right"/>
+              <w:rPr>
+                <w:rFonts w:ascii="Calibri" w:eastAsia="Times New Roman" w:hAnsi="Calibri" w:cs="Calibri"/>
+                <w:color w:val="000000"/>
+                <w:sz w:val="22"/>
+                <w:lang w:eastAsia="ru-RU"/>
+              </w:rPr>
+            </w:pPr>
+            <w:r>
+              <w:rPr>
+                <w:rFonts w:ascii="Calibri" w:eastAsia="Times New Roman" w:hAnsi="Calibri" w:cs="Calibri"/>
+                <w:color w:val="000000"/>
+                <w:sz w:val="22"/>
+                <w:lang w:eastAsia="ru-RU"/>
+              </w:rPr>
+              <w:t>5,00</w:t>
+            </w:r>
+          </w:p>
+        </w:tc>
+        <w:tc>
+          <w:tcPr>
+            <w:tcW w:w="1260" w:type="dxa"/>
+            <w:tcBorders>
+              <w:top w:val="nil"/>
+              <w:left w:val="nil"/>
+              <w:bottom w:val="nil"/>
+              <w:right w:val="nil"/>
+            </w:tcBorders>
+            <w:noWrap/>
+            <w:vAlign w:val="bottom"/>
+            <w:hideMark/>
+          </w:tcPr>
+          <w:p>
+            <w:pPr>
+              <w:spacing w:line="240" w:lineRule="auto"/>
+              <w:ind w:firstLine="0"/>
+              <w:jc w:val="right"/>
+              <w:rPr>
+                <w:rFonts w:ascii="Calibri" w:eastAsia="Times New Roman" w:hAnsi="Calibri" w:cs="Calibri"/>
+                <w:color w:val="000000"/>
+                <w:sz w:val="22"/>
+                <w:lang w:eastAsia="ru-RU"/>
+              </w:rPr>
+            </w:pPr>
+            <w:r>
+              <w:rPr>
+                <w:rFonts w:ascii="Calibri" w:eastAsia="Times New Roman" w:hAnsi="Calibri" w:cs="Calibri"/>
+                <w:color w:val="000000"/>
+                <w:sz w:val="22"/>
+                <w:lang w:eastAsia="ru-RU"/>
+              </w:rPr>
+              <w:t>45915,13</w:t>
+            </w:r>
+          </w:p>
+        </w:tc>
+        <w:tc>
+          <w:tcPr>
+            <w:tcW w:w="960" w:type="dxa"/>
+            <w:tcBorders>
+              <w:top w:val="nil"/>
+              <w:left w:val="nil"/>
+              <w:bottom w:val="nil"/>
+              <w:right w:val="nil"/>
+            </w:tcBorders>
+            <w:noWrap/>
+            <w:vAlign w:val="bottom"/>
+            <w:hideMark/>
+          </w:tcPr>
+          <w:p>
+            <w:pPr>
+              <w:spacing w:line="240" w:lineRule="auto"/>
+              <w:ind w:firstLine="0"/>
+              <w:jc w:val="right"/>
+              <w:rPr>
+                <w:rFonts w:ascii="Calibri" w:eastAsia="Times New Roman" w:hAnsi="Calibri" w:cs="Calibri"/>
+                <w:color w:val="000000"/>
+                <w:sz w:val="22"/>
+                <w:lang w:eastAsia="ru-RU"/>
+              </w:rPr>
+            </w:pPr>
+            <w:r>
+              <w:rPr>
+                <w:rFonts w:ascii="Calibri" w:eastAsia="Times New Roman" w:hAnsi="Calibri" w:cs="Calibri"/>
+                <w:color w:val="000000"/>
+                <w:sz w:val="22"/>
+                <w:lang w:eastAsia="ru-RU"/>
+              </w:rPr>
+              <w:t>5,00</w:t>
+            </w:r>
+          </w:p>
+        </w:tc>
+        <w:tc>
+          <w:tcPr>
+            <w:tcW w:w="1260" w:type="dxa"/>
+            <w:tcBorders>
+              <w:top w:val="nil"/>
+              <w:left w:val="nil"/>
+              <w:bottom w:val="nil"/>
+              <w:right w:val="nil"/>
+            </w:tcBorders>
+            <w:noWrap/>
+            <w:vAlign w:val="bottom"/>
+            <w:hideMark/>
+          </w:tcPr>
+          <w:p>
+            <w:pPr>
+              <w:spacing w:line="240" w:lineRule="auto"/>
+              <w:ind w:firstLine="0"/>
+              <w:jc w:val="left"/>
+              <w:rPr>
+                <w:rFonts w:ascii="Calibri" w:eastAsia="Times New Roman" w:hAnsi="Calibri" w:cs="Calibri"/>
+                <w:color w:val="000000"/>
+                <w:sz w:val="22"/>
+                <w:lang w:eastAsia="ru-RU"/>
+              </w:rPr>
+            </w:pPr>
+            <w:r>
+              <w:rPr>
+                <w:rFonts w:ascii="Calibri" w:eastAsia="Times New Roman" w:hAnsi="Calibri" w:cs="Calibri"/>
+                <w:color w:val="000000"/>
+                <w:sz w:val="22"/>
+                <w:lang w:eastAsia="ru-RU"/>
+              </w:rPr>
+              <w:t>158029,00</w:t>
+            </w:r>
+          </w:p>
+        </w:tc>
+        <w:tc>
+          <w:tcPr>
+            <w:tcW w:w="960" w:type="dxa"/>
+            <w:tcBorders>
+              <w:top w:val="nil"/>
+              <w:left w:val="nil"/>
+              <w:bottom w:val="nil"/>
+              <w:right w:val="nil"/>
+            </w:tcBorders>
+            <w:noWrap/>
+            <w:vAlign w:val="bottom"/>
+            <w:hideMark/>
+          </w:tcPr>
+          <w:p>
+            <w:pPr>
+              <w:spacing w:line="240" w:lineRule="auto"/>
+              <w:ind w:firstLine="0"/>
+              <w:jc w:val="right"/>
+              <w:rPr>
+                <w:rFonts w:ascii="Calibri" w:eastAsia="Times New Roman" w:hAnsi="Calibri" w:cs="Calibri"/>
+                <w:color w:val="000000"/>
+                <w:sz w:val="22"/>
+                <w:lang w:eastAsia="ru-RU"/>
+              </w:rPr>
+            </w:pPr>
+            <w:r>
+              <w:rPr>
+                <w:rFonts w:ascii="Calibri" w:eastAsia="Times New Roman" w:hAnsi="Calibri" w:cs="Calibri"/>
+                <w:color w:val="000000"/>
+                <w:sz w:val="22"/>
+                <w:lang w:eastAsia="ru-RU"/>
+              </w:rPr>
+              <w:t>28397,39</w:t>
+            </w:r>
+          </w:p>
+        </w:tc>
+        <w:tc>
+          <w:tcPr>
+            <w:tcW w:w="960" w:type="dxa"/>
+            <w:tcBorders>
+              <w:top w:val="nil"/>
+              <w:left w:val="nil"/>
+              <w:bottom w:val="nil"/>
+              <w:right w:val="nil"/>
+            </w:tcBorders>
+            <w:noWrap/>
+            <w:vAlign w:val="bottom"/>
+            <w:hideMark/>
+          </w:tcPr>
+          <w:p>
+            <w:pPr>
+              <w:spacing w:line="240" w:lineRule="auto"/>
+              <w:ind w:firstLine="0"/>
+              <w:jc w:val="right"/>
+              <w:rPr>
+                <w:rFonts w:ascii="Calibri" w:eastAsia="Times New Roman" w:hAnsi="Calibri" w:cs="Calibri"/>
+                <w:color w:val="000000"/>
+                <w:sz w:val="22"/>
+                <w:lang w:eastAsia="ru-RU"/>
+              </w:rPr>
+            </w:pPr>
+            <w:r>
+              <w:rPr>
+                <w:rFonts w:ascii="Calibri" w:eastAsia="Times New Roman" w:hAnsi="Calibri" w:cs="Calibri"/>
+                <w:color w:val="000000"/>
+                <w:sz w:val="22"/>
+                <w:lang w:eastAsia="ru-RU"/>
+              </w:rPr>
+              <w:t>106360,5</w:t>
+            </w:r>
+          </w:p>
+        </w:tc>
+        <w:tc>
+          <w:tcPr>
+            <w:tcW w:w="960" w:type="dxa"/>
+            <w:tcBorders>
+              <w:top w:val="nil"/>
+              <w:left w:val="nil"/>
+              <w:bottom w:val="nil"/>
+              <w:right w:val="nil"/>
+            </w:tcBorders>
+            <w:noWrap/>
+            <w:vAlign w:val="bottom"/>
+            <w:hideMark/>
+          </w:tcPr>
+          <w:p>
+            <w:pPr>
+              <w:spacing w:line="240" w:lineRule="auto"/>
+              <w:ind w:firstLine="0"/>
+              <w:jc w:val="right"/>
+              <w:rPr>
+                <w:rFonts w:ascii="Calibri" w:eastAsia="Times New Roman" w:hAnsi="Calibri" w:cs="Calibri"/>
+                <w:color w:val="000000"/>
+                <w:sz w:val="22"/>
+                <w:lang w:eastAsia="ru-RU"/>
+              </w:rPr>
+            </w:pPr>
+            <w:r>
+              <w:rPr>
+                <w:rFonts w:ascii="Calibri" w:eastAsia="Times New Roman" w:hAnsi="Calibri" w:cs="Calibri"/>
+                <w:color w:val="000000"/>
+                <w:sz w:val="22"/>
+                <w:lang w:eastAsia="ru-RU"/>
+              </w:rPr>
+              <w:t>0,266992</w:t>
+            </w:r>
+          </w:p>
+        </w:tc>
+      </w:tr>
+      <w:tr>
+        <w:trPr>
+          <w:trHeight w:val="300"/>
+        </w:trPr>
+        <w:tc>
+          <w:tcPr>
+            <w:tcW w:w="960" w:type="dxa"/>
+            <w:tcBorders>
+              <w:top w:val="nil"/>
+              <w:left w:val="nil"/>
+              <w:bottom w:val="nil"/>
+              <w:right w:val="nil"/>
+            </w:tcBorders>
+            <w:noWrap/>
+            <w:vAlign w:val="bottom"/>
+            <w:hideMark/>
+          </w:tcPr>
+          <w:p>
+            <w:pPr>
+              <w:spacing w:line="240" w:lineRule="auto"/>
+              <w:ind w:firstLine="0"/>
+              <w:jc w:val="right"/>
+              <w:rPr>
+                <w:rFonts w:ascii="Calibri" w:eastAsia="Times New Roman" w:hAnsi="Calibri" w:cs="Calibri"/>
+                <w:color w:val="000000"/>
+                <w:sz w:val="22"/>
+                <w:lang w:eastAsia="ru-RU"/>
+              </w:rPr>
+            </w:pPr>
+            <w:r>
+              <w:rPr>
+                <w:rFonts w:ascii="Calibri" w:eastAsia="Times New Roman" w:hAnsi="Calibri" w:cs="Calibri"/>
+                <w:color w:val="000000"/>
+                <w:sz w:val="22"/>
+                <w:lang w:eastAsia="ru-RU"/>
+              </w:rPr>
+              <w:t>6,00</w:t>
+            </w:r>
+          </w:p>
+        </w:tc>
+        <w:tc>
+          <w:tcPr>
+            <w:tcW w:w="1260" w:type="dxa"/>
+            <w:tcBorders>
+              <w:top w:val="nil"/>
+              <w:left w:val="nil"/>
+              <w:bottom w:val="nil"/>
+              <w:right w:val="nil"/>
+            </w:tcBorders>
+            <w:noWrap/>
+            <w:vAlign w:val="bottom"/>
+            <w:hideMark/>
+          </w:tcPr>
+          <w:p>
+            <w:pPr>
+              <w:spacing w:line="240" w:lineRule="auto"/>
+              <w:ind w:firstLine="0"/>
+              <w:jc w:val="right"/>
+              <w:rPr>
+                <w:rFonts w:ascii="Calibri" w:eastAsia="Times New Roman" w:hAnsi="Calibri" w:cs="Calibri"/>
+                <w:color w:val="000000"/>
+                <w:sz w:val="22"/>
+                <w:lang w:eastAsia="ru-RU"/>
+              </w:rPr>
+            </w:pPr>
+            <w:r>
+              <w:rPr>
+                <w:rFonts w:ascii="Calibri" w:eastAsia="Times New Roman" w:hAnsi="Calibri" w:cs="Calibri"/>
+                <w:color w:val="000000"/>
+                <w:sz w:val="22"/>
+                <w:lang w:eastAsia="ru-RU"/>
+              </w:rPr>
+              <w:t>37395,95</w:t>
+            </w:r>
+          </w:p>
+        </w:tc>
+        <w:tc>
+          <w:tcPr>
+            <w:tcW w:w="960" w:type="dxa"/>
+            <w:tcBorders>
+              <w:top w:val="nil"/>
+              <w:left w:val="nil"/>
+              <w:bottom w:val="nil"/>
+              <w:right w:val="nil"/>
+            </w:tcBorders>
+            <w:noWrap/>
+            <w:vAlign w:val="bottom"/>
+            <w:hideMark/>
+          </w:tcPr>
+          <w:p>
+            <w:pPr>
+              <w:spacing w:line="240" w:lineRule="auto"/>
+              <w:ind w:firstLine="0"/>
+              <w:jc w:val="right"/>
+              <w:rPr>
+                <w:rFonts w:ascii="Calibri" w:eastAsia="Times New Roman" w:hAnsi="Calibri" w:cs="Calibri"/>
+                <w:color w:val="000000"/>
+                <w:sz w:val="22"/>
+                <w:lang w:eastAsia="ru-RU"/>
+              </w:rPr>
+            </w:pPr>
+            <w:r>
+              <w:rPr>
+                <w:rFonts w:ascii="Calibri" w:eastAsia="Times New Roman" w:hAnsi="Calibri" w:cs="Calibri"/>
+                <w:color w:val="000000"/>
+                <w:sz w:val="22"/>
+                <w:lang w:eastAsia="ru-RU"/>
+              </w:rPr>
+              <w:t>6,00</w:t>
+            </w:r>
+          </w:p>
+        </w:tc>
+        <w:tc>
+          <w:tcPr>
+            <w:tcW w:w="1260" w:type="dxa"/>
+            <w:tcBorders>
+              <w:top w:val="nil"/>
+              <w:left w:val="nil"/>
+              <w:bottom w:val="nil"/>
+              <w:right w:val="nil"/>
+            </w:tcBorders>
+            <w:noWrap/>
+            <w:vAlign w:val="bottom"/>
+            <w:hideMark/>
+          </w:tcPr>
+          <w:p>
+            <w:pPr>
+              <w:spacing w:line="240" w:lineRule="auto"/>
+              <w:ind w:firstLine="0"/>
+              <w:jc w:val="right"/>
+              <w:rPr>
+                <w:rFonts w:ascii="Calibri" w:eastAsia="Times New Roman" w:hAnsi="Calibri" w:cs="Calibri"/>
+                <w:color w:val="000000"/>
+                <w:sz w:val="22"/>
+                <w:lang w:eastAsia="ru-RU"/>
+              </w:rPr>
+            </w:pPr>
+            <w:r>
+              <w:rPr>
+                <w:rFonts w:ascii="Calibri" w:eastAsia="Times New Roman" w:hAnsi="Calibri" w:cs="Calibri"/>
+                <w:color w:val="000000"/>
+                <w:sz w:val="22"/>
+                <w:lang w:eastAsia="ru-RU"/>
+              </w:rPr>
+              <w:t>166548,20</w:t>
+            </w:r>
+          </w:p>
+        </w:tc>
+        <w:tc>
+          <w:tcPr>
+            <w:tcW w:w="960" w:type="dxa"/>
+            <w:tcBorders>
+              <w:top w:val="nil"/>
+              <w:left w:val="nil"/>
+              <w:bottom w:val="nil"/>
+              <w:right w:val="nil"/>
+            </w:tcBorders>
+            <w:noWrap/>
+            <w:vAlign w:val="bottom"/>
+            <w:hideMark/>
+          </w:tcPr>
+          <w:p>
+            <w:pPr>
+              <w:spacing w:line="240" w:lineRule="auto"/>
+              <w:ind w:firstLine="0"/>
+              <w:jc w:val="right"/>
+              <w:rPr>
+                <w:rFonts w:ascii="Calibri" w:eastAsia="Times New Roman" w:hAnsi="Calibri" w:cs="Calibri"/>
+                <w:color w:val="000000"/>
+                <w:sz w:val="22"/>
+                <w:lang w:eastAsia="ru-RU"/>
+              </w:rPr>
+            </w:pPr>
+            <w:r>
+              <w:rPr>
+                <w:rFonts w:ascii="Calibri" w:eastAsia="Times New Roman" w:hAnsi="Calibri" w:cs="Calibri"/>
+                <w:color w:val="000000"/>
+                <w:sz w:val="22"/>
+                <w:lang w:eastAsia="ru-RU"/>
+              </w:rPr>
+              <w:t>21424,66</w:t>
+            </w:r>
+          </w:p>
+        </w:tc>
+        <w:tc>
+          <w:tcPr>
+            <w:tcW w:w="960" w:type="dxa"/>
+            <w:tcBorders>
+              <w:top w:val="nil"/>
+              <w:left w:val="nil"/>
+              <w:bottom w:val="nil"/>
+              <w:right w:val="nil"/>
+            </w:tcBorders>
+            <w:noWrap/>
+            <w:vAlign w:val="bottom"/>
+            <w:hideMark/>
+          </w:tcPr>
+          <w:p>
+            <w:pPr>
+              <w:spacing w:line="240" w:lineRule="auto"/>
+              <w:ind w:firstLine="0"/>
+              <w:jc w:val="right"/>
+              <w:rPr>
+                <w:rFonts w:ascii="Calibri" w:eastAsia="Times New Roman" w:hAnsi="Calibri" w:cs="Calibri"/>
+                <w:color w:val="000000"/>
+                <w:sz w:val="22"/>
+                <w:lang w:eastAsia="ru-RU"/>
+              </w:rPr>
+            </w:pPr>
+            <w:r>
+              <w:rPr>
+                <w:rFonts w:ascii="Calibri" w:eastAsia="Times New Roman" w:hAnsi="Calibri" w:cs="Calibri"/>
+                <w:color w:val="000000"/>
+                <w:sz w:val="22"/>
+                <w:lang w:eastAsia="ru-RU"/>
+              </w:rPr>
+              <w:t>116391,8</w:t>
+            </w:r>
+          </w:p>
+        </w:tc>
+        <w:tc>
+          <w:tcPr>
+            <w:tcW w:w="960" w:type="dxa"/>
+            <w:tcBorders>
+              <w:top w:val="nil"/>
+              <w:left w:val="nil"/>
+              <w:bottom w:val="nil"/>
+              <w:right w:val="nil"/>
+            </w:tcBorders>
+            <w:noWrap/>
+            <w:vAlign w:val="bottom"/>
+            <w:hideMark/>
+          </w:tcPr>
+          <w:p>
+            <w:pPr>
+              <w:spacing w:line="240" w:lineRule="auto"/>
+              <w:ind w:firstLine="0"/>
+              <w:jc w:val="right"/>
+              <w:rPr>
+                <w:rFonts w:ascii="Calibri" w:eastAsia="Times New Roman" w:hAnsi="Calibri" w:cs="Calibri"/>
+                <w:color w:val="000000"/>
+                <w:sz w:val="22"/>
+                <w:lang w:eastAsia="ru-RU"/>
+              </w:rPr>
+            </w:pPr>
+            <w:r>
+              <w:rPr>
+                <w:rFonts w:ascii="Calibri" w:eastAsia="Times New Roman" w:hAnsi="Calibri" w:cs="Calibri"/>
+                <w:color w:val="000000"/>
+                <w:sz w:val="22"/>
+                <w:lang w:eastAsia="ru-RU"/>
+              </w:rPr>
+              <w:t>0,184074</w:t>
+            </w:r>
+          </w:p>
+        </w:tc>
+      </w:tr>
+      <w:tr>
+        <w:trPr>
+          <w:trHeight w:val="300"/>
+        </w:trPr>
+        <w:tc>
+          <w:tcPr>
+            <w:tcW w:w="960" w:type="dxa"/>
+            <w:tcBorders>
+              <w:top w:val="nil"/>
+              <w:left w:val="nil"/>
+              <w:bottom w:val="nil"/>
+              <w:right w:val="nil"/>
+            </w:tcBorders>
+            <w:noWrap/>
+            <w:vAlign w:val="bottom"/>
+            <w:hideMark/>
+          </w:tcPr>
+          <w:p>
+            <w:pPr>
+              <w:spacing w:line="240" w:lineRule="auto"/>
+              <w:ind w:firstLine="0"/>
+              <w:jc w:val="right"/>
+              <w:rPr>
+                <w:rFonts w:ascii="Calibri" w:eastAsia="Times New Roman" w:hAnsi="Calibri" w:cs="Calibri"/>
+                <w:color w:val="000000"/>
+                <w:sz w:val="22"/>
+                <w:lang w:eastAsia="ru-RU"/>
+              </w:rPr>
+            </w:pPr>
+            <w:r>
+              <w:rPr>
+                <w:rFonts w:ascii="Calibri" w:eastAsia="Times New Roman" w:hAnsi="Calibri" w:cs="Calibri"/>
+                <w:color w:val="000000"/>
+                <w:sz w:val="22"/>
+                <w:lang w:eastAsia="ru-RU"/>
+              </w:rPr>
+              <w:t>7,00</w:t>
+            </w:r>
+          </w:p>
+        </w:tc>
+        <w:tc>
+          <w:tcPr>
+            <w:tcW w:w="1260" w:type="dxa"/>
+            <w:tcBorders>
+              <w:top w:val="nil"/>
+              <w:left w:val="nil"/>
+              <w:bottom w:val="nil"/>
+              <w:right w:val="nil"/>
+            </w:tcBorders>
+            <w:noWrap/>
+            <w:vAlign w:val="bottom"/>
+            <w:hideMark/>
+          </w:tcPr>
+          <w:p>
+            <w:pPr>
+              <w:spacing w:line="240" w:lineRule="auto"/>
+              <w:ind w:firstLine="0"/>
+              <w:jc w:val="right"/>
+              <w:rPr>
+                <w:rFonts w:ascii="Calibri" w:eastAsia="Times New Roman" w:hAnsi="Calibri" w:cs="Calibri"/>
+                <w:color w:val="000000"/>
+                <w:sz w:val="22"/>
+                <w:lang w:eastAsia="ru-RU"/>
+              </w:rPr>
+            </w:pPr>
+            <w:r>
+              <w:rPr>
+                <w:rFonts w:ascii="Calibri" w:eastAsia="Times New Roman" w:hAnsi="Calibri" w:cs="Calibri"/>
+                <w:color w:val="000000"/>
+                <w:sz w:val="22"/>
+                <w:lang w:eastAsia="ru-RU"/>
+              </w:rPr>
+              <w:t>31452,23</w:t>
+            </w:r>
+          </w:p>
+        </w:tc>
+        <w:tc>
+          <w:tcPr>
+            <w:tcW w:w="960" w:type="dxa"/>
+            <w:tcBorders>
+              <w:top w:val="nil"/>
+              <w:left w:val="nil"/>
+              <w:bottom w:val="nil"/>
+              <w:right w:val="nil"/>
+            </w:tcBorders>
+            <w:noWrap/>
+            <w:vAlign w:val="bottom"/>
+            <w:hideMark/>
+          </w:tcPr>
+          <w:p>
+            <w:pPr>
+              <w:spacing w:line="240" w:lineRule="auto"/>
+              <w:ind w:firstLine="0"/>
+              <w:jc w:val="right"/>
+              <w:rPr>
+                <w:rFonts w:ascii="Calibri" w:eastAsia="Times New Roman" w:hAnsi="Calibri" w:cs="Calibri"/>
+                <w:color w:val="000000"/>
+                <w:sz w:val="22"/>
+                <w:lang w:eastAsia="ru-RU"/>
+              </w:rPr>
+            </w:pPr>
+            <w:r>
+              <w:rPr>
+                <w:rFonts w:ascii="Calibri" w:eastAsia="Times New Roman" w:hAnsi="Calibri" w:cs="Calibri"/>
+                <w:color w:val="000000"/>
+                <w:sz w:val="22"/>
+                <w:lang w:eastAsia="ru-RU"/>
+              </w:rPr>
+              <w:t>7,00</w:t>
+            </w:r>
+          </w:p>
+        </w:tc>
+        <w:tc>
+          <w:tcPr>
+            <w:tcW w:w="1260" w:type="dxa"/>
+            <w:tcBorders>
+              <w:top w:val="nil"/>
+              <w:left w:val="nil"/>
+              <w:bottom w:val="nil"/>
+              <w:right w:val="nil"/>
+            </w:tcBorders>
+            <w:noWrap/>
+            <w:vAlign w:val="bottom"/>
+            <w:hideMark/>
+          </w:tcPr>
+          <w:p>
+            <w:pPr>
+              <w:spacing w:line="240" w:lineRule="auto"/>
+              <w:ind w:firstLine="0"/>
+              <w:jc w:val="right"/>
+              <w:rPr>
+                <w:rFonts w:ascii="Calibri" w:eastAsia="Times New Roman" w:hAnsi="Calibri" w:cs="Calibri"/>
+                <w:color w:val="000000"/>
+                <w:sz w:val="22"/>
+                <w:lang w:eastAsia="ru-RU"/>
+              </w:rPr>
+            </w:pPr>
+            <w:r>
+              <w:rPr>
+                <w:rFonts w:ascii="Calibri" w:eastAsia="Times New Roman" w:hAnsi="Calibri" w:cs="Calibri"/>
+                <w:color w:val="000000"/>
+                <w:sz w:val="22"/>
+                <w:lang w:eastAsia="ru-RU"/>
+              </w:rPr>
+              <w:t>172491,90</w:t>
+            </w:r>
+          </w:p>
+        </w:tc>
+        <w:tc>
+          <w:tcPr>
+            <w:tcW w:w="960" w:type="dxa"/>
+            <w:tcBorders>
+              <w:top w:val="nil"/>
+              <w:left w:val="nil"/>
+              <w:bottom w:val="nil"/>
+              <w:right w:val="nil"/>
+            </w:tcBorders>
+            <w:noWrap/>
+            <w:vAlign w:val="bottom"/>
+            <w:hideMark/>
+          </w:tcPr>
+          <w:p>
+            <w:pPr>
+              <w:spacing w:line="240" w:lineRule="auto"/>
+              <w:ind w:firstLine="0"/>
+              <w:jc w:val="right"/>
+              <w:rPr>
+                <w:rFonts w:ascii="Calibri" w:eastAsia="Times New Roman" w:hAnsi="Calibri" w:cs="Calibri"/>
+                <w:color w:val="000000"/>
+                <w:sz w:val="22"/>
+                <w:lang w:eastAsia="ru-RU"/>
+              </w:rPr>
+            </w:pPr>
+            <w:r>
+              <w:rPr>
+                <w:rFonts w:ascii="Calibri" w:eastAsia="Times New Roman" w:hAnsi="Calibri" w:cs="Calibri"/>
+                <w:color w:val="000000"/>
+                <w:sz w:val="22"/>
+                <w:lang w:eastAsia="ru-RU"/>
+              </w:rPr>
+              <w:t>16801,05</w:t>
+            </w:r>
+          </w:p>
+        </w:tc>
+        <w:tc>
+          <w:tcPr>
+            <w:tcW w:w="960" w:type="dxa"/>
+            <w:tcBorders>
+              <w:top w:val="nil"/>
+              <w:left w:val="nil"/>
+              <w:bottom w:val="nil"/>
+              <w:right w:val="nil"/>
+            </w:tcBorders>
+            <w:noWrap/>
+            <w:vAlign w:val="bottom"/>
+            <w:hideMark/>
+          </w:tcPr>
+          <w:p>
+            <w:pPr>
+              <w:spacing w:line="240" w:lineRule="auto"/>
+              <w:ind w:firstLine="0"/>
+              <w:jc w:val="right"/>
+              <w:rPr>
+                <w:rFonts w:ascii="Calibri" w:eastAsia="Times New Roman" w:hAnsi="Calibri" w:cs="Calibri"/>
+                <w:color w:val="000000"/>
+                <w:sz w:val="22"/>
+                <w:lang w:eastAsia="ru-RU"/>
+              </w:rPr>
+            </w:pPr>
+            <w:r>
+              <w:rPr>
+                <w:rFonts w:ascii="Calibri" w:eastAsia="Times New Roman" w:hAnsi="Calibri" w:cs="Calibri"/>
+                <w:color w:val="000000"/>
+                <w:sz w:val="22"/>
+                <w:lang w:eastAsia="ru-RU"/>
+              </w:rPr>
+              <w:t>124406,1</w:t>
+            </w:r>
+          </w:p>
+        </w:tc>
+        <w:tc>
+          <w:tcPr>
+            <w:tcW w:w="960" w:type="dxa"/>
+            <w:tcBorders>
+              <w:top w:val="nil"/>
+              <w:left w:val="nil"/>
+              <w:bottom w:val="nil"/>
+              <w:right w:val="nil"/>
+            </w:tcBorders>
+            <w:noWrap/>
+            <w:vAlign w:val="bottom"/>
+            <w:hideMark/>
+          </w:tcPr>
+          <w:p>
+            <w:pPr>
+              <w:spacing w:line="240" w:lineRule="auto"/>
+              <w:ind w:firstLine="0"/>
+              <w:jc w:val="right"/>
+              <w:rPr>
+                <w:rFonts w:ascii="Calibri" w:eastAsia="Times New Roman" w:hAnsi="Calibri" w:cs="Calibri"/>
+                <w:color w:val="000000"/>
+                <w:sz w:val="22"/>
+                <w:lang w:eastAsia="ru-RU"/>
+              </w:rPr>
+            </w:pPr>
+            <w:r>
+              <w:rPr>
+                <w:rFonts w:ascii="Calibri" w:eastAsia="Times New Roman" w:hAnsi="Calibri" w:cs="Calibri"/>
+                <w:color w:val="000000"/>
+                <w:sz w:val="22"/>
+                <w:lang w:eastAsia="ru-RU"/>
+              </w:rPr>
+              <w:t>0,13505</w:t>
+            </w:r>
+          </w:p>
+        </w:tc>
+      </w:tr>
+      <w:tr>
+        <w:trPr>
+          <w:trHeight w:val="300"/>
+        </w:trPr>
+        <w:tc>
+          <w:tcPr>
+            <w:tcW w:w="960" w:type="dxa"/>
+            <w:tcBorders>
+              <w:top w:val="nil"/>
+              <w:left w:val="nil"/>
+              <w:bottom w:val="nil"/>
+              <w:right w:val="nil"/>
+            </w:tcBorders>
+            <w:noWrap/>
+            <w:vAlign w:val="bottom"/>
+            <w:hideMark/>
+          </w:tcPr>
+          <w:p>
+            <w:pPr>
+              <w:spacing w:line="240" w:lineRule="auto"/>
+              <w:ind w:firstLine="0"/>
+              <w:jc w:val="right"/>
+              <w:rPr>
+                <w:rFonts w:ascii="Calibri" w:eastAsia="Times New Roman" w:hAnsi="Calibri" w:cs="Calibri"/>
+                <w:color w:val="000000"/>
+                <w:sz w:val="22"/>
+                <w:lang w:eastAsia="ru-RU"/>
+              </w:rPr>
+            </w:pPr>
+            <w:r>
+              <w:rPr>
+                <w:rFonts w:ascii="Calibri" w:eastAsia="Times New Roman" w:hAnsi="Calibri" w:cs="Calibri"/>
+                <w:color w:val="000000"/>
+                <w:sz w:val="22"/>
+                <w:lang w:eastAsia="ru-RU"/>
+              </w:rPr>
+              <w:t>8,00</w:t>
+            </w:r>
+          </w:p>
+        </w:tc>
+        <w:tc>
+          <w:tcPr>
+            <w:tcW w:w="1260" w:type="dxa"/>
+            <w:tcBorders>
+              <w:top w:val="nil"/>
+              <w:left w:val="nil"/>
+              <w:bottom w:val="nil"/>
+              <w:right w:val="nil"/>
+            </w:tcBorders>
+            <w:noWrap/>
+            <w:vAlign w:val="bottom"/>
+            <w:hideMark/>
+          </w:tcPr>
+          <w:p>
+            <w:pPr>
+              <w:spacing w:line="240" w:lineRule="auto"/>
+              <w:ind w:firstLine="0"/>
+              <w:jc w:val="right"/>
+              <w:rPr>
+                <w:rFonts w:ascii="Calibri" w:eastAsia="Times New Roman" w:hAnsi="Calibri" w:cs="Calibri"/>
+                <w:color w:val="000000"/>
+                <w:sz w:val="22"/>
+                <w:lang w:eastAsia="ru-RU"/>
+              </w:rPr>
+            </w:pPr>
+            <w:r>
+              <w:rPr>
+                <w:rFonts w:ascii="Calibri" w:eastAsia="Times New Roman" w:hAnsi="Calibri" w:cs="Calibri"/>
+                <w:color w:val="000000"/>
+                <w:sz w:val="22"/>
+                <w:lang w:eastAsia="ru-RU"/>
+              </w:rPr>
+              <w:t>28364,20</w:t>
+            </w:r>
+          </w:p>
+        </w:tc>
+        <w:tc>
+          <w:tcPr>
+            <w:tcW w:w="960" w:type="dxa"/>
+            <w:tcBorders>
+              <w:top w:val="nil"/>
+              <w:left w:val="nil"/>
+              <w:bottom w:val="nil"/>
+              <w:right w:val="nil"/>
+            </w:tcBorders>
+            <w:noWrap/>
+            <w:vAlign w:val="bottom"/>
+            <w:hideMark/>
+          </w:tcPr>
+          <w:p>
+            <w:pPr>
+              <w:spacing w:line="240" w:lineRule="auto"/>
+              <w:ind w:firstLine="0"/>
+              <w:jc w:val="right"/>
+              <w:rPr>
+                <w:rFonts w:ascii="Calibri" w:eastAsia="Times New Roman" w:hAnsi="Calibri" w:cs="Calibri"/>
+                <w:color w:val="000000"/>
+                <w:sz w:val="22"/>
+                <w:lang w:eastAsia="ru-RU"/>
+              </w:rPr>
+            </w:pPr>
+            <w:r>
+              <w:rPr>
+                <w:rFonts w:ascii="Calibri" w:eastAsia="Times New Roman" w:hAnsi="Calibri" w:cs="Calibri"/>
+                <w:color w:val="000000"/>
+                <w:sz w:val="22"/>
+                <w:lang w:eastAsia="ru-RU"/>
+              </w:rPr>
+              <w:t>8,00</w:t>
+            </w:r>
+          </w:p>
+        </w:tc>
+        <w:tc>
+          <w:tcPr>
+            <w:tcW w:w="1260" w:type="dxa"/>
+            <w:tcBorders>
+              <w:top w:val="nil"/>
+              <w:left w:val="nil"/>
+              <w:bottom w:val="nil"/>
+              <w:right w:val="nil"/>
+            </w:tcBorders>
+            <w:noWrap/>
+            <w:vAlign w:val="bottom"/>
+            <w:hideMark/>
+          </w:tcPr>
+          <w:p>
+            <w:pPr>
+              <w:spacing w:line="240" w:lineRule="auto"/>
+              <w:ind w:firstLine="0"/>
+              <w:jc w:val="left"/>
+              <w:rPr>
+                <w:rFonts w:ascii="Calibri" w:eastAsia="Times New Roman" w:hAnsi="Calibri" w:cs="Calibri"/>
+                <w:color w:val="000000"/>
+                <w:sz w:val="22"/>
+                <w:lang w:eastAsia="ru-RU"/>
+              </w:rPr>
+            </w:pPr>
+            <w:r>
+              <w:rPr>
+                <w:rFonts w:ascii="Calibri" w:eastAsia="Times New Roman" w:hAnsi="Calibri" w:cs="Calibri"/>
+                <w:color w:val="000000"/>
+                <w:sz w:val="22"/>
+                <w:lang w:eastAsia="ru-RU"/>
+              </w:rPr>
+              <w:t>175580,00</w:t>
+            </w:r>
+          </w:p>
+        </w:tc>
+        <w:tc>
+          <w:tcPr>
+            <w:tcW w:w="960" w:type="dxa"/>
+            <w:tcBorders>
+              <w:top w:val="nil"/>
+              <w:left w:val="nil"/>
+              <w:bottom w:val="nil"/>
+              <w:right w:val="nil"/>
+            </w:tcBorders>
+            <w:noWrap/>
+            <w:vAlign w:val="bottom"/>
+            <w:hideMark/>
+          </w:tcPr>
+          <w:p>
+            <w:pPr>
+              <w:spacing w:line="240" w:lineRule="auto"/>
+              <w:ind w:firstLine="0"/>
+              <w:jc w:val="right"/>
+              <w:rPr>
+                <w:rFonts w:ascii="Calibri" w:eastAsia="Times New Roman" w:hAnsi="Calibri" w:cs="Calibri"/>
+                <w:color w:val="000000"/>
+                <w:sz w:val="22"/>
+                <w:lang w:eastAsia="ru-RU"/>
+              </w:rPr>
+            </w:pPr>
+            <w:r>
+              <w:rPr>
+                <w:rFonts w:ascii="Calibri" w:eastAsia="Times New Roman" w:hAnsi="Calibri" w:cs="Calibri"/>
+                <w:color w:val="000000"/>
+                <w:sz w:val="22"/>
+                <w:lang w:eastAsia="ru-RU"/>
+              </w:rPr>
+              <w:t>13613,8</w:t>
+            </w:r>
+          </w:p>
+        </w:tc>
+        <w:tc>
+          <w:tcPr>
+            <w:tcW w:w="960" w:type="dxa"/>
+            <w:tcBorders>
+              <w:top w:val="nil"/>
+              <w:left w:val="nil"/>
+              <w:bottom w:val="nil"/>
+              <w:right w:val="nil"/>
+            </w:tcBorders>
+            <w:noWrap/>
+            <w:vAlign w:val="bottom"/>
+            <w:hideMark/>
+          </w:tcPr>
+          <w:p>
+            <w:pPr>
+              <w:spacing w:line="240" w:lineRule="auto"/>
+              <w:ind w:firstLine="0"/>
+              <w:jc w:val="right"/>
+              <w:rPr>
+                <w:rFonts w:ascii="Calibri" w:eastAsia="Times New Roman" w:hAnsi="Calibri" w:cs="Calibri"/>
+                <w:color w:val="000000"/>
+                <w:sz w:val="22"/>
+                <w:lang w:eastAsia="ru-RU"/>
+              </w:rPr>
+            </w:pPr>
+            <w:r>
+              <w:rPr>
+                <w:rFonts w:ascii="Calibri" w:eastAsia="Times New Roman" w:hAnsi="Calibri" w:cs="Calibri"/>
+                <w:color w:val="000000"/>
+                <w:sz w:val="22"/>
+                <w:lang w:eastAsia="ru-RU"/>
+              </w:rPr>
+              <w:t>130802,8</w:t>
+            </w:r>
+          </w:p>
+        </w:tc>
+        <w:tc>
+          <w:tcPr>
+            <w:tcW w:w="960" w:type="dxa"/>
+            <w:tcBorders>
+              <w:top w:val="nil"/>
+              <w:left w:val="nil"/>
+              <w:bottom w:val="nil"/>
+              <w:right w:val="nil"/>
+            </w:tcBorders>
+            <w:noWrap/>
+            <w:vAlign w:val="bottom"/>
+            <w:hideMark/>
+          </w:tcPr>
+          <w:p>
+            <w:pPr>
+              <w:spacing w:line="240" w:lineRule="auto"/>
+              <w:ind w:firstLine="0"/>
+              <w:jc w:val="right"/>
+              <w:rPr>
+                <w:rFonts w:ascii="Calibri" w:eastAsia="Times New Roman" w:hAnsi="Calibri" w:cs="Calibri"/>
+                <w:color w:val="000000"/>
+                <w:sz w:val="22"/>
+                <w:lang w:eastAsia="ru-RU"/>
+              </w:rPr>
+            </w:pPr>
+            <w:r>
+              <w:rPr>
+                <w:rFonts w:ascii="Calibri" w:eastAsia="Times New Roman" w:hAnsi="Calibri" w:cs="Calibri"/>
+                <w:color w:val="000000"/>
+                <w:sz w:val="22"/>
+                <w:lang w:eastAsia="ru-RU"/>
+              </w:rPr>
+              <w:t>0,104079</w:t>
+            </w:r>
+          </w:p>
+        </w:tc>
+      </w:tr>
+      <w:tr>
+        <w:trPr>
+          <w:trHeight w:val="300"/>
+        </w:trPr>
+        <w:tc>
+          <w:tcPr>
+            <w:tcW w:w="960" w:type="dxa"/>
+            <w:tcBorders>
+              <w:top w:val="nil"/>
+              <w:left w:val="nil"/>
+              <w:bottom w:val="nil"/>
+              <w:right w:val="nil"/>
+            </w:tcBorders>
+            <w:noWrap/>
+            <w:vAlign w:val="bottom"/>
+            <w:hideMark/>
+          </w:tcPr>
+          <w:p>
+            <w:pPr>
+              <w:spacing w:line="240" w:lineRule="auto"/>
+              <w:ind w:firstLine="0"/>
+              <w:jc w:val="right"/>
+              <w:rPr>
+                <w:rFonts w:ascii="Calibri" w:eastAsia="Times New Roman" w:hAnsi="Calibri" w:cs="Calibri"/>
+                <w:color w:val="000000"/>
+                <w:sz w:val="22"/>
+                <w:lang w:eastAsia="ru-RU"/>
+              </w:rPr>
+            </w:pPr>
+            <w:r>
+              <w:rPr>
+                <w:rFonts w:ascii="Calibri" w:eastAsia="Times New Roman" w:hAnsi="Calibri" w:cs="Calibri"/>
+                <w:color w:val="000000"/>
+                <w:sz w:val="22"/>
+                <w:lang w:eastAsia="ru-RU"/>
+              </w:rPr>
+              <w:t>9,00</w:t>
+            </w:r>
+          </w:p>
+        </w:tc>
+        <w:tc>
+          <w:tcPr>
+            <w:tcW w:w="1260" w:type="dxa"/>
+            <w:tcBorders>
+              <w:top w:val="nil"/>
+              <w:left w:val="nil"/>
+              <w:bottom w:val="nil"/>
+              <w:right w:val="nil"/>
+            </w:tcBorders>
+            <w:noWrap/>
+            <w:vAlign w:val="bottom"/>
+            <w:hideMark/>
+          </w:tcPr>
+          <w:p>
+            <w:pPr>
+              <w:spacing w:line="240" w:lineRule="auto"/>
+              <w:ind w:firstLine="0"/>
+              <w:jc w:val="right"/>
+              <w:rPr>
+                <w:rFonts w:ascii="Calibri" w:eastAsia="Times New Roman" w:hAnsi="Calibri" w:cs="Calibri"/>
+                <w:color w:val="000000"/>
+                <w:sz w:val="22"/>
+                <w:lang w:eastAsia="ru-RU"/>
+              </w:rPr>
+            </w:pPr>
+            <w:r>
+              <w:rPr>
+                <w:rFonts w:ascii="Calibri" w:eastAsia="Times New Roman" w:hAnsi="Calibri" w:cs="Calibri"/>
+                <w:color w:val="000000"/>
+                <w:sz w:val="22"/>
+                <w:lang w:eastAsia="ru-RU"/>
+              </w:rPr>
+              <w:t>24009,13</w:t>
+            </w:r>
+          </w:p>
+        </w:tc>
+        <w:tc>
+          <w:tcPr>
+            <w:tcW w:w="960" w:type="dxa"/>
+            <w:tcBorders>
+              <w:top w:val="nil"/>
+              <w:left w:val="nil"/>
+              <w:bottom w:val="nil"/>
+              <w:right w:val="nil"/>
+            </w:tcBorders>
+            <w:noWrap/>
+            <w:vAlign w:val="bottom"/>
+            <w:hideMark/>
+          </w:tcPr>
+          <w:p>
+            <w:pPr>
+              <w:spacing w:line="240" w:lineRule="auto"/>
+              <w:ind w:firstLine="0"/>
+              <w:jc w:val="right"/>
+              <w:rPr>
+                <w:rFonts w:ascii="Calibri" w:eastAsia="Times New Roman" w:hAnsi="Calibri" w:cs="Calibri"/>
+                <w:color w:val="000000"/>
+                <w:sz w:val="22"/>
+                <w:lang w:eastAsia="ru-RU"/>
+              </w:rPr>
+            </w:pPr>
+            <w:r>
+              <w:rPr>
+                <w:rFonts w:ascii="Calibri" w:eastAsia="Times New Roman" w:hAnsi="Calibri" w:cs="Calibri"/>
+                <w:color w:val="000000"/>
+                <w:sz w:val="22"/>
+                <w:lang w:eastAsia="ru-RU"/>
+              </w:rPr>
+              <w:t>9,00</w:t>
+            </w:r>
+          </w:p>
+        </w:tc>
+        <w:tc>
+          <w:tcPr>
+            <w:tcW w:w="1260" w:type="dxa"/>
+            <w:tcBorders>
+              <w:top w:val="nil"/>
+              <w:left w:val="nil"/>
+              <w:bottom w:val="nil"/>
+              <w:right w:val="nil"/>
+            </w:tcBorders>
+            <w:noWrap/>
+            <w:vAlign w:val="bottom"/>
+            <w:hideMark/>
+          </w:tcPr>
+          <w:p>
+            <w:pPr>
+              <w:spacing w:line="240" w:lineRule="auto"/>
+              <w:ind w:firstLine="0"/>
+              <w:jc w:val="left"/>
+              <w:rPr>
+                <w:rFonts w:ascii="Calibri" w:eastAsia="Times New Roman" w:hAnsi="Calibri" w:cs="Calibri"/>
+                <w:color w:val="000000"/>
+                <w:sz w:val="22"/>
+                <w:lang w:eastAsia="ru-RU"/>
+              </w:rPr>
+            </w:pPr>
+            <w:r>
+              <w:rPr>
+                <w:rFonts w:ascii="Calibri" w:eastAsia="Times New Roman" w:hAnsi="Calibri" w:cs="Calibri"/>
+                <w:color w:val="000000"/>
+                <w:sz w:val="22"/>
+                <w:lang w:eastAsia="ru-RU"/>
+              </w:rPr>
+              <w:t>179935,00</w:t>
+            </w:r>
+          </w:p>
+        </w:tc>
+        <w:tc>
+          <w:tcPr>
+            <w:tcW w:w="960" w:type="dxa"/>
+            <w:tcBorders>
+              <w:top w:val="nil"/>
+              <w:left w:val="nil"/>
+              <w:bottom w:val="nil"/>
+              <w:right w:val="nil"/>
+            </w:tcBorders>
+            <w:noWrap/>
+            <w:vAlign w:val="bottom"/>
+            <w:hideMark/>
+          </w:tcPr>
+          <w:p>
+            <w:pPr>
+              <w:spacing w:line="240" w:lineRule="auto"/>
+              <w:ind w:firstLine="0"/>
+              <w:jc w:val="right"/>
+              <w:rPr>
+                <w:rFonts w:ascii="Calibri" w:eastAsia="Times New Roman" w:hAnsi="Calibri" w:cs="Calibri"/>
+                <w:color w:val="000000"/>
+                <w:sz w:val="22"/>
+                <w:lang w:eastAsia="ru-RU"/>
+              </w:rPr>
+            </w:pPr>
+            <w:r>
+              <w:rPr>
+                <w:rFonts w:ascii="Calibri" w:eastAsia="Times New Roman" w:hAnsi="Calibri" w:cs="Calibri"/>
+                <w:color w:val="000000"/>
+                <w:sz w:val="22"/>
+                <w:lang w:eastAsia="ru-RU"/>
+              </w:rPr>
+              <w:t>11255,43</w:t>
+            </w:r>
+          </w:p>
+        </w:tc>
+        <w:tc>
+          <w:tcPr>
+            <w:tcW w:w="960" w:type="dxa"/>
+            <w:tcBorders>
+              <w:top w:val="nil"/>
+              <w:left w:val="nil"/>
+              <w:bottom w:val="nil"/>
+              <w:right w:val="nil"/>
+            </w:tcBorders>
+            <w:noWrap/>
+            <w:vAlign w:val="bottom"/>
+            <w:hideMark/>
+          </w:tcPr>
+          <w:p>
+            <w:pPr>
+              <w:spacing w:line="240" w:lineRule="auto"/>
+              <w:ind w:firstLine="0"/>
+              <w:jc w:val="right"/>
+              <w:rPr>
+                <w:rFonts w:ascii="Calibri" w:eastAsia="Times New Roman" w:hAnsi="Calibri" w:cs="Calibri"/>
+                <w:color w:val="000000"/>
+                <w:sz w:val="22"/>
+                <w:lang w:eastAsia="ru-RU"/>
+              </w:rPr>
+            </w:pPr>
+            <w:r>
+              <w:rPr>
+                <w:rFonts w:ascii="Calibri" w:eastAsia="Times New Roman" w:hAnsi="Calibri" w:cs="Calibri"/>
+                <w:color w:val="000000"/>
+                <w:sz w:val="22"/>
+                <w:lang w:eastAsia="ru-RU"/>
+              </w:rPr>
+              <w:t>136262</w:t>
+            </w:r>
+          </w:p>
+        </w:tc>
+        <w:tc>
+          <w:tcPr>
+            <w:tcW w:w="960" w:type="dxa"/>
+            <w:tcBorders>
+              <w:top w:val="nil"/>
+              <w:left w:val="nil"/>
+              <w:bottom w:val="nil"/>
+              <w:right w:val="nil"/>
+            </w:tcBorders>
+            <w:noWrap/>
+            <w:vAlign w:val="bottom"/>
+            <w:hideMark/>
+          </w:tcPr>
+          <w:p>
+            <w:pPr>
+              <w:spacing w:line="240" w:lineRule="auto"/>
+              <w:ind w:firstLine="0"/>
+              <w:jc w:val="right"/>
+              <w:rPr>
+                <w:rFonts w:ascii="Calibri" w:eastAsia="Times New Roman" w:hAnsi="Calibri" w:cs="Calibri"/>
+                <w:color w:val="000000"/>
+                <w:sz w:val="22"/>
+                <w:lang w:eastAsia="ru-RU"/>
+              </w:rPr>
+            </w:pPr>
+            <w:r>
+              <w:rPr>
+                <w:rFonts w:ascii="Calibri" w:eastAsia="Times New Roman" w:hAnsi="Calibri" w:cs="Calibri"/>
+                <w:color w:val="000000"/>
+                <w:sz w:val="22"/>
+                <w:lang w:eastAsia="ru-RU"/>
+              </w:rPr>
+              <w:t>0,082601</w:t>
+            </w:r>
+          </w:p>
+        </w:tc>
+      </w:tr>
+      <w:tr>
+        <w:trPr>
+          <w:trHeight w:val="300"/>
+        </w:trPr>
+        <w:tc>
+          <w:tcPr>
+            <w:tcW w:w="960" w:type="dxa"/>
+            <w:tcBorders>
+              <w:top w:val="nil"/>
+              <w:left w:val="nil"/>
+              <w:bottom w:val="nil"/>
+              <w:right w:val="nil"/>
+            </w:tcBorders>
+            <w:noWrap/>
+            <w:vAlign w:val="bottom"/>
+            <w:hideMark/>
+          </w:tcPr>
+          <w:p>
+            <w:pPr>
+              <w:spacing w:line="240" w:lineRule="auto"/>
+              <w:ind w:firstLine="0"/>
+              <w:jc w:val="right"/>
+              <w:rPr>
+                <w:rFonts w:ascii="Calibri" w:eastAsia="Times New Roman" w:hAnsi="Calibri" w:cs="Calibri"/>
+                <w:color w:val="000000"/>
+                <w:sz w:val="22"/>
+                <w:lang w:eastAsia="ru-RU"/>
+              </w:rPr>
+            </w:pPr>
+            <w:r>
+              <w:rPr>
+                <w:rFonts w:ascii="Calibri" w:eastAsia="Times New Roman" w:hAnsi="Calibri" w:cs="Calibri"/>
+                <w:color w:val="000000"/>
+                <w:sz w:val="22"/>
+                <w:lang w:eastAsia="ru-RU"/>
+              </w:rPr>
+              <w:t>10,00</w:t>
+            </w:r>
+          </w:p>
+        </w:tc>
+        <w:tc>
+          <w:tcPr>
+            <w:tcW w:w="1260" w:type="dxa"/>
+            <w:tcBorders>
+              <w:top w:val="nil"/>
+              <w:left w:val="nil"/>
+              <w:bottom w:val="nil"/>
+              <w:right w:val="nil"/>
+            </w:tcBorders>
+            <w:noWrap/>
+            <w:vAlign w:val="bottom"/>
+            <w:hideMark/>
+          </w:tcPr>
+          <w:p>
+            <w:pPr>
+              <w:spacing w:line="240" w:lineRule="auto"/>
+              <w:ind w:firstLine="0"/>
+              <w:jc w:val="right"/>
+              <w:rPr>
+                <w:rFonts w:ascii="Calibri" w:eastAsia="Times New Roman" w:hAnsi="Calibri" w:cs="Calibri"/>
+                <w:color w:val="000000"/>
+                <w:sz w:val="22"/>
+                <w:lang w:eastAsia="ru-RU"/>
+              </w:rPr>
+            </w:pPr>
+            <w:r>
+              <w:rPr>
+                <w:rFonts w:ascii="Calibri" w:eastAsia="Times New Roman" w:hAnsi="Calibri" w:cs="Calibri"/>
+                <w:color w:val="000000"/>
+                <w:sz w:val="22"/>
+                <w:lang w:eastAsia="ru-RU"/>
+              </w:rPr>
+              <w:t>20611,16</w:t>
+            </w:r>
+          </w:p>
+        </w:tc>
+        <w:tc>
+          <w:tcPr>
+            <w:tcW w:w="960" w:type="dxa"/>
+            <w:tcBorders>
+              <w:top w:val="nil"/>
+              <w:left w:val="nil"/>
+              <w:bottom w:val="nil"/>
+              <w:right w:val="nil"/>
+            </w:tcBorders>
+            <w:noWrap/>
+            <w:vAlign w:val="bottom"/>
+            <w:hideMark/>
+          </w:tcPr>
+          <w:p>
+            <w:pPr>
+              <w:spacing w:line="240" w:lineRule="auto"/>
+              <w:ind w:firstLine="0"/>
+              <w:jc w:val="right"/>
+              <w:rPr>
+                <w:rFonts w:ascii="Calibri" w:eastAsia="Times New Roman" w:hAnsi="Calibri" w:cs="Calibri"/>
+                <w:color w:val="000000"/>
+                <w:sz w:val="22"/>
+                <w:lang w:eastAsia="ru-RU"/>
+              </w:rPr>
+            </w:pPr>
+            <w:r>
+              <w:rPr>
+                <w:rFonts w:ascii="Calibri" w:eastAsia="Times New Roman" w:hAnsi="Calibri" w:cs="Calibri"/>
+                <w:color w:val="000000"/>
+                <w:sz w:val="22"/>
+                <w:lang w:eastAsia="ru-RU"/>
+              </w:rPr>
+              <w:t>10,00</w:t>
+            </w:r>
+          </w:p>
+        </w:tc>
+        <w:tc>
+          <w:tcPr>
+            <w:tcW w:w="1260" w:type="dxa"/>
+            <w:tcBorders>
+              <w:top w:val="nil"/>
+              <w:left w:val="nil"/>
+              <w:bottom w:val="nil"/>
+              <w:right w:val="nil"/>
+            </w:tcBorders>
+            <w:noWrap/>
+            <w:vAlign w:val="bottom"/>
+            <w:hideMark/>
+          </w:tcPr>
+          <w:p>
+            <w:pPr>
+              <w:spacing w:line="240" w:lineRule="auto"/>
+              <w:ind w:firstLine="0"/>
+              <w:jc w:val="left"/>
+              <w:rPr>
+                <w:rFonts w:ascii="Calibri" w:eastAsia="Times New Roman" w:hAnsi="Calibri" w:cs="Calibri"/>
+                <w:color w:val="000000"/>
+                <w:sz w:val="22"/>
+                <w:lang w:eastAsia="ru-RU"/>
+              </w:rPr>
+            </w:pPr>
+            <w:r>
+              <w:rPr>
+                <w:rFonts w:ascii="Calibri" w:eastAsia="Times New Roman" w:hAnsi="Calibri" w:cs="Calibri"/>
+                <w:color w:val="000000"/>
+                <w:sz w:val="22"/>
+                <w:lang w:eastAsia="ru-RU"/>
+              </w:rPr>
+              <w:t>183333,00</w:t>
+            </w:r>
+          </w:p>
+        </w:tc>
+        <w:tc>
+          <w:tcPr>
+            <w:tcW w:w="960" w:type="dxa"/>
+            <w:tcBorders>
+              <w:top w:val="nil"/>
+              <w:left w:val="nil"/>
+              <w:bottom w:val="nil"/>
+              <w:right w:val="nil"/>
+            </w:tcBorders>
+            <w:noWrap/>
+            <w:vAlign w:val="bottom"/>
+            <w:hideMark/>
+          </w:tcPr>
+          <w:p>
+            <w:pPr>
+              <w:spacing w:line="240" w:lineRule="auto"/>
+              <w:ind w:firstLine="0"/>
+              <w:jc w:val="right"/>
+              <w:rPr>
+                <w:rFonts w:ascii="Calibri" w:eastAsia="Times New Roman" w:hAnsi="Calibri" w:cs="Calibri"/>
+                <w:color w:val="000000"/>
+                <w:sz w:val="22"/>
+                <w:lang w:eastAsia="ru-RU"/>
+              </w:rPr>
+            </w:pPr>
+            <w:r>
+              <w:rPr>
+                <w:rFonts w:ascii="Calibri" w:eastAsia="Times New Roman" w:hAnsi="Calibri" w:cs="Calibri"/>
+                <w:color w:val="000000"/>
+                <w:sz w:val="22"/>
+                <w:lang w:eastAsia="ru-RU"/>
+              </w:rPr>
+              <w:t>9462,369</w:t>
+            </w:r>
+          </w:p>
+        </w:tc>
+        <w:tc>
+          <w:tcPr>
+            <w:tcW w:w="960" w:type="dxa"/>
+            <w:tcBorders>
+              <w:top w:val="nil"/>
+              <w:left w:val="nil"/>
+              <w:bottom w:val="nil"/>
+              <w:right w:val="nil"/>
+            </w:tcBorders>
+            <w:noWrap/>
+            <w:vAlign w:val="bottom"/>
+            <w:hideMark/>
+          </w:tcPr>
+          <w:p>
+            <w:pPr>
+              <w:spacing w:line="240" w:lineRule="auto"/>
+              <w:ind w:firstLine="0"/>
+              <w:jc w:val="right"/>
+              <w:rPr>
+                <w:rFonts w:ascii="Calibri" w:eastAsia="Times New Roman" w:hAnsi="Calibri" w:cs="Calibri"/>
+                <w:color w:val="000000"/>
+                <w:sz w:val="22"/>
+                <w:lang w:eastAsia="ru-RU"/>
+              </w:rPr>
+            </w:pPr>
+            <w:r>
+              <w:rPr>
+                <w:rFonts w:ascii="Calibri" w:eastAsia="Times New Roman" w:hAnsi="Calibri" w:cs="Calibri"/>
+                <w:color w:val="000000"/>
+                <w:sz w:val="22"/>
+                <w:lang w:eastAsia="ru-RU"/>
+              </w:rPr>
+              <w:t>140969,1</w:t>
+            </w:r>
+          </w:p>
+        </w:tc>
+        <w:tc>
+          <w:tcPr>
+            <w:tcW w:w="960" w:type="dxa"/>
+            <w:tcBorders>
+              <w:top w:val="nil"/>
+              <w:left w:val="nil"/>
+              <w:bottom w:val="nil"/>
+              <w:right w:val="nil"/>
+            </w:tcBorders>
+            <w:noWrap/>
+            <w:vAlign w:val="bottom"/>
+            <w:hideMark/>
+          </w:tcPr>
+          <w:p>
+            <w:pPr>
+              <w:spacing w:line="240" w:lineRule="auto"/>
+              <w:ind w:firstLine="0"/>
+              <w:jc w:val="right"/>
+              <w:rPr>
+                <w:rFonts w:ascii="Calibri" w:eastAsia="Times New Roman" w:hAnsi="Calibri" w:cs="Calibri"/>
+                <w:color w:val="000000"/>
+                <w:sz w:val="22"/>
+                <w:lang w:eastAsia="ru-RU"/>
+              </w:rPr>
+            </w:pPr>
+            <w:r>
+              <w:rPr>
+                <w:rFonts w:ascii="Calibri" w:eastAsia="Times New Roman" w:hAnsi="Calibri" w:cs="Calibri"/>
+                <w:color w:val="000000"/>
+                <w:sz w:val="22"/>
+                <w:lang w:eastAsia="ru-RU"/>
+              </w:rPr>
+              <w:t>0,067124</w:t>
+            </w:r>
+          </w:p>
+        </w:tc>
+      </w:tr>
+    </w:tbl>
+    <w:p>
+      <w:pPr>
+        <w:ind w:firstLine="0"/>
+      </w:pPr>
+    </w:p>
+    <w:p>
+      <w:pPr>
+        <w:ind w:firstLine="0"/>
+        <w:jc w:val="center"/>
+      </w:pPr>
+      <w:r>
+        <w:rPr>
+          <w:noProof/>
+        </w:rPr>
+        <w:drawing>
+          <wp:inline distT="0" distB="0" distL="0" distR="0" wp14:anchorId="6E85E02B" wp14:editId="2AF07094">
+            <wp:extent cx="6060440" cy="4646428"/>
+            <wp:effectExtent l="0" t="0" r="16510" b="1905"/>
+            <wp:docPr id="1328952323" name="Диаграмма 1">
+              <a:extLst xmlns:a="http://schemas.openxmlformats.org/drawingml/2006/main">
+                <a:ext uri="{FF2B5EF4-FFF2-40B4-BE49-F238E27FC236}">
+                  <a16:creationId xmlns:a16="http://schemas.microsoft.com/office/drawing/2014/main" id="{E551CF84-1CB2-A355-C51A-7361B2B8E07D}"/>
+                </a:ext>
+              </a:extLst>
+            </wp:docPr>
+            <wp:cNvGraphicFramePr/>
+            <a:graphic xmlns:a="http://schemas.openxmlformats.org/drawingml/2006/main">
+              <a:graphicData uri="http://schemas.openxmlformats.org/drawingml/2006/chart">
+                <c:chart xmlns:c="http://schemas.openxmlformats.org/drawingml/2006/chart" xmlns:r="http://schemas.openxmlformats.org/officeDocument/2006/relationships" r:id="rId7"/>
+              </a:graphicData>
+            </a:graphic>
+          </wp:inline>
+        </w:drawing>
+      </w:r>
+    </w:p>
+    <w:p>
+      <w:pPr>
+        <w:ind w:firstLine="0"/>
+        <w:jc w:val="center"/>
+        <w:rPr>
+          <w:i/>
+        </w:rPr>
+      </w:pPr>
+      <w:r>
+        <w:t xml:space="preserve">Рисунок </w:t>
+      </w:r>
+      <w:r>
+        <w:t>2</w:t>
+      </w:r>
+      <w:r>
+        <w:t xml:space="preserve"> – </w:t>
+      </w:r>
+      <w:r>
+        <w:t xml:space="preserve">График </w:t>
+      </w:r>
+      <m:oMath>
+        <m:sSub>
+          <m:sSubPr>
+            <m:ctrlPr>
+              <w:rPr>
+                <w:rFonts w:ascii="Cambria Math" w:hAnsi="Cambria Math"/>
+                <w:i/>
+                <w:lang w:val="en-US"/>
+              </w:rPr>
+            </m:ctrlPr>
+          </m:sSubPr>
+          <m:e>
+            <m:r>
+              <w:rPr>
+                <w:rFonts w:ascii="Cambria Math" w:hAnsi="Cambria Math"/>
+                <w:lang w:val="en-US"/>
+              </w:rPr>
+              <m:t>J</m:t>
+            </m:r>
+          </m:e>
+          <m:sub>
+            <m:r>
+              <w:rPr>
+                <w:rFonts w:ascii="Cambria Math" w:hAnsi="Cambria Math"/>
+              </w:rPr>
+              <m:t>3</m:t>
+            </m:r>
+          </m:sub>
+        </m:sSub>
+        <m:r>
+          <w:rPr>
+            <w:rFonts w:ascii="Cambria Math" w:hAnsi="Cambria Math"/>
+          </w:rPr>
+          <m:t>=</m:t>
+        </m:r>
+        <m:r>
+          <w:rPr>
+            <w:rFonts w:ascii="Cambria Math" w:hAnsi="Cambria Math"/>
+          </w:rPr>
+          <m:t>J</m:t>
+        </m:r>
+      </m:oMath>
+    </w:p>
+    <w:p>
+      <w:pPr>
+        <w:ind w:firstLine="0"/>
+      </w:pPr>
+    </w:p>
+    <w:p>
+      <w:pPr>
+        <w:ind w:firstLine="0"/>
+      </w:pPr>
+      <w:r>
         <w:tab/>
-      </w:r>
+        <w:t xml:space="preserve">По окончанию работы с методом кластеризации методом </w:t>
+      </w:r>
+      <w:r>
+        <w:rPr>
+          <w:lang w:val="en-US"/>
+        </w:rPr>
+        <w:t>k</w:t>
+      </w:r>
+      <w:r>
+        <w:t>-</w:t>
+      </w:r>
+      <w:r>
+        <w:t>средних, оптимальным числом кластеров является 5.</w:t>
+      </w:r>
+    </w:p>
+    <w:p>
+      <w:pPr>
+        <w:ind w:firstLine="0"/>
+      </w:pPr>
+    </w:p>
+    <w:p>
+      <w:pPr>
+        <w:ind w:firstLine="708"/>
+      </w:pPr>
+      <w:r>
+        <w:t>2.</w:t>
+      </w:r>
+      <w:r>
+        <w:t xml:space="preserve"> Произведение иерархического кластерного анализа разными методами.</w:t>
+      </w:r>
+      <w:r>
+        <w:t xml:space="preserve"> Методов в кластерном анализе</w:t>
+      </w:r>
+      <w:r>
+        <w:t xml:space="preserve"> 7, на Рисунках </w:t>
+      </w:r>
+      <w:r>
+        <w:t>3</w:t>
+      </w:r>
+      <w:r>
+        <w:t xml:space="preserve"> – </w:t>
+      </w:r>
+      <w:r>
+        <w:t>9</w:t>
+      </w:r>
+      <w:r>
+        <w:t xml:space="preserve"> показаны результаты работы</w:t>
+      </w:r>
+      <w:r>
+        <w:t>.</w:t>
+      </w:r>
+    </w:p>
+    <w:p>
+      <w:pPr>
+        <w:ind w:firstLine="0"/>
+        <w:jc w:val="center"/>
+      </w:pPr>
+      <w:r>
+        <w:rPr>
+          <w:noProof/>
+        </w:rPr>
+        <w:lastRenderedPageBreak/>
+        <w:drawing>
+          <wp:inline distT="0" distB="0" distL="0" distR="0" wp14:anchorId="2E05B4B1" wp14:editId="44D0FB5D">
+            <wp:extent cx="5940425" cy="2466340"/>
+            <wp:effectExtent l="0" t="0" r="3175" b="0"/>
+            <wp:docPr id="1250462750" name="Рисунок 1"/>
+            <wp:cNvGraphicFramePr>
+              <a:graphicFrameLocks xmlns:a="http://schemas.openxmlformats.org/drawingml/2006/main" noChangeAspect="1"/>
+            </wp:cNvGraphicFramePr>
+            <a:graphic xmlns:a="http://schemas.openxmlformats.org/drawingml/2006/main">
+              <a:graphicData uri="http://schemas.openxmlformats.org/drawingml/2006/picture">
+                <pic:pic xmlns:pic="http://schemas.openxmlformats.org/drawingml/2006/picture">
+                  <pic:nvPicPr>
+                    <pic:cNvPr id="1250462750" name=""/>
+                    <pic:cNvPicPr/>
+                  </pic:nvPicPr>
+                  <pic:blipFill>
+                    <a:blip r:embed="rId8"/>
+                    <a:stretch>
+                      <a:fillRect/>
+                    </a:stretch>
+                  </pic:blipFill>
+                  <pic:spPr>
+                    <a:xfrm>
+                      <a:off x="0" y="0"/>
+                      <a:ext cx="5940425" cy="2466340"/>
+                    </a:xfrm>
+                    <a:prstGeom prst="rect">
+                      <a:avLst/>
+                    </a:prstGeom>
+                  </pic:spPr>
+                </pic:pic>
+              </a:graphicData>
+            </a:graphic>
+          </wp:inline>
+        </w:drawing>
+      </w:r>
+    </w:p>
+    <w:p>
+      <w:pPr>
+        <w:ind w:firstLine="0"/>
+        <w:jc w:val="center"/>
+      </w:pPr>
+      <w:r>
+        <w:t xml:space="preserve">Рисунок </w:t>
+      </w:r>
+      <w:r>
+        <w:t>3</w:t>
+      </w:r>
+      <w:r>
+        <w:t xml:space="preserve"> – Кластерный анализ </w:t>
+      </w:r>
+      <w:r>
+        <w:t>м</w:t>
+      </w:r>
+      <w:r>
+        <w:t>етодом Уорда</w:t>
+      </w:r>
+    </w:p>
+    <w:p>
+      <w:pPr>
+        <w:ind w:firstLine="0"/>
+        <w:jc w:val="center"/>
+      </w:pPr>
+    </w:p>
+    <w:p>
+      <w:pPr>
+        <w:ind w:firstLine="0"/>
+        <w:jc w:val="center"/>
+      </w:pPr>
+      <w:r>
+        <w:rPr>
+          <w:noProof/>
+        </w:rPr>
+        <w:drawing>
+          <wp:inline distT="0" distB="0" distL="0" distR="0" wp14:anchorId="6EB61112" wp14:editId="17E96847">
+            <wp:extent cx="5940425" cy="2463165"/>
+            <wp:effectExtent l="0" t="0" r="3175" b="0"/>
+            <wp:docPr id="756685249" name="Рисунок 1"/>
+            <wp:cNvGraphicFramePr>
+              <a:graphicFrameLocks xmlns:a="http://schemas.openxmlformats.org/drawingml/2006/main" noChangeAspect="1"/>
+            </wp:cNvGraphicFramePr>
+            <a:graphic xmlns:a="http://schemas.openxmlformats.org/drawingml/2006/main">
+              <a:graphicData uri="http://schemas.openxmlformats.org/drawingml/2006/picture">
+                <pic:pic xmlns:pic="http://schemas.openxmlformats.org/drawingml/2006/picture">
+                  <pic:nvPicPr>
+                    <pic:cNvPr id="756685249" name=""/>
+                    <pic:cNvPicPr/>
+                  </pic:nvPicPr>
+                  <pic:blipFill>
+                    <a:blip r:embed="rId9"/>
+                    <a:stretch>
+                      <a:fillRect/>
+                    </a:stretch>
+                  </pic:blipFill>
+                  <pic:spPr>
+                    <a:xfrm>
+                      <a:off x="0" y="0"/>
+                      <a:ext cx="5940425" cy="2463165"/>
+                    </a:xfrm>
+                    <a:prstGeom prst="rect">
+                      <a:avLst/>
+                    </a:prstGeom>
+                  </pic:spPr>
+                </pic:pic>
+              </a:graphicData>
+            </a:graphic>
+          </wp:inline>
+        </w:drawing>
+      </w:r>
+    </w:p>
+    <w:p>
+      <w:pPr>
+        <w:ind w:firstLine="0"/>
+        <w:jc w:val="center"/>
+      </w:pPr>
+      <w:r>
+        <w:t xml:space="preserve">Рисунок </w:t>
+      </w:r>
+      <w:r>
+        <w:t>4</w:t>
+      </w:r>
+      <w:r>
+        <w:t xml:space="preserve"> – Кластерный анализ методом полной связи</w:t>
+      </w:r>
+    </w:p>
+    <w:p>
+      <w:pPr>
+        <w:ind w:firstLine="0"/>
+        <w:jc w:val="center"/>
+      </w:pPr>
+      <w:r>
+        <w:rPr>
+          <w:noProof/>
+        </w:rPr>
+        <w:drawing>
+          <wp:inline distT="0" distB="0" distL="0" distR="0" wp14:anchorId="2B9B03DF" wp14:editId="7DC00213">
+            <wp:extent cx="5940425" cy="2461895"/>
+            <wp:effectExtent l="0" t="0" r="3175" b="0"/>
+            <wp:docPr id="2018673347" name="Рисунок 1"/>
+            <wp:cNvGraphicFramePr>
+              <a:graphicFrameLocks xmlns:a="http://schemas.openxmlformats.org/drawingml/2006/main" noChangeAspect="1"/>
+            </wp:cNvGraphicFramePr>
+            <a:graphic xmlns:a="http://schemas.openxmlformats.org/drawingml/2006/main">
+              <a:graphicData uri="http://schemas.openxmlformats.org/drawingml/2006/picture">
+                <pic:pic xmlns:pic="http://schemas.openxmlformats.org/drawingml/2006/picture">
+                  <pic:nvPicPr>
+                    <pic:cNvPr id="2018673347" name=""/>
+                    <pic:cNvPicPr/>
+                  </pic:nvPicPr>
+                  <pic:blipFill>
+                    <a:blip r:embed="rId10"/>
+                    <a:stretch>
+                      <a:fillRect/>
+                    </a:stretch>
+                  </pic:blipFill>
+                  <pic:spPr>
+                    <a:xfrm>
+                      <a:off x="0" y="0"/>
+                      <a:ext cx="5940425" cy="2461895"/>
+                    </a:xfrm>
+                    <a:prstGeom prst="rect">
+                      <a:avLst/>
+                    </a:prstGeom>
+                  </pic:spPr>
+                </pic:pic>
+              </a:graphicData>
+            </a:graphic>
+          </wp:inline>
+        </w:drawing>
+      </w:r>
+    </w:p>
+    <w:p>
+      <w:pPr>
+        <w:ind w:firstLine="0"/>
+        <w:jc w:val="center"/>
+      </w:pPr>
+      <w:r>
+        <w:t xml:space="preserve">Рисунок </w:t>
+      </w:r>
+      <w:r>
+        <w:t>5</w:t>
+      </w:r>
+      <w:r>
+        <w:t xml:space="preserve"> – Кластерный анализ методом Мак-Квитти</w:t>
+      </w:r>
+    </w:p>
+    <w:p>
+      <w:pPr>
+        <w:ind w:firstLine="0"/>
+        <w:jc w:val="center"/>
+      </w:pPr>
+    </w:p>
+    <w:p>
+      <w:pPr>
+        <w:ind w:firstLine="0"/>
+        <w:jc w:val="center"/>
+      </w:pPr>
+      <w:r>
+        <w:rPr>
+          <w:noProof/>
+        </w:rPr>
+        <w:lastRenderedPageBreak/>
+        <w:drawing>
+          <wp:inline distT="0" distB="0" distL="0" distR="0" wp14:anchorId="714397A0" wp14:editId="18DCCC12">
+            <wp:extent cx="5940425" cy="2447925"/>
+            <wp:effectExtent l="0" t="0" r="3175" b="9525"/>
+            <wp:docPr id="212882882" name="Рисунок 1"/>
+            <wp:cNvGraphicFramePr>
+              <a:graphicFrameLocks xmlns:a="http://schemas.openxmlformats.org/drawingml/2006/main" noChangeAspect="1"/>
+            </wp:cNvGraphicFramePr>
+            <a:graphic xmlns:a="http://schemas.openxmlformats.org/drawingml/2006/main">
+              <a:graphicData uri="http://schemas.openxmlformats.org/drawingml/2006/picture">
+                <pic:pic xmlns:pic="http://schemas.openxmlformats.org/drawingml/2006/picture">
+                  <pic:nvPicPr>
+                    <pic:cNvPr id="212882882" name=""/>
+                    <pic:cNvPicPr/>
+                  </pic:nvPicPr>
+                  <pic:blipFill>
+                    <a:blip r:embed="rId11"/>
+                    <a:stretch>
+                      <a:fillRect/>
+                    </a:stretch>
+                  </pic:blipFill>
+                  <pic:spPr>
+                    <a:xfrm>
+                      <a:off x="0" y="0"/>
+                      <a:ext cx="5940425" cy="2447925"/>
+                    </a:xfrm>
+                    <a:prstGeom prst="rect">
+                      <a:avLst/>
+                    </a:prstGeom>
+                  </pic:spPr>
+                </pic:pic>
+              </a:graphicData>
+            </a:graphic>
+          </wp:inline>
+        </w:drawing>
+      </w:r>
+    </w:p>
+    <w:p>
+      <w:pPr>
+        <w:ind w:firstLine="0"/>
+        <w:jc w:val="center"/>
+      </w:pPr>
+      <w:r>
+        <w:t xml:space="preserve">Рисунок </w:t>
+      </w:r>
+      <w:r>
+        <w:t>6</w:t>
+      </w:r>
+      <w:r>
+        <w:t xml:space="preserve"> </w:t>
+      </w:r>
+      <w:r>
+        <w:t>–</w:t>
+      </w:r>
+      <w:r>
+        <w:t xml:space="preserve"> Кластерный анализ методом Центроидов</w:t>
+      </w:r>
+    </w:p>
+    <w:p>
+      <w:pPr>
+        <w:ind w:firstLine="0"/>
+        <w:jc w:val="center"/>
+      </w:pPr>
+    </w:p>
+    <w:p>
+      <w:pPr>
+        <w:ind w:firstLine="0"/>
+        <w:jc w:val="center"/>
+      </w:pPr>
+      <w:r>
+        <w:rPr>
+          <w:noProof/>
+        </w:rPr>
+        <w:drawing>
+          <wp:inline distT="0" distB="0" distL="0" distR="0" wp14:anchorId="5BA7AB4E" wp14:editId="73A366DB">
+            <wp:extent cx="5940425" cy="2447925"/>
+            <wp:effectExtent l="0" t="0" r="3175" b="9525"/>
+            <wp:docPr id="1664584864" name="Рисунок 1"/>
+            <wp:cNvGraphicFramePr>
+              <a:graphicFrameLocks xmlns:a="http://schemas.openxmlformats.org/drawingml/2006/main" noChangeAspect="1"/>
+            </wp:cNvGraphicFramePr>
+            <a:graphic xmlns:a="http://schemas.openxmlformats.org/drawingml/2006/main">
+              <a:graphicData uri="http://schemas.openxmlformats.org/drawingml/2006/picture">
+                <pic:pic xmlns:pic="http://schemas.openxmlformats.org/drawingml/2006/picture">
+                  <pic:nvPicPr>
+                    <pic:cNvPr id="1664584864" name=""/>
+                    <pic:cNvPicPr/>
+                  </pic:nvPicPr>
+                  <pic:blipFill>
+                    <a:blip r:embed="rId12"/>
+                    <a:stretch>
+                      <a:fillRect/>
+                    </a:stretch>
+                  </pic:blipFill>
+                  <pic:spPr>
+                    <a:xfrm>
+                      <a:off x="0" y="0"/>
+                      <a:ext cx="5940425" cy="2447925"/>
+                    </a:xfrm>
+                    <a:prstGeom prst="rect">
+                      <a:avLst/>
+                    </a:prstGeom>
+                  </pic:spPr>
+                </pic:pic>
+              </a:graphicData>
+            </a:graphic>
+          </wp:inline>
+        </w:drawing>
+      </w:r>
+    </w:p>
+    <w:p>
+      <w:pPr>
+        <w:ind w:firstLine="0"/>
+        <w:jc w:val="center"/>
+      </w:pPr>
+      <w:r>
+        <w:t xml:space="preserve">Рисунок </w:t>
+      </w:r>
+      <w:r>
+        <w:t>7</w:t>
+      </w:r>
+      <w:r>
+        <w:t xml:space="preserve"> </w:t>
+      </w:r>
+      <w:r>
+        <w:t>–</w:t>
+      </w:r>
+      <w:r>
+        <w:t xml:space="preserve"> Кластерный анализ методом простой связи</w:t>
+      </w:r>
+    </w:p>
+    <w:p>
+      <w:pPr>
+        <w:ind w:firstLine="0"/>
+        <w:jc w:val="center"/>
+      </w:pPr>
+      <w:r>
+        <w:rPr>
+          <w:noProof/>
+        </w:rPr>
+        <w:drawing>
+          <wp:inline distT="0" distB="0" distL="0" distR="0" wp14:anchorId="0974B6BA" wp14:editId="6672D562">
+            <wp:extent cx="5940425" cy="2450465"/>
+            <wp:effectExtent l="0" t="0" r="3175" b="6985"/>
+            <wp:docPr id="483413349" name="Рисунок 1"/>
+            <wp:cNvGraphicFramePr>
+              <a:graphicFrameLocks xmlns:a="http://schemas.openxmlformats.org/drawingml/2006/main" noChangeAspect="1"/>
+            </wp:cNvGraphicFramePr>
+            <a:graphic xmlns:a="http://schemas.openxmlformats.org/drawingml/2006/main">
+              <a:graphicData uri="http://schemas.openxmlformats.org/drawingml/2006/picture">
+                <pic:pic xmlns:pic="http://schemas.openxmlformats.org/drawingml/2006/picture">
+                  <pic:nvPicPr>
+                    <pic:cNvPr id="483413349" name=""/>
+                    <pic:cNvPicPr/>
+                  </pic:nvPicPr>
+                  <pic:blipFill>
+                    <a:blip r:embed="rId13"/>
+                    <a:stretch>
+                      <a:fillRect/>
+                    </a:stretch>
+                  </pic:blipFill>
+                  <pic:spPr>
+                    <a:xfrm>
+                      <a:off x="0" y="0"/>
+                      <a:ext cx="5940425" cy="2450465"/>
+                    </a:xfrm>
+                    <a:prstGeom prst="rect">
+                      <a:avLst/>
+                    </a:prstGeom>
+                  </pic:spPr>
+                </pic:pic>
+              </a:graphicData>
+            </a:graphic>
+          </wp:inline>
+        </w:drawing>
+      </w:r>
+    </w:p>
+    <w:p>
+      <w:pPr>
+        <w:ind w:firstLine="0"/>
+        <w:jc w:val="center"/>
+      </w:pPr>
+      <w:r>
+        <w:t>Рисунок</w:t>
+      </w:r>
+      <w:r>
+        <w:t xml:space="preserve"> 8 </w:t>
+      </w:r>
+      <w:r>
+        <w:t>– Кластерный анализ методом средней связи</w:t>
+      </w:r>
+    </w:p>
+    <w:p>
+      <w:pPr>
+        <w:ind w:firstLine="0"/>
+        <w:jc w:val="center"/>
+      </w:pPr>
+    </w:p>
+    <w:p>
+      <w:pPr>
+        <w:ind w:firstLine="0"/>
+        <w:jc w:val="center"/>
+      </w:pPr>
+      <w:r>
+        <w:rPr>
+          <w:noProof/>
+        </w:rPr>
+        <w:lastRenderedPageBreak/>
+        <w:drawing>
+          <wp:inline distT="0" distB="0" distL="0" distR="0" wp14:anchorId="4B65B84A" wp14:editId="4054D94F">
+            <wp:extent cx="5940425" cy="2459355"/>
+            <wp:effectExtent l="0" t="0" r="3175" b="0"/>
+            <wp:docPr id="1786558750" name="Рисунок 1"/>
+            <wp:cNvGraphicFramePr>
+              <a:graphicFrameLocks xmlns:a="http://schemas.openxmlformats.org/drawingml/2006/main" noChangeAspect="1"/>
+            </wp:cNvGraphicFramePr>
+            <a:graphic xmlns:a="http://schemas.openxmlformats.org/drawingml/2006/main">
+              <a:graphicData uri="http://schemas.openxmlformats.org/drawingml/2006/picture">
+                <pic:pic xmlns:pic="http://schemas.openxmlformats.org/drawingml/2006/picture">
+                  <pic:nvPicPr>
+                    <pic:cNvPr id="1786558750" name=""/>
+                    <pic:cNvPicPr/>
+                  </pic:nvPicPr>
+                  <pic:blipFill>
+                    <a:blip r:embed="rId14"/>
+                    <a:stretch>
+                      <a:fillRect/>
+                    </a:stretch>
+                  </pic:blipFill>
+                  <pic:spPr>
+                    <a:xfrm>
+                      <a:off x="0" y="0"/>
+                      <a:ext cx="5940425" cy="2459355"/>
+                    </a:xfrm>
+                    <a:prstGeom prst="rect">
+                      <a:avLst/>
+                    </a:prstGeom>
+                  </pic:spPr>
+                </pic:pic>
+              </a:graphicData>
+            </a:graphic>
+          </wp:inline>
+        </w:drawing>
+      </w:r>
+    </w:p>
+    <w:p>
+      <w:pPr>
+        <w:ind w:firstLine="0"/>
+        <w:jc w:val="center"/>
+      </w:pPr>
+      <w:r>
+        <w:t xml:space="preserve">Рисунок </w:t>
+      </w:r>
+      <w:r>
+        <w:t>9</w:t>
+      </w:r>
+      <w:r>
+        <w:t xml:space="preserve"> – Кластерный анализ методом медианной связи</w:t>
+      </w:r>
+    </w:p>
+    <w:p>
+      <w:pPr>
+        <w:ind w:firstLine="0"/>
+      </w:pPr>
+    </w:p>
+    <w:p>
+      <w:pPr>
+        <w:ind w:firstLine="0"/>
+      </w:pPr>
+      <w:r>
+        <w:tab/>
+        <w:t xml:space="preserve">По итогу работы методов можно </w:t>
+      </w:r>
+      <w:r>
+        <w:t xml:space="preserve">выявить, что метод Уорда генерирует множество кластеров одного уровня (все кластеры на 4-5 уровнях), полной связи сохраняет баланс между кластерами </w:t>
+      </w:r>
+      <w:r>
+        <w:t>(между двумя крупными кластерами наблюдается баланс в количестве подкластеров)</w:t>
+      </w:r>
+      <w:r>
+        <w:t>.</w:t>
+      </w:r>
+      <w:r>
+        <w:t xml:space="preserve"> </w:t>
+      </w:r>
+      <w:r>
+        <w:t>М</w:t>
+      </w:r>
+      <w:r>
+        <w:t xml:space="preserve">етод Мак-Квитти </w:t>
+      </w:r>
+      <w:r>
+        <w:t xml:space="preserve">похоже формирует дендрограмму на основе отдалённости кластеров друг от друга, так 8 элементов явно являются отдалёнными от основной массы, на кластерном анализе методом Мак-Квитти </w:t>
+      </w:r>
+      <w:r>
+        <w:t>– это</w:t>
+      </w:r>
+      <w:r>
+        <w:t xml:space="preserve"> явно видно в правой части древа. </w:t>
+      </w:r>
+      <w:r>
+        <w:t xml:space="preserve">Из прочитанного, метод центроидов является алгоритмом работы с центроидами кластеров, </w:t>
+      </w:r>
+      <w:r>
+        <w:t>точки (векторы) в пространстве признаков, которые представляют собой «центры тяжести» или усреднённые характеристики групп</w:t>
+      </w:r>
+      <w:r>
+        <w:t xml:space="preserve">. Полагаю, что дендрограмма отображает распределение кластеров, так 12 точка, видимо, является крайней верхней левой точкой на Рисунке 1. Остальные методы используют сложность связи для определения места точки в кластере.  </w:t>
+      </w:r>
+    </w:p>
+    <w:p>
+      <w:pPr>
+        <w:ind w:firstLine="0"/>
+      </w:pPr>
+    </w:p>
+    <w:p>
+      <w:pPr>
+        <w:ind w:firstLine="0"/>
+      </w:pPr>
+      <w:r>
+        <w:tab/>
+        <w:t>Вывод</w:t>
+      </w:r>
+      <w:r>
+        <w:t>:</w:t>
+      </w:r>
+    </w:p>
+    <w:p>
+      <w:r>
+        <w:t>В ходе данной лабораторной работы были закреплены теоретические знания и приобретены практические навыки в проведении кластерного анализа по экспериментальным данным. Исследованы возможности языка R для проведения кластерного анализа.</w:t>
+      </w:r>
+    </w:p>
+    <w:p>
+      <w:pPr>
+        <w:ind w:firstLine="0"/>
+      </w:pPr>
+    </w:p>
+    <w:p>
+      <w:pPr>
+        <w:ind w:firstLine="0"/>
+        <w:jc w:val="center"/>
+      </w:pPr>
+    </w:p>
+    <w:p>
+      <w:pPr>
+        <w:ind w:firstLine="0"/>
+        <w:jc w:val="center"/>
+      </w:pPr>
+    </w:p>
+    <w:p>
+      <w:pPr>
+        <w:ind w:firstLine="0"/>
+        <w:jc w:val="center"/>
+      </w:pPr>
     </w:p>
     <w:sectPr>
       <w:pgSz w:w="11906" w:h="16838"/>
@@ -973,8 +4386,58 @@
 </w:document>
 </file>
 
+<file path=word/endnotes.xml><?xml version="1.0" encoding="utf-8"?>
+<w:endnotes xmlns:wpc="http://schemas.microsoft.com/office/word/2010/wordprocessingCanvas" xmlns:cx="http://schemas.microsoft.com/office/drawing/2014/chartex" xmlns:cx1="http://schemas.microsoft.com/office/drawing/2015/9/8/chartex" xmlns:cx2="http://schemas.microsoft.com/office/drawing/2015/10/21/chartex" xmlns:cx3="http://schemas.microsoft.com/office/drawing/2016/5/9/chartex" xmlns:cx4="http://schemas.microsoft.com/office/drawing/2016/5/10/chartex" xmlns:cx5="http://schemas.microsoft.com/office/drawing/2016/5/11/chartex" xmlns:cx6="http://schemas.microsoft.com/office/drawing/2016/5/12/chartex" xmlns:cx7="http://schemas.microsoft.com/office/drawing/2016/5/13/chartex" xmlns:cx8="http://schemas.microsoft.com/office/drawing/2016/5/14/chartex" xmlns:mc="http://schemas.openxmlformats.org/markup-compatibility/2006" xmlns:aink="http://schemas.microsoft.com/office/drawing/2016/ink" xmlns:am3d="http://schemas.microsoft.com/office/drawing/2017/model3d" xmlns:o="urn:schemas-microsoft-com:office:office" xmlns:oel="http://schemas.microsoft.com/office/2019/extlst" xmlns:r="http://schemas.openxmlformats.org/officeDocument/2006/relationships" xmlns:m="http://schemas.openxmlformats.org/officeDocument/2006/math" xmlns:v="urn:schemas-microsoft-com:vml" xmlns:wp14="http://schemas.microsoft.com/office/word/2010/wordprocessingDrawing" xmlns:wp="http://schemas.openxmlformats.org/drawingml/2006/wordprocessingDrawing" xmlns:w10="urn:schemas-microsoft-com:office:word" xmlns:w="http://schemas.openxmlformats.org/wordprocessingml/2006/main" xmlns:w14="http://schemas.microsoft.com/office/word/2010/wordml" xmlns:w15="http://schemas.microsoft.com/office/word/2012/wordml" xmlns:w16cex="http://schemas.microsoft.com/office/word/2018/wordml/cex" xmlns:w16cid="http://schemas.microsoft.com/office/word/2016/wordml/cid" xmlns:w16="http://schemas.microsoft.com/office/word/2018/wordml" xmlns:w16du="http://schemas.microsoft.com/office/word/2023/wordml/word16du" xmlns:w16sdtdh="http://schemas.microsoft.com/office/word/2020/wordml/sdtdatahash" xmlns:w16sdtfl="http://schemas.microsoft.com/office/word/2024/wordml/sdtformatlock" xmlns:w16se="http://schemas.microsoft.com/office/word/2015/wordml/symex" xmlns:wpg="http://schemas.microsoft.com/office/word/2010/wordprocessingGroup" xmlns:wpi="http://schemas.microsoft.com/office/word/2010/wordprocessingInk" xmlns:wne="http://schemas.microsoft.com/office/word/2006/wordml" xmlns:wps="http://schemas.microsoft.com/office/word/2010/wordprocessingShape" mc:Ignorable="w14 w15 w16se w16cid w16 w16cex w16sdtdh w16sdtfl w16du wp14">
+  <w:endnote w:type="separator" w:id="-1">
+    <w:p>
+      <w:pPr>
+        <w:spacing w:line="240" w:lineRule="auto"/>
+      </w:pPr>
+      <w:r>
+        <w:separator/>
+      </w:r>
+    </w:p>
+  </w:endnote>
+  <w:endnote w:type="continuationSeparator" w:id="0">
+    <w:p>
+      <w:pPr>
+        <w:spacing w:line="240" w:lineRule="auto"/>
+      </w:pPr>
+      <w:r>
+        <w:continuationSeparator/>
+      </w:r>
+    </w:p>
+  </w:endnote>
+</w:endnotes>
+</file>
+
+<file path=word/footnotes.xml><?xml version="1.0" encoding="utf-8"?>
+<w:footnotes xmlns:wpc="http://schemas.microsoft.com/office/word/2010/wordprocessingCanvas" xmlns:cx="http://schemas.microsoft.com/office/drawing/2014/chartex" xmlns:cx1="http://schemas.microsoft.com/office/drawing/2015/9/8/chartex" xmlns:cx2="http://schemas.microsoft.com/office/drawing/2015/10/21/chartex" xmlns:cx3="http://schemas.microsoft.com/office/drawing/2016/5/9/chartex" xmlns:cx4="http://schemas.microsoft.com/office/drawing/2016/5/10/chartex" xmlns:cx5="http://schemas.microsoft.com/office/drawing/2016/5/11/chartex" xmlns:cx6="http://schemas.microsoft.com/office/drawing/2016/5/12/chartex" xmlns:cx7="http://schemas.microsoft.com/office/drawing/2016/5/13/chartex" xmlns:cx8="http://schemas.microsoft.com/office/drawing/2016/5/14/chartex" xmlns:mc="http://schemas.openxmlformats.org/markup-compatibility/2006" xmlns:aink="http://schemas.microsoft.com/office/drawing/2016/ink" xmlns:am3d="http://schemas.microsoft.com/office/drawing/2017/model3d" xmlns:o="urn:schemas-microsoft-com:office:office" xmlns:oel="http://schemas.microsoft.com/office/2019/extlst" xmlns:r="http://schemas.openxmlformats.org/officeDocument/2006/relationships" xmlns:m="http://schemas.openxmlformats.org/officeDocument/2006/math" xmlns:v="urn:schemas-microsoft-com:vml" xmlns:wp14="http://schemas.microsoft.com/office/word/2010/wordprocessingDrawing" xmlns:wp="http://schemas.openxmlformats.org/drawingml/2006/wordprocessingDrawing" xmlns:w10="urn:schemas-microsoft-com:office:word" xmlns:w="http://schemas.openxmlformats.org/wordprocessingml/2006/main" xmlns:w14="http://schemas.microsoft.com/office/word/2010/wordml" xmlns:w15="http://schemas.microsoft.com/office/word/2012/wordml" xmlns:w16cex="http://schemas.microsoft.com/office/word/2018/wordml/cex" xmlns:w16cid="http://schemas.microsoft.com/office/word/2016/wordml/cid" xmlns:w16="http://schemas.microsoft.com/office/word/2018/wordml" xmlns:w16du="http://schemas.microsoft.com/office/word/2023/wordml/word16du" xmlns:w16sdtdh="http://schemas.microsoft.com/office/word/2020/wordml/sdtdatahash" xmlns:w16sdtfl="http://schemas.microsoft.com/office/word/2024/wordml/sdtformatlock" xmlns:w16se="http://schemas.microsoft.com/office/word/2015/wordml/symex" xmlns:wpg="http://schemas.microsoft.com/office/word/2010/wordprocessingGroup" xmlns:wpi="http://schemas.microsoft.com/office/word/2010/wordprocessingInk" xmlns:wne="http://schemas.microsoft.com/office/word/2006/wordml" xmlns:wps="http://schemas.microsoft.com/office/word/2010/wordprocessingShape" mc:Ignorable="w14 w15 w16se w16cid w16 w16cex w16sdtdh w16sdtfl w16du wp14">
+  <w:footnote w:type="separator" w:id="-1">
+    <w:p>
+      <w:pPr>
+        <w:spacing w:line="240" w:lineRule="auto"/>
+      </w:pPr>
+      <w:r>
+        <w:separator/>
+      </w:r>
+    </w:p>
+  </w:footnote>
+  <w:footnote w:type="continuationSeparator" w:id="0">
+    <w:p>
+      <w:pPr>
+        <w:spacing w:line="240" w:lineRule="auto"/>
+      </w:pPr>
+      <w:r>
+        <w:continuationSeparator/>
+      </w:r>
+    </w:p>
+  </w:footnote>
+</w:footnotes>
+</file>
+
 <file path=word/styles.xml><?xml version="1.0" encoding="utf-8"?>
-<w:styles xmlns:mc="http://schemas.openxmlformats.org/markup-compatibility/2006" xmlns:r="http://schemas.openxmlformats.org/officeDocument/2006/relationships" xmlns:w="http://schemas.openxmlformats.org/wordprocessingml/2006/main" xmlns:w14="http://schemas.microsoft.com/office/word/2010/wordml" xmlns:w15="http://schemas.microsoft.com/office/word/2012/wordml" xmlns:w16cex="http://schemas.microsoft.com/office/word/2018/wordml/cex" xmlns:w16cid="http://schemas.microsoft.com/office/word/2016/wordml/cid" xmlns:w16="http://schemas.microsoft.com/office/word/2018/wordml" xmlns:w16sdtdh="http://schemas.microsoft.com/office/word/2020/wordml/sdtdatahash" xmlns:w16se="http://schemas.microsoft.com/office/word/2015/wordml/symex" mc:Ignorable="w14 w15 w16se w16cid w16 w16cex w16sdtdh">
+<w:styles xmlns:mc="http://schemas.openxmlformats.org/markup-compatibility/2006" xmlns:r="http://schemas.openxmlformats.org/officeDocument/2006/relationships" xmlns:w="http://schemas.openxmlformats.org/wordprocessingml/2006/main" xmlns:w14="http://schemas.microsoft.com/office/word/2010/wordml" xmlns:w15="http://schemas.microsoft.com/office/word/2012/wordml" xmlns:w16cex="http://schemas.microsoft.com/office/word/2018/wordml/cex" xmlns:w16cid="http://schemas.microsoft.com/office/word/2016/wordml/cid" xmlns:w16="http://schemas.microsoft.com/office/word/2018/wordml" xmlns:w16du="http://schemas.microsoft.com/office/word/2023/wordml/word16du" xmlns:w16sdtdh="http://schemas.microsoft.com/office/word/2020/wordml/sdtdatahash" xmlns:w16sdtfl="http://schemas.microsoft.com/office/word/2024/wordml/sdtformatlock" xmlns:w16se="http://schemas.microsoft.com/office/word/2015/wordml/symex" mc:Ignorable="w14 w15 w16se w16cid w16 w16cex w16sdtdh w16sdtfl w16du">
   <w:docDefaults>
     <w:rPrDefault>
       <w:rPr>
@@ -1480,7 +4943,923 @@
       <w:color w:val="808080"/>
     </w:rPr>
   </w:style>
+  <w:style w:type="paragraph" w:styleId="a8">
+    <w:name w:val="header"/>
+    <w:basedOn w:val="a"/>
+    <w:link w:val="a9"/>
+    <w:uiPriority w:val="99"/>
+    <w:unhideWhenUsed/>
+    <w:rsid w:val="002409A1"/>
+    <w:pPr>
+      <w:tabs>
+        <w:tab w:val="center" w:pos="4677"/>
+        <w:tab w:val="right" w:pos="9355"/>
+      </w:tabs>
+      <w:spacing w:line="240" w:lineRule="auto"/>
+    </w:pPr>
+  </w:style>
+  <w:style w:type="character" w:customStyle="1" w:styleId="a9">
+    <w:name w:val="Верхний колонтитул Знак"/>
+    <w:basedOn w:val="a0"/>
+    <w:link w:val="a8"/>
+    <w:uiPriority w:val="99"/>
+    <w:rsid w:val="002409A1"/>
+    <w:rPr>
+      <w:rFonts w:ascii="Times New Roman" w:hAnsi="Times New Roman"/>
+      <w:sz w:val="28"/>
+    </w:rPr>
+  </w:style>
+  <w:style w:type="paragraph" w:styleId="aa">
+    <w:name w:val="footer"/>
+    <w:basedOn w:val="a"/>
+    <w:link w:val="ab"/>
+    <w:uiPriority w:val="99"/>
+    <w:unhideWhenUsed/>
+    <w:rsid w:val="002409A1"/>
+    <w:pPr>
+      <w:tabs>
+        <w:tab w:val="center" w:pos="4677"/>
+        <w:tab w:val="right" w:pos="9355"/>
+      </w:tabs>
+      <w:spacing w:line="240" w:lineRule="auto"/>
+    </w:pPr>
+  </w:style>
+  <w:style w:type="character" w:customStyle="1" w:styleId="ab">
+    <w:name w:val="Нижний колонтитул Знак"/>
+    <w:basedOn w:val="a0"/>
+    <w:link w:val="aa"/>
+    <w:uiPriority w:val="99"/>
+    <w:rsid w:val="002409A1"/>
+    <w:rPr>
+      <w:rFonts w:ascii="Times New Roman" w:hAnsi="Times New Roman"/>
+      <w:sz w:val="28"/>
+    </w:rPr>
+  </w:style>
 </w:styles>
+</file>
+
+<file path=word/charts/chart1.xml><?xml version="1.0" encoding="utf-8"?>
+<c:chartSpace xmlns:c="http://schemas.openxmlformats.org/drawingml/2006/chart" xmlns:a="http://schemas.openxmlformats.org/drawingml/2006/main" xmlns:r="http://schemas.openxmlformats.org/officeDocument/2006/relationships" xmlns:c16r2="http://schemas.microsoft.com/office/drawing/2015/06/chart">
+  <c:date1904 val="0"/>
+  <c:lang val="ru-RU"/>
+  <c:roundedCorners val="0"/>
+  <mc:AlternateContent xmlns:mc="http://schemas.openxmlformats.org/markup-compatibility/2006">
+    <mc:Choice xmlns:c14="http://schemas.microsoft.com/office/drawing/2007/8/2/chart" Requires="c14">
+      <c14:style val="102"/>
+    </mc:Choice>
+    <mc:Fallback>
+      <c:style val="2"/>
+    </mc:Fallback>
+  </mc:AlternateContent>
+  <c:chart>
+    <c:title>
+      <c:tx>
+        <c:rich>
+          <a:bodyPr rot="0" spcFirstLastPara="1" vertOverflow="ellipsis" vert="horz" wrap="square" anchor="ctr" anchorCtr="1"/>
+          <a:lstStyle/>
+          <a:p>
+            <a:pPr>
+              <a:defRPr sz="1400" b="0" i="0" u="none" strike="noStrike" kern="1200" spc="0" baseline="0">
+                <a:solidFill>
+                  <a:schemeClr val="tx1">
+                    <a:lumMod val="65000"/>
+                    <a:lumOff val="35000"/>
+                  </a:schemeClr>
+                </a:solidFill>
+                <a:latin typeface="+mn-lt"/>
+                <a:ea typeface="+mn-ea"/>
+                <a:cs typeface="+mn-cs"/>
+              </a:defRPr>
+            </a:pPr>
+            <a:r>
+              <a:rPr lang="ru-RU"/>
+              <a:t>Численная</a:t>
+            </a:r>
+            <a:r>
+              <a:rPr lang="ru-RU" baseline="0"/>
+              <a:t> мера качества классификации</a:t>
+            </a:r>
+            <a:endParaRPr lang="ru-RU"/>
+          </a:p>
+        </c:rich>
+      </c:tx>
+      <c:layout>
+        <c:manualLayout>
+          <c:xMode val="edge"/>
+          <c:yMode val="edge"/>
+          <c:x val="0.12045822397200349"/>
+          <c:y val="4.1666666666666664E-2"/>
+        </c:manualLayout>
+      </c:layout>
+      <c:overlay val="0"/>
+      <c:spPr>
+        <a:noFill/>
+        <a:ln>
+          <a:noFill/>
+        </a:ln>
+        <a:effectLst/>
+      </c:spPr>
+      <c:txPr>
+        <a:bodyPr rot="0" spcFirstLastPara="1" vertOverflow="ellipsis" vert="horz" wrap="square" anchor="ctr" anchorCtr="1"/>
+        <a:lstStyle/>
+        <a:p>
+          <a:pPr>
+            <a:defRPr sz="1400" b="0" i="0" u="none" strike="noStrike" kern="1200" spc="0" baseline="0">
+              <a:solidFill>
+                <a:schemeClr val="tx1">
+                  <a:lumMod val="65000"/>
+                  <a:lumOff val="35000"/>
+                </a:schemeClr>
+              </a:solidFill>
+              <a:latin typeface="+mn-lt"/>
+              <a:ea typeface="+mn-ea"/>
+              <a:cs typeface="+mn-cs"/>
+            </a:defRPr>
+          </a:pPr>
+          <a:endParaRPr lang="ru-RU"/>
+        </a:p>
+      </c:txPr>
+    </c:title>
+    <c:autoTitleDeleted val="0"/>
+    <c:plotArea>
+      <c:layout/>
+      <c:lineChart>
+        <c:grouping val="standard"/>
+        <c:varyColors val="0"/>
+        <c:ser>
+          <c:idx val="0"/>
+          <c:order val="0"/>
+          <c:spPr>
+            <a:ln w="28575" cap="rnd">
+              <a:solidFill>
+                <a:schemeClr val="accent1"/>
+              </a:solidFill>
+              <a:round/>
+            </a:ln>
+            <a:effectLst/>
+          </c:spPr>
+          <c:marker>
+            <c:symbol val="none"/>
+          </c:marker>
+          <c:val>
+            <c:numRef>
+              <c:f>Лист1!$G$2:$G$10</c:f>
+              <c:numCache>
+                <c:formatCode>General</c:formatCode>
+                <c:ptCount val="9"/>
+                <c:pt idx="0">
+                  <c:v>2.5445169921807325</c:v>
+                </c:pt>
+                <c:pt idx="1">
+                  <c:v>0.81376108437131056</c:v>
+                </c:pt>
+                <c:pt idx="2">
+                  <c:v>0.42460425400618368</c:v>
+                </c:pt>
+                <c:pt idx="3">
+                  <c:v>0.26699185372588319</c:v>
+                </c:pt>
+                <c:pt idx="4">
+                  <c:v>0.18407360667130587</c:v>
+                </c:pt>
+                <c:pt idx="5">
+                  <c:v>0.13505007193817112</c:v>
+                </c:pt>
+                <c:pt idx="6">
+                  <c:v>0.10407875710312325</c:v>
+                </c:pt>
+                <c:pt idx="7">
+                  <c:v>8.2601397636234572E-2</c:v>
+                </c:pt>
+                <c:pt idx="8">
+                  <c:v>6.7123723734149196E-2</c:v>
+                </c:pt>
+              </c:numCache>
+            </c:numRef>
+          </c:val>
+          <c:smooth val="0"/>
+          <c:extLst>
+            <c:ext xmlns:c16="http://schemas.microsoft.com/office/drawing/2014/chart" uri="{C3380CC4-5D6E-409C-BE32-E72D297353CC}">
+              <c16:uniqueId val="{00000000-5546-4400-BC64-F9B9C268AC7C}"/>
+            </c:ext>
+          </c:extLst>
+        </c:ser>
+        <c:dLbls>
+          <c:showLegendKey val="0"/>
+          <c:showVal val="0"/>
+          <c:showCatName val="0"/>
+          <c:showSerName val="0"/>
+          <c:showPercent val="0"/>
+          <c:showBubbleSize val="0"/>
+        </c:dLbls>
+        <c:smooth val="0"/>
+        <c:axId val="703098416"/>
+        <c:axId val="703099496"/>
+      </c:lineChart>
+      <c:catAx>
+        <c:axId val="703098416"/>
+        <c:scaling>
+          <c:orientation val="minMax"/>
+        </c:scaling>
+        <c:delete val="0"/>
+        <c:axPos val="b"/>
+        <c:numFmt formatCode="General" sourceLinked="1"/>
+        <c:majorTickMark val="none"/>
+        <c:minorTickMark val="none"/>
+        <c:tickLblPos val="nextTo"/>
+        <c:spPr>
+          <a:noFill/>
+          <a:ln w="9525" cap="flat" cmpd="sng" algn="ctr">
+            <a:solidFill>
+              <a:schemeClr val="tx1">
+                <a:lumMod val="15000"/>
+                <a:lumOff val="85000"/>
+              </a:schemeClr>
+            </a:solidFill>
+            <a:round/>
+          </a:ln>
+          <a:effectLst/>
+        </c:spPr>
+        <c:txPr>
+          <a:bodyPr rot="-60000000" spcFirstLastPara="1" vertOverflow="ellipsis" vert="horz" wrap="square" anchor="ctr" anchorCtr="1"/>
+          <a:lstStyle/>
+          <a:p>
+            <a:pPr>
+              <a:defRPr sz="900" b="0" i="0" u="none" strike="noStrike" kern="1200" baseline="0">
+                <a:solidFill>
+                  <a:schemeClr val="tx1">
+                    <a:lumMod val="65000"/>
+                    <a:lumOff val="35000"/>
+                  </a:schemeClr>
+                </a:solidFill>
+                <a:latin typeface="+mn-lt"/>
+                <a:ea typeface="+mn-ea"/>
+                <a:cs typeface="+mn-cs"/>
+              </a:defRPr>
+            </a:pPr>
+            <a:endParaRPr lang="ru-RU"/>
+          </a:p>
+        </c:txPr>
+        <c:crossAx val="703099496"/>
+        <c:crosses val="autoZero"/>
+        <c:auto val="1"/>
+        <c:lblAlgn val="ctr"/>
+        <c:lblOffset val="100"/>
+        <c:noMultiLvlLbl val="0"/>
+      </c:catAx>
+      <c:valAx>
+        <c:axId val="703099496"/>
+        <c:scaling>
+          <c:orientation val="minMax"/>
+        </c:scaling>
+        <c:delete val="0"/>
+        <c:axPos val="l"/>
+        <c:majorGridlines>
+          <c:spPr>
+            <a:ln w="9525" cap="flat" cmpd="sng" algn="ctr">
+              <a:solidFill>
+                <a:schemeClr val="tx1">
+                  <a:lumMod val="15000"/>
+                  <a:lumOff val="85000"/>
+                </a:schemeClr>
+              </a:solidFill>
+              <a:round/>
+            </a:ln>
+            <a:effectLst/>
+          </c:spPr>
+        </c:majorGridlines>
+        <c:numFmt formatCode="General" sourceLinked="1"/>
+        <c:majorTickMark val="none"/>
+        <c:minorTickMark val="none"/>
+        <c:tickLblPos val="nextTo"/>
+        <c:spPr>
+          <a:noFill/>
+          <a:ln>
+            <a:noFill/>
+          </a:ln>
+          <a:effectLst/>
+        </c:spPr>
+        <c:txPr>
+          <a:bodyPr rot="-60000000" spcFirstLastPara="1" vertOverflow="ellipsis" vert="horz" wrap="square" anchor="ctr" anchorCtr="1"/>
+          <a:lstStyle/>
+          <a:p>
+            <a:pPr>
+              <a:defRPr sz="900" b="0" i="0" u="none" strike="noStrike" kern="1200" baseline="0">
+                <a:solidFill>
+                  <a:schemeClr val="tx1">
+                    <a:lumMod val="65000"/>
+                    <a:lumOff val="35000"/>
+                  </a:schemeClr>
+                </a:solidFill>
+                <a:latin typeface="+mn-lt"/>
+                <a:ea typeface="+mn-ea"/>
+                <a:cs typeface="+mn-cs"/>
+              </a:defRPr>
+            </a:pPr>
+            <a:endParaRPr lang="ru-RU"/>
+          </a:p>
+        </c:txPr>
+        <c:crossAx val="703098416"/>
+        <c:crosses val="autoZero"/>
+        <c:crossBetween val="between"/>
+      </c:valAx>
+      <c:spPr>
+        <a:noFill/>
+        <a:ln>
+          <a:noFill/>
+        </a:ln>
+        <a:effectLst/>
+      </c:spPr>
+    </c:plotArea>
+    <c:plotVisOnly val="1"/>
+    <c:dispBlanksAs val="gap"/>
+    <c:showDLblsOverMax val="0"/>
+  </c:chart>
+  <c:spPr>
+    <a:solidFill>
+      <a:schemeClr val="bg1"/>
+    </a:solidFill>
+    <a:ln w="9525" cap="flat" cmpd="sng" algn="ctr">
+      <a:solidFill>
+        <a:schemeClr val="tx1">
+          <a:lumMod val="15000"/>
+          <a:lumOff val="85000"/>
+        </a:schemeClr>
+      </a:solidFill>
+      <a:round/>
+    </a:ln>
+    <a:effectLst/>
+  </c:spPr>
+  <c:txPr>
+    <a:bodyPr/>
+    <a:lstStyle/>
+    <a:p>
+      <a:pPr>
+        <a:defRPr/>
+      </a:pPr>
+      <a:endParaRPr lang="ru-RU"/>
+    </a:p>
+  </c:txPr>
+  <c:externalData r:id="rId3">
+    <c:autoUpdate val="0"/>
+  </c:externalData>
+</c:chartSpace>
+</file>
+
+<file path=word/charts/colors1.xml><?xml version="1.0" encoding="utf-8"?>
+<cs:colorStyle xmlns:cs="http://schemas.microsoft.com/office/drawing/2012/chartStyle" xmlns:a="http://schemas.openxmlformats.org/drawingml/2006/main" meth="cycle" id="10">
+  <a:schemeClr val="accent1"/>
+  <a:schemeClr val="accent2"/>
+  <a:schemeClr val="accent3"/>
+  <a:schemeClr val="accent4"/>
+  <a:schemeClr val="accent5"/>
+  <a:schemeClr val="accent6"/>
+  <cs:variation/>
+  <cs:variation>
+    <a:lumMod val="60000"/>
+  </cs:variation>
+  <cs:variation>
+    <a:lumMod val="80000"/>
+    <a:lumOff val="20000"/>
+  </cs:variation>
+  <cs:variation>
+    <a:lumMod val="80000"/>
+  </cs:variation>
+  <cs:variation>
+    <a:lumMod val="60000"/>
+    <a:lumOff val="40000"/>
+  </cs:variation>
+  <cs:variation>
+    <a:lumMod val="50000"/>
+  </cs:variation>
+  <cs:variation>
+    <a:lumMod val="70000"/>
+    <a:lumOff val="30000"/>
+  </cs:variation>
+  <cs:variation>
+    <a:lumMod val="70000"/>
+  </cs:variation>
+  <cs:variation>
+    <a:lumMod val="50000"/>
+    <a:lumOff val="50000"/>
+  </cs:variation>
+</cs:colorStyle>
+</file>
+
+<file path=word/charts/style1.xml><?xml version="1.0" encoding="utf-8"?>
+<cs:chartStyle xmlns:cs="http://schemas.microsoft.com/office/drawing/2012/chartStyle" xmlns:a="http://schemas.openxmlformats.org/drawingml/2006/main" id="227">
+  <cs:axisTitle>
+    <cs:lnRef idx="0"/>
+    <cs:fillRef idx="0"/>
+    <cs:effectRef idx="0"/>
+    <cs:fontRef idx="minor">
+      <a:schemeClr val="tx1">
+        <a:lumMod val="65000"/>
+        <a:lumOff val="35000"/>
+      </a:schemeClr>
+    </cs:fontRef>
+    <cs:defRPr sz="1000" kern="1200"/>
+  </cs:axisTitle>
+  <cs:categoryAxis>
+    <cs:lnRef idx="0"/>
+    <cs:fillRef idx="0"/>
+    <cs:effectRef idx="0"/>
+    <cs:fontRef idx="minor">
+      <a:schemeClr val="tx1">
+        <a:lumMod val="65000"/>
+        <a:lumOff val="35000"/>
+      </a:schemeClr>
+    </cs:fontRef>
+    <cs:spPr>
+      <a:ln w="9525" cap="flat" cmpd="sng" algn="ctr">
+        <a:solidFill>
+          <a:schemeClr val="tx1">
+            <a:lumMod val="15000"/>
+            <a:lumOff val="85000"/>
+          </a:schemeClr>
+        </a:solidFill>
+        <a:round/>
+      </a:ln>
+    </cs:spPr>
+    <cs:defRPr sz="900" kern="1200"/>
+  </cs:categoryAxis>
+  <cs:chartArea mods="allowNoFillOverride allowNoLineOverride">
+    <cs:lnRef idx="0"/>
+    <cs:fillRef idx="0"/>
+    <cs:effectRef idx="0"/>
+    <cs:fontRef idx="minor">
+      <a:schemeClr val="tx1"/>
+    </cs:fontRef>
+    <cs:spPr>
+      <a:solidFill>
+        <a:schemeClr val="bg1"/>
+      </a:solidFill>
+      <a:ln w="9525" cap="flat" cmpd="sng" algn="ctr">
+        <a:solidFill>
+          <a:schemeClr val="tx1">
+            <a:lumMod val="15000"/>
+            <a:lumOff val="85000"/>
+          </a:schemeClr>
+        </a:solidFill>
+        <a:round/>
+      </a:ln>
+    </cs:spPr>
+    <cs:defRPr sz="1000" kern="1200"/>
+  </cs:chartArea>
+  <cs:dataLabel>
+    <cs:lnRef idx="0"/>
+    <cs:fillRef idx="0"/>
+    <cs:effectRef idx="0"/>
+    <cs:fontRef idx="minor">
+      <a:schemeClr val="tx1">
+        <a:lumMod val="75000"/>
+        <a:lumOff val="25000"/>
+      </a:schemeClr>
+    </cs:fontRef>
+    <cs:defRPr sz="900" kern="1200"/>
+  </cs:dataLabel>
+  <cs:dataLabelCallout>
+    <cs:lnRef idx="0"/>
+    <cs:fillRef idx="0"/>
+    <cs:effectRef idx="0"/>
+    <cs:fontRef idx="minor">
+      <a:schemeClr val="dk1">
+        <a:lumMod val="65000"/>
+        <a:lumOff val="35000"/>
+      </a:schemeClr>
+    </cs:fontRef>
+    <cs:spPr>
+      <a:solidFill>
+        <a:schemeClr val="lt1"/>
+      </a:solidFill>
+      <a:ln>
+        <a:solidFill>
+          <a:schemeClr val="dk1">
+            <a:lumMod val="25000"/>
+            <a:lumOff val="75000"/>
+          </a:schemeClr>
+        </a:solidFill>
+      </a:ln>
+    </cs:spPr>
+    <cs:defRPr sz="900" kern="1200"/>
+    <cs:bodyPr rot="0" spcFirstLastPara="1" vertOverflow="clip" horzOverflow="clip" vert="horz" wrap="square" lIns="36576" tIns="18288" rIns="36576" bIns="18288" anchor="ctr" anchorCtr="1">
+      <a:spAutoFit/>
+    </cs:bodyPr>
+  </cs:dataLabelCallout>
+  <cs:dataPoint>
+    <cs:lnRef idx="0"/>
+    <cs:fillRef idx="1">
+      <cs:styleClr val="auto"/>
+    </cs:fillRef>
+    <cs:effectRef idx="0"/>
+    <cs:fontRef idx="minor">
+      <a:schemeClr val="tx1"/>
+    </cs:fontRef>
+    <cs:spPr>
+      <a:solidFill>
+        <a:schemeClr val="phClr"/>
+      </a:solidFill>
+    </cs:spPr>
+  </cs:dataPoint>
+  <cs:dataPoint3D>
+    <cs:lnRef idx="0"/>
+    <cs:fillRef idx="1">
+      <cs:styleClr val="auto"/>
+    </cs:fillRef>
+    <cs:effectRef idx="0"/>
+    <cs:fontRef idx="minor">
+      <a:schemeClr val="tx1"/>
+    </cs:fontRef>
+    <cs:spPr>
+      <a:solidFill>
+        <a:schemeClr val="phClr"/>
+      </a:solidFill>
+    </cs:spPr>
+  </cs:dataPoint3D>
+  <cs:dataPointLine>
+    <cs:lnRef idx="0">
+      <cs:styleClr val="auto"/>
+    </cs:lnRef>
+    <cs:fillRef idx="1"/>
+    <cs:effectRef idx="0"/>
+    <cs:fontRef idx="minor">
+      <a:schemeClr val="tx1"/>
+    </cs:fontRef>
+    <cs:spPr>
+      <a:ln w="28575" cap="rnd">
+        <a:solidFill>
+          <a:schemeClr val="phClr"/>
+        </a:solidFill>
+        <a:round/>
+      </a:ln>
+    </cs:spPr>
+  </cs:dataPointLine>
+  <cs:dataPointMarker>
+    <cs:lnRef idx="0">
+      <cs:styleClr val="auto"/>
+    </cs:lnRef>
+    <cs:fillRef idx="1">
+      <cs:styleClr val="auto"/>
+    </cs:fillRef>
+    <cs:effectRef idx="0"/>
+    <cs:fontRef idx="minor">
+      <a:schemeClr val="tx1"/>
+    </cs:fontRef>
+    <cs:spPr>
+      <a:solidFill>
+        <a:schemeClr val="phClr"/>
+      </a:solidFill>
+      <a:ln w="9525">
+        <a:solidFill>
+          <a:schemeClr val="phClr"/>
+        </a:solidFill>
+      </a:ln>
+    </cs:spPr>
+  </cs:dataPointMarker>
+  <cs:dataPointMarkerLayout symbol="circle" size="5"/>
+  <cs:dataPointWireframe>
+    <cs:lnRef idx="0">
+      <cs:styleClr val="auto"/>
+    </cs:lnRef>
+    <cs:fillRef idx="1"/>
+    <cs:effectRef idx="0"/>
+    <cs:fontRef idx="minor">
+      <a:schemeClr val="tx1"/>
+    </cs:fontRef>
+    <cs:spPr>
+      <a:ln w="9525" cap="rnd">
+        <a:solidFill>
+          <a:schemeClr val="phClr"/>
+        </a:solidFill>
+        <a:round/>
+      </a:ln>
+    </cs:spPr>
+  </cs:dataPointWireframe>
+  <cs:dataTable>
+    <cs:lnRef idx="0"/>
+    <cs:fillRef idx="0"/>
+    <cs:effectRef idx="0"/>
+    <cs:fontRef idx="minor">
+      <a:schemeClr val="tx1">
+        <a:lumMod val="65000"/>
+        <a:lumOff val="35000"/>
+      </a:schemeClr>
+    </cs:fontRef>
+    <cs:spPr>
+      <a:noFill/>
+      <a:ln w="9525" cap="flat" cmpd="sng" algn="ctr">
+        <a:solidFill>
+          <a:schemeClr val="tx1">
+            <a:lumMod val="15000"/>
+            <a:lumOff val="85000"/>
+          </a:schemeClr>
+        </a:solidFill>
+        <a:round/>
+      </a:ln>
+    </cs:spPr>
+    <cs:defRPr sz="900" kern="1200"/>
+  </cs:dataTable>
+  <cs:downBar>
+    <cs:lnRef idx="0"/>
+    <cs:fillRef idx="0"/>
+    <cs:effectRef idx="0"/>
+    <cs:fontRef idx="minor">
+      <a:schemeClr val="dk1"/>
+    </cs:fontRef>
+    <cs:spPr>
+      <a:solidFill>
+        <a:schemeClr val="dk1">
+          <a:lumMod val="65000"/>
+          <a:lumOff val="35000"/>
+        </a:schemeClr>
+      </a:solidFill>
+      <a:ln w="9525">
+        <a:solidFill>
+          <a:schemeClr val="tx1">
+            <a:lumMod val="65000"/>
+            <a:lumOff val="35000"/>
+          </a:schemeClr>
+        </a:solidFill>
+      </a:ln>
+    </cs:spPr>
+  </cs:downBar>
+  <cs:dropLine>
+    <cs:lnRef idx="0"/>
+    <cs:fillRef idx="0"/>
+    <cs:effectRef idx="0"/>
+    <cs:fontRef idx="minor">
+      <a:schemeClr val="tx1"/>
+    </cs:fontRef>
+    <cs:spPr>
+      <a:ln w="9525" cap="flat" cmpd="sng" algn="ctr">
+        <a:solidFill>
+          <a:schemeClr val="tx1">
+            <a:lumMod val="35000"/>
+            <a:lumOff val="65000"/>
+          </a:schemeClr>
+        </a:solidFill>
+        <a:round/>
+      </a:ln>
+    </cs:spPr>
+  </cs:dropLine>
+  <cs:errorBar>
+    <cs:lnRef idx="0"/>
+    <cs:fillRef idx="0"/>
+    <cs:effectRef idx="0"/>
+    <cs:fontRef idx="minor">
+      <a:schemeClr val="tx1"/>
+    </cs:fontRef>
+    <cs:spPr>
+      <a:ln w="9525" cap="flat" cmpd="sng" algn="ctr">
+        <a:solidFill>
+          <a:schemeClr val="tx1">
+            <a:lumMod val="65000"/>
+            <a:lumOff val="35000"/>
+          </a:schemeClr>
+        </a:solidFill>
+        <a:round/>
+      </a:ln>
+    </cs:spPr>
+  </cs:errorBar>
+  <cs:floor>
+    <cs:lnRef idx="0"/>
+    <cs:fillRef idx="0"/>
+    <cs:effectRef idx="0"/>
+    <cs:fontRef idx="minor">
+      <a:schemeClr val="tx1"/>
+    </cs:fontRef>
+    <cs:spPr>
+      <a:noFill/>
+      <a:ln>
+        <a:noFill/>
+      </a:ln>
+    </cs:spPr>
+  </cs:floor>
+  <cs:gridlineMajor>
+    <cs:lnRef idx="0"/>
+    <cs:fillRef idx="0"/>
+    <cs:effectRef idx="0"/>
+    <cs:fontRef idx="minor">
+      <a:schemeClr val="tx1"/>
+    </cs:fontRef>
+    <cs:spPr>
+      <a:ln w="9525" cap="flat" cmpd="sng" algn="ctr">
+        <a:solidFill>
+          <a:schemeClr val="tx1">
+            <a:lumMod val="15000"/>
+            <a:lumOff val="85000"/>
+          </a:schemeClr>
+        </a:solidFill>
+        <a:round/>
+      </a:ln>
+    </cs:spPr>
+  </cs:gridlineMajor>
+  <cs:gridlineMinor>
+    <cs:lnRef idx="0"/>
+    <cs:fillRef idx="0"/>
+    <cs:effectRef idx="0"/>
+    <cs:fontRef idx="minor">
+      <a:schemeClr val="tx1"/>
+    </cs:fontRef>
+    <cs:spPr>
+      <a:ln w="9525" cap="flat" cmpd="sng" algn="ctr">
+        <a:solidFill>
+          <a:schemeClr val="tx1">
+            <a:lumMod val="5000"/>
+            <a:lumOff val="95000"/>
+          </a:schemeClr>
+        </a:solidFill>
+        <a:round/>
+      </a:ln>
+    </cs:spPr>
+  </cs:gridlineMinor>
+  <cs:hiLoLine>
+    <cs:lnRef idx="0"/>
+    <cs:fillRef idx="0"/>
+    <cs:effectRef idx="0"/>
+    <cs:fontRef idx="minor">
+      <a:schemeClr val="tx1"/>
+    </cs:fontRef>
+    <cs:spPr>
+      <a:ln w="9525" cap="flat" cmpd="sng" algn="ctr">
+        <a:solidFill>
+          <a:schemeClr val="tx1">
+            <a:lumMod val="75000"/>
+            <a:lumOff val="25000"/>
+          </a:schemeClr>
+        </a:solidFill>
+        <a:round/>
+      </a:ln>
+    </cs:spPr>
+  </cs:hiLoLine>
+  <cs:leaderLine>
+    <cs:lnRef idx="0"/>
+    <cs:fillRef idx="0"/>
+    <cs:effectRef idx="0"/>
+    <cs:fontRef idx="minor">
+      <a:schemeClr val="tx1"/>
+    </cs:fontRef>
+    <cs:spPr>
+      <a:ln w="9525" cap="flat" cmpd="sng" algn="ctr">
+        <a:solidFill>
+          <a:schemeClr val="tx1">
+            <a:lumMod val="35000"/>
+            <a:lumOff val="65000"/>
+          </a:schemeClr>
+        </a:solidFill>
+        <a:round/>
+      </a:ln>
+    </cs:spPr>
+  </cs:leaderLine>
+  <cs:legend>
+    <cs:lnRef idx="0"/>
+    <cs:fillRef idx="0"/>
+    <cs:effectRef idx="0"/>
+    <cs:fontRef idx="minor">
+      <a:schemeClr val="tx1">
+        <a:lumMod val="65000"/>
+        <a:lumOff val="35000"/>
+      </a:schemeClr>
+    </cs:fontRef>
+    <cs:defRPr sz="900" kern="1200"/>
+  </cs:legend>
+  <cs:plotArea mods="allowNoFillOverride allowNoLineOverride">
+    <cs:lnRef idx="0"/>
+    <cs:fillRef idx="0"/>
+    <cs:effectRef idx="0"/>
+    <cs:fontRef idx="minor">
+      <a:schemeClr val="tx1"/>
+    </cs:fontRef>
+  </cs:plotArea>
+  <cs:plotArea3D mods="allowNoFillOverride allowNoLineOverride">
+    <cs:lnRef idx="0"/>
+    <cs:fillRef idx="0"/>
+    <cs:effectRef idx="0"/>
+    <cs:fontRef idx="minor">
+      <a:schemeClr val="tx1"/>
+    </cs:fontRef>
+  </cs:plotArea3D>
+  <cs:seriesAxis>
+    <cs:lnRef idx="0"/>
+    <cs:fillRef idx="0"/>
+    <cs:effectRef idx="0"/>
+    <cs:fontRef idx="minor">
+      <a:schemeClr val="tx1">
+        <a:lumMod val="65000"/>
+        <a:lumOff val="35000"/>
+      </a:schemeClr>
+    </cs:fontRef>
+    <cs:defRPr sz="900" kern="1200"/>
+  </cs:seriesAxis>
+  <cs:seriesLine>
+    <cs:lnRef idx="0"/>
+    <cs:fillRef idx="0"/>
+    <cs:effectRef idx="0"/>
+    <cs:fontRef idx="minor">
+      <a:schemeClr val="tx1"/>
+    </cs:fontRef>
+    <cs:spPr>
+      <a:ln w="9525" cap="flat" cmpd="sng" algn="ctr">
+        <a:solidFill>
+          <a:schemeClr val="tx1">
+            <a:lumMod val="35000"/>
+            <a:lumOff val="65000"/>
+          </a:schemeClr>
+        </a:solidFill>
+        <a:round/>
+      </a:ln>
+    </cs:spPr>
+  </cs:seriesLine>
+  <cs:title>
+    <cs:lnRef idx="0"/>
+    <cs:fillRef idx="0"/>
+    <cs:effectRef idx="0"/>
+    <cs:fontRef idx="minor">
+      <a:schemeClr val="tx1">
+        <a:lumMod val="65000"/>
+        <a:lumOff val="35000"/>
+      </a:schemeClr>
+    </cs:fontRef>
+    <cs:defRPr sz="1400" b="0" kern="1200" spc="0" baseline="0"/>
+  </cs:title>
+  <cs:trendline>
+    <cs:lnRef idx="0">
+      <cs:styleClr val="auto"/>
+    </cs:lnRef>
+    <cs:fillRef idx="0"/>
+    <cs:effectRef idx="0"/>
+    <cs:fontRef idx="minor">
+      <a:schemeClr val="tx1"/>
+    </cs:fontRef>
+    <cs:spPr>
+      <a:ln w="19050" cap="rnd">
+        <a:solidFill>
+          <a:schemeClr val="phClr"/>
+        </a:solidFill>
+        <a:prstDash val="sysDot"/>
+      </a:ln>
+    </cs:spPr>
+  </cs:trendline>
+  <cs:trendlineLabel>
+    <cs:lnRef idx="0"/>
+    <cs:fillRef idx="0"/>
+    <cs:effectRef idx="0"/>
+    <cs:fontRef idx="minor">
+      <a:schemeClr val="tx1">
+        <a:lumMod val="65000"/>
+        <a:lumOff val="35000"/>
+      </a:schemeClr>
+    </cs:fontRef>
+    <cs:defRPr sz="900" kern="1200"/>
+  </cs:trendlineLabel>
+  <cs:upBar>
+    <cs:lnRef idx="0"/>
+    <cs:fillRef idx="0"/>
+    <cs:effectRef idx="0"/>
+    <cs:fontRef idx="minor">
+      <a:schemeClr val="dk1"/>
+    </cs:fontRef>
+    <cs:spPr>
+      <a:solidFill>
+        <a:schemeClr val="lt1"/>
+      </a:solidFill>
+      <a:ln w="9525">
+        <a:solidFill>
+          <a:schemeClr val="tx1">
+            <a:lumMod val="15000"/>
+            <a:lumOff val="85000"/>
+          </a:schemeClr>
+        </a:solidFill>
+      </a:ln>
+    </cs:spPr>
+  </cs:upBar>
+  <cs:valueAxis>
+    <cs:lnRef idx="0"/>
+    <cs:fillRef idx="0"/>
+    <cs:effectRef idx="0"/>
+    <cs:fontRef idx="minor">
+      <a:schemeClr val="tx1">
+        <a:lumMod val="65000"/>
+        <a:lumOff val="35000"/>
+      </a:schemeClr>
+    </cs:fontRef>
+    <cs:defRPr sz="900" kern="1200"/>
+  </cs:valueAxis>
+  <cs:wall>
+    <cs:lnRef idx="0"/>
+    <cs:fillRef idx="0"/>
+    <cs:effectRef idx="0"/>
+    <cs:fontRef idx="minor">
+      <a:schemeClr val="tx1"/>
+    </cs:fontRef>
+    <cs:spPr>
+      <a:noFill/>
+      <a:ln>
+        <a:noFill/>
+      </a:ln>
+    </cs:spPr>
+  </cs:wall>
+</cs:chartStyle>
 </file>
 
 <file path=word/theme/theme1.xml><?xml version="1.0" encoding="utf-8"?>

--- a/Интеллектуальный анализ данных/Лабораторные работы/ЛР4/Лабораторная работа 4.docx
+++ b/Интеллектуальный анализ данных/Лабораторные работы/ЛР4/Лабораторная работа 4.docx
@@ -1,6 +1,6 @@
 
 <file path=word/document.xml><?xml version="1.0" encoding="utf-8"?>
-<w:document xmlns:wpc="http://schemas.microsoft.com/office/word/2010/wordprocessingCanvas" xmlns:cx="http://schemas.microsoft.com/office/drawing/2014/chartex" xmlns:cx1="http://schemas.microsoft.com/office/drawing/2015/9/8/chartex" xmlns:cx2="http://schemas.microsoft.com/office/drawing/2015/10/21/chartex" xmlns:cx3="http://schemas.microsoft.com/office/drawing/2016/5/9/chartex" xmlns:cx4="http://schemas.microsoft.com/office/drawing/2016/5/10/chartex" xmlns:cx5="http://schemas.microsoft.com/office/drawing/2016/5/11/chartex" xmlns:cx6="http://schemas.microsoft.com/office/drawing/2016/5/12/chartex" xmlns:cx7="http://schemas.microsoft.com/office/drawing/2016/5/13/chartex" xmlns:cx8="http://schemas.microsoft.com/office/drawing/2016/5/14/chartex" xmlns:mc="http://schemas.openxmlformats.org/markup-compatibility/2006" xmlns:aink="http://schemas.microsoft.com/office/drawing/2016/ink" xmlns:am3d="http://schemas.microsoft.com/office/drawing/2017/model3d" xmlns:o="urn:schemas-microsoft-com:office:office" xmlns:oel="http://schemas.microsoft.com/office/2019/extlst" xmlns:r="http://schemas.openxmlformats.org/officeDocument/2006/relationships" xmlns:m="http://schemas.openxmlformats.org/officeDocument/2006/math" xmlns:v="urn:schemas-microsoft-com:vml" xmlns:wp14="http://schemas.microsoft.com/office/word/2010/wordprocessingDrawing" xmlns:wp="http://schemas.openxmlformats.org/drawingml/2006/wordprocessingDrawing" xmlns:w10="urn:schemas-microsoft-com:office:word" xmlns:w="http://schemas.openxmlformats.org/wordprocessingml/2006/main" xmlns:w14="http://schemas.microsoft.com/office/word/2010/wordml" xmlns:w15="http://schemas.microsoft.com/office/word/2012/wordml" xmlns:w16cex="http://schemas.microsoft.com/office/word/2018/wordml/cex" xmlns:w16cid="http://schemas.microsoft.com/office/word/2016/wordml/cid" xmlns:w16="http://schemas.microsoft.com/office/word/2018/wordml" xmlns:w16du="http://schemas.microsoft.com/office/word/2023/wordml/word16du" xmlns:w16sdtdh="http://schemas.microsoft.com/office/word/2020/wordml/sdtdatahash" xmlns:w16sdtfl="http://schemas.microsoft.com/office/word/2024/wordml/sdtformatlock" xmlns:w16se="http://schemas.microsoft.com/office/word/2015/wordml/symex" xmlns:wpg="http://schemas.microsoft.com/office/word/2010/wordprocessingGroup" xmlns:wpi="http://schemas.microsoft.com/office/word/2010/wordprocessingInk" xmlns:wne="http://schemas.microsoft.com/office/word/2006/wordml" xmlns:wps="http://schemas.microsoft.com/office/word/2010/wordprocessingShape" mc:Ignorable="w14 w15 w16se w16cid w16 w16cex w16sdtdh w16sdtfl w16du wp14">
+<w:document xmlns:wpc="http://schemas.microsoft.com/office/word/2010/wordprocessingCanvas" xmlns:cx="http://schemas.microsoft.com/office/drawing/2014/chartex" xmlns:cx1="http://schemas.microsoft.com/office/drawing/2015/9/8/chartex" xmlns:cx2="http://schemas.microsoft.com/office/drawing/2015/10/21/chartex" xmlns:cx3="http://schemas.microsoft.com/office/drawing/2016/5/9/chartex" xmlns:cx4="http://schemas.microsoft.com/office/drawing/2016/5/10/chartex" xmlns:cx5="http://schemas.microsoft.com/office/drawing/2016/5/11/chartex" xmlns:cx6="http://schemas.microsoft.com/office/drawing/2016/5/12/chartex" xmlns:cx7="http://schemas.microsoft.com/office/drawing/2016/5/13/chartex" xmlns:cx8="http://schemas.microsoft.com/office/drawing/2016/5/14/chartex" xmlns:mc="http://schemas.openxmlformats.org/markup-compatibility/2006" xmlns:aink="http://schemas.microsoft.com/office/drawing/2016/ink" xmlns:am3d="http://schemas.microsoft.com/office/drawing/2017/model3d" xmlns:o="urn:schemas-microsoft-com:office:office" xmlns:r="http://schemas.openxmlformats.org/officeDocument/2006/relationships" xmlns:m="http://schemas.openxmlformats.org/officeDocument/2006/math" xmlns:v="urn:schemas-microsoft-com:vml" xmlns:wp14="http://schemas.microsoft.com/office/word/2010/wordprocessingDrawing" xmlns:wp="http://schemas.openxmlformats.org/drawingml/2006/wordprocessingDrawing" xmlns:w10="urn:schemas-microsoft-com:office:word" xmlns:w="http://schemas.openxmlformats.org/wordprocessingml/2006/main" xmlns:w14="http://schemas.microsoft.com/office/word/2010/wordml" xmlns:w15="http://schemas.microsoft.com/office/word/2012/wordml" xmlns:w16cex="http://schemas.microsoft.com/office/word/2018/wordml/cex" xmlns:w16cid="http://schemas.microsoft.com/office/word/2016/wordml/cid" xmlns:w16="http://schemas.microsoft.com/office/word/2018/wordml" xmlns:w16sdtdh="http://schemas.microsoft.com/office/word/2020/wordml/sdtdatahash" xmlns:w16se="http://schemas.microsoft.com/office/word/2015/wordml/symex" xmlns:wpg="http://schemas.microsoft.com/office/word/2010/wordprocessingGroup" xmlns:wpi="http://schemas.microsoft.com/office/word/2010/wordprocessingInk" xmlns:wne="http://schemas.microsoft.com/office/word/2006/wordml" xmlns:wps="http://schemas.microsoft.com/office/word/2010/wordprocessingShape" mc:Ignorable="w14 w15 w16se w16cid w16 w16cex w16sdtdh wp14">
   <w:body>
     <w:p>
       <w:pPr>
@@ -515,7 +515,31 @@
                 <w:rPr>
                   <w:rFonts w:ascii="Cambria Math" w:hAnsi="Cambria Math"/>
                 </w:rPr>
-                <m:t>m(m-1)</m:t>
+                <m:t>m</m:t>
+              </m:r>
+              <m:r>
+                <w:rPr>
+                  <w:rFonts w:ascii="Cambria Math" w:hAnsi="Cambria Math"/>
+                </w:rPr>
+                <m:t>(</m:t>
+              </m:r>
+              <m:r>
+                <w:rPr>
+                  <w:rFonts w:ascii="Cambria Math" w:hAnsi="Cambria Math"/>
+                </w:rPr>
+                <m:t>m</m:t>
+              </m:r>
+              <m:r>
+                <w:rPr>
+                  <w:rFonts w:ascii="Cambria Math" w:hAnsi="Cambria Math"/>
+                </w:rPr>
+                <m:t>-</m:t>
+              </m:r>
+              <m:r>
+                <w:rPr>
+                  <w:rFonts w:ascii="Cambria Math" w:hAnsi="Cambria Math"/>
+                </w:rPr>
+                <m:t>1)</m:t>
               </m:r>
             </m:den>
           </m:f>
@@ -535,7 +559,13 @@
                 <w:rPr>
                   <w:rFonts w:ascii="Cambria Math" w:hAnsi="Cambria Math"/>
                 </w:rPr>
-                <m:t>i=1</m:t>
+                <m:t>i</m:t>
+              </m:r>
+              <m:r>
+                <w:rPr>
+                  <w:rFonts w:ascii="Cambria Math" w:hAnsi="Cambria Math"/>
+                </w:rPr>
+                <m:t>=1</m:t>
               </m:r>
             </m:sub>
             <m:sup>
@@ -679,7 +709,13 @@
                 <w:rPr>
                   <w:rFonts w:ascii="Cambria Math" w:hAnsi="Cambria Math"/>
                 </w:rPr>
-                <m:t>i=1</m:t>
+                <m:t>i</m:t>
+              </m:r>
+              <m:r>
+                <w:rPr>
+                  <w:rFonts w:ascii="Cambria Math" w:hAnsi="Cambria Math"/>
+                </w:rPr>
+                <m:t>=1</m:t>
               </m:r>
             </m:sub>
             <m:sup>
@@ -707,7 +743,25 @@
                     <w:rPr>
                       <w:rFonts w:ascii="Cambria Math" w:hAnsi="Cambria Math"/>
                     </w:rPr>
-                    <m:t>j=i+1</m:t>
+                    <m:t>j</m:t>
+                  </m:r>
+                  <m:r>
+                    <w:rPr>
+                      <w:rFonts w:ascii="Cambria Math" w:hAnsi="Cambria Math"/>
+                    </w:rPr>
+                    <m:t>=</m:t>
+                  </m:r>
+                  <m:r>
+                    <w:rPr>
+                      <w:rFonts w:ascii="Cambria Math" w:hAnsi="Cambria Math"/>
+                    </w:rPr>
+                    <m:t>i</m:t>
+                  </m:r>
+                  <m:r>
+                    <w:rPr>
+                      <w:rFonts w:ascii="Cambria Math" w:hAnsi="Cambria Math"/>
+                    </w:rPr>
+                    <m:t>+1</m:t>
                   </m:r>
                 </m:sub>
                 <m:sup>
@@ -875,15 +929,36 @@
         <w:ind w:firstLine="708"/>
       </w:pPr>
       <w:r>
-        <w:t>Для графической интерпретации используем критерий "каменистой осыпи". Обычно, для выбора размерности какого-либо пространства, используют график зависимости стресса от размерности (график каменистой осыпи). Этот критерий впервые был предложен Кэттелом (Cattell (1966)) в контексте решения задачи снижения размерности в факторном анализе.</w:t>
+        <w:t xml:space="preserve">Для графической интерпретации используем критерий "каменистой осыпи". Обычно, для выбора размерности какого-либо пространства, используют график зависимости стресса от размерности (график каменистой осыпи). Этот критерий впервые был предложен </w:t>
+      </w:r>
+      <w:proofErr w:type="spellStart"/>
+      <w:r>
+        <w:t>Кэттелом</w:t>
+      </w:r>
+      <w:proofErr w:type="spellEnd"/>
+      <w:r>
+        <w:t xml:space="preserve"> (</w:t>
+      </w:r>
+      <w:proofErr w:type="spellStart"/>
+      <w:r>
+        <w:t>Cattell</w:t>
+      </w:r>
+      <w:proofErr w:type="spellEnd"/>
+      <w:r>
+        <w:t xml:space="preserve"> (1966)) в контексте решения задачи снижения размерности в факторном анализе.</w:t>
       </w:r>
     </w:p>
     <w:p>
       <w:pPr>
         <w:ind w:firstLine="708"/>
       </w:pPr>
-      <w:r>
-        <w:t xml:space="preserve">Кэттел предложил найти такую абсциссу на графике, в которой график стресса начинает визуально сглаживаться в направлении правой, пологой его части, и, таким образом, уменьшение стресса максимально замедляется. Образно говоря, линия на рисунке напоминает скалистый обрыв, а черные точки на графике напоминают камни, которые ранее упали вниз. Таким образом, внизу наблюдается как бы каменистая осыпь из таких точек. Справа от выбранной точки на оси абсцисс, лежит только "факторная осыпь". </w:t>
+      <w:proofErr w:type="spellStart"/>
+      <w:r>
+        <w:t>Кэттел</w:t>
+      </w:r>
+      <w:proofErr w:type="spellEnd"/>
+      <w:r>
+        <w:t xml:space="preserve"> предложил найти такую абсциссу на графике, в которой график стресса начинает визуально сглаживаться в направлении правой, пологой его части, и, таким образом, уменьшение стресса максимально замедляется. Образно говоря, линия на рисунке напоминает скалистый обрыв, а черные точки на графике напоминают камни, которые ранее упали вниз. Таким образом, внизу наблюдается как бы каменистая осыпь из таких точек. Справа от выбранной точки на оси абсцисс, лежит только "факторная осыпь". </w:t>
       </w:r>
     </w:p>
     <w:p>
@@ -1045,6 +1120,740 @@
     <w:p>
       <w:pPr>
         <w:ind w:firstLine="0"/>
+        <w:jc w:val="center"/>
+      </w:pPr>
+      <w:r>
+        <w:lastRenderedPageBreak/>
+        <w:drawing>
+          <wp:inline distT="0" distB="0" distL="0" distR="0" wp14:anchorId="5B86241A" wp14:editId="4423F228">
+            <wp:extent cx="5258534" cy="1648055"/>
+            <wp:effectExtent l="0" t="0" r="0" b="9525"/>
+            <wp:docPr id="1" name="Рисунок 1"/>
+            <wp:cNvGraphicFramePr>
+              <a:graphicFrameLocks xmlns:a="http://schemas.openxmlformats.org/drawingml/2006/main" noChangeAspect="1"/>
+            </wp:cNvGraphicFramePr>
+            <a:graphic xmlns:a="http://schemas.openxmlformats.org/drawingml/2006/main">
+              <a:graphicData uri="http://schemas.openxmlformats.org/drawingml/2006/picture">
+                <pic:pic xmlns:pic="http://schemas.openxmlformats.org/drawingml/2006/picture">
+                  <pic:nvPicPr>
+                    <pic:cNvPr id="1" name=""/>
+                    <pic:cNvPicPr/>
+                  </pic:nvPicPr>
+                  <pic:blipFill>
+                    <a:blip r:embed="rId7"/>
+                    <a:stretch>
+                      <a:fillRect/>
+                    </a:stretch>
+                  </pic:blipFill>
+                  <pic:spPr>
+                    <a:xfrm>
+                      <a:off x="0" y="0"/>
+                      <a:ext cx="5258534" cy="1648055"/>
+                    </a:xfrm>
+                    <a:prstGeom prst="rect">
+                      <a:avLst/>
+                    </a:prstGeom>
+                  </pic:spPr>
+                </pic:pic>
+              </a:graphicData>
+            </a:graphic>
+          </wp:inline>
+        </w:drawing>
+      </w:r>
+    </w:p>
+    <w:p>
+      <w:pPr>
+        <w:ind w:firstLine="0"/>
+        <w:jc w:val="center"/>
+      </w:pPr>
+      <w:r>
+        <w:t xml:space="preserve">Рисунок 2 </w:t>
+      </w:r>
+      <w:r>
+        <w:t xml:space="preserve">– </w:t>
+      </w:r>
+      <w:r>
+        <w:t xml:space="preserve">Анализ </w:t>
+      </w:r>
+      <w:r>
+        <w:rPr>
+          <w:lang w:val="en-US"/>
+        </w:rPr>
+        <w:t>k</w:t>
+      </w:r>
+      <w:r>
+        <w:t>-</w:t>
+      </w:r>
+      <w:r>
+        <w:t>средних для 2 кластеров</w:t>
+      </w:r>
+    </w:p>
+    <w:p>
+      <w:pPr>
+        <w:ind w:firstLine="0"/>
+        <w:jc w:val="center"/>
+      </w:pPr>
+    </w:p>
+    <w:p>
+      <w:pPr>
+        <w:ind w:firstLine="0"/>
+        <w:jc w:val="center"/>
+      </w:pPr>
+      <w:r>
+        <w:drawing>
+          <wp:inline distT="0" distB="0" distL="0" distR="0" wp14:anchorId="590E1219" wp14:editId="0BD9216D">
+            <wp:extent cx="5182323" cy="1562318"/>
+            <wp:effectExtent l="0" t="0" r="0" b="0"/>
+            <wp:docPr id="2" name="Рисунок 2"/>
+            <wp:cNvGraphicFramePr>
+              <a:graphicFrameLocks xmlns:a="http://schemas.openxmlformats.org/drawingml/2006/main" noChangeAspect="1"/>
+            </wp:cNvGraphicFramePr>
+            <a:graphic xmlns:a="http://schemas.openxmlformats.org/drawingml/2006/main">
+              <a:graphicData uri="http://schemas.openxmlformats.org/drawingml/2006/picture">
+                <pic:pic xmlns:pic="http://schemas.openxmlformats.org/drawingml/2006/picture">
+                  <pic:nvPicPr>
+                    <pic:cNvPr id="1" name=""/>
+                    <pic:cNvPicPr/>
+                  </pic:nvPicPr>
+                  <pic:blipFill>
+                    <a:blip r:embed="rId8"/>
+                    <a:stretch>
+                      <a:fillRect/>
+                    </a:stretch>
+                  </pic:blipFill>
+                  <pic:spPr>
+                    <a:xfrm>
+                      <a:off x="0" y="0"/>
+                      <a:ext cx="5182323" cy="1562318"/>
+                    </a:xfrm>
+                    <a:prstGeom prst="rect">
+                      <a:avLst/>
+                    </a:prstGeom>
+                  </pic:spPr>
+                </pic:pic>
+              </a:graphicData>
+            </a:graphic>
+          </wp:inline>
+        </w:drawing>
+      </w:r>
+    </w:p>
+    <w:p>
+      <w:pPr>
+        <w:ind w:firstLine="0"/>
+        <w:jc w:val="center"/>
+      </w:pPr>
+      <w:r>
+        <w:t xml:space="preserve">Рисунок </w:t>
+      </w:r>
+      <w:r>
+        <w:t>3</w:t>
+      </w:r>
+      <w:r>
+        <w:t xml:space="preserve"> – Анализ </w:t>
+      </w:r>
+      <w:r>
+        <w:rPr>
+          <w:lang w:val="en-US"/>
+        </w:rPr>
+        <w:t>k</w:t>
+      </w:r>
+      <w:r>
+        <w:t>-</w:t>
+      </w:r>
+      <w:r>
+        <w:t xml:space="preserve">средних для </w:t>
+      </w:r>
+      <w:r>
+        <w:t>3</w:t>
+      </w:r>
+      <w:r>
+        <w:t xml:space="preserve"> кластеров</w:t>
+      </w:r>
+    </w:p>
+    <w:p>
+      <w:pPr>
+        <w:ind w:firstLine="0"/>
+        <w:jc w:val="center"/>
+      </w:pPr>
+    </w:p>
+    <w:p>
+      <w:pPr>
+        <w:ind w:firstLine="0"/>
+        <w:jc w:val="center"/>
+      </w:pPr>
+      <w:r>
+        <w:drawing>
+          <wp:inline distT="0" distB="0" distL="0" distR="0" wp14:anchorId="1D136FF8" wp14:editId="0DBB4FBE">
+            <wp:extent cx="5229955" cy="1600423"/>
+            <wp:effectExtent l="0" t="0" r="8890" b="0"/>
+            <wp:docPr id="3" name="Рисунок 3"/>
+            <wp:cNvGraphicFramePr>
+              <a:graphicFrameLocks xmlns:a="http://schemas.openxmlformats.org/drawingml/2006/main" noChangeAspect="1"/>
+            </wp:cNvGraphicFramePr>
+            <a:graphic xmlns:a="http://schemas.openxmlformats.org/drawingml/2006/main">
+              <a:graphicData uri="http://schemas.openxmlformats.org/drawingml/2006/picture">
+                <pic:pic xmlns:pic="http://schemas.openxmlformats.org/drawingml/2006/picture">
+                  <pic:nvPicPr>
+                    <pic:cNvPr id="1" name=""/>
+                    <pic:cNvPicPr/>
+                  </pic:nvPicPr>
+                  <pic:blipFill>
+                    <a:blip r:embed="rId9"/>
+                    <a:stretch>
+                      <a:fillRect/>
+                    </a:stretch>
+                  </pic:blipFill>
+                  <pic:spPr>
+                    <a:xfrm>
+                      <a:off x="0" y="0"/>
+                      <a:ext cx="5229955" cy="1600423"/>
+                    </a:xfrm>
+                    <a:prstGeom prst="rect">
+                      <a:avLst/>
+                    </a:prstGeom>
+                  </pic:spPr>
+                </pic:pic>
+              </a:graphicData>
+            </a:graphic>
+          </wp:inline>
+        </w:drawing>
+      </w:r>
+    </w:p>
+    <w:p>
+      <w:pPr>
+        <w:ind w:firstLine="0"/>
+        <w:jc w:val="center"/>
+      </w:pPr>
+      <w:r>
+        <w:t xml:space="preserve">Рисунок </w:t>
+      </w:r>
+      <w:r>
+        <w:t>4</w:t>
+      </w:r>
+      <w:r>
+        <w:t xml:space="preserve"> – Анализ </w:t>
+      </w:r>
+      <w:r>
+        <w:rPr>
+          <w:lang w:val="en-US"/>
+        </w:rPr>
+        <w:t>k</w:t>
+      </w:r>
+      <w:r>
+        <w:t>-</w:t>
+      </w:r>
+      <w:r>
+        <w:t xml:space="preserve">средних для </w:t>
+      </w:r>
+      <w:r>
+        <w:t>4</w:t>
+      </w:r>
+      <w:r>
+        <w:t xml:space="preserve"> кластеров</w:t>
+      </w:r>
+    </w:p>
+    <w:p>
+      <w:pPr>
+        <w:ind w:firstLine="0"/>
+        <w:jc w:val="center"/>
+      </w:pPr>
+    </w:p>
+    <w:p>
+      <w:pPr>
+        <w:ind w:firstLine="0"/>
+        <w:jc w:val="center"/>
+      </w:pPr>
+      <w:r>
+        <w:drawing>
+          <wp:inline distT="0" distB="0" distL="0" distR="0" wp14:anchorId="779F68A4" wp14:editId="397E6047">
+            <wp:extent cx="5268060" cy="1600423"/>
+            <wp:effectExtent l="0" t="0" r="8890" b="0"/>
+            <wp:docPr id="4" name="Рисунок 4"/>
+            <wp:cNvGraphicFramePr>
+              <a:graphicFrameLocks xmlns:a="http://schemas.openxmlformats.org/drawingml/2006/main" noChangeAspect="1"/>
+            </wp:cNvGraphicFramePr>
+            <a:graphic xmlns:a="http://schemas.openxmlformats.org/drawingml/2006/main">
+              <a:graphicData uri="http://schemas.openxmlformats.org/drawingml/2006/picture">
+                <pic:pic xmlns:pic="http://schemas.openxmlformats.org/drawingml/2006/picture">
+                  <pic:nvPicPr>
+                    <pic:cNvPr id="1" name=""/>
+                    <pic:cNvPicPr/>
+                  </pic:nvPicPr>
+                  <pic:blipFill>
+                    <a:blip r:embed="rId10"/>
+                    <a:stretch>
+                      <a:fillRect/>
+                    </a:stretch>
+                  </pic:blipFill>
+                  <pic:spPr>
+                    <a:xfrm>
+                      <a:off x="0" y="0"/>
+                      <a:ext cx="5268060" cy="1600423"/>
+                    </a:xfrm>
+                    <a:prstGeom prst="rect">
+                      <a:avLst/>
+                    </a:prstGeom>
+                  </pic:spPr>
+                </pic:pic>
+              </a:graphicData>
+            </a:graphic>
+          </wp:inline>
+        </w:drawing>
+      </w:r>
+    </w:p>
+    <w:p>
+      <w:pPr>
+        <w:ind w:firstLine="0"/>
+        <w:jc w:val="center"/>
+      </w:pPr>
+      <w:r>
+        <w:t xml:space="preserve">Рисунок </w:t>
+      </w:r>
+      <w:r>
+        <w:t>5</w:t>
+      </w:r>
+      <w:r>
+        <w:t xml:space="preserve"> – Анализ </w:t>
+      </w:r>
+      <w:r>
+        <w:rPr>
+          <w:lang w:val="en-US"/>
+        </w:rPr>
+        <w:t>k</w:t>
+      </w:r>
+      <w:r>
+        <w:t>-</w:t>
+      </w:r>
+      <w:r>
+        <w:t xml:space="preserve">средних для </w:t>
+      </w:r>
+      <w:r>
+        <w:t>5</w:t>
+      </w:r>
+      <w:r>
+        <w:t xml:space="preserve"> кластеров</w:t>
+      </w:r>
+    </w:p>
+    <w:p>
+      <w:pPr>
+        <w:ind w:firstLine="0"/>
+        <w:jc w:val="center"/>
+      </w:pPr>
+    </w:p>
+    <w:p>
+      <w:pPr>
+        <w:ind w:firstLine="0"/>
+        <w:jc w:val="center"/>
+      </w:pPr>
+      <w:r>
+        <w:lastRenderedPageBreak/>
+        <w:drawing>
+          <wp:inline distT="0" distB="0" distL="0" distR="0" wp14:anchorId="5AA36323" wp14:editId="491F0B48">
+            <wp:extent cx="5563376" cy="1543265"/>
+            <wp:effectExtent l="0" t="0" r="0" b="0"/>
+            <wp:docPr id="5" name="Рисунок 5"/>
+            <wp:cNvGraphicFramePr>
+              <a:graphicFrameLocks xmlns:a="http://schemas.openxmlformats.org/drawingml/2006/main" noChangeAspect="1"/>
+            </wp:cNvGraphicFramePr>
+            <a:graphic xmlns:a="http://schemas.openxmlformats.org/drawingml/2006/main">
+              <a:graphicData uri="http://schemas.openxmlformats.org/drawingml/2006/picture">
+                <pic:pic xmlns:pic="http://schemas.openxmlformats.org/drawingml/2006/picture">
+                  <pic:nvPicPr>
+                    <pic:cNvPr id="1" name=""/>
+                    <pic:cNvPicPr/>
+                  </pic:nvPicPr>
+                  <pic:blipFill>
+                    <a:blip r:embed="rId11"/>
+                    <a:stretch>
+                      <a:fillRect/>
+                    </a:stretch>
+                  </pic:blipFill>
+                  <pic:spPr>
+                    <a:xfrm>
+                      <a:off x="0" y="0"/>
+                      <a:ext cx="5563376" cy="1543265"/>
+                    </a:xfrm>
+                    <a:prstGeom prst="rect">
+                      <a:avLst/>
+                    </a:prstGeom>
+                  </pic:spPr>
+                </pic:pic>
+              </a:graphicData>
+            </a:graphic>
+          </wp:inline>
+        </w:drawing>
+      </w:r>
+    </w:p>
+    <w:p>
+      <w:pPr>
+        <w:ind w:firstLine="0"/>
+        <w:jc w:val="center"/>
+      </w:pPr>
+      <w:r>
+        <w:t>Рисунок</w:t>
+      </w:r>
+      <w:r>
+        <w:t xml:space="preserve"> 6</w:t>
+      </w:r>
+      <w:r>
+        <w:t xml:space="preserve"> – Анализ </w:t>
+      </w:r>
+      <w:r>
+        <w:rPr>
+          <w:lang w:val="en-US"/>
+        </w:rPr>
+        <w:t>k</w:t>
+      </w:r>
+      <w:r>
+        <w:t>-</w:t>
+      </w:r>
+      <w:r>
+        <w:t xml:space="preserve">средних для </w:t>
+      </w:r>
+      <w:r>
+        <w:t>6</w:t>
+      </w:r>
+      <w:r>
+        <w:t xml:space="preserve"> кластеров</w:t>
+      </w:r>
+    </w:p>
+    <w:p>
+      <w:pPr>
+        <w:ind w:firstLine="0"/>
+        <w:jc w:val="center"/>
+      </w:pPr>
+    </w:p>
+    <w:p>
+      <w:pPr>
+        <w:ind w:firstLine="0"/>
+        <w:jc w:val="center"/>
+      </w:pPr>
+      <w:r>
+        <w:drawing>
+          <wp:inline distT="0" distB="0" distL="0" distR="0" wp14:anchorId="7896B217" wp14:editId="28900E3D">
+            <wp:extent cx="5940425" cy="1513840"/>
+            <wp:effectExtent l="0" t="0" r="3175" b="0"/>
+            <wp:docPr id="6" name="Рисунок 6"/>
+            <wp:cNvGraphicFramePr>
+              <a:graphicFrameLocks xmlns:a="http://schemas.openxmlformats.org/drawingml/2006/main" noChangeAspect="1"/>
+            </wp:cNvGraphicFramePr>
+            <a:graphic xmlns:a="http://schemas.openxmlformats.org/drawingml/2006/main">
+              <a:graphicData uri="http://schemas.openxmlformats.org/drawingml/2006/picture">
+                <pic:pic xmlns:pic="http://schemas.openxmlformats.org/drawingml/2006/picture">
+                  <pic:nvPicPr>
+                    <pic:cNvPr id="1" name=""/>
+                    <pic:cNvPicPr/>
+                  </pic:nvPicPr>
+                  <pic:blipFill>
+                    <a:blip r:embed="rId12"/>
+                    <a:stretch>
+                      <a:fillRect/>
+                    </a:stretch>
+                  </pic:blipFill>
+                  <pic:spPr>
+                    <a:xfrm>
+                      <a:off x="0" y="0"/>
+                      <a:ext cx="5940425" cy="1513840"/>
+                    </a:xfrm>
+                    <a:prstGeom prst="rect">
+                      <a:avLst/>
+                    </a:prstGeom>
+                  </pic:spPr>
+                </pic:pic>
+              </a:graphicData>
+            </a:graphic>
+          </wp:inline>
+        </w:drawing>
+      </w:r>
+    </w:p>
+    <w:p>
+      <w:pPr>
+        <w:ind w:firstLine="0"/>
+        <w:jc w:val="center"/>
+      </w:pPr>
+      <w:r>
+        <w:t xml:space="preserve">Рисунок </w:t>
+      </w:r>
+      <w:r>
+        <w:t>7</w:t>
+      </w:r>
+      <w:r>
+        <w:t xml:space="preserve"> – Анализ </w:t>
+      </w:r>
+      <w:r>
+        <w:rPr>
+          <w:lang w:val="en-US"/>
+        </w:rPr>
+        <w:t>k</w:t>
+      </w:r>
+      <w:r>
+        <w:t>-</w:t>
+      </w:r>
+      <w:r>
+        <w:t xml:space="preserve">средних для </w:t>
+      </w:r>
+      <w:r>
+        <w:t>7</w:t>
+      </w:r>
+      <w:r>
+        <w:t xml:space="preserve"> кластеров</w:t>
+      </w:r>
+    </w:p>
+    <w:p>
+      <w:pPr>
+        <w:ind w:firstLine="0"/>
+        <w:jc w:val="center"/>
+      </w:pPr>
+    </w:p>
+    <w:p>
+      <w:pPr>
+        <w:ind w:firstLine="0"/>
+        <w:jc w:val="center"/>
+      </w:pPr>
+      <w:r>
+        <w:drawing>
+          <wp:inline distT="0" distB="0" distL="0" distR="0" wp14:anchorId="69A87BED" wp14:editId="4ABBABE2">
+            <wp:extent cx="5940425" cy="1176655"/>
+            <wp:effectExtent l="0" t="0" r="3175" b="4445"/>
+            <wp:docPr id="7" name="Рисунок 7"/>
+            <wp:cNvGraphicFramePr>
+              <a:graphicFrameLocks xmlns:a="http://schemas.openxmlformats.org/drawingml/2006/main" noChangeAspect="1"/>
+            </wp:cNvGraphicFramePr>
+            <a:graphic xmlns:a="http://schemas.openxmlformats.org/drawingml/2006/main">
+              <a:graphicData uri="http://schemas.openxmlformats.org/drawingml/2006/picture">
+                <pic:pic xmlns:pic="http://schemas.openxmlformats.org/drawingml/2006/picture">
+                  <pic:nvPicPr>
+                    <pic:cNvPr id="1" name=""/>
+                    <pic:cNvPicPr/>
+                  </pic:nvPicPr>
+                  <pic:blipFill>
+                    <a:blip r:embed="rId13"/>
+                    <a:stretch>
+                      <a:fillRect/>
+                    </a:stretch>
+                  </pic:blipFill>
+                  <pic:spPr>
+                    <a:xfrm>
+                      <a:off x="0" y="0"/>
+                      <a:ext cx="5940425" cy="1176655"/>
+                    </a:xfrm>
+                    <a:prstGeom prst="rect">
+                      <a:avLst/>
+                    </a:prstGeom>
+                  </pic:spPr>
+                </pic:pic>
+              </a:graphicData>
+            </a:graphic>
+          </wp:inline>
+        </w:drawing>
+      </w:r>
+    </w:p>
+    <w:p>
+      <w:pPr>
+        <w:ind w:firstLine="0"/>
+        <w:jc w:val="center"/>
+      </w:pPr>
+      <w:r>
+        <w:t xml:space="preserve">Рисунок </w:t>
+      </w:r>
+      <w:r>
+        <w:t>8</w:t>
+      </w:r>
+      <w:r>
+        <w:t xml:space="preserve"> – Анализ </w:t>
+      </w:r>
+      <w:r>
+        <w:rPr>
+          <w:lang w:val="en-US"/>
+        </w:rPr>
+        <w:t>k</w:t>
+      </w:r>
+      <w:r>
+        <w:t>-</w:t>
+      </w:r>
+      <w:r>
+        <w:t xml:space="preserve">средних для </w:t>
+      </w:r>
+      <w:r>
+        <w:t>8</w:t>
+      </w:r>
+      <w:r>
+        <w:t xml:space="preserve"> кластеров</w:t>
+      </w:r>
+    </w:p>
+    <w:p>
+      <w:pPr>
+        <w:ind w:firstLine="0"/>
+        <w:jc w:val="center"/>
+      </w:pPr>
+    </w:p>
+    <w:p>
+      <w:pPr>
+        <w:ind w:firstLine="0"/>
+        <w:jc w:val="center"/>
+      </w:pPr>
+      <w:r>
+        <w:drawing>
+          <wp:inline distT="0" distB="0" distL="0" distR="0" wp14:anchorId="3704AC63" wp14:editId="65A49EF4">
+            <wp:extent cx="5940425" cy="1186815"/>
+            <wp:effectExtent l="0" t="0" r="3175" b="0"/>
+            <wp:docPr id="8" name="Рисунок 8"/>
+            <wp:cNvGraphicFramePr>
+              <a:graphicFrameLocks xmlns:a="http://schemas.openxmlformats.org/drawingml/2006/main" noChangeAspect="1"/>
+            </wp:cNvGraphicFramePr>
+            <a:graphic xmlns:a="http://schemas.openxmlformats.org/drawingml/2006/main">
+              <a:graphicData uri="http://schemas.openxmlformats.org/drawingml/2006/picture">
+                <pic:pic xmlns:pic="http://schemas.openxmlformats.org/drawingml/2006/picture">
+                  <pic:nvPicPr>
+                    <pic:cNvPr id="1" name=""/>
+                    <pic:cNvPicPr/>
+                  </pic:nvPicPr>
+                  <pic:blipFill>
+                    <a:blip r:embed="rId14"/>
+                    <a:stretch>
+                      <a:fillRect/>
+                    </a:stretch>
+                  </pic:blipFill>
+                  <pic:spPr>
+                    <a:xfrm>
+                      <a:off x="0" y="0"/>
+                      <a:ext cx="5940425" cy="1186815"/>
+                    </a:xfrm>
+                    <a:prstGeom prst="rect">
+                      <a:avLst/>
+                    </a:prstGeom>
+                  </pic:spPr>
+                </pic:pic>
+              </a:graphicData>
+            </a:graphic>
+          </wp:inline>
+        </w:drawing>
+      </w:r>
+    </w:p>
+    <w:p>
+      <w:pPr>
+        <w:ind w:firstLine="0"/>
+        <w:jc w:val="center"/>
+      </w:pPr>
+      <w:r>
+        <w:t xml:space="preserve">Рисунок </w:t>
+      </w:r>
+      <w:r>
+        <w:t>9</w:t>
+      </w:r>
+      <w:r>
+        <w:t xml:space="preserve"> – Анализ </w:t>
+      </w:r>
+      <w:r>
+        <w:rPr>
+          <w:lang w:val="en-US"/>
+        </w:rPr>
+        <w:t>k</w:t>
+      </w:r>
+      <w:r>
+        <w:t>-</w:t>
+      </w:r>
+      <w:r>
+        <w:t xml:space="preserve">средних для </w:t>
+      </w:r>
+      <w:r>
+        <w:t>9</w:t>
+      </w:r>
+      <w:r>
+        <w:t xml:space="preserve"> кластеров</w:t>
+      </w:r>
+    </w:p>
+    <w:p>
+      <w:pPr>
+        <w:ind w:firstLine="0"/>
+        <w:jc w:val="center"/>
+      </w:pPr>
+    </w:p>
+    <w:p>
+      <w:pPr>
+        <w:ind w:firstLine="0"/>
+        <w:jc w:val="center"/>
+      </w:pPr>
+      <w:r>
+        <w:drawing>
+          <wp:inline distT="0" distB="0" distL="0" distR="0" wp14:anchorId="2113CC9C" wp14:editId="1162D6B0">
+            <wp:extent cx="5940425" cy="1007110"/>
+            <wp:effectExtent l="0" t="0" r="3175" b="2540"/>
+            <wp:docPr id="9" name="Рисунок 9"/>
+            <wp:cNvGraphicFramePr>
+              <a:graphicFrameLocks xmlns:a="http://schemas.openxmlformats.org/drawingml/2006/main" noChangeAspect="1"/>
+            </wp:cNvGraphicFramePr>
+            <a:graphic xmlns:a="http://schemas.openxmlformats.org/drawingml/2006/main">
+              <a:graphicData uri="http://schemas.openxmlformats.org/drawingml/2006/picture">
+                <pic:pic xmlns:pic="http://schemas.openxmlformats.org/drawingml/2006/picture">
+                  <pic:nvPicPr>
+                    <pic:cNvPr id="1" name=""/>
+                    <pic:cNvPicPr/>
+                  </pic:nvPicPr>
+                  <pic:blipFill>
+                    <a:blip r:embed="rId15"/>
+                    <a:stretch>
+                      <a:fillRect/>
+                    </a:stretch>
+                  </pic:blipFill>
+                  <pic:spPr>
+                    <a:xfrm>
+                      <a:off x="0" y="0"/>
+                      <a:ext cx="5940425" cy="1007110"/>
+                    </a:xfrm>
+                    <a:prstGeom prst="rect">
+                      <a:avLst/>
+                    </a:prstGeom>
+                  </pic:spPr>
+                </pic:pic>
+              </a:graphicData>
+            </a:graphic>
+          </wp:inline>
+        </w:drawing>
+      </w:r>
+    </w:p>
+    <w:p>
+      <w:pPr>
+        <w:ind w:firstLine="0"/>
+        <w:jc w:val="center"/>
+      </w:pPr>
+      <w:r>
+        <w:t xml:space="preserve">Рисунок </w:t>
+      </w:r>
+      <w:r>
+        <w:t>10</w:t>
+      </w:r>
+      <w:r>
+        <w:t xml:space="preserve"> – Анализ </w:t>
+      </w:r>
+      <w:r>
+        <w:rPr>
+          <w:lang w:val="en-US"/>
+        </w:rPr>
+        <w:t>k</w:t>
+      </w:r>
+      <w:r>
+        <w:t>-</w:t>
+      </w:r>
+      <w:r>
+        <w:t xml:space="preserve">средних для </w:t>
+      </w:r>
+      <w:r>
+        <w:t>10</w:t>
+      </w:r>
+      <w:r>
+        <w:t xml:space="preserve"> кластеров</w:t>
+      </w:r>
+    </w:p>
+    <w:p>
+      <w:pPr>
+        <w:ind w:firstLine="0"/>
+        <w:jc w:val="center"/>
+      </w:pPr>
+    </w:p>
+    <w:p>
+      <w:pPr>
+        <w:ind w:firstLine="0"/>
       </w:pPr>
       <w:r>
         <w:lastRenderedPageBreak/>
@@ -1142,6 +1951,7 @@
                 <w:lang w:eastAsia="ru-RU"/>
               </w:rPr>
             </w:pPr>
+            <w:proofErr w:type="spellStart"/>
             <w:r>
               <w:rPr>
                 <w:rFonts w:ascii="Calibri" w:eastAsia="Times New Roman" w:hAnsi="Calibri" w:cs="Calibri"/>
@@ -1151,6 +1961,7 @@
               </w:rPr>
               <w:t>Dii</w:t>
             </w:r>
+            <w:proofErr w:type="spellEnd"/>
           </w:p>
         </w:tc>
         <w:tc>
@@ -1214,6 +2025,7 @@
                 <w:lang w:eastAsia="ru-RU"/>
               </w:rPr>
             </w:pPr>
+            <w:proofErr w:type="spellStart"/>
             <w:r>
               <w:rPr>
                 <w:rFonts w:ascii="Calibri" w:eastAsia="Times New Roman" w:hAnsi="Calibri" w:cs="Calibri"/>
@@ -1223,6 +2035,7 @@
               </w:rPr>
               <w:t>Dij</w:t>
             </w:r>
+            <w:proofErr w:type="spellEnd"/>
           </w:p>
         </w:tc>
         <w:tc>
@@ -3663,10 +4476,10 @@
           <w:noProof/>
         </w:rPr>
         <w:drawing>
-          <wp:inline distT="0" distB="0" distL="0" distR="0" wp14:anchorId="6E85E02B" wp14:editId="2AF07094">
-            <wp:extent cx="6060440" cy="4646428"/>
-            <wp:effectExtent l="0" t="0" r="16510" b="1905"/>
-            <wp:docPr id="1328952323" name="Диаграмма 1">
+          <wp:inline distT="0" distB="0" distL="0" distR="0" wp14:anchorId="0A1A381C" wp14:editId="2AE74F55">
+            <wp:extent cx="4572000" cy="2628900"/>
+            <wp:effectExtent l="0" t="0" r="0" b="0"/>
+            <wp:docPr id="10" name="Диаграмма 10">
               <a:extLst xmlns:a="http://schemas.openxmlformats.org/drawingml/2006/main">
                 <a:ext uri="{FF2B5EF4-FFF2-40B4-BE49-F238E27FC236}">
                   <a16:creationId xmlns:a16="http://schemas.microsoft.com/office/drawing/2014/main" id="{E551CF84-1CB2-A355-C51A-7361B2B8E07D}"/>
@@ -3676,7 +4489,7 @@
             <wp:cNvGraphicFramePr/>
             <a:graphic xmlns:a="http://schemas.openxmlformats.org/drawingml/2006/main">
               <a:graphicData uri="http://schemas.openxmlformats.org/drawingml/2006/chart">
-                <c:chart xmlns:c="http://schemas.openxmlformats.org/drawingml/2006/chart" xmlns:r="http://schemas.openxmlformats.org/officeDocument/2006/relationships" r:id="rId7"/>
+                <c:chart xmlns:c="http://schemas.openxmlformats.org/drawingml/2006/chart" xmlns:r="http://schemas.openxmlformats.org/officeDocument/2006/relationships" r:id="rId16"/>
               </a:graphicData>
             </a:graphic>
           </wp:inline>
@@ -3695,7 +4508,7 @@
         <w:t xml:space="preserve">Рисунок </w:t>
       </w:r>
       <w:r>
-        <w:t>2</w:t>
+        <w:t>11</w:t>
       </w:r>
       <w:r>
         <w:t xml:space="preserve"> – </w:t>
@@ -3736,13 +4549,7 @@
           <w:rPr>
             <w:rFonts w:ascii="Cambria Math" w:hAnsi="Cambria Math"/>
           </w:rPr>
-          <m:t>=</m:t>
-        </m:r>
-        <m:r>
-          <w:rPr>
-            <w:rFonts w:ascii="Cambria Math" w:hAnsi="Cambria Math"/>
-          </w:rPr>
-          <m:t>J</m:t>
+          <m:t>=J</m:t>
         </m:r>
       </m:oMath>
     </w:p>
@@ -3835,7 +4642,7 @@
                     <pic:cNvPicPr/>
                   </pic:nvPicPr>
                   <pic:blipFill>
-                    <a:blip r:embed="rId8"/>
+                    <a:blip r:embed="rId17"/>
                     <a:stretch>
                       <a:fillRect/>
                     </a:stretch>
@@ -3865,7 +4672,7 @@
         <w:t xml:space="preserve">Рисунок </w:t>
       </w:r>
       <w:r>
-        <w:t>3</w:t>
+        <w:t>12</w:t>
       </w:r>
       <w:r>
         <w:t xml:space="preserve"> – Кластерный анализ </w:t>
@@ -3908,7 +4715,7 @@
                     <pic:cNvPicPr/>
                   </pic:nvPicPr>
                   <pic:blipFill>
-                    <a:blip r:embed="rId9"/>
+                    <a:blip r:embed="rId18"/>
                     <a:stretch>
                       <a:fillRect/>
                     </a:stretch>
@@ -3938,7 +4745,7 @@
         <w:t xml:space="preserve">Рисунок </w:t>
       </w:r>
       <w:r>
-        <w:t>4</w:t>
+        <w:t>13</w:t>
       </w:r>
       <w:r>
         <w:t xml:space="preserve"> – Кластерный анализ методом полной связи</w:t>
@@ -3969,7 +4776,7 @@
                     <pic:cNvPicPr/>
                   </pic:nvPicPr>
                   <pic:blipFill>
-                    <a:blip r:embed="rId10"/>
+                    <a:blip r:embed="rId19"/>
                     <a:stretch>
                       <a:fillRect/>
                     </a:stretch>
@@ -3999,11 +4806,16 @@
         <w:t xml:space="preserve">Рисунок </w:t>
       </w:r>
       <w:r>
-        <w:t>5</w:t>
-      </w:r>
-      <w:r>
-        <w:t xml:space="preserve"> – Кластерный анализ методом Мак-Квитти</w:t>
-      </w:r>
+        <w:t>14</w:t>
+      </w:r>
+      <w:r>
+        <w:t xml:space="preserve"> – Кластерный анализ методом Мак-</w:t>
+      </w:r>
+      <w:proofErr w:type="spellStart"/>
+      <w:r>
+        <w:t>Квитти</w:t>
+      </w:r>
+      <w:proofErr w:type="spellEnd"/>
     </w:p>
     <w:p>
       <w:pPr>
@@ -4037,7 +4849,7 @@
                     <pic:cNvPicPr/>
                   </pic:nvPicPr>
                   <pic:blipFill>
-                    <a:blip r:embed="rId11"/>
+                    <a:blip r:embed="rId20"/>
                     <a:stretch>
                       <a:fillRect/>
                     </a:stretch>
@@ -4067,7 +4879,7 @@
         <w:t xml:space="preserve">Рисунок </w:t>
       </w:r>
       <w:r>
-        <w:t>6</w:t>
+        <w:t>15</w:t>
       </w:r>
       <w:r>
         <w:t xml:space="preserve"> </w:t>
@@ -4076,8 +4888,13 @@
         <w:t>–</w:t>
       </w:r>
       <w:r>
-        <w:t xml:space="preserve"> Кластерный анализ методом Центроидов</w:t>
-      </w:r>
+        <w:t xml:space="preserve"> Кластерный анализ методом </w:t>
+      </w:r>
+      <w:proofErr w:type="spellStart"/>
+      <w:r>
+        <w:t>Центроидов</w:t>
+      </w:r>
+      <w:proofErr w:type="spellEnd"/>
     </w:p>
     <w:p>
       <w:pPr>
@@ -4110,7 +4927,7 @@
                     <pic:cNvPicPr/>
                   </pic:nvPicPr>
                   <pic:blipFill>
-                    <a:blip r:embed="rId12"/>
+                    <a:blip r:embed="rId21"/>
                     <a:stretch>
                       <a:fillRect/>
                     </a:stretch>
@@ -4140,7 +4957,7 @@
         <w:t xml:space="preserve">Рисунок </w:t>
       </w:r>
       <w:r>
-        <w:t>7</w:t>
+        <w:t>16</w:t>
       </w:r>
       <w:r>
         <w:t xml:space="preserve"> </w:t>
@@ -4177,7 +4994,7 @@
                     <pic:cNvPicPr/>
                   </pic:nvPicPr>
                   <pic:blipFill>
-                    <a:blip r:embed="rId13"/>
+                    <a:blip r:embed="rId22"/>
                     <a:stretch>
                       <a:fillRect/>
                     </a:stretch>
@@ -4207,7 +5024,13 @@
         <w:t>Рисунок</w:t>
       </w:r>
       <w:r>
-        <w:t xml:space="preserve"> 8 </w:t>
+        <w:t xml:space="preserve"> </w:t>
+      </w:r>
+      <w:r>
+        <w:t>17</w:t>
+      </w:r>
+      <w:r>
+        <w:t xml:space="preserve"> </w:t>
       </w:r>
       <w:r>
         <w:t>– Кластерный анализ методом средней связи</w:t>
@@ -4245,7 +5068,7 @@
                     <pic:cNvPicPr/>
                   </pic:nvPicPr>
                   <pic:blipFill>
-                    <a:blip r:embed="rId14"/>
+                    <a:blip r:embed="rId23"/>
                     <a:stretch>
                       <a:fillRect/>
                     </a:stretch>
@@ -4275,7 +5098,7 @@
         <w:t xml:space="preserve">Рисунок </w:t>
       </w:r>
       <w:r>
-        <w:t>9</w:t>
+        <w:t>18</w:t>
       </w:r>
       <w:r>
         <w:t xml:space="preserve"> – Кластерный анализ методом медианной связи</w:t>
@@ -4298,7 +5121,15 @@
         <w:t xml:space="preserve">выявить, что метод Уорда генерирует множество кластеров одного уровня (все кластеры на 4-5 уровнях), полной связи сохраняет баланс между кластерами </w:t>
       </w:r>
       <w:r>
-        <w:t>(между двумя крупными кластерами наблюдается баланс в количестве подкластеров)</w:t>
+        <w:t xml:space="preserve">(между двумя крупными кластерами наблюдается баланс в количестве </w:t>
+      </w:r>
+      <w:proofErr w:type="spellStart"/>
+      <w:r>
+        <w:t>подкластеров</w:t>
+      </w:r>
+      <w:proofErr w:type="spellEnd"/>
+      <w:r>
+        <w:t>)</w:t>
       </w:r>
       <w:r>
         <w:t>.</w:t>
@@ -4310,10 +5141,34 @@
         <w:t>М</w:t>
       </w:r>
       <w:r>
-        <w:t xml:space="preserve">етод Мак-Квитти </w:t>
-      </w:r>
-      <w:r>
-        <w:t xml:space="preserve">похоже формирует дендрограмму на основе отдалённости кластеров друг от друга, так 8 элементов явно являются отдалёнными от основной массы, на кластерном анализе методом Мак-Квитти </w:t>
+        <w:t>етод Мак-</w:t>
+      </w:r>
+      <w:proofErr w:type="spellStart"/>
+      <w:r>
+        <w:t>Квитти</w:t>
+      </w:r>
+      <w:proofErr w:type="spellEnd"/>
+      <w:r>
+        <w:t xml:space="preserve"> </w:t>
+      </w:r>
+      <w:r>
+        <w:t xml:space="preserve">похоже формирует </w:t>
+      </w:r>
+      <w:proofErr w:type="spellStart"/>
+      <w:r>
+        <w:t>дендрограмму</w:t>
+      </w:r>
+      <w:proofErr w:type="spellEnd"/>
+      <w:r>
+        <w:t xml:space="preserve"> на основе отдалённости кластеров друг от друга, так 8 элементов явно являются отдалёнными от основной массы, на кластерном анализе методом Мак-</w:t>
+      </w:r>
+      <w:proofErr w:type="spellStart"/>
+      <w:r>
+        <w:t>Квитти</w:t>
+      </w:r>
+      <w:proofErr w:type="spellEnd"/>
+      <w:r>
+        <w:t xml:space="preserve"> </w:t>
       </w:r>
       <w:r>
         <w:t>– это</w:t>
@@ -4322,13 +5177,37 @@
         <w:t xml:space="preserve"> явно видно в правой части древа. </w:t>
       </w:r>
       <w:r>
-        <w:t xml:space="preserve">Из прочитанного, метод центроидов является алгоритмом работы с центроидами кластеров, </w:t>
+        <w:t xml:space="preserve">Из прочитанного, метод </w:t>
+      </w:r>
+      <w:proofErr w:type="spellStart"/>
+      <w:r>
+        <w:t>центроидов</w:t>
+      </w:r>
+      <w:proofErr w:type="spellEnd"/>
+      <w:r>
+        <w:t xml:space="preserve"> является алгоритмом работы с </w:t>
+      </w:r>
+      <w:proofErr w:type="spellStart"/>
+      <w:r>
+        <w:t>центроидами</w:t>
+      </w:r>
+      <w:proofErr w:type="spellEnd"/>
+      <w:r>
+        <w:t xml:space="preserve"> кластеров, </w:t>
       </w:r>
       <w:r>
         <w:t>точки (векторы) в пространстве признаков, которые представляют собой «центры тяжести» или усреднённые характеристики групп</w:t>
       </w:r>
       <w:r>
-        <w:t xml:space="preserve">. Полагаю, что дендрограмма отображает распределение кластеров, так 12 точка, видимо, является крайней верхней левой точкой на Рисунке 1. Остальные методы используют сложность связи для определения места точки в кластере.  </w:t>
+        <w:t xml:space="preserve">. Полагаю, что </w:t>
+      </w:r>
+      <w:proofErr w:type="spellStart"/>
+      <w:r>
+        <w:t>дендрограмма</w:t>
+      </w:r>
+      <w:proofErr w:type="spellEnd"/>
+      <w:r>
+        <w:t xml:space="preserve"> отображает распределение кластеров, так 12 точка, видимо, является крайней верхней левой точкой на Рисунке 1. Остальные методы используют сложность связи для определения места точки в кластере.  </w:t>
       </w:r>
     </w:p>
     <w:p>
@@ -4387,7 +5266,7 @@
 </file>
 
 <file path=word/endnotes.xml><?xml version="1.0" encoding="utf-8"?>
-<w:endnotes xmlns:wpc="http://schemas.microsoft.com/office/word/2010/wordprocessingCanvas" xmlns:cx="http://schemas.microsoft.com/office/drawing/2014/chartex" xmlns:cx1="http://schemas.microsoft.com/office/drawing/2015/9/8/chartex" xmlns:cx2="http://schemas.microsoft.com/office/drawing/2015/10/21/chartex" xmlns:cx3="http://schemas.microsoft.com/office/drawing/2016/5/9/chartex" xmlns:cx4="http://schemas.microsoft.com/office/drawing/2016/5/10/chartex" xmlns:cx5="http://schemas.microsoft.com/office/drawing/2016/5/11/chartex" xmlns:cx6="http://schemas.microsoft.com/office/drawing/2016/5/12/chartex" xmlns:cx7="http://schemas.microsoft.com/office/drawing/2016/5/13/chartex" xmlns:cx8="http://schemas.microsoft.com/office/drawing/2016/5/14/chartex" xmlns:mc="http://schemas.openxmlformats.org/markup-compatibility/2006" xmlns:aink="http://schemas.microsoft.com/office/drawing/2016/ink" xmlns:am3d="http://schemas.microsoft.com/office/drawing/2017/model3d" xmlns:o="urn:schemas-microsoft-com:office:office" xmlns:oel="http://schemas.microsoft.com/office/2019/extlst" xmlns:r="http://schemas.openxmlformats.org/officeDocument/2006/relationships" xmlns:m="http://schemas.openxmlformats.org/officeDocument/2006/math" xmlns:v="urn:schemas-microsoft-com:vml" xmlns:wp14="http://schemas.microsoft.com/office/word/2010/wordprocessingDrawing" xmlns:wp="http://schemas.openxmlformats.org/drawingml/2006/wordprocessingDrawing" xmlns:w10="urn:schemas-microsoft-com:office:word" xmlns:w="http://schemas.openxmlformats.org/wordprocessingml/2006/main" xmlns:w14="http://schemas.microsoft.com/office/word/2010/wordml" xmlns:w15="http://schemas.microsoft.com/office/word/2012/wordml" xmlns:w16cex="http://schemas.microsoft.com/office/word/2018/wordml/cex" xmlns:w16cid="http://schemas.microsoft.com/office/word/2016/wordml/cid" xmlns:w16="http://schemas.microsoft.com/office/word/2018/wordml" xmlns:w16du="http://schemas.microsoft.com/office/word/2023/wordml/word16du" xmlns:w16sdtdh="http://schemas.microsoft.com/office/word/2020/wordml/sdtdatahash" xmlns:w16sdtfl="http://schemas.microsoft.com/office/word/2024/wordml/sdtformatlock" xmlns:w16se="http://schemas.microsoft.com/office/word/2015/wordml/symex" xmlns:wpg="http://schemas.microsoft.com/office/word/2010/wordprocessingGroup" xmlns:wpi="http://schemas.microsoft.com/office/word/2010/wordprocessingInk" xmlns:wne="http://schemas.microsoft.com/office/word/2006/wordml" xmlns:wps="http://schemas.microsoft.com/office/word/2010/wordprocessingShape" mc:Ignorable="w14 w15 w16se w16cid w16 w16cex w16sdtdh w16sdtfl w16du wp14">
+<w:endnotes xmlns:wpc="http://schemas.microsoft.com/office/word/2010/wordprocessingCanvas" xmlns:cx="http://schemas.microsoft.com/office/drawing/2014/chartex" xmlns:cx1="http://schemas.microsoft.com/office/drawing/2015/9/8/chartex" xmlns:cx2="http://schemas.microsoft.com/office/drawing/2015/10/21/chartex" xmlns:cx3="http://schemas.microsoft.com/office/drawing/2016/5/9/chartex" xmlns:cx4="http://schemas.microsoft.com/office/drawing/2016/5/10/chartex" xmlns:cx5="http://schemas.microsoft.com/office/drawing/2016/5/11/chartex" xmlns:cx6="http://schemas.microsoft.com/office/drawing/2016/5/12/chartex" xmlns:cx7="http://schemas.microsoft.com/office/drawing/2016/5/13/chartex" xmlns:cx8="http://schemas.microsoft.com/office/drawing/2016/5/14/chartex" xmlns:mc="http://schemas.openxmlformats.org/markup-compatibility/2006" xmlns:aink="http://schemas.microsoft.com/office/drawing/2016/ink" xmlns:am3d="http://schemas.microsoft.com/office/drawing/2017/model3d" xmlns:o="urn:schemas-microsoft-com:office:office" xmlns:r="http://schemas.openxmlformats.org/officeDocument/2006/relationships" xmlns:m="http://schemas.openxmlformats.org/officeDocument/2006/math" xmlns:v="urn:schemas-microsoft-com:vml" xmlns:wp14="http://schemas.microsoft.com/office/word/2010/wordprocessingDrawing" xmlns:wp="http://schemas.openxmlformats.org/drawingml/2006/wordprocessingDrawing" xmlns:w10="urn:schemas-microsoft-com:office:word" xmlns:w="http://schemas.openxmlformats.org/wordprocessingml/2006/main" xmlns:w14="http://schemas.microsoft.com/office/word/2010/wordml" xmlns:w15="http://schemas.microsoft.com/office/word/2012/wordml" xmlns:w16cex="http://schemas.microsoft.com/office/word/2018/wordml/cex" xmlns:w16cid="http://schemas.microsoft.com/office/word/2016/wordml/cid" xmlns:w16="http://schemas.microsoft.com/office/word/2018/wordml" xmlns:w16sdtdh="http://schemas.microsoft.com/office/word/2020/wordml/sdtdatahash" xmlns:w16se="http://schemas.microsoft.com/office/word/2015/wordml/symex" xmlns:wpg="http://schemas.microsoft.com/office/word/2010/wordprocessingGroup" xmlns:wpi="http://schemas.microsoft.com/office/word/2010/wordprocessingInk" xmlns:wne="http://schemas.microsoft.com/office/word/2006/wordml" xmlns:wps="http://schemas.microsoft.com/office/word/2010/wordprocessingShape" mc:Ignorable="w14 w15 w16se w16cid w16 w16cex w16sdtdh wp14">
   <w:endnote w:type="separator" w:id="-1">
     <w:p>
       <w:pPr>
@@ -4412,7 +5291,7 @@
 </file>
 
 <file path=word/footnotes.xml><?xml version="1.0" encoding="utf-8"?>
-<w:footnotes xmlns:wpc="http://schemas.microsoft.com/office/word/2010/wordprocessingCanvas" xmlns:cx="http://schemas.microsoft.com/office/drawing/2014/chartex" xmlns:cx1="http://schemas.microsoft.com/office/drawing/2015/9/8/chartex" xmlns:cx2="http://schemas.microsoft.com/office/drawing/2015/10/21/chartex" xmlns:cx3="http://schemas.microsoft.com/office/drawing/2016/5/9/chartex" xmlns:cx4="http://schemas.microsoft.com/office/drawing/2016/5/10/chartex" xmlns:cx5="http://schemas.microsoft.com/office/drawing/2016/5/11/chartex" xmlns:cx6="http://schemas.microsoft.com/office/drawing/2016/5/12/chartex" xmlns:cx7="http://schemas.microsoft.com/office/drawing/2016/5/13/chartex" xmlns:cx8="http://schemas.microsoft.com/office/drawing/2016/5/14/chartex" xmlns:mc="http://schemas.openxmlformats.org/markup-compatibility/2006" xmlns:aink="http://schemas.microsoft.com/office/drawing/2016/ink" xmlns:am3d="http://schemas.microsoft.com/office/drawing/2017/model3d" xmlns:o="urn:schemas-microsoft-com:office:office" xmlns:oel="http://schemas.microsoft.com/office/2019/extlst" xmlns:r="http://schemas.openxmlformats.org/officeDocument/2006/relationships" xmlns:m="http://schemas.openxmlformats.org/officeDocument/2006/math" xmlns:v="urn:schemas-microsoft-com:vml" xmlns:wp14="http://schemas.microsoft.com/office/word/2010/wordprocessingDrawing" xmlns:wp="http://schemas.openxmlformats.org/drawingml/2006/wordprocessingDrawing" xmlns:w10="urn:schemas-microsoft-com:office:word" xmlns:w="http://schemas.openxmlformats.org/wordprocessingml/2006/main" xmlns:w14="http://schemas.microsoft.com/office/word/2010/wordml" xmlns:w15="http://schemas.microsoft.com/office/word/2012/wordml" xmlns:w16cex="http://schemas.microsoft.com/office/word/2018/wordml/cex" xmlns:w16cid="http://schemas.microsoft.com/office/word/2016/wordml/cid" xmlns:w16="http://schemas.microsoft.com/office/word/2018/wordml" xmlns:w16du="http://schemas.microsoft.com/office/word/2023/wordml/word16du" xmlns:w16sdtdh="http://schemas.microsoft.com/office/word/2020/wordml/sdtdatahash" xmlns:w16sdtfl="http://schemas.microsoft.com/office/word/2024/wordml/sdtformatlock" xmlns:w16se="http://schemas.microsoft.com/office/word/2015/wordml/symex" xmlns:wpg="http://schemas.microsoft.com/office/word/2010/wordprocessingGroup" xmlns:wpi="http://schemas.microsoft.com/office/word/2010/wordprocessingInk" xmlns:wne="http://schemas.microsoft.com/office/word/2006/wordml" xmlns:wps="http://schemas.microsoft.com/office/word/2010/wordprocessingShape" mc:Ignorable="w14 w15 w16se w16cid w16 w16cex w16sdtdh w16sdtfl w16du wp14">
+<w:footnotes xmlns:wpc="http://schemas.microsoft.com/office/word/2010/wordprocessingCanvas" xmlns:cx="http://schemas.microsoft.com/office/drawing/2014/chartex" xmlns:cx1="http://schemas.microsoft.com/office/drawing/2015/9/8/chartex" xmlns:cx2="http://schemas.microsoft.com/office/drawing/2015/10/21/chartex" xmlns:cx3="http://schemas.microsoft.com/office/drawing/2016/5/9/chartex" xmlns:cx4="http://schemas.microsoft.com/office/drawing/2016/5/10/chartex" xmlns:cx5="http://schemas.microsoft.com/office/drawing/2016/5/11/chartex" xmlns:cx6="http://schemas.microsoft.com/office/drawing/2016/5/12/chartex" xmlns:cx7="http://schemas.microsoft.com/office/drawing/2016/5/13/chartex" xmlns:cx8="http://schemas.microsoft.com/office/drawing/2016/5/14/chartex" xmlns:mc="http://schemas.openxmlformats.org/markup-compatibility/2006" xmlns:aink="http://schemas.microsoft.com/office/drawing/2016/ink" xmlns:am3d="http://schemas.microsoft.com/office/drawing/2017/model3d" xmlns:o="urn:schemas-microsoft-com:office:office" xmlns:r="http://schemas.openxmlformats.org/officeDocument/2006/relationships" xmlns:m="http://schemas.openxmlformats.org/officeDocument/2006/math" xmlns:v="urn:schemas-microsoft-com:vml" xmlns:wp14="http://schemas.microsoft.com/office/word/2010/wordprocessingDrawing" xmlns:wp="http://schemas.openxmlformats.org/drawingml/2006/wordprocessingDrawing" xmlns:w10="urn:schemas-microsoft-com:office:word" xmlns:w="http://schemas.openxmlformats.org/wordprocessingml/2006/main" xmlns:w14="http://schemas.microsoft.com/office/word/2010/wordml" xmlns:w15="http://schemas.microsoft.com/office/word/2012/wordml" xmlns:w16cex="http://schemas.microsoft.com/office/word/2018/wordml/cex" xmlns:w16cid="http://schemas.microsoft.com/office/word/2016/wordml/cid" xmlns:w16="http://schemas.microsoft.com/office/word/2018/wordml" xmlns:w16sdtdh="http://schemas.microsoft.com/office/word/2020/wordml/sdtdatahash" xmlns:w16se="http://schemas.microsoft.com/office/word/2015/wordml/symex" xmlns:wpg="http://schemas.microsoft.com/office/word/2010/wordprocessingGroup" xmlns:wpi="http://schemas.microsoft.com/office/word/2010/wordprocessingInk" xmlns:wne="http://schemas.microsoft.com/office/word/2006/wordml" xmlns:wps="http://schemas.microsoft.com/office/word/2010/wordprocessingShape" mc:Ignorable="w14 w15 w16se w16cid w16 w16cex w16sdtdh wp14">
   <w:footnote w:type="separator" w:id="-1">
     <w:p>
       <w:pPr>
@@ -4437,7 +5316,7 @@
 </file>
 
 <file path=word/styles.xml><?xml version="1.0" encoding="utf-8"?>
-<w:styles xmlns:mc="http://schemas.openxmlformats.org/markup-compatibility/2006" xmlns:r="http://schemas.openxmlformats.org/officeDocument/2006/relationships" xmlns:w="http://schemas.openxmlformats.org/wordprocessingml/2006/main" xmlns:w14="http://schemas.microsoft.com/office/word/2010/wordml" xmlns:w15="http://schemas.microsoft.com/office/word/2012/wordml" xmlns:w16cex="http://schemas.microsoft.com/office/word/2018/wordml/cex" xmlns:w16cid="http://schemas.microsoft.com/office/word/2016/wordml/cid" xmlns:w16="http://schemas.microsoft.com/office/word/2018/wordml" xmlns:w16du="http://schemas.microsoft.com/office/word/2023/wordml/word16du" xmlns:w16sdtdh="http://schemas.microsoft.com/office/word/2020/wordml/sdtdatahash" xmlns:w16sdtfl="http://schemas.microsoft.com/office/word/2024/wordml/sdtformatlock" xmlns:w16se="http://schemas.microsoft.com/office/word/2015/wordml/symex" mc:Ignorable="w14 w15 w16se w16cid w16 w16cex w16sdtdh w16sdtfl w16du">
+<w:styles xmlns:mc="http://schemas.openxmlformats.org/markup-compatibility/2006" xmlns:r="http://schemas.openxmlformats.org/officeDocument/2006/relationships" xmlns:w="http://schemas.openxmlformats.org/wordprocessingml/2006/main" xmlns:w14="http://schemas.microsoft.com/office/word/2010/wordml" xmlns:w15="http://schemas.microsoft.com/office/word/2012/wordml" xmlns:w16cex="http://schemas.microsoft.com/office/word/2018/wordml/cex" xmlns:w16cid="http://schemas.microsoft.com/office/word/2016/wordml/cid" xmlns:w16="http://schemas.microsoft.com/office/word/2018/wordml" xmlns:w16sdtdh="http://schemas.microsoft.com/office/word/2020/wordml/sdtdatahash" xmlns:w16se="http://schemas.microsoft.com/office/word/2015/wordml/symex" mc:Ignorable="w14 w15 w16se w16cid w16 w16cex w16sdtdh">
   <w:docDefaults>
     <w:rPrDefault>
       <w:rPr>
@@ -5101,6 +5980,42 @@
           <c:marker>
             <c:symbol val="none"/>
           </c:marker>
+          <c:cat>
+            <c:numRef>
+              <c:f>Лист1!$A$2:$A$10</c:f>
+              <c:numCache>
+                <c:formatCode>0</c:formatCode>
+                <c:ptCount val="9"/>
+                <c:pt idx="0">
+                  <c:v>2</c:v>
+                </c:pt>
+                <c:pt idx="1">
+                  <c:v>3</c:v>
+                </c:pt>
+                <c:pt idx="2">
+                  <c:v>4</c:v>
+                </c:pt>
+                <c:pt idx="3">
+                  <c:v>5</c:v>
+                </c:pt>
+                <c:pt idx="4">
+                  <c:v>6</c:v>
+                </c:pt>
+                <c:pt idx="5">
+                  <c:v>7</c:v>
+                </c:pt>
+                <c:pt idx="6">
+                  <c:v>8</c:v>
+                </c:pt>
+                <c:pt idx="7">
+                  <c:v>9</c:v>
+                </c:pt>
+                <c:pt idx="8">
+                  <c:v>10</c:v>
+                </c:pt>
+              </c:numCache>
+            </c:numRef>
+          </c:cat>
           <c:val>
             <c:numRef>
               <c:f>Лист1!$G$2:$G$10</c:f>
@@ -5140,7 +6055,7 @@
           <c:smooth val="0"/>
           <c:extLst>
             <c:ext xmlns:c16="http://schemas.microsoft.com/office/drawing/2014/chart" uri="{C3380CC4-5D6E-409C-BE32-E72D297353CC}">
-              <c16:uniqueId val="{00000000-5546-4400-BC64-F9B9C268AC7C}"/>
+              <c16:uniqueId val="{00000000-7644-4AE2-96B2-5CA3469E146E}"/>
             </c:ext>
           </c:extLst>
         </c:ser>
@@ -5163,7 +6078,7 @@
         </c:scaling>
         <c:delete val="0"/>
         <c:axPos val="b"/>
-        <c:numFmt formatCode="General" sourceLinked="1"/>
+        <c:numFmt formatCode="0" sourceLinked="1"/>
         <c:majorTickMark val="none"/>
         <c:minorTickMark val="none"/>
         <c:tickLblPos val="nextTo"/>

--- a/Интеллектуальный анализ данных/Лабораторные работы/ЛР4/Лабораторная работа 4.docx
+++ b/Интеллектуальный анализ данных/Лабораторные работы/ЛР4/Лабораторная работа 4.docx
@@ -1,6 +1,6 @@
 
 <file path=word/document.xml><?xml version="1.0" encoding="utf-8"?>
-<w:document xmlns:wpc="http://schemas.microsoft.com/office/word/2010/wordprocessingCanvas" xmlns:cx="http://schemas.microsoft.com/office/drawing/2014/chartex" xmlns:cx1="http://schemas.microsoft.com/office/drawing/2015/9/8/chartex" xmlns:cx2="http://schemas.microsoft.com/office/drawing/2015/10/21/chartex" xmlns:cx3="http://schemas.microsoft.com/office/drawing/2016/5/9/chartex" xmlns:cx4="http://schemas.microsoft.com/office/drawing/2016/5/10/chartex" xmlns:cx5="http://schemas.microsoft.com/office/drawing/2016/5/11/chartex" xmlns:cx6="http://schemas.microsoft.com/office/drawing/2016/5/12/chartex" xmlns:cx7="http://schemas.microsoft.com/office/drawing/2016/5/13/chartex" xmlns:cx8="http://schemas.microsoft.com/office/drawing/2016/5/14/chartex" xmlns:mc="http://schemas.openxmlformats.org/markup-compatibility/2006" xmlns:aink="http://schemas.microsoft.com/office/drawing/2016/ink" xmlns:am3d="http://schemas.microsoft.com/office/drawing/2017/model3d" xmlns:o="urn:schemas-microsoft-com:office:office" xmlns:r="http://schemas.openxmlformats.org/officeDocument/2006/relationships" xmlns:m="http://schemas.openxmlformats.org/officeDocument/2006/math" xmlns:v="urn:schemas-microsoft-com:vml" xmlns:wp14="http://schemas.microsoft.com/office/word/2010/wordprocessingDrawing" xmlns:wp="http://schemas.openxmlformats.org/drawingml/2006/wordprocessingDrawing" xmlns:w10="urn:schemas-microsoft-com:office:word" xmlns:w="http://schemas.openxmlformats.org/wordprocessingml/2006/main" xmlns:w14="http://schemas.microsoft.com/office/word/2010/wordml" xmlns:w15="http://schemas.microsoft.com/office/word/2012/wordml" xmlns:w16cex="http://schemas.microsoft.com/office/word/2018/wordml/cex" xmlns:w16cid="http://schemas.microsoft.com/office/word/2016/wordml/cid" xmlns:w16="http://schemas.microsoft.com/office/word/2018/wordml" xmlns:w16sdtdh="http://schemas.microsoft.com/office/word/2020/wordml/sdtdatahash" xmlns:w16se="http://schemas.microsoft.com/office/word/2015/wordml/symex" xmlns:wpg="http://schemas.microsoft.com/office/word/2010/wordprocessingGroup" xmlns:wpi="http://schemas.microsoft.com/office/word/2010/wordprocessingInk" xmlns:wne="http://schemas.microsoft.com/office/word/2006/wordml" xmlns:wps="http://schemas.microsoft.com/office/word/2010/wordprocessingShape" mc:Ignorable="w14 w15 w16se w16cid w16 w16cex w16sdtdh wp14">
+<w:document xmlns:wpc="http://schemas.microsoft.com/office/word/2010/wordprocessingCanvas" xmlns:cx="http://schemas.microsoft.com/office/drawing/2014/chartex" xmlns:cx1="http://schemas.microsoft.com/office/drawing/2015/9/8/chartex" xmlns:cx2="http://schemas.microsoft.com/office/drawing/2015/10/21/chartex" xmlns:cx3="http://schemas.microsoft.com/office/drawing/2016/5/9/chartex" xmlns:cx4="http://schemas.microsoft.com/office/drawing/2016/5/10/chartex" xmlns:cx5="http://schemas.microsoft.com/office/drawing/2016/5/11/chartex" xmlns:cx6="http://schemas.microsoft.com/office/drawing/2016/5/12/chartex" xmlns:cx7="http://schemas.microsoft.com/office/drawing/2016/5/13/chartex" xmlns:cx8="http://schemas.microsoft.com/office/drawing/2016/5/14/chartex" xmlns:mc="http://schemas.openxmlformats.org/markup-compatibility/2006" xmlns:aink="http://schemas.microsoft.com/office/drawing/2016/ink" xmlns:am3d="http://schemas.microsoft.com/office/drawing/2017/model3d" xmlns:o="urn:schemas-microsoft-com:office:office" xmlns:oel="http://schemas.microsoft.com/office/2019/extlst" xmlns:r="http://schemas.openxmlformats.org/officeDocument/2006/relationships" xmlns:m="http://schemas.openxmlformats.org/officeDocument/2006/math" xmlns:v="urn:schemas-microsoft-com:vml" xmlns:wp14="http://schemas.microsoft.com/office/word/2010/wordprocessingDrawing" xmlns:wp="http://schemas.openxmlformats.org/drawingml/2006/wordprocessingDrawing" xmlns:w10="urn:schemas-microsoft-com:office:word" xmlns:w="http://schemas.openxmlformats.org/wordprocessingml/2006/main" xmlns:w14="http://schemas.microsoft.com/office/word/2010/wordml" xmlns:w15="http://schemas.microsoft.com/office/word/2012/wordml" xmlns:w16cex="http://schemas.microsoft.com/office/word/2018/wordml/cex" xmlns:w16cid="http://schemas.microsoft.com/office/word/2016/wordml/cid" xmlns:w16="http://schemas.microsoft.com/office/word/2018/wordml" xmlns:w16du="http://schemas.microsoft.com/office/word/2023/wordml/word16du" xmlns:w16sdtdh="http://schemas.microsoft.com/office/word/2020/wordml/sdtdatahash" xmlns:w16sdtfl="http://schemas.microsoft.com/office/word/2024/wordml/sdtformatlock" xmlns:w16se="http://schemas.microsoft.com/office/word/2015/wordml/symex" xmlns:wpg="http://schemas.microsoft.com/office/word/2010/wordprocessingGroup" xmlns:wpi="http://schemas.microsoft.com/office/word/2010/wordprocessingInk" xmlns:wne="http://schemas.microsoft.com/office/word/2006/wordml" xmlns:wps="http://schemas.microsoft.com/office/word/2010/wordprocessingShape" mc:Ignorable="w14 w15 w16se w16cid w16 w16cex w16sdtdh w16sdtfl w16du wp14">
   <w:body>
     <w:p>
       <w:pPr>
@@ -515,31 +515,7 @@
                 <w:rPr>
                   <w:rFonts w:ascii="Cambria Math" w:hAnsi="Cambria Math"/>
                 </w:rPr>
-                <m:t>m</m:t>
-              </m:r>
-              <m:r>
-                <w:rPr>
-                  <w:rFonts w:ascii="Cambria Math" w:hAnsi="Cambria Math"/>
-                </w:rPr>
-                <m:t>(</m:t>
-              </m:r>
-              <m:r>
-                <w:rPr>
-                  <w:rFonts w:ascii="Cambria Math" w:hAnsi="Cambria Math"/>
-                </w:rPr>
-                <m:t>m</m:t>
-              </m:r>
-              <m:r>
-                <w:rPr>
-                  <w:rFonts w:ascii="Cambria Math" w:hAnsi="Cambria Math"/>
-                </w:rPr>
-                <m:t>-</m:t>
-              </m:r>
-              <m:r>
-                <w:rPr>
-                  <w:rFonts w:ascii="Cambria Math" w:hAnsi="Cambria Math"/>
-                </w:rPr>
-                <m:t>1)</m:t>
+                <m:t>m(m-1)</m:t>
               </m:r>
             </m:den>
           </m:f>
@@ -559,13 +535,7 @@
                 <w:rPr>
                   <w:rFonts w:ascii="Cambria Math" w:hAnsi="Cambria Math"/>
                 </w:rPr>
-                <m:t>i</m:t>
-              </m:r>
-              <m:r>
-                <w:rPr>
-                  <w:rFonts w:ascii="Cambria Math" w:hAnsi="Cambria Math"/>
-                </w:rPr>
-                <m:t>=1</m:t>
+                <m:t>i=1</m:t>
               </m:r>
             </m:sub>
             <m:sup>
@@ -709,13 +679,7 @@
                 <w:rPr>
                   <w:rFonts w:ascii="Cambria Math" w:hAnsi="Cambria Math"/>
                 </w:rPr>
-                <m:t>i</m:t>
-              </m:r>
-              <m:r>
-                <w:rPr>
-                  <w:rFonts w:ascii="Cambria Math" w:hAnsi="Cambria Math"/>
-                </w:rPr>
-                <m:t>=1</m:t>
+                <m:t>i=1</m:t>
               </m:r>
             </m:sub>
             <m:sup>
@@ -743,25 +707,7 @@
                     <w:rPr>
                       <w:rFonts w:ascii="Cambria Math" w:hAnsi="Cambria Math"/>
                     </w:rPr>
-                    <m:t>j</m:t>
-                  </m:r>
-                  <m:r>
-                    <w:rPr>
-                      <w:rFonts w:ascii="Cambria Math" w:hAnsi="Cambria Math"/>
-                    </w:rPr>
-                    <m:t>=</m:t>
-                  </m:r>
-                  <m:r>
-                    <w:rPr>
-                      <w:rFonts w:ascii="Cambria Math" w:hAnsi="Cambria Math"/>
-                    </w:rPr>
-                    <m:t>i</m:t>
-                  </m:r>
-                  <m:r>
-                    <w:rPr>
-                      <w:rFonts w:ascii="Cambria Math" w:hAnsi="Cambria Math"/>
-                    </w:rPr>
-                    <m:t>+1</m:t>
+                    <m:t>j=i+1</m:t>
                   </m:r>
                 </m:sub>
                 <m:sup>
@@ -929,36 +875,15 @@
         <w:ind w:firstLine="708"/>
       </w:pPr>
       <w:r>
-        <w:t xml:space="preserve">Для графической интерпретации используем критерий "каменистой осыпи". Обычно, для выбора размерности какого-либо пространства, используют график зависимости стресса от размерности (график каменистой осыпи). Этот критерий впервые был предложен </w:t>
-      </w:r>
-      <w:proofErr w:type="spellStart"/>
-      <w:r>
-        <w:t>Кэттелом</w:t>
-      </w:r>
-      <w:proofErr w:type="spellEnd"/>
-      <w:r>
-        <w:t xml:space="preserve"> (</w:t>
-      </w:r>
-      <w:proofErr w:type="spellStart"/>
-      <w:r>
-        <w:t>Cattell</w:t>
-      </w:r>
-      <w:proofErr w:type="spellEnd"/>
-      <w:r>
-        <w:t xml:space="preserve"> (1966)) в контексте решения задачи снижения размерности в факторном анализе.</w:t>
+        <w:t>Для графической интерпретации используем критерий "каменистой осыпи". Обычно, для выбора размерности какого-либо пространства, используют график зависимости стресса от размерности (график каменистой осыпи). Этот критерий впервые был предложен Кэттелом (Cattell (1966)) в контексте решения задачи снижения размерности в факторном анализе.</w:t>
       </w:r>
     </w:p>
     <w:p>
       <w:pPr>
         <w:ind w:firstLine="708"/>
       </w:pPr>
-      <w:proofErr w:type="spellStart"/>
-      <w:r>
-        <w:t>Кэттел</w:t>
-      </w:r>
-      <w:proofErr w:type="spellEnd"/>
-      <w:r>
-        <w:t xml:space="preserve"> предложил найти такую абсциссу на графике, в которой график стресса начинает визуально сглаживаться в направлении правой, пологой его части, и, таким образом, уменьшение стресса максимально замедляется. Образно говоря, линия на рисунке напоминает скалистый обрыв, а черные точки на графике напоминают камни, которые ранее упали вниз. Таким образом, внизу наблюдается как бы каменистая осыпь из таких точек. Справа от выбранной точки на оси абсцисс, лежит только "факторная осыпь". </w:t>
+      <w:r>
+        <w:t xml:space="preserve">Кэттел предложил найти такую абсциссу на графике, в которой график стресса начинает визуально сглаживаться в направлении правой, пологой его части, и, таким образом, уменьшение стресса максимально замедляется. Образно говоря, линия на рисунке напоминает скалистый обрыв, а черные точки на графике напоминают камни, которые ранее упали вниз. Таким образом, внизу наблюдается как бы каменистая осыпь из таких точек. Справа от выбранной точки на оси абсцисс, лежит только "факторная осыпь". </w:t>
       </w:r>
     </w:p>
     <w:p>
@@ -1125,10 +1050,10 @@
       <w:r>
         <w:lastRenderedPageBreak/>
         <w:drawing>
-          <wp:inline distT="0" distB="0" distL="0" distR="0" wp14:anchorId="5B86241A" wp14:editId="4423F228">
-            <wp:extent cx="5258534" cy="1648055"/>
-            <wp:effectExtent l="0" t="0" r="0" b="9525"/>
-            <wp:docPr id="1" name="Рисунок 1"/>
+          <wp:inline distT="0" distB="0" distL="0" distR="0" wp14:anchorId="2A8E6AF8" wp14:editId="34AA6531">
+            <wp:extent cx="4182059" cy="1343212"/>
+            <wp:effectExtent l="0" t="0" r="9525" b="0"/>
+            <wp:docPr id="212141370" name="Рисунок 1"/>
             <wp:cNvGraphicFramePr>
               <a:graphicFrameLocks xmlns:a="http://schemas.openxmlformats.org/drawingml/2006/main" noChangeAspect="1"/>
             </wp:cNvGraphicFramePr>
@@ -1136,7 +1061,7 @@
               <a:graphicData uri="http://schemas.openxmlformats.org/drawingml/2006/picture">
                 <pic:pic xmlns:pic="http://schemas.openxmlformats.org/drawingml/2006/picture">
                   <pic:nvPicPr>
-                    <pic:cNvPr id="1" name=""/>
+                    <pic:cNvPr id="212141370" name=""/>
                     <pic:cNvPicPr/>
                   </pic:nvPicPr>
                   <pic:blipFill>
@@ -1148,7 +1073,7 @@
                   <pic:spPr>
                     <a:xfrm>
                       <a:off x="0" y="0"/>
-                      <a:ext cx="5258534" cy="1648055"/>
+                      <a:ext cx="4182059" cy="1343212"/>
                     </a:xfrm>
                     <a:prstGeom prst="rect">
                       <a:avLst/>
@@ -1167,13 +1092,7 @@
         <w:jc w:val="center"/>
       </w:pPr>
       <w:r>
-        <w:t xml:space="preserve">Рисунок 2 </w:t>
-      </w:r>
-      <w:r>
-        <w:t xml:space="preserve">– </w:t>
-      </w:r>
-      <w:r>
-        <w:t xml:space="preserve">Анализ </w:t>
+        <w:t xml:space="preserve">Рисунок 2 – Анализ </w:t>
       </w:r>
       <w:r>
         <w:rPr>
@@ -1201,10 +1120,10 @@
       </w:pPr>
       <w:r>
         <w:drawing>
-          <wp:inline distT="0" distB="0" distL="0" distR="0" wp14:anchorId="590E1219" wp14:editId="0BD9216D">
-            <wp:extent cx="5182323" cy="1562318"/>
-            <wp:effectExtent l="0" t="0" r="0" b="0"/>
-            <wp:docPr id="2" name="Рисунок 2"/>
+          <wp:inline distT="0" distB="0" distL="0" distR="0" wp14:anchorId="4658378A" wp14:editId="4157708A">
+            <wp:extent cx="4143953" cy="1343212"/>
+            <wp:effectExtent l="0" t="0" r="9525" b="9525"/>
+            <wp:docPr id="1432196538" name="Рисунок 1"/>
             <wp:cNvGraphicFramePr>
               <a:graphicFrameLocks xmlns:a="http://schemas.openxmlformats.org/drawingml/2006/main" noChangeAspect="1"/>
             </wp:cNvGraphicFramePr>
@@ -1212,7 +1131,7 @@
               <a:graphicData uri="http://schemas.openxmlformats.org/drawingml/2006/picture">
                 <pic:pic xmlns:pic="http://schemas.openxmlformats.org/drawingml/2006/picture">
                   <pic:nvPicPr>
-                    <pic:cNvPr id="1" name=""/>
+                    <pic:cNvPr id="1432196538" name=""/>
                     <pic:cNvPicPr/>
                   </pic:nvPicPr>
                   <pic:blipFill>
@@ -1224,7 +1143,7 @@
                   <pic:spPr>
                     <a:xfrm>
                       <a:off x="0" y="0"/>
-                      <a:ext cx="5182323" cy="1562318"/>
+                      <a:ext cx="4143953" cy="1343212"/>
                     </a:xfrm>
                     <a:prstGeom prst="rect">
                       <a:avLst/>
@@ -1243,13 +1162,7 @@
         <w:jc w:val="center"/>
       </w:pPr>
       <w:r>
-        <w:t xml:space="preserve">Рисунок </w:t>
-      </w:r>
-      <w:r>
-        <w:t>3</w:t>
-      </w:r>
-      <w:r>
-        <w:t xml:space="preserve"> – Анализ </w:t>
+        <w:t xml:space="preserve">Рисунок 3 – Анализ </w:t>
       </w:r>
       <w:r>
         <w:rPr>
@@ -1261,13 +1174,7 @@
         <w:t>-</w:t>
       </w:r>
       <w:r>
-        <w:t xml:space="preserve">средних для </w:t>
-      </w:r>
-      <w:r>
-        <w:t>3</w:t>
-      </w:r>
-      <w:r>
-        <w:t xml:space="preserve"> кластеров</w:t>
+        <w:t>средних для 3 кластеров</w:t>
       </w:r>
     </w:p>
     <w:p>
@@ -1283,10 +1190,10 @@
       </w:pPr>
       <w:r>
         <w:drawing>
-          <wp:inline distT="0" distB="0" distL="0" distR="0" wp14:anchorId="1D136FF8" wp14:editId="0DBB4FBE">
-            <wp:extent cx="5229955" cy="1600423"/>
-            <wp:effectExtent l="0" t="0" r="8890" b="0"/>
-            <wp:docPr id="3" name="Рисунок 3"/>
+          <wp:inline distT="0" distB="0" distL="0" distR="0" wp14:anchorId="1AC1195D" wp14:editId="7CF6C871">
+            <wp:extent cx="4153480" cy="1324160"/>
+            <wp:effectExtent l="0" t="0" r="0" b="9525"/>
+            <wp:docPr id="1369913374" name="Рисунок 1"/>
             <wp:cNvGraphicFramePr>
               <a:graphicFrameLocks xmlns:a="http://schemas.openxmlformats.org/drawingml/2006/main" noChangeAspect="1"/>
             </wp:cNvGraphicFramePr>
@@ -1294,7 +1201,7 @@
               <a:graphicData uri="http://schemas.openxmlformats.org/drawingml/2006/picture">
                 <pic:pic xmlns:pic="http://schemas.openxmlformats.org/drawingml/2006/picture">
                   <pic:nvPicPr>
-                    <pic:cNvPr id="1" name=""/>
+                    <pic:cNvPr id="1369913374" name=""/>
                     <pic:cNvPicPr/>
                   </pic:nvPicPr>
                   <pic:blipFill>
@@ -1306,7 +1213,7 @@
                   <pic:spPr>
                     <a:xfrm>
                       <a:off x="0" y="0"/>
-                      <a:ext cx="5229955" cy="1600423"/>
+                      <a:ext cx="4153480" cy="1324160"/>
                     </a:xfrm>
                     <a:prstGeom prst="rect">
                       <a:avLst/>
@@ -1325,13 +1232,7 @@
         <w:jc w:val="center"/>
       </w:pPr>
       <w:r>
-        <w:t xml:space="preserve">Рисунок </w:t>
-      </w:r>
-      <w:r>
-        <w:t>4</w:t>
-      </w:r>
-      <w:r>
-        <w:t xml:space="preserve"> – Анализ </w:t>
+        <w:t xml:space="preserve">Рисунок 4 – Анализ </w:t>
       </w:r>
       <w:r>
         <w:rPr>
@@ -1343,13 +1244,7 @@
         <w:t>-</w:t>
       </w:r>
       <w:r>
-        <w:t xml:space="preserve">средних для </w:t>
-      </w:r>
-      <w:r>
-        <w:t>4</w:t>
-      </w:r>
-      <w:r>
-        <w:t xml:space="preserve"> кластеров</w:t>
+        <w:t>средних для 4 кластеров</w:t>
       </w:r>
     </w:p>
     <w:p>
@@ -1365,10 +1260,10 @@
       </w:pPr>
       <w:r>
         <w:drawing>
-          <wp:inline distT="0" distB="0" distL="0" distR="0" wp14:anchorId="779F68A4" wp14:editId="397E6047">
-            <wp:extent cx="5268060" cy="1600423"/>
-            <wp:effectExtent l="0" t="0" r="8890" b="0"/>
-            <wp:docPr id="4" name="Рисунок 4"/>
+          <wp:inline distT="0" distB="0" distL="0" distR="0" wp14:anchorId="207F7BBE" wp14:editId="55BADCB2">
+            <wp:extent cx="4191585" cy="1295581"/>
+            <wp:effectExtent l="0" t="0" r="0" b="0"/>
+            <wp:docPr id="4758588" name="Рисунок 1"/>
             <wp:cNvGraphicFramePr>
               <a:graphicFrameLocks xmlns:a="http://schemas.openxmlformats.org/drawingml/2006/main" noChangeAspect="1"/>
             </wp:cNvGraphicFramePr>
@@ -1376,7 +1271,7 @@
               <a:graphicData uri="http://schemas.openxmlformats.org/drawingml/2006/picture">
                 <pic:pic xmlns:pic="http://schemas.openxmlformats.org/drawingml/2006/picture">
                   <pic:nvPicPr>
-                    <pic:cNvPr id="1" name=""/>
+                    <pic:cNvPr id="4758588" name=""/>
                     <pic:cNvPicPr/>
                   </pic:nvPicPr>
                   <pic:blipFill>
@@ -1388,7 +1283,7 @@
                   <pic:spPr>
                     <a:xfrm>
                       <a:off x="0" y="0"/>
-                      <a:ext cx="5268060" cy="1600423"/>
+                      <a:ext cx="4191585" cy="1295581"/>
                     </a:xfrm>
                     <a:prstGeom prst="rect">
                       <a:avLst/>
@@ -1407,13 +1302,7 @@
         <w:jc w:val="center"/>
       </w:pPr>
       <w:r>
-        <w:t xml:space="preserve">Рисунок </w:t>
-      </w:r>
-      <w:r>
-        <w:t>5</w:t>
-      </w:r>
-      <w:r>
-        <w:t xml:space="preserve"> – Анализ </w:t>
+        <w:t xml:space="preserve">Рисунок 5 – Анализ </w:t>
       </w:r>
       <w:r>
         <w:rPr>
@@ -1425,13 +1314,7 @@
         <w:t>-</w:t>
       </w:r>
       <w:r>
-        <w:t xml:space="preserve">средних для </w:t>
-      </w:r>
-      <w:r>
-        <w:t>5</w:t>
-      </w:r>
-      <w:r>
-        <w:t xml:space="preserve"> кластеров</w:t>
+        <w:t>средних для 5 кластеров</w:t>
       </w:r>
     </w:p>
     <w:p>
@@ -1446,12 +1329,11 @@
         <w:jc w:val="center"/>
       </w:pPr>
       <w:r>
-        <w:lastRenderedPageBreak/>
         <w:drawing>
-          <wp:inline distT="0" distB="0" distL="0" distR="0" wp14:anchorId="5AA36323" wp14:editId="491F0B48">
-            <wp:extent cx="5563376" cy="1543265"/>
-            <wp:effectExtent l="0" t="0" r="0" b="0"/>
-            <wp:docPr id="5" name="Рисунок 5"/>
+          <wp:inline distT="0" distB="0" distL="0" distR="0" wp14:anchorId="76E70F5B" wp14:editId="194507BA">
+            <wp:extent cx="4934639" cy="1324160"/>
+            <wp:effectExtent l="0" t="0" r="0" b="9525"/>
+            <wp:docPr id="1216905905" name="Рисунок 1"/>
             <wp:cNvGraphicFramePr>
               <a:graphicFrameLocks xmlns:a="http://schemas.openxmlformats.org/drawingml/2006/main" noChangeAspect="1"/>
             </wp:cNvGraphicFramePr>
@@ -1459,7 +1341,7 @@
               <a:graphicData uri="http://schemas.openxmlformats.org/drawingml/2006/picture">
                 <pic:pic xmlns:pic="http://schemas.openxmlformats.org/drawingml/2006/picture">
                   <pic:nvPicPr>
-                    <pic:cNvPr id="1" name=""/>
+                    <pic:cNvPr id="1216905905" name=""/>
                     <pic:cNvPicPr/>
                   </pic:nvPicPr>
                   <pic:blipFill>
@@ -1471,7 +1353,7 @@
                   <pic:spPr>
                     <a:xfrm>
                       <a:off x="0" y="0"/>
-                      <a:ext cx="5563376" cy="1543265"/>
+                      <a:ext cx="4934639" cy="1324160"/>
                     </a:xfrm>
                     <a:prstGeom prst="rect">
                       <a:avLst/>
@@ -1490,13 +1372,7 @@
         <w:jc w:val="center"/>
       </w:pPr>
       <w:r>
-        <w:t>Рисунок</w:t>
-      </w:r>
-      <w:r>
-        <w:t xml:space="preserve"> 6</w:t>
-      </w:r>
-      <w:r>
-        <w:t xml:space="preserve"> – Анализ </w:t>
+        <w:t xml:space="preserve">Рисунок 6 – Анализ </w:t>
       </w:r>
       <w:r>
         <w:rPr>
@@ -1508,13 +1384,7 @@
         <w:t>-</w:t>
       </w:r>
       <w:r>
-        <w:t xml:space="preserve">средних для </w:t>
-      </w:r>
-      <w:r>
-        <w:t>6</w:t>
-      </w:r>
-      <w:r>
-        <w:t xml:space="preserve"> кластеров</w:t>
+        <w:t>средних для 6 кластеров</w:t>
       </w:r>
     </w:p>
     <w:p>
@@ -1530,10 +1400,10 @@
       </w:pPr>
       <w:r>
         <w:drawing>
-          <wp:inline distT="0" distB="0" distL="0" distR="0" wp14:anchorId="7896B217" wp14:editId="28900E3D">
-            <wp:extent cx="5940425" cy="1513840"/>
+          <wp:inline distT="0" distB="0" distL="0" distR="0" wp14:anchorId="699B0D7D" wp14:editId="2CCB57D6">
+            <wp:extent cx="5940425" cy="1132205"/>
             <wp:effectExtent l="0" t="0" r="3175" b="0"/>
-            <wp:docPr id="6" name="Рисунок 6"/>
+            <wp:docPr id="1962372963" name="Рисунок 1"/>
             <wp:cNvGraphicFramePr>
               <a:graphicFrameLocks xmlns:a="http://schemas.openxmlformats.org/drawingml/2006/main" noChangeAspect="1"/>
             </wp:cNvGraphicFramePr>
@@ -1541,7 +1411,7 @@
               <a:graphicData uri="http://schemas.openxmlformats.org/drawingml/2006/picture">
                 <pic:pic xmlns:pic="http://schemas.openxmlformats.org/drawingml/2006/picture">
                   <pic:nvPicPr>
-                    <pic:cNvPr id="1" name=""/>
+                    <pic:cNvPr id="1962372963" name=""/>
                     <pic:cNvPicPr/>
                   </pic:nvPicPr>
                   <pic:blipFill>
@@ -1553,7 +1423,7 @@
                   <pic:spPr>
                     <a:xfrm>
                       <a:off x="0" y="0"/>
-                      <a:ext cx="5940425" cy="1513840"/>
+                      <a:ext cx="5940425" cy="1132205"/>
                     </a:xfrm>
                     <a:prstGeom prst="rect">
                       <a:avLst/>
@@ -1572,13 +1442,7 @@
         <w:jc w:val="center"/>
       </w:pPr>
       <w:r>
-        <w:t xml:space="preserve">Рисунок </w:t>
-      </w:r>
-      <w:r>
-        <w:t>7</w:t>
-      </w:r>
-      <w:r>
-        <w:t xml:space="preserve"> – Анализ </w:t>
+        <w:t xml:space="preserve">Рисунок 7 – Анализ </w:t>
       </w:r>
       <w:r>
         <w:rPr>
@@ -1590,13 +1454,7 @@
         <w:t>-</w:t>
       </w:r>
       <w:r>
-        <w:t xml:space="preserve">средних для </w:t>
-      </w:r>
-      <w:r>
-        <w:t>7</w:t>
-      </w:r>
-      <w:r>
-        <w:t xml:space="preserve"> кластеров</w:t>
+        <w:t>средних для 7 кластеров</w:t>
       </w:r>
     </w:p>
     <w:p>
@@ -1612,10 +1470,10 @@
       </w:pPr>
       <w:r>
         <w:drawing>
-          <wp:inline distT="0" distB="0" distL="0" distR="0" wp14:anchorId="69A87BED" wp14:editId="4ABBABE2">
-            <wp:extent cx="5940425" cy="1176655"/>
-            <wp:effectExtent l="0" t="0" r="3175" b="4445"/>
-            <wp:docPr id="7" name="Рисунок 7"/>
+          <wp:inline distT="0" distB="0" distL="0" distR="0" wp14:anchorId="140F33F2" wp14:editId="7680307C">
+            <wp:extent cx="5940425" cy="1175385"/>
+            <wp:effectExtent l="0" t="0" r="3175" b="5715"/>
+            <wp:docPr id="736229387" name="Рисунок 1"/>
             <wp:cNvGraphicFramePr>
               <a:graphicFrameLocks xmlns:a="http://schemas.openxmlformats.org/drawingml/2006/main" noChangeAspect="1"/>
             </wp:cNvGraphicFramePr>
@@ -1623,7 +1481,7 @@
               <a:graphicData uri="http://schemas.openxmlformats.org/drawingml/2006/picture">
                 <pic:pic xmlns:pic="http://schemas.openxmlformats.org/drawingml/2006/picture">
                   <pic:nvPicPr>
-                    <pic:cNvPr id="1" name=""/>
+                    <pic:cNvPr id="736229387" name=""/>
                     <pic:cNvPicPr/>
                   </pic:nvPicPr>
                   <pic:blipFill>
@@ -1635,7 +1493,7 @@
                   <pic:spPr>
                     <a:xfrm>
                       <a:off x="0" y="0"/>
-                      <a:ext cx="5940425" cy="1176655"/>
+                      <a:ext cx="5940425" cy="1175385"/>
                     </a:xfrm>
                     <a:prstGeom prst="rect">
                       <a:avLst/>
@@ -1654,13 +1512,7 @@
         <w:jc w:val="center"/>
       </w:pPr>
       <w:r>
-        <w:t xml:space="preserve">Рисунок </w:t>
-      </w:r>
-      <w:r>
-        <w:t>8</w:t>
-      </w:r>
-      <w:r>
-        <w:t xml:space="preserve"> – Анализ </w:t>
+        <w:t xml:space="preserve">Рисунок 8 – Анализ </w:t>
       </w:r>
       <w:r>
         <w:rPr>
@@ -1672,13 +1524,7 @@
         <w:t>-</w:t>
       </w:r>
       <w:r>
-        <w:t xml:space="preserve">средних для </w:t>
-      </w:r>
-      <w:r>
-        <w:t>8</w:t>
-      </w:r>
-      <w:r>
-        <w:t xml:space="preserve"> кластеров</w:t>
+        <w:t>средних для 8 кластеров</w:t>
       </w:r>
     </w:p>
     <w:p>
@@ -1694,10 +1540,10 @@
       </w:pPr>
       <w:r>
         <w:drawing>
-          <wp:inline distT="0" distB="0" distL="0" distR="0" wp14:anchorId="3704AC63" wp14:editId="65A49EF4">
-            <wp:extent cx="5940425" cy="1186815"/>
-            <wp:effectExtent l="0" t="0" r="3175" b="0"/>
-            <wp:docPr id="8" name="Рисунок 8"/>
+          <wp:inline distT="0" distB="0" distL="0" distR="0" wp14:anchorId="3C19B095" wp14:editId="42AA4D1C">
+            <wp:extent cx="5940425" cy="887730"/>
+            <wp:effectExtent l="0" t="0" r="3175" b="7620"/>
+            <wp:docPr id="1024143233" name="Рисунок 1"/>
             <wp:cNvGraphicFramePr>
               <a:graphicFrameLocks xmlns:a="http://schemas.openxmlformats.org/drawingml/2006/main" noChangeAspect="1"/>
             </wp:cNvGraphicFramePr>
@@ -1705,7 +1551,7 @@
               <a:graphicData uri="http://schemas.openxmlformats.org/drawingml/2006/picture">
                 <pic:pic xmlns:pic="http://schemas.openxmlformats.org/drawingml/2006/picture">
                   <pic:nvPicPr>
-                    <pic:cNvPr id="1" name=""/>
+                    <pic:cNvPr id="1024143233" name=""/>
                     <pic:cNvPicPr/>
                   </pic:nvPicPr>
                   <pic:blipFill>
@@ -1717,7 +1563,7 @@
                   <pic:spPr>
                     <a:xfrm>
                       <a:off x="0" y="0"/>
-                      <a:ext cx="5940425" cy="1186815"/>
+                      <a:ext cx="5940425" cy="887730"/>
                     </a:xfrm>
                     <a:prstGeom prst="rect">
                       <a:avLst/>
@@ -1736,13 +1582,7 @@
         <w:jc w:val="center"/>
       </w:pPr>
       <w:r>
-        <w:t xml:space="preserve">Рисунок </w:t>
-      </w:r>
-      <w:r>
-        <w:t>9</w:t>
-      </w:r>
-      <w:r>
-        <w:t xml:space="preserve"> – Анализ </w:t>
+        <w:t xml:space="preserve">Рисунок 9 – Анализ </w:t>
       </w:r>
       <w:r>
         <w:rPr>
@@ -1754,13 +1594,7 @@
         <w:t>-</w:t>
       </w:r>
       <w:r>
-        <w:t xml:space="preserve">средних для </w:t>
-      </w:r>
-      <w:r>
-        <w:t>9</w:t>
-      </w:r>
-      <w:r>
-        <w:t xml:space="preserve"> кластеров</w:t>
+        <w:t>средних для 9 кластеров</w:t>
       </w:r>
     </w:p>
     <w:p>
@@ -1776,10 +1610,10 @@
       </w:pPr>
       <w:r>
         <w:drawing>
-          <wp:inline distT="0" distB="0" distL="0" distR="0" wp14:anchorId="2113CC9C" wp14:editId="1162D6B0">
-            <wp:extent cx="5940425" cy="1007110"/>
-            <wp:effectExtent l="0" t="0" r="3175" b="2540"/>
-            <wp:docPr id="9" name="Рисунок 9"/>
+          <wp:inline distT="0" distB="0" distL="0" distR="0" wp14:anchorId="627C0CEF" wp14:editId="1C67D07C">
+            <wp:extent cx="5940425" cy="1023620"/>
+            <wp:effectExtent l="0" t="0" r="3175" b="5080"/>
+            <wp:docPr id="671988465" name="Рисунок 1"/>
             <wp:cNvGraphicFramePr>
               <a:graphicFrameLocks xmlns:a="http://schemas.openxmlformats.org/drawingml/2006/main" noChangeAspect="1"/>
             </wp:cNvGraphicFramePr>
@@ -1787,7 +1621,7 @@
               <a:graphicData uri="http://schemas.openxmlformats.org/drawingml/2006/picture">
                 <pic:pic xmlns:pic="http://schemas.openxmlformats.org/drawingml/2006/picture">
                   <pic:nvPicPr>
-                    <pic:cNvPr id="1" name=""/>
+                    <pic:cNvPr id="671988465" name=""/>
                     <pic:cNvPicPr/>
                   </pic:nvPicPr>
                   <pic:blipFill>
@@ -1799,7 +1633,7 @@
                   <pic:spPr>
                     <a:xfrm>
                       <a:off x="0" y="0"/>
-                      <a:ext cx="5940425" cy="1007110"/>
+                      <a:ext cx="5940425" cy="1023620"/>
                     </a:xfrm>
                     <a:prstGeom prst="rect">
                       <a:avLst/>
@@ -1818,13 +1652,7 @@
         <w:jc w:val="center"/>
       </w:pPr>
       <w:r>
-        <w:t xml:space="preserve">Рисунок </w:t>
-      </w:r>
-      <w:r>
-        <w:t>10</w:t>
-      </w:r>
-      <w:r>
-        <w:t xml:space="preserve"> – Анализ </w:t>
+        <w:t xml:space="preserve">Рисунок 10 – Анализ </w:t>
       </w:r>
       <w:r>
         <w:rPr>
@@ -1836,13 +1664,7 @@
         <w:t>-</w:t>
       </w:r>
       <w:r>
-        <w:t xml:space="preserve">средних для </w:t>
-      </w:r>
-      <w:r>
-        <w:t>10</w:t>
-      </w:r>
-      <w:r>
-        <w:t xml:space="preserve"> кластеров</w:t>
+        <w:t>средних для 10 кластеров</w:t>
       </w:r>
     </w:p>
     <w:p>
@@ -1856,7 +1678,6 @@
         <w:ind w:firstLine="0"/>
       </w:pPr>
       <w:r>
-        <w:lastRenderedPageBreak/>
         <w:t xml:space="preserve">Таблица 1 – результаты кластеризации методом </w:t>
       </w:r>
       <w:r>
@@ -1874,15 +1695,15 @@
     </w:p>
     <w:tbl>
       <w:tblPr>
-        <w:tblW w:w="7320" w:type="dxa"/>
+        <w:tblW w:w="7739" w:type="dxa"/>
         <w:tblLook w:val="04A0" w:firstRow="1" w:lastRow="0" w:firstColumn="1" w:lastColumn="0" w:noHBand="0" w:noVBand="1"/>
       </w:tblPr>
       <w:tblGrid>
         <w:gridCol w:w="1103"/>
-        <w:gridCol w:w="1260"/>
+        <w:gridCol w:w="1721"/>
         <w:gridCol w:w="960"/>
-        <w:gridCol w:w="1260"/>
-        <w:gridCol w:w="1052"/>
+        <w:gridCol w:w="1721"/>
+        <w:gridCol w:w="1443"/>
         <w:gridCol w:w="1052"/>
         <w:gridCol w:w="1052"/>
       </w:tblGrid>
@@ -1892,6 +1713,76 @@
         </w:trPr>
         <w:tc>
           <w:tcPr>
+            <w:tcW w:w="1103" w:type="dxa"/>
+            <w:tcBorders>
+              <w:top w:val="nil"/>
+              <w:left w:val="nil"/>
+              <w:bottom w:val="nil"/>
+              <w:right w:val="nil"/>
+            </w:tcBorders>
+            <w:noWrap/>
+            <w:vAlign w:val="bottom"/>
+            <w:hideMark/>
+          </w:tcPr>
+          <w:p>
+            <w:pPr>
+              <w:spacing w:line="240" w:lineRule="auto"/>
+              <w:ind w:firstLine="0"/>
+              <w:jc w:val="left"/>
+              <w:rPr>
+                <w:rFonts w:ascii="Calibri" w:eastAsia="Times New Roman" w:hAnsi="Calibri" w:cs="Calibri"/>
+                <w:color w:val="000000"/>
+                <w:sz w:val="22"/>
+                <w:lang w:eastAsia="ru-RU"/>
+              </w:rPr>
+            </w:pPr>
+            <w:r>
+              <w:rPr>
+                <w:rFonts w:ascii="Calibri" w:hAnsi="Calibri" w:cs="Calibri"/>
+                <w:color w:val="000000"/>
+                <w:sz w:val="22"/>
+              </w:rPr>
+              <w:t>Кластеры</w:t>
+            </w:r>
+          </w:p>
+        </w:tc>
+        <w:tc>
+          <w:tcPr>
+            <w:tcW w:w="1260" w:type="dxa"/>
+            <w:tcBorders>
+              <w:top w:val="nil"/>
+              <w:left w:val="nil"/>
+              <w:bottom w:val="nil"/>
+              <w:right w:val="nil"/>
+            </w:tcBorders>
+            <w:noWrap/>
+            <w:vAlign w:val="bottom"/>
+            <w:hideMark/>
+          </w:tcPr>
+          <w:p>
+            <w:pPr>
+              <w:spacing w:line="240" w:lineRule="auto"/>
+              <w:ind w:firstLine="0"/>
+              <w:jc w:val="left"/>
+              <w:rPr>
+                <w:rFonts w:ascii="Calibri" w:eastAsia="Times New Roman" w:hAnsi="Calibri" w:cs="Calibri"/>
+                <w:color w:val="000000"/>
+                <w:sz w:val="22"/>
+                <w:lang w:eastAsia="ru-RU"/>
+              </w:rPr>
+            </w:pPr>
+            <w:r>
+              <w:rPr>
+                <w:rFonts w:ascii="Calibri" w:hAnsi="Calibri" w:cs="Calibri"/>
+                <w:color w:val="000000"/>
+                <w:sz w:val="22"/>
+              </w:rPr>
+              <w:t>Dii</w:t>
+            </w:r>
+          </w:p>
+        </w:tc>
+        <w:tc>
+          <w:tcPr>
             <w:tcW w:w="960" w:type="dxa"/>
             <w:tcBorders>
               <w:top w:val="nil"/>
@@ -1917,12 +1808,11 @@
             </w:pPr>
             <w:r>
               <w:rPr>
-                <w:rFonts w:ascii="Calibri" w:eastAsia="Times New Roman" w:hAnsi="Calibri" w:cs="Calibri"/>
-                <w:color w:val="000000"/>
-                <w:sz w:val="22"/>
-                <w:lang w:eastAsia="ru-RU"/>
-              </w:rPr>
-              <w:t>Кластеры</w:t>
+                <w:rFonts w:ascii="Calibri" w:hAnsi="Calibri" w:cs="Calibri"/>
+                <w:color w:val="000000"/>
+                <w:sz w:val="22"/>
+              </w:rPr>
+              <w:t>m</w:t>
             </w:r>
           </w:p>
         </w:tc>
@@ -1951,22 +1841,19 @@
                 <w:lang w:eastAsia="ru-RU"/>
               </w:rPr>
             </w:pPr>
-            <w:proofErr w:type="spellStart"/>
-            <w:r>
-              <w:rPr>
-                <w:rFonts w:ascii="Calibri" w:eastAsia="Times New Roman" w:hAnsi="Calibri" w:cs="Calibri"/>
-                <w:color w:val="000000"/>
-                <w:sz w:val="22"/>
-                <w:lang w:eastAsia="ru-RU"/>
-              </w:rPr>
-              <w:t>Dii</w:t>
-            </w:r>
-            <w:proofErr w:type="spellEnd"/>
-          </w:p>
-        </w:tc>
-        <w:tc>
-          <w:tcPr>
-            <w:tcW w:w="960" w:type="dxa"/>
+            <w:r>
+              <w:rPr>
+                <w:rFonts w:ascii="Calibri" w:hAnsi="Calibri" w:cs="Calibri"/>
+                <w:color w:val="000000"/>
+                <w:sz w:val="22"/>
+              </w:rPr>
+              <w:t>Dij</w:t>
+            </w:r>
+          </w:p>
+        </w:tc>
+        <w:tc>
+          <w:tcPr>
+            <w:tcW w:w="1052" w:type="dxa"/>
             <w:tcBorders>
               <w:top w:val="nil"/>
               <w:left w:val="nil"/>
@@ -1991,18 +1878,17 @@
             </w:pPr>
             <w:r>
               <w:rPr>
-                <w:rFonts w:ascii="Calibri" w:eastAsia="Times New Roman" w:hAnsi="Calibri" w:cs="Calibri"/>
-                <w:color w:val="000000"/>
-                <w:sz w:val="22"/>
-                <w:lang w:eastAsia="ru-RU"/>
-              </w:rPr>
-              <w:t>m</w:t>
-            </w:r>
-          </w:p>
-        </w:tc>
-        <w:tc>
-          <w:tcPr>
-            <w:tcW w:w="1260" w:type="dxa"/>
+                <w:rFonts w:ascii="Calibri" w:hAnsi="Calibri" w:cs="Calibri"/>
+                <w:color w:val="000000"/>
+                <w:sz w:val="22"/>
+              </w:rPr>
+              <w:t xml:space="preserve">J_1 </w:t>
+            </w:r>
+          </w:p>
+        </w:tc>
+        <w:tc>
+          <w:tcPr>
+            <w:tcW w:w="1052" w:type="dxa"/>
             <w:tcBorders>
               <w:top w:val="nil"/>
               <w:left w:val="nil"/>
@@ -2025,22 +1911,19 @@
                 <w:lang w:eastAsia="ru-RU"/>
               </w:rPr>
             </w:pPr>
-            <w:proofErr w:type="spellStart"/>
-            <w:r>
-              <w:rPr>
-                <w:rFonts w:ascii="Calibri" w:eastAsia="Times New Roman" w:hAnsi="Calibri" w:cs="Calibri"/>
-                <w:color w:val="000000"/>
-                <w:sz w:val="22"/>
-                <w:lang w:eastAsia="ru-RU"/>
-              </w:rPr>
-              <w:t>Dij</w:t>
-            </w:r>
-            <w:proofErr w:type="spellEnd"/>
-          </w:p>
-        </w:tc>
-        <w:tc>
-          <w:tcPr>
-            <w:tcW w:w="960" w:type="dxa"/>
+            <w:r>
+              <w:rPr>
+                <w:rFonts w:ascii="Calibri" w:hAnsi="Calibri" w:cs="Calibri"/>
+                <w:color w:val="000000"/>
+                <w:sz w:val="22"/>
+              </w:rPr>
+              <w:t>J_2</w:t>
+            </w:r>
+          </w:p>
+        </w:tc>
+        <w:tc>
+          <w:tcPr>
+            <w:tcW w:w="1052" w:type="dxa"/>
             <w:tcBorders>
               <w:top w:val="nil"/>
               <w:left w:val="nil"/>
@@ -2065,82 +1948,9 @@
             </w:pPr>
             <w:r>
               <w:rPr>
-                <w:rFonts w:ascii="Calibri" w:eastAsia="Times New Roman" w:hAnsi="Calibri" w:cs="Calibri"/>
-                <w:color w:val="000000"/>
-                <w:sz w:val="22"/>
-                <w:lang w:eastAsia="ru-RU"/>
-              </w:rPr>
-              <w:t xml:space="preserve">J_1 </w:t>
-            </w:r>
-          </w:p>
-        </w:tc>
-        <w:tc>
-          <w:tcPr>
-            <w:tcW w:w="960" w:type="dxa"/>
-            <w:tcBorders>
-              <w:top w:val="nil"/>
-              <w:left w:val="nil"/>
-              <w:bottom w:val="nil"/>
-              <w:right w:val="nil"/>
-            </w:tcBorders>
-            <w:noWrap/>
-            <w:vAlign w:val="bottom"/>
-            <w:hideMark/>
-          </w:tcPr>
-          <w:p>
-            <w:pPr>
-              <w:spacing w:line="240" w:lineRule="auto"/>
-              <w:ind w:firstLine="0"/>
-              <w:jc w:val="left"/>
-              <w:rPr>
-                <w:rFonts w:ascii="Calibri" w:eastAsia="Times New Roman" w:hAnsi="Calibri" w:cs="Calibri"/>
-                <w:color w:val="000000"/>
-                <w:sz w:val="22"/>
-                <w:lang w:eastAsia="ru-RU"/>
-              </w:rPr>
-            </w:pPr>
-            <w:r>
-              <w:rPr>
-                <w:rFonts w:ascii="Calibri" w:eastAsia="Times New Roman" w:hAnsi="Calibri" w:cs="Calibri"/>
-                <w:color w:val="000000"/>
-                <w:sz w:val="22"/>
-                <w:lang w:eastAsia="ru-RU"/>
-              </w:rPr>
-              <w:t>J_2</w:t>
-            </w:r>
-          </w:p>
-        </w:tc>
-        <w:tc>
-          <w:tcPr>
-            <w:tcW w:w="960" w:type="dxa"/>
-            <w:tcBorders>
-              <w:top w:val="nil"/>
-              <w:left w:val="nil"/>
-              <w:bottom w:val="nil"/>
-              <w:right w:val="nil"/>
-            </w:tcBorders>
-            <w:noWrap/>
-            <w:vAlign w:val="bottom"/>
-            <w:hideMark/>
-          </w:tcPr>
-          <w:p>
-            <w:pPr>
-              <w:spacing w:line="240" w:lineRule="auto"/>
-              <w:ind w:firstLine="0"/>
-              <w:jc w:val="left"/>
-              <w:rPr>
-                <w:rFonts w:ascii="Calibri" w:eastAsia="Times New Roman" w:hAnsi="Calibri" w:cs="Calibri"/>
-                <w:color w:val="000000"/>
-                <w:sz w:val="22"/>
-                <w:lang w:eastAsia="ru-RU"/>
-              </w:rPr>
-            </w:pPr>
-            <w:r>
-              <w:rPr>
-                <w:rFonts w:ascii="Calibri" w:eastAsia="Times New Roman" w:hAnsi="Calibri" w:cs="Calibri"/>
-                <w:color w:val="000000"/>
-                <w:sz w:val="22"/>
-                <w:lang w:eastAsia="ru-RU"/>
+                <w:rFonts w:ascii="Calibri" w:hAnsi="Calibri" w:cs="Calibri"/>
+                <w:color w:val="000000"/>
+                <w:sz w:val="22"/>
               </w:rPr>
               <w:t>J_3</w:t>
             </w:r>
@@ -2153,6 +1963,76 @@
         </w:trPr>
         <w:tc>
           <w:tcPr>
+            <w:tcW w:w="1103" w:type="dxa"/>
+            <w:tcBorders>
+              <w:top w:val="nil"/>
+              <w:left w:val="nil"/>
+              <w:bottom w:val="nil"/>
+              <w:right w:val="nil"/>
+            </w:tcBorders>
+            <w:noWrap/>
+            <w:vAlign w:val="bottom"/>
+            <w:hideMark/>
+          </w:tcPr>
+          <w:p>
+            <w:pPr>
+              <w:spacing w:line="240" w:lineRule="auto"/>
+              <w:ind w:firstLine="0"/>
+              <w:jc w:val="right"/>
+              <w:rPr>
+                <w:rFonts w:ascii="Calibri" w:eastAsia="Times New Roman" w:hAnsi="Calibri" w:cs="Calibri"/>
+                <w:color w:val="000000"/>
+                <w:sz w:val="22"/>
+                <w:lang w:eastAsia="ru-RU"/>
+              </w:rPr>
+            </w:pPr>
+            <w:r>
+              <w:rPr>
+                <w:rFonts w:ascii="Calibri" w:hAnsi="Calibri" w:cs="Calibri"/>
+                <w:color w:val="000000"/>
+                <w:sz w:val="22"/>
+              </w:rPr>
+              <w:t>2</w:t>
+            </w:r>
+          </w:p>
+        </w:tc>
+        <w:tc>
+          <w:tcPr>
+            <w:tcW w:w="1260" w:type="dxa"/>
+            <w:tcBorders>
+              <w:top w:val="nil"/>
+              <w:left w:val="nil"/>
+              <w:bottom w:val="nil"/>
+              <w:right w:val="nil"/>
+            </w:tcBorders>
+            <w:noWrap/>
+            <w:vAlign w:val="bottom"/>
+            <w:hideMark/>
+          </w:tcPr>
+          <w:p>
+            <w:pPr>
+              <w:spacing w:line="240" w:lineRule="auto"/>
+              <w:ind w:firstLine="0"/>
+              <w:jc w:val="right"/>
+              <w:rPr>
+                <w:rFonts w:ascii="Calibri" w:eastAsia="Times New Roman" w:hAnsi="Calibri" w:cs="Calibri"/>
+                <w:color w:val="000000"/>
+                <w:sz w:val="22"/>
+                <w:lang w:eastAsia="ru-RU"/>
+              </w:rPr>
+            </w:pPr>
+            <w:r>
+              <w:rPr>
+                <w:rFonts w:ascii="Calibri" w:hAnsi="Calibri" w:cs="Calibri"/>
+                <w:color w:val="000000"/>
+                <w:sz w:val="22"/>
+              </w:rPr>
+              <w:t>10122158693,00</w:t>
+            </w:r>
+          </w:p>
+        </w:tc>
+        <w:tc>
+          <w:tcPr>
             <w:tcW w:w="960" w:type="dxa"/>
             <w:tcBorders>
               <w:top w:val="nil"/>
@@ -2178,10 +2058,9 @@
             </w:pPr>
             <w:r>
               <w:rPr>
-                <w:rFonts w:ascii="Calibri" w:eastAsia="Times New Roman" w:hAnsi="Calibri" w:cs="Calibri"/>
-                <w:color w:val="000000"/>
-                <w:sz w:val="22"/>
-                <w:lang w:eastAsia="ru-RU"/>
+                <w:rFonts w:ascii="Calibri" w:hAnsi="Calibri" w:cs="Calibri"/>
+                <w:color w:val="000000"/>
+                <w:sz w:val="22"/>
               </w:rPr>
               <w:t>2,00</w:t>
             </w:r>
@@ -2214,18 +2093,17 @@
             </w:pPr>
             <w:r>
               <w:rPr>
-                <w:rFonts w:ascii="Calibri" w:eastAsia="Times New Roman" w:hAnsi="Calibri" w:cs="Calibri"/>
-                <w:color w:val="000000"/>
-                <w:sz w:val="22"/>
-                <w:lang w:eastAsia="ru-RU"/>
-              </w:rPr>
-              <w:t>114190,20</w:t>
-            </w:r>
-          </w:p>
-        </w:tc>
-        <w:tc>
-          <w:tcPr>
-            <w:tcW w:w="960" w:type="dxa"/>
+                <w:rFonts w:ascii="Calibri" w:hAnsi="Calibri" w:cs="Calibri"/>
+                <w:color w:val="000000"/>
+                <w:sz w:val="22"/>
+              </w:rPr>
+              <w:t>14422783105,00</w:t>
+            </w:r>
+          </w:p>
+        </w:tc>
+        <w:tc>
+          <w:tcPr>
+            <w:tcW w:w="1052" w:type="dxa"/>
             <w:tcBorders>
               <w:top w:val="nil"/>
               <w:left w:val="nil"/>
@@ -2250,18 +2128,17 @@
             </w:pPr>
             <w:r>
               <w:rPr>
-                <w:rFonts w:ascii="Calibri" w:eastAsia="Times New Roman" w:hAnsi="Calibri" w:cs="Calibri"/>
-                <w:color w:val="000000"/>
-                <w:sz w:val="22"/>
-                <w:lang w:eastAsia="ru-RU"/>
-              </w:rPr>
-              <w:t>2,00</w:t>
-            </w:r>
-          </w:p>
-        </w:tc>
-        <w:tc>
-          <w:tcPr>
-            <w:tcW w:w="1260" w:type="dxa"/>
+                <w:rFonts w:ascii="Calibri" w:hAnsi="Calibri" w:cs="Calibri"/>
+                <w:color w:val="000000"/>
+                <w:sz w:val="22"/>
+              </w:rPr>
+              <w:t>10122158693</w:t>
+            </w:r>
+          </w:p>
+        </w:tc>
+        <w:tc>
+          <w:tcPr>
+            <w:tcW w:w="1052" w:type="dxa"/>
             <w:tcBorders>
               <w:top w:val="nil"/>
               <w:left w:val="nil"/>
@@ -2286,18 +2163,17 @@
             </w:pPr>
             <w:r>
               <w:rPr>
-                <w:rFonts w:ascii="Calibri" w:eastAsia="Times New Roman" w:hAnsi="Calibri" w:cs="Calibri"/>
-                <w:color w:val="000000"/>
-                <w:sz w:val="22"/>
-                <w:lang w:eastAsia="ru-RU"/>
-              </w:rPr>
-              <w:t>89753,93</w:t>
-            </w:r>
-          </w:p>
-        </w:tc>
-        <w:tc>
-          <w:tcPr>
-            <w:tcW w:w="960" w:type="dxa"/>
+                <w:rFonts w:ascii="Calibri" w:hAnsi="Calibri" w:cs="Calibri"/>
+                <w:color w:val="000000"/>
+                <w:sz w:val="22"/>
+              </w:rPr>
+              <w:t>7,21E+09</w:t>
+            </w:r>
+          </w:p>
+        </w:tc>
+        <w:tc>
+          <w:tcPr>
+            <w:tcW w:w="1052" w:type="dxa"/>
             <w:tcBorders>
               <w:top w:val="nil"/>
               <w:left w:val="nil"/>
@@ -2322,84 +2198,11 @@
             </w:pPr>
             <w:r>
               <w:rPr>
-                <w:rFonts w:ascii="Calibri" w:eastAsia="Times New Roman" w:hAnsi="Calibri" w:cs="Calibri"/>
-                <w:color w:val="000000"/>
-                <w:sz w:val="22"/>
-                <w:lang w:eastAsia="ru-RU"/>
-              </w:rPr>
-              <w:t>114190,2</w:t>
-            </w:r>
-          </w:p>
-        </w:tc>
-        <w:tc>
-          <w:tcPr>
-            <w:tcW w:w="960" w:type="dxa"/>
-            <w:tcBorders>
-              <w:top w:val="nil"/>
-              <w:left w:val="nil"/>
-              <w:bottom w:val="nil"/>
-              <w:right w:val="nil"/>
-            </w:tcBorders>
-            <w:noWrap/>
-            <w:vAlign w:val="bottom"/>
-            <w:hideMark/>
-          </w:tcPr>
-          <w:p>
-            <w:pPr>
-              <w:spacing w:line="240" w:lineRule="auto"/>
-              <w:ind w:firstLine="0"/>
-              <w:jc w:val="right"/>
-              <w:rPr>
-                <w:rFonts w:ascii="Calibri" w:eastAsia="Times New Roman" w:hAnsi="Calibri" w:cs="Calibri"/>
-                <w:color w:val="000000"/>
-                <w:sz w:val="22"/>
-                <w:lang w:eastAsia="ru-RU"/>
-              </w:rPr>
-            </w:pPr>
-            <w:r>
-              <w:rPr>
-                <w:rFonts w:ascii="Calibri" w:eastAsia="Times New Roman" w:hAnsi="Calibri" w:cs="Calibri"/>
-                <w:color w:val="000000"/>
-                <w:sz w:val="22"/>
-                <w:lang w:eastAsia="ru-RU"/>
-              </w:rPr>
-              <w:t>44876,97</w:t>
-            </w:r>
-          </w:p>
-        </w:tc>
-        <w:tc>
-          <w:tcPr>
-            <w:tcW w:w="960" w:type="dxa"/>
-            <w:tcBorders>
-              <w:top w:val="nil"/>
-              <w:left w:val="nil"/>
-              <w:bottom w:val="nil"/>
-              <w:right w:val="nil"/>
-            </w:tcBorders>
-            <w:noWrap/>
-            <w:vAlign w:val="bottom"/>
-            <w:hideMark/>
-          </w:tcPr>
-          <w:p>
-            <w:pPr>
-              <w:spacing w:line="240" w:lineRule="auto"/>
-              <w:ind w:firstLine="0"/>
-              <w:jc w:val="right"/>
-              <w:rPr>
-                <w:rFonts w:ascii="Calibri" w:eastAsia="Times New Roman" w:hAnsi="Calibri" w:cs="Calibri"/>
-                <w:color w:val="000000"/>
-                <w:sz w:val="22"/>
-                <w:lang w:eastAsia="ru-RU"/>
-              </w:rPr>
-            </w:pPr>
-            <w:r>
-              <w:rPr>
-                <w:rFonts w:ascii="Calibri" w:eastAsia="Times New Roman" w:hAnsi="Calibri" w:cs="Calibri"/>
-                <w:color w:val="000000"/>
-                <w:sz w:val="22"/>
-                <w:lang w:eastAsia="ru-RU"/>
-              </w:rPr>
-              <w:t>2,544517</w:t>
+                <w:rFonts w:ascii="Calibri" w:hAnsi="Calibri" w:cs="Calibri"/>
+                <w:color w:val="000000"/>
+                <w:sz w:val="22"/>
+              </w:rPr>
+              <w:t>1,403635</w:t>
             </w:r>
           </w:p>
         </w:tc>
@@ -2410,6 +2213,76 @@
         </w:trPr>
         <w:tc>
           <w:tcPr>
+            <w:tcW w:w="1103" w:type="dxa"/>
+            <w:tcBorders>
+              <w:top w:val="nil"/>
+              <w:left w:val="nil"/>
+              <w:bottom w:val="nil"/>
+              <w:right w:val="nil"/>
+            </w:tcBorders>
+            <w:noWrap/>
+            <w:vAlign w:val="bottom"/>
+            <w:hideMark/>
+          </w:tcPr>
+          <w:p>
+            <w:pPr>
+              <w:spacing w:line="240" w:lineRule="auto"/>
+              <w:ind w:firstLine="0"/>
+              <w:jc w:val="right"/>
+              <w:rPr>
+                <w:rFonts w:ascii="Calibri" w:eastAsia="Times New Roman" w:hAnsi="Calibri" w:cs="Calibri"/>
+                <w:color w:val="000000"/>
+                <w:sz w:val="22"/>
+                <w:lang w:eastAsia="ru-RU"/>
+              </w:rPr>
+            </w:pPr>
+            <w:r>
+              <w:rPr>
+                <w:rFonts w:ascii="Calibri" w:hAnsi="Calibri" w:cs="Calibri"/>
+                <w:color w:val="000000"/>
+                <w:sz w:val="22"/>
+              </w:rPr>
+              <w:t>3</w:t>
+            </w:r>
+          </w:p>
+        </w:tc>
+        <w:tc>
+          <w:tcPr>
+            <w:tcW w:w="1260" w:type="dxa"/>
+            <w:tcBorders>
+              <w:top w:val="nil"/>
+              <w:left w:val="nil"/>
+              <w:bottom w:val="nil"/>
+              <w:right w:val="nil"/>
+            </w:tcBorders>
+            <w:noWrap/>
+            <w:vAlign w:val="bottom"/>
+            <w:hideMark/>
+          </w:tcPr>
+          <w:p>
+            <w:pPr>
+              <w:spacing w:line="240" w:lineRule="auto"/>
+              <w:ind w:firstLine="0"/>
+              <w:jc w:val="right"/>
+              <w:rPr>
+                <w:rFonts w:ascii="Calibri" w:eastAsia="Times New Roman" w:hAnsi="Calibri" w:cs="Calibri"/>
+                <w:color w:val="000000"/>
+                <w:sz w:val="22"/>
+                <w:lang w:eastAsia="ru-RU"/>
+              </w:rPr>
+            </w:pPr>
+            <w:r>
+              <w:rPr>
+                <w:rFonts w:ascii="Calibri" w:hAnsi="Calibri" w:cs="Calibri"/>
+                <w:color w:val="000000"/>
+                <w:sz w:val="22"/>
+              </w:rPr>
+              <w:t>3647403679,00</w:t>
+            </w:r>
+          </w:p>
+        </w:tc>
+        <w:tc>
+          <w:tcPr>
             <w:tcW w:w="960" w:type="dxa"/>
             <w:tcBorders>
               <w:top w:val="nil"/>
@@ -2435,10 +2308,9 @@
             </w:pPr>
             <w:r>
               <w:rPr>
-                <w:rFonts w:ascii="Calibri" w:eastAsia="Times New Roman" w:hAnsi="Calibri" w:cs="Calibri"/>
-                <w:color w:val="000000"/>
-                <w:sz w:val="22"/>
-                <w:lang w:eastAsia="ru-RU"/>
+                <w:rFonts w:ascii="Calibri" w:hAnsi="Calibri" w:cs="Calibri"/>
+                <w:color w:val="000000"/>
+                <w:sz w:val="22"/>
               </w:rPr>
               <w:t>3,00</w:t>
             </w:r>
@@ -2471,18 +2343,17 @@
             </w:pPr>
             <w:r>
               <w:rPr>
-                <w:rFonts w:ascii="Calibri" w:eastAsia="Times New Roman" w:hAnsi="Calibri" w:cs="Calibri"/>
-                <w:color w:val="000000"/>
-                <w:sz w:val="22"/>
-                <w:lang w:eastAsia="ru-RU"/>
-              </w:rPr>
-              <w:t>68812,73</w:t>
-            </w:r>
-          </w:p>
-        </w:tc>
-        <w:tc>
-          <w:tcPr>
-            <w:tcW w:w="960" w:type="dxa"/>
+                <w:rFonts w:ascii="Calibri" w:hAnsi="Calibri" w:cs="Calibri"/>
+                <w:color w:val="000000"/>
+                <w:sz w:val="22"/>
+              </w:rPr>
+              <w:t>20897538118,00</w:t>
+            </w:r>
+          </w:p>
+        </w:tc>
+        <w:tc>
+          <w:tcPr>
+            <w:tcW w:w="1052" w:type="dxa"/>
             <w:tcBorders>
               <w:top w:val="nil"/>
               <w:left w:val="nil"/>
@@ -2507,18 +2378,17 @@
             </w:pPr>
             <w:r>
               <w:rPr>
-                <w:rFonts w:ascii="Calibri" w:eastAsia="Times New Roman" w:hAnsi="Calibri" w:cs="Calibri"/>
-                <w:color w:val="000000"/>
-                <w:sz w:val="22"/>
-                <w:lang w:eastAsia="ru-RU"/>
-              </w:rPr>
-              <w:t>3,00</w:t>
-            </w:r>
-          </w:p>
-        </w:tc>
-        <w:tc>
-          <w:tcPr>
-            <w:tcW w:w="1260" w:type="dxa"/>
+                <w:rFonts w:ascii="Calibri" w:hAnsi="Calibri" w:cs="Calibri"/>
+                <w:color w:val="000000"/>
+                <w:sz w:val="22"/>
+              </w:rPr>
+              <w:t>4589854124</w:t>
+            </w:r>
+          </w:p>
+        </w:tc>
+        <w:tc>
+          <w:tcPr>
+            <w:tcW w:w="1052" w:type="dxa"/>
             <w:tcBorders>
               <w:top w:val="nil"/>
               <w:left w:val="nil"/>
@@ -2543,18 +2413,17 @@
             </w:pPr>
             <w:r>
               <w:rPr>
-                <w:rFonts w:ascii="Calibri" w:eastAsia="Times New Roman" w:hAnsi="Calibri" w:cs="Calibri"/>
-                <w:color w:val="000000"/>
-                <w:sz w:val="22"/>
-                <w:lang w:eastAsia="ru-RU"/>
-              </w:rPr>
-              <w:t>135131,40</w:t>
-            </w:r>
-          </w:p>
-        </w:tc>
-        <w:tc>
-          <w:tcPr>
-            <w:tcW w:w="960" w:type="dxa"/>
+                <w:rFonts w:ascii="Calibri" w:hAnsi="Calibri" w:cs="Calibri"/>
+                <w:color w:val="000000"/>
+                <w:sz w:val="22"/>
+              </w:rPr>
+              <w:t>1,18E+10</w:t>
+            </w:r>
+          </w:p>
+        </w:tc>
+        <w:tc>
+          <w:tcPr>
+            <w:tcW w:w="1052" w:type="dxa"/>
             <w:tcBorders>
               <w:top w:val="nil"/>
               <w:left w:val="nil"/>
@@ -2579,84 +2448,11 @@
             </w:pPr>
             <w:r>
               <w:rPr>
-                <w:rFonts w:ascii="Calibri" w:eastAsia="Times New Roman" w:hAnsi="Calibri" w:cs="Calibri"/>
-                <w:color w:val="000000"/>
-                <w:sz w:val="22"/>
-                <w:lang w:eastAsia="ru-RU"/>
-              </w:rPr>
-              <w:t>61000,98</w:t>
-            </w:r>
-          </w:p>
-        </w:tc>
-        <w:tc>
-          <w:tcPr>
-            <w:tcW w:w="960" w:type="dxa"/>
-            <w:tcBorders>
-              <w:top w:val="nil"/>
-              <w:left w:val="nil"/>
-              <w:bottom w:val="nil"/>
-              <w:right w:val="nil"/>
-            </w:tcBorders>
-            <w:noWrap/>
-            <w:vAlign w:val="bottom"/>
-            <w:hideMark/>
-          </w:tcPr>
-          <w:p>
-            <w:pPr>
-              <w:spacing w:line="240" w:lineRule="auto"/>
-              <w:ind w:firstLine="0"/>
-              <w:jc w:val="right"/>
-              <w:rPr>
-                <w:rFonts w:ascii="Calibri" w:eastAsia="Times New Roman" w:hAnsi="Calibri" w:cs="Calibri"/>
-                <w:color w:val="000000"/>
-                <w:sz w:val="22"/>
-                <w:lang w:eastAsia="ru-RU"/>
-              </w:rPr>
-            </w:pPr>
-            <w:r>
-              <w:rPr>
-                <w:rFonts w:ascii="Calibri" w:eastAsia="Times New Roman" w:hAnsi="Calibri" w:cs="Calibri"/>
-                <w:color w:val="000000"/>
-                <w:sz w:val="22"/>
-                <w:lang w:eastAsia="ru-RU"/>
-              </w:rPr>
-              <w:t>74961,78</w:t>
-            </w:r>
-          </w:p>
-        </w:tc>
-        <w:tc>
-          <w:tcPr>
-            <w:tcW w:w="960" w:type="dxa"/>
-            <w:tcBorders>
-              <w:top w:val="nil"/>
-              <w:left w:val="nil"/>
-              <w:bottom w:val="nil"/>
-              <w:right w:val="nil"/>
-            </w:tcBorders>
-            <w:noWrap/>
-            <w:vAlign w:val="bottom"/>
-            <w:hideMark/>
-          </w:tcPr>
-          <w:p>
-            <w:pPr>
-              <w:spacing w:line="240" w:lineRule="auto"/>
-              <w:ind w:firstLine="0"/>
-              <w:jc w:val="right"/>
-              <w:rPr>
-                <w:rFonts w:ascii="Calibri" w:eastAsia="Times New Roman" w:hAnsi="Calibri" w:cs="Calibri"/>
-                <w:color w:val="000000"/>
-                <w:sz w:val="22"/>
-                <w:lang w:eastAsia="ru-RU"/>
-              </w:rPr>
-            </w:pPr>
-            <w:r>
-              <w:rPr>
-                <w:rFonts w:ascii="Calibri" w:eastAsia="Times New Roman" w:hAnsi="Calibri" w:cs="Calibri"/>
-                <w:color w:val="000000"/>
-                <w:sz w:val="22"/>
-                <w:lang w:eastAsia="ru-RU"/>
-              </w:rPr>
-              <w:t>0,813761</w:t>
+                <w:rFonts w:ascii="Calibri" w:hAnsi="Calibri" w:cs="Calibri"/>
+                <w:color w:val="000000"/>
+                <w:sz w:val="22"/>
+              </w:rPr>
+              <w:t>0,389848</w:t>
             </w:r>
           </w:p>
         </w:tc>
@@ -2667,6 +2463,76 @@
         </w:trPr>
         <w:tc>
           <w:tcPr>
+            <w:tcW w:w="1103" w:type="dxa"/>
+            <w:tcBorders>
+              <w:top w:val="nil"/>
+              <w:left w:val="nil"/>
+              <w:bottom w:val="nil"/>
+              <w:right w:val="nil"/>
+            </w:tcBorders>
+            <w:noWrap/>
+            <w:vAlign w:val="bottom"/>
+            <w:hideMark/>
+          </w:tcPr>
+          <w:p>
+            <w:pPr>
+              <w:spacing w:line="240" w:lineRule="auto"/>
+              <w:ind w:firstLine="0"/>
+              <w:jc w:val="right"/>
+              <w:rPr>
+                <w:rFonts w:ascii="Calibri" w:eastAsia="Times New Roman" w:hAnsi="Calibri" w:cs="Calibri"/>
+                <w:color w:val="000000"/>
+                <w:sz w:val="22"/>
+                <w:lang w:eastAsia="ru-RU"/>
+              </w:rPr>
+            </w:pPr>
+            <w:r>
+              <w:rPr>
+                <w:rFonts w:ascii="Calibri" w:hAnsi="Calibri" w:cs="Calibri"/>
+                <w:color w:val="000000"/>
+                <w:sz w:val="22"/>
+              </w:rPr>
+              <w:t>4</w:t>
+            </w:r>
+          </w:p>
+        </w:tc>
+        <w:tc>
+          <w:tcPr>
+            <w:tcW w:w="1260" w:type="dxa"/>
+            <w:tcBorders>
+              <w:top w:val="nil"/>
+              <w:left w:val="nil"/>
+              <w:bottom w:val="nil"/>
+              <w:right w:val="nil"/>
+            </w:tcBorders>
+            <w:noWrap/>
+            <w:vAlign w:val="bottom"/>
+            <w:hideMark/>
+          </w:tcPr>
+          <w:p>
+            <w:pPr>
+              <w:spacing w:line="240" w:lineRule="auto"/>
+              <w:ind w:firstLine="0"/>
+              <w:jc w:val="right"/>
+              <w:rPr>
+                <w:rFonts w:ascii="Calibri" w:eastAsia="Times New Roman" w:hAnsi="Calibri" w:cs="Calibri"/>
+                <w:color w:val="000000"/>
+                <w:sz w:val="22"/>
+                <w:lang w:eastAsia="ru-RU"/>
+              </w:rPr>
+            </w:pPr>
+            <w:r>
+              <w:rPr>
+                <w:rFonts w:ascii="Calibri" w:hAnsi="Calibri" w:cs="Calibri"/>
+                <w:color w:val="000000"/>
+                <w:sz w:val="22"/>
+              </w:rPr>
+              <w:t>1794772690,00</w:t>
+            </w:r>
+          </w:p>
+        </w:tc>
+        <w:tc>
+          <w:tcPr>
             <w:tcW w:w="960" w:type="dxa"/>
             <w:tcBorders>
               <w:top w:val="nil"/>
@@ -2692,10 +2558,9 @@
             </w:pPr>
             <w:r>
               <w:rPr>
-                <w:rFonts w:ascii="Calibri" w:eastAsia="Times New Roman" w:hAnsi="Calibri" w:cs="Calibri"/>
-                <w:color w:val="000000"/>
-                <w:sz w:val="22"/>
-                <w:lang w:eastAsia="ru-RU"/>
+                <w:rFonts w:ascii="Calibri" w:hAnsi="Calibri" w:cs="Calibri"/>
+                <w:color w:val="000000"/>
+                <w:sz w:val="22"/>
               </w:rPr>
               <w:t>4,00</w:t>
             </w:r>
@@ -2728,18 +2593,17 @@
             </w:pPr>
             <w:r>
               <w:rPr>
-                <w:rFonts w:ascii="Calibri" w:eastAsia="Times New Roman" w:hAnsi="Calibri" w:cs="Calibri"/>
-                <w:color w:val="000000"/>
-                <w:sz w:val="22"/>
-                <w:lang w:eastAsia="ru-RU"/>
-              </w:rPr>
-              <w:t>55055,88</w:t>
-            </w:r>
-          </w:p>
-        </w:tc>
-        <w:tc>
-          <w:tcPr>
-            <w:tcW w:w="960" w:type="dxa"/>
+                <w:rFonts w:ascii="Calibri" w:hAnsi="Calibri" w:cs="Calibri"/>
+                <w:color w:val="000000"/>
+                <w:sz w:val="22"/>
+              </w:rPr>
+              <w:t>22750169107,00</w:t>
+            </w:r>
+          </w:p>
+        </w:tc>
+        <w:tc>
+          <w:tcPr>
+            <w:tcW w:w="1052" w:type="dxa"/>
             <w:tcBorders>
               <w:top w:val="nil"/>
               <w:left w:val="nil"/>
@@ -2764,18 +2628,17 @@
             </w:pPr>
             <w:r>
               <w:rPr>
-                <w:rFonts w:ascii="Calibri" w:eastAsia="Times New Roman" w:hAnsi="Calibri" w:cs="Calibri"/>
-                <w:color w:val="000000"/>
-                <w:sz w:val="22"/>
-                <w:lang w:eastAsia="ru-RU"/>
-              </w:rPr>
-              <w:t>4,00</w:t>
-            </w:r>
-          </w:p>
-        </w:tc>
-        <w:tc>
-          <w:tcPr>
-            <w:tcW w:w="1260" w:type="dxa"/>
+                <w:rFonts w:ascii="Calibri" w:hAnsi="Calibri" w:cs="Calibri"/>
+                <w:color w:val="000000"/>
+                <w:sz w:val="22"/>
+              </w:rPr>
+              <w:t>2594055844</w:t>
+            </w:r>
+          </w:p>
+        </w:tc>
+        <w:tc>
+          <w:tcPr>
+            <w:tcW w:w="1052" w:type="dxa"/>
             <w:tcBorders>
               <w:top w:val="nil"/>
               <w:left w:val="nil"/>
@@ -2800,18 +2663,17 @@
             </w:pPr>
             <w:r>
               <w:rPr>
-                <w:rFonts w:ascii="Calibri" w:eastAsia="Times New Roman" w:hAnsi="Calibri" w:cs="Calibri"/>
-                <w:color w:val="000000"/>
-                <w:sz w:val="22"/>
-                <w:lang w:eastAsia="ru-RU"/>
-              </w:rPr>
-              <w:t>148888,30</w:t>
-            </w:r>
-          </w:p>
-        </w:tc>
-        <w:tc>
-          <w:tcPr>
-            <w:tcW w:w="960" w:type="dxa"/>
+                <w:rFonts w:ascii="Calibri" w:hAnsi="Calibri" w:cs="Calibri"/>
+                <w:color w:val="000000"/>
+                <w:sz w:val="22"/>
+              </w:rPr>
+              <w:t>1,45E+10</w:t>
+            </w:r>
+          </w:p>
+        </w:tc>
+        <w:tc>
+          <w:tcPr>
+            <w:tcW w:w="1052" w:type="dxa"/>
             <w:tcBorders>
               <w:top w:val="nil"/>
               <w:left w:val="nil"/>
@@ -2836,84 +2698,11 @@
             </w:pPr>
             <w:r>
               <w:rPr>
-                <w:rFonts w:ascii="Calibri" w:eastAsia="Times New Roman" w:hAnsi="Calibri" w:cs="Calibri"/>
-                <w:color w:val="000000"/>
-                <w:sz w:val="22"/>
-                <w:lang w:eastAsia="ru-RU"/>
-              </w:rPr>
-              <w:t>39676,47</w:t>
-            </w:r>
-          </w:p>
-        </w:tc>
-        <w:tc>
-          <w:tcPr>
-            <w:tcW w:w="960" w:type="dxa"/>
-            <w:tcBorders>
-              <w:top w:val="nil"/>
-              <w:left w:val="nil"/>
-              <w:bottom w:val="nil"/>
-              <w:right w:val="nil"/>
-            </w:tcBorders>
-            <w:noWrap/>
-            <w:vAlign w:val="bottom"/>
-            <w:hideMark/>
-          </w:tcPr>
-          <w:p>
-            <w:pPr>
-              <w:spacing w:line="240" w:lineRule="auto"/>
-              <w:ind w:firstLine="0"/>
-              <w:jc w:val="right"/>
-              <w:rPr>
-                <w:rFonts w:ascii="Calibri" w:eastAsia="Times New Roman" w:hAnsi="Calibri" w:cs="Calibri"/>
-                <w:color w:val="000000"/>
-                <w:sz w:val="22"/>
-                <w:lang w:eastAsia="ru-RU"/>
-              </w:rPr>
-            </w:pPr>
-            <w:r>
-              <w:rPr>
-                <w:rFonts w:ascii="Calibri" w:eastAsia="Times New Roman" w:hAnsi="Calibri" w:cs="Calibri"/>
-                <w:color w:val="000000"/>
-                <w:sz w:val="22"/>
-                <w:lang w:eastAsia="ru-RU"/>
-              </w:rPr>
-              <w:t>93443,41</w:t>
-            </w:r>
-          </w:p>
-        </w:tc>
-        <w:tc>
-          <w:tcPr>
-            <w:tcW w:w="960" w:type="dxa"/>
-            <w:tcBorders>
-              <w:top w:val="nil"/>
-              <w:left w:val="nil"/>
-              <w:bottom w:val="nil"/>
-              <w:right w:val="nil"/>
-            </w:tcBorders>
-            <w:noWrap/>
-            <w:vAlign w:val="bottom"/>
-            <w:hideMark/>
-          </w:tcPr>
-          <w:p>
-            <w:pPr>
-              <w:spacing w:line="240" w:lineRule="auto"/>
-              <w:ind w:firstLine="0"/>
-              <w:jc w:val="right"/>
-              <w:rPr>
-                <w:rFonts w:ascii="Calibri" w:eastAsia="Times New Roman" w:hAnsi="Calibri" w:cs="Calibri"/>
-                <w:color w:val="000000"/>
-                <w:sz w:val="22"/>
-                <w:lang w:eastAsia="ru-RU"/>
-              </w:rPr>
-            </w:pPr>
-            <w:r>
-              <w:rPr>
-                <w:rFonts w:ascii="Calibri" w:eastAsia="Times New Roman" w:hAnsi="Calibri" w:cs="Calibri"/>
-                <w:color w:val="000000"/>
-                <w:sz w:val="22"/>
-                <w:lang w:eastAsia="ru-RU"/>
-              </w:rPr>
-              <w:t>0,424604</w:t>
+                <w:rFonts w:ascii="Calibri" w:hAnsi="Calibri" w:cs="Calibri"/>
+                <w:color w:val="000000"/>
+                <w:sz w:val="22"/>
+              </w:rPr>
+              <w:t>0,178683</w:t>
             </w:r>
           </w:p>
         </w:tc>
@@ -2924,6 +2713,76 @@
         </w:trPr>
         <w:tc>
           <w:tcPr>
+            <w:tcW w:w="1103" w:type="dxa"/>
+            <w:tcBorders>
+              <w:top w:val="nil"/>
+              <w:left w:val="nil"/>
+              <w:bottom w:val="nil"/>
+              <w:right w:val="nil"/>
+            </w:tcBorders>
+            <w:noWrap/>
+            <w:vAlign w:val="bottom"/>
+            <w:hideMark/>
+          </w:tcPr>
+          <w:p>
+            <w:pPr>
+              <w:spacing w:line="240" w:lineRule="auto"/>
+              <w:ind w:firstLine="0"/>
+              <w:jc w:val="right"/>
+              <w:rPr>
+                <w:rFonts w:ascii="Calibri" w:eastAsia="Times New Roman" w:hAnsi="Calibri" w:cs="Calibri"/>
+                <w:color w:val="000000"/>
+                <w:sz w:val="22"/>
+                <w:lang w:eastAsia="ru-RU"/>
+              </w:rPr>
+            </w:pPr>
+            <w:r>
+              <w:rPr>
+                <w:rFonts w:ascii="Calibri" w:hAnsi="Calibri" w:cs="Calibri"/>
+                <w:color w:val="000000"/>
+                <w:sz w:val="22"/>
+              </w:rPr>
+              <w:t>5</w:t>
+            </w:r>
+          </w:p>
+        </w:tc>
+        <w:tc>
+          <w:tcPr>
+            <w:tcW w:w="1260" w:type="dxa"/>
+            <w:tcBorders>
+              <w:top w:val="nil"/>
+              <w:left w:val="nil"/>
+              <w:bottom w:val="nil"/>
+              <w:right w:val="nil"/>
+            </w:tcBorders>
+            <w:noWrap/>
+            <w:vAlign w:val="bottom"/>
+            <w:hideMark/>
+          </w:tcPr>
+          <w:p>
+            <w:pPr>
+              <w:spacing w:line="240" w:lineRule="auto"/>
+              <w:ind w:firstLine="0"/>
+              <w:jc w:val="right"/>
+              <w:rPr>
+                <w:rFonts w:ascii="Calibri" w:eastAsia="Times New Roman" w:hAnsi="Calibri" w:cs="Calibri"/>
+                <w:color w:val="000000"/>
+                <w:sz w:val="22"/>
+                <w:lang w:eastAsia="ru-RU"/>
+              </w:rPr>
+            </w:pPr>
+            <w:r>
+              <w:rPr>
+                <w:rFonts w:ascii="Calibri" w:hAnsi="Calibri" w:cs="Calibri"/>
+                <w:color w:val="000000"/>
+                <w:sz w:val="22"/>
+              </w:rPr>
+              <w:t>1099666663,00</w:t>
+            </w:r>
+          </w:p>
+        </w:tc>
+        <w:tc>
+          <w:tcPr>
             <w:tcW w:w="960" w:type="dxa"/>
             <w:tcBorders>
               <w:top w:val="nil"/>
@@ -2949,10 +2808,9 @@
             </w:pPr>
             <w:r>
               <w:rPr>
-                <w:rFonts w:ascii="Calibri" w:eastAsia="Times New Roman" w:hAnsi="Calibri" w:cs="Calibri"/>
-                <w:color w:val="000000"/>
-                <w:sz w:val="22"/>
-                <w:lang w:eastAsia="ru-RU"/>
+                <w:rFonts w:ascii="Calibri" w:hAnsi="Calibri" w:cs="Calibri"/>
+                <w:color w:val="000000"/>
+                <w:sz w:val="22"/>
               </w:rPr>
               <w:t>5,00</w:t>
             </w:r>
@@ -2975,6 +2833,41 @@
             <w:pPr>
               <w:spacing w:line="240" w:lineRule="auto"/>
               <w:ind w:firstLine="0"/>
+              <w:jc w:val="left"/>
+              <w:rPr>
+                <w:rFonts w:ascii="Calibri" w:eastAsia="Times New Roman" w:hAnsi="Calibri" w:cs="Calibri"/>
+                <w:color w:val="000000"/>
+                <w:sz w:val="22"/>
+                <w:lang w:eastAsia="ru-RU"/>
+              </w:rPr>
+            </w:pPr>
+            <w:r>
+              <w:rPr>
+                <w:rFonts w:ascii="Calibri" w:hAnsi="Calibri" w:cs="Calibri"/>
+                <w:color w:val="000000"/>
+                <w:sz w:val="22"/>
+              </w:rPr>
+              <w:t>23445275134,00</w:t>
+            </w:r>
+          </w:p>
+        </w:tc>
+        <w:tc>
+          <w:tcPr>
+            <w:tcW w:w="1052" w:type="dxa"/>
+            <w:tcBorders>
+              <w:top w:val="nil"/>
+              <w:left w:val="nil"/>
+              <w:bottom w:val="nil"/>
+              <w:right w:val="nil"/>
+            </w:tcBorders>
+            <w:noWrap/>
+            <w:vAlign w:val="bottom"/>
+            <w:hideMark/>
+          </w:tcPr>
+          <w:p>
+            <w:pPr>
+              <w:spacing w:line="240" w:lineRule="auto"/>
+              <w:ind w:firstLine="0"/>
               <w:jc w:val="right"/>
               <w:rPr>
                 <w:rFonts w:ascii="Calibri" w:eastAsia="Times New Roman" w:hAnsi="Calibri" w:cs="Calibri"/>
@@ -2985,18 +2878,17 @@
             </w:pPr>
             <w:r>
               <w:rPr>
-                <w:rFonts w:ascii="Calibri" w:eastAsia="Times New Roman" w:hAnsi="Calibri" w:cs="Calibri"/>
-                <w:color w:val="000000"/>
-                <w:sz w:val="22"/>
-                <w:lang w:eastAsia="ru-RU"/>
-              </w:rPr>
-              <w:t>45915,13</w:t>
-            </w:r>
-          </w:p>
-        </w:tc>
-        <w:tc>
-          <w:tcPr>
-            <w:tcW w:w="960" w:type="dxa"/>
+                <w:rFonts w:ascii="Calibri" w:hAnsi="Calibri" w:cs="Calibri"/>
+                <w:color w:val="000000"/>
+                <w:sz w:val="22"/>
+              </w:rPr>
+              <w:t>1666400173</w:t>
+            </w:r>
+          </w:p>
+        </w:tc>
+        <w:tc>
+          <w:tcPr>
+            <w:tcW w:w="1052" w:type="dxa"/>
             <w:tcBorders>
               <w:top w:val="nil"/>
               <w:left w:val="nil"/>
@@ -3021,54 +2913,17 @@
             </w:pPr>
             <w:r>
               <w:rPr>
-                <w:rFonts w:ascii="Calibri" w:eastAsia="Times New Roman" w:hAnsi="Calibri" w:cs="Calibri"/>
-                <w:color w:val="000000"/>
-                <w:sz w:val="22"/>
-                <w:lang w:eastAsia="ru-RU"/>
-              </w:rPr>
-              <w:t>5,00</w:t>
-            </w:r>
-          </w:p>
-        </w:tc>
-        <w:tc>
-          <w:tcPr>
-            <w:tcW w:w="1260" w:type="dxa"/>
-            <w:tcBorders>
-              <w:top w:val="nil"/>
-              <w:left w:val="nil"/>
-              <w:bottom w:val="nil"/>
-              <w:right w:val="nil"/>
-            </w:tcBorders>
-            <w:noWrap/>
-            <w:vAlign w:val="bottom"/>
-            <w:hideMark/>
-          </w:tcPr>
-          <w:p>
-            <w:pPr>
-              <w:spacing w:line="240" w:lineRule="auto"/>
-              <w:ind w:firstLine="0"/>
-              <w:jc w:val="left"/>
-              <w:rPr>
-                <w:rFonts w:ascii="Calibri" w:eastAsia="Times New Roman" w:hAnsi="Calibri" w:cs="Calibri"/>
-                <w:color w:val="000000"/>
-                <w:sz w:val="22"/>
-                <w:lang w:eastAsia="ru-RU"/>
-              </w:rPr>
-            </w:pPr>
-            <w:r>
-              <w:rPr>
-                <w:rFonts w:ascii="Calibri" w:eastAsia="Times New Roman" w:hAnsi="Calibri" w:cs="Calibri"/>
-                <w:color w:val="000000"/>
-                <w:sz w:val="22"/>
-                <w:lang w:eastAsia="ru-RU"/>
-              </w:rPr>
-              <w:t>158029,00</w:t>
-            </w:r>
-          </w:p>
-        </w:tc>
-        <w:tc>
-          <w:tcPr>
-            <w:tcW w:w="960" w:type="dxa"/>
+                <w:rFonts w:ascii="Calibri" w:hAnsi="Calibri" w:cs="Calibri"/>
+                <w:color w:val="000000"/>
+                <w:sz w:val="22"/>
+              </w:rPr>
+              <w:t>1,63E+10</w:t>
+            </w:r>
+          </w:p>
+        </w:tc>
+        <w:tc>
+          <w:tcPr>
+            <w:tcW w:w="1052" w:type="dxa"/>
             <w:tcBorders>
               <w:top w:val="nil"/>
               <w:left w:val="nil"/>
@@ -3093,84 +2948,11 @@
             </w:pPr>
             <w:r>
               <w:rPr>
-                <w:rFonts w:ascii="Calibri" w:eastAsia="Times New Roman" w:hAnsi="Calibri" w:cs="Calibri"/>
-                <w:color w:val="000000"/>
-                <w:sz w:val="22"/>
-                <w:lang w:eastAsia="ru-RU"/>
-              </w:rPr>
-              <w:t>28397,39</w:t>
-            </w:r>
-          </w:p>
-        </w:tc>
-        <w:tc>
-          <w:tcPr>
-            <w:tcW w:w="960" w:type="dxa"/>
-            <w:tcBorders>
-              <w:top w:val="nil"/>
-              <w:left w:val="nil"/>
-              <w:bottom w:val="nil"/>
-              <w:right w:val="nil"/>
-            </w:tcBorders>
-            <w:noWrap/>
-            <w:vAlign w:val="bottom"/>
-            <w:hideMark/>
-          </w:tcPr>
-          <w:p>
-            <w:pPr>
-              <w:spacing w:line="240" w:lineRule="auto"/>
-              <w:ind w:firstLine="0"/>
-              <w:jc w:val="right"/>
-              <w:rPr>
-                <w:rFonts w:ascii="Calibri" w:eastAsia="Times New Roman" w:hAnsi="Calibri" w:cs="Calibri"/>
-                <w:color w:val="000000"/>
-                <w:sz w:val="22"/>
-                <w:lang w:eastAsia="ru-RU"/>
-              </w:rPr>
-            </w:pPr>
-            <w:r>
-              <w:rPr>
-                <w:rFonts w:ascii="Calibri" w:eastAsia="Times New Roman" w:hAnsi="Calibri" w:cs="Calibri"/>
-                <w:color w:val="000000"/>
-                <w:sz w:val="22"/>
-                <w:lang w:eastAsia="ru-RU"/>
-              </w:rPr>
-              <w:t>106360,5</w:t>
-            </w:r>
-          </w:p>
-        </w:tc>
-        <w:tc>
-          <w:tcPr>
-            <w:tcW w:w="960" w:type="dxa"/>
-            <w:tcBorders>
-              <w:top w:val="nil"/>
-              <w:left w:val="nil"/>
-              <w:bottom w:val="nil"/>
-              <w:right w:val="nil"/>
-            </w:tcBorders>
-            <w:noWrap/>
-            <w:vAlign w:val="bottom"/>
-            <w:hideMark/>
-          </w:tcPr>
-          <w:p>
-            <w:pPr>
-              <w:spacing w:line="240" w:lineRule="auto"/>
-              <w:ind w:firstLine="0"/>
-              <w:jc w:val="right"/>
-              <w:rPr>
-                <w:rFonts w:ascii="Calibri" w:eastAsia="Times New Roman" w:hAnsi="Calibri" w:cs="Calibri"/>
-                <w:color w:val="000000"/>
-                <w:sz w:val="22"/>
-                <w:lang w:eastAsia="ru-RU"/>
-              </w:rPr>
-            </w:pPr>
-            <w:r>
-              <w:rPr>
-                <w:rFonts w:ascii="Calibri" w:eastAsia="Times New Roman" w:hAnsi="Calibri" w:cs="Calibri"/>
-                <w:color w:val="000000"/>
-                <w:sz w:val="22"/>
-                <w:lang w:eastAsia="ru-RU"/>
-              </w:rPr>
-              <w:t>0,266992</w:t>
+                <w:rFonts w:ascii="Calibri" w:hAnsi="Calibri" w:cs="Calibri"/>
+                <w:color w:val="000000"/>
+                <w:sz w:val="22"/>
+              </w:rPr>
+              <w:t>0,102213</w:t>
             </w:r>
           </w:p>
         </w:tc>
@@ -3181,6 +2963,76 @@
         </w:trPr>
         <w:tc>
           <w:tcPr>
+            <w:tcW w:w="1103" w:type="dxa"/>
+            <w:tcBorders>
+              <w:top w:val="nil"/>
+              <w:left w:val="nil"/>
+              <w:bottom w:val="nil"/>
+              <w:right w:val="nil"/>
+            </w:tcBorders>
+            <w:noWrap/>
+            <w:vAlign w:val="bottom"/>
+            <w:hideMark/>
+          </w:tcPr>
+          <w:p>
+            <w:pPr>
+              <w:spacing w:line="240" w:lineRule="auto"/>
+              <w:ind w:firstLine="0"/>
+              <w:jc w:val="right"/>
+              <w:rPr>
+                <w:rFonts w:ascii="Calibri" w:eastAsia="Times New Roman" w:hAnsi="Calibri" w:cs="Calibri"/>
+                <w:color w:val="000000"/>
+                <w:sz w:val="22"/>
+                <w:lang w:eastAsia="ru-RU"/>
+              </w:rPr>
+            </w:pPr>
+            <w:r>
+              <w:rPr>
+                <w:rFonts w:ascii="Calibri" w:hAnsi="Calibri" w:cs="Calibri"/>
+                <w:color w:val="000000"/>
+                <w:sz w:val="22"/>
+              </w:rPr>
+              <w:t>6</w:t>
+            </w:r>
+          </w:p>
+        </w:tc>
+        <w:tc>
+          <w:tcPr>
+            <w:tcW w:w="1260" w:type="dxa"/>
+            <w:tcBorders>
+              <w:top w:val="nil"/>
+              <w:left w:val="nil"/>
+              <w:bottom w:val="nil"/>
+              <w:right w:val="nil"/>
+            </w:tcBorders>
+            <w:noWrap/>
+            <w:vAlign w:val="bottom"/>
+            <w:hideMark/>
+          </w:tcPr>
+          <w:p>
+            <w:pPr>
+              <w:spacing w:line="240" w:lineRule="auto"/>
+              <w:ind w:firstLine="0"/>
+              <w:jc w:val="right"/>
+              <w:rPr>
+                <w:rFonts w:ascii="Calibri" w:eastAsia="Times New Roman" w:hAnsi="Calibri" w:cs="Calibri"/>
+                <w:color w:val="000000"/>
+                <w:sz w:val="22"/>
+                <w:lang w:eastAsia="ru-RU"/>
+              </w:rPr>
+            </w:pPr>
+            <w:r>
+              <w:rPr>
+                <w:rFonts w:ascii="Calibri" w:hAnsi="Calibri" w:cs="Calibri"/>
+                <w:color w:val="000000"/>
+                <w:sz w:val="22"/>
+              </w:rPr>
+              <w:t>910979559,00</w:t>
+            </w:r>
+          </w:p>
+        </w:tc>
+        <w:tc>
+          <w:tcPr>
             <w:tcW w:w="960" w:type="dxa"/>
             <w:tcBorders>
               <w:top w:val="nil"/>
@@ -3206,10 +3058,9 @@
             </w:pPr>
             <w:r>
               <w:rPr>
-                <w:rFonts w:ascii="Calibri" w:eastAsia="Times New Roman" w:hAnsi="Calibri" w:cs="Calibri"/>
-                <w:color w:val="000000"/>
-                <w:sz w:val="22"/>
-                <w:lang w:eastAsia="ru-RU"/>
+                <w:rFonts w:ascii="Calibri" w:hAnsi="Calibri" w:cs="Calibri"/>
+                <w:color w:val="000000"/>
+                <w:sz w:val="22"/>
               </w:rPr>
               <w:t>6,00</w:t>
             </w:r>
@@ -3242,18 +3093,17 @@
             </w:pPr>
             <w:r>
               <w:rPr>
-                <w:rFonts w:ascii="Calibri" w:eastAsia="Times New Roman" w:hAnsi="Calibri" w:cs="Calibri"/>
-                <w:color w:val="000000"/>
-                <w:sz w:val="22"/>
-                <w:lang w:eastAsia="ru-RU"/>
-              </w:rPr>
-              <w:t>37395,95</w:t>
-            </w:r>
-          </w:p>
-        </w:tc>
-        <w:tc>
-          <w:tcPr>
-            <w:tcW w:w="960" w:type="dxa"/>
+                <w:rFonts w:ascii="Calibri" w:hAnsi="Calibri" w:cs="Calibri"/>
+                <w:color w:val="000000"/>
+                <w:sz w:val="22"/>
+              </w:rPr>
+              <w:t>23633962238,00</w:t>
+            </w:r>
+          </w:p>
+        </w:tc>
+        <w:tc>
+          <w:tcPr>
+            <w:tcW w:w="1052" w:type="dxa"/>
             <w:tcBorders>
               <w:top w:val="nil"/>
               <w:left w:val="nil"/>
@@ -3278,18 +3128,17 @@
             </w:pPr>
             <w:r>
               <w:rPr>
-                <w:rFonts w:ascii="Calibri" w:eastAsia="Times New Roman" w:hAnsi="Calibri" w:cs="Calibri"/>
-                <w:color w:val="000000"/>
-                <w:sz w:val="22"/>
-                <w:lang w:eastAsia="ru-RU"/>
-              </w:rPr>
-              <w:t>6,00</w:t>
-            </w:r>
-          </w:p>
-        </w:tc>
-        <w:tc>
-          <w:tcPr>
-            <w:tcW w:w="1260" w:type="dxa"/>
+                <w:rFonts w:ascii="Calibri" w:hAnsi="Calibri" w:cs="Calibri"/>
+                <w:color w:val="000000"/>
+                <w:sz w:val="22"/>
+              </w:rPr>
+              <w:t>1171665419</w:t>
+            </w:r>
+          </w:p>
+        </w:tc>
+        <w:tc>
+          <w:tcPr>
+            <w:tcW w:w="1052" w:type="dxa"/>
             <w:tcBorders>
               <w:top w:val="nil"/>
               <w:left w:val="nil"/>
@@ -3314,18 +3163,17 @@
             </w:pPr>
             <w:r>
               <w:rPr>
-                <w:rFonts w:ascii="Calibri" w:eastAsia="Times New Roman" w:hAnsi="Calibri" w:cs="Calibri"/>
-                <w:color w:val="000000"/>
-                <w:sz w:val="22"/>
-                <w:lang w:eastAsia="ru-RU"/>
-              </w:rPr>
-              <w:t>166548,20</w:t>
-            </w:r>
-          </w:p>
-        </w:tc>
-        <w:tc>
-          <w:tcPr>
-            <w:tcW w:w="960" w:type="dxa"/>
+                <w:rFonts w:ascii="Calibri" w:hAnsi="Calibri" w:cs="Calibri"/>
+                <w:color w:val="000000"/>
+                <w:sz w:val="22"/>
+              </w:rPr>
+              <w:t>1,75E+10</w:t>
+            </w:r>
+          </w:p>
+        </w:tc>
+        <w:tc>
+          <w:tcPr>
+            <w:tcW w:w="1052" w:type="dxa"/>
             <w:tcBorders>
               <w:top w:val="nil"/>
               <w:left w:val="nil"/>
@@ -3350,84 +3198,11 @@
             </w:pPr>
             <w:r>
               <w:rPr>
-                <w:rFonts w:ascii="Calibri" w:eastAsia="Times New Roman" w:hAnsi="Calibri" w:cs="Calibri"/>
-                <w:color w:val="000000"/>
-                <w:sz w:val="22"/>
-                <w:lang w:eastAsia="ru-RU"/>
-              </w:rPr>
-              <w:t>21424,66</w:t>
-            </w:r>
-          </w:p>
-        </w:tc>
-        <w:tc>
-          <w:tcPr>
-            <w:tcW w:w="960" w:type="dxa"/>
-            <w:tcBorders>
-              <w:top w:val="nil"/>
-              <w:left w:val="nil"/>
-              <w:bottom w:val="nil"/>
-              <w:right w:val="nil"/>
-            </w:tcBorders>
-            <w:noWrap/>
-            <w:vAlign w:val="bottom"/>
-            <w:hideMark/>
-          </w:tcPr>
-          <w:p>
-            <w:pPr>
-              <w:spacing w:line="240" w:lineRule="auto"/>
-              <w:ind w:firstLine="0"/>
-              <w:jc w:val="right"/>
-              <w:rPr>
-                <w:rFonts w:ascii="Calibri" w:eastAsia="Times New Roman" w:hAnsi="Calibri" w:cs="Calibri"/>
-                <w:color w:val="000000"/>
-                <w:sz w:val="22"/>
-                <w:lang w:eastAsia="ru-RU"/>
-              </w:rPr>
-            </w:pPr>
-            <w:r>
-              <w:rPr>
-                <w:rFonts w:ascii="Calibri" w:eastAsia="Times New Roman" w:hAnsi="Calibri" w:cs="Calibri"/>
-                <w:color w:val="000000"/>
-                <w:sz w:val="22"/>
-                <w:lang w:eastAsia="ru-RU"/>
-              </w:rPr>
-              <w:t>116391,8</w:t>
-            </w:r>
-          </w:p>
-        </w:tc>
-        <w:tc>
-          <w:tcPr>
-            <w:tcW w:w="960" w:type="dxa"/>
-            <w:tcBorders>
-              <w:top w:val="nil"/>
-              <w:left w:val="nil"/>
-              <w:bottom w:val="nil"/>
-              <w:right w:val="nil"/>
-            </w:tcBorders>
-            <w:noWrap/>
-            <w:vAlign w:val="bottom"/>
-            <w:hideMark/>
-          </w:tcPr>
-          <w:p>
-            <w:pPr>
-              <w:spacing w:line="240" w:lineRule="auto"/>
-              <w:ind w:firstLine="0"/>
-              <w:jc w:val="right"/>
-              <w:rPr>
-                <w:rFonts w:ascii="Calibri" w:eastAsia="Times New Roman" w:hAnsi="Calibri" w:cs="Calibri"/>
-                <w:color w:val="000000"/>
-                <w:sz w:val="22"/>
-                <w:lang w:eastAsia="ru-RU"/>
-              </w:rPr>
-            </w:pPr>
-            <w:r>
-              <w:rPr>
-                <w:rFonts w:ascii="Calibri" w:eastAsia="Times New Roman" w:hAnsi="Calibri" w:cs="Calibri"/>
-                <w:color w:val="000000"/>
-                <w:sz w:val="22"/>
-                <w:lang w:eastAsia="ru-RU"/>
-              </w:rPr>
-              <w:t>0,184074</w:t>
+                <w:rFonts w:ascii="Calibri" w:hAnsi="Calibri" w:cs="Calibri"/>
+                <w:color w:val="000000"/>
+                <w:sz w:val="22"/>
+              </w:rPr>
+              <w:t>0,066857</w:t>
             </w:r>
           </w:p>
         </w:tc>
@@ -3438,6 +3213,76 @@
         </w:trPr>
         <w:tc>
           <w:tcPr>
+            <w:tcW w:w="1103" w:type="dxa"/>
+            <w:tcBorders>
+              <w:top w:val="nil"/>
+              <w:left w:val="nil"/>
+              <w:bottom w:val="nil"/>
+              <w:right w:val="nil"/>
+            </w:tcBorders>
+            <w:noWrap/>
+            <w:vAlign w:val="bottom"/>
+            <w:hideMark/>
+          </w:tcPr>
+          <w:p>
+            <w:pPr>
+              <w:spacing w:line="240" w:lineRule="auto"/>
+              <w:ind w:firstLine="0"/>
+              <w:jc w:val="right"/>
+              <w:rPr>
+                <w:rFonts w:ascii="Calibri" w:eastAsia="Times New Roman" w:hAnsi="Calibri" w:cs="Calibri"/>
+                <w:color w:val="000000"/>
+                <w:sz w:val="22"/>
+                <w:lang w:eastAsia="ru-RU"/>
+              </w:rPr>
+            </w:pPr>
+            <w:r>
+              <w:rPr>
+                <w:rFonts w:ascii="Calibri" w:hAnsi="Calibri" w:cs="Calibri"/>
+                <w:color w:val="000000"/>
+                <w:sz w:val="22"/>
+              </w:rPr>
+              <w:t>7</w:t>
+            </w:r>
+          </w:p>
+        </w:tc>
+        <w:tc>
+          <w:tcPr>
+            <w:tcW w:w="1260" w:type="dxa"/>
+            <w:tcBorders>
+              <w:top w:val="nil"/>
+              <w:left w:val="nil"/>
+              <w:bottom w:val="nil"/>
+              <w:right w:val="nil"/>
+            </w:tcBorders>
+            <w:noWrap/>
+            <w:vAlign w:val="bottom"/>
+            <w:hideMark/>
+          </w:tcPr>
+          <w:p>
+            <w:pPr>
+              <w:spacing w:line="240" w:lineRule="auto"/>
+              <w:ind w:firstLine="0"/>
+              <w:jc w:val="right"/>
+              <w:rPr>
+                <w:rFonts w:ascii="Calibri" w:eastAsia="Times New Roman" w:hAnsi="Calibri" w:cs="Calibri"/>
+                <w:color w:val="000000"/>
+                <w:sz w:val="22"/>
+                <w:lang w:eastAsia="ru-RU"/>
+              </w:rPr>
+            </w:pPr>
+            <w:r>
+              <w:rPr>
+                <w:rFonts w:ascii="Calibri" w:hAnsi="Calibri" w:cs="Calibri"/>
+                <w:color w:val="000000"/>
+                <w:sz w:val="22"/>
+              </w:rPr>
+              <w:t>732759003,00</w:t>
+            </w:r>
+          </w:p>
+        </w:tc>
+        <w:tc>
+          <w:tcPr>
             <w:tcW w:w="960" w:type="dxa"/>
             <w:tcBorders>
               <w:top w:val="nil"/>
@@ -3463,10 +3308,9 @@
             </w:pPr>
             <w:r>
               <w:rPr>
-                <w:rFonts w:ascii="Calibri" w:eastAsia="Times New Roman" w:hAnsi="Calibri" w:cs="Calibri"/>
-                <w:color w:val="000000"/>
-                <w:sz w:val="22"/>
-                <w:lang w:eastAsia="ru-RU"/>
+                <w:rFonts w:ascii="Calibri" w:hAnsi="Calibri" w:cs="Calibri"/>
+                <w:color w:val="000000"/>
+                <w:sz w:val="22"/>
               </w:rPr>
               <w:t>7,00</w:t>
             </w:r>
@@ -3499,18 +3343,17 @@
             </w:pPr>
             <w:r>
               <w:rPr>
-                <w:rFonts w:ascii="Calibri" w:eastAsia="Times New Roman" w:hAnsi="Calibri" w:cs="Calibri"/>
-                <w:color w:val="000000"/>
-                <w:sz w:val="22"/>
-                <w:lang w:eastAsia="ru-RU"/>
-              </w:rPr>
-              <w:t>31452,23</w:t>
-            </w:r>
-          </w:p>
-        </w:tc>
-        <w:tc>
-          <w:tcPr>
-            <w:tcW w:w="960" w:type="dxa"/>
+                <w:rFonts w:ascii="Calibri" w:hAnsi="Calibri" w:cs="Calibri"/>
+                <w:color w:val="000000"/>
+                <w:sz w:val="22"/>
+              </w:rPr>
+              <w:t>23812182795,00</w:t>
+            </w:r>
+          </w:p>
+        </w:tc>
+        <w:tc>
+          <w:tcPr>
+            <w:tcW w:w="1052" w:type="dxa"/>
             <w:tcBorders>
               <w:top w:val="nil"/>
               <w:left w:val="nil"/>
@@ -3535,18 +3378,17 @@
             </w:pPr>
             <w:r>
               <w:rPr>
-                <w:rFonts w:ascii="Calibri" w:eastAsia="Times New Roman" w:hAnsi="Calibri" w:cs="Calibri"/>
-                <w:color w:val="000000"/>
-                <w:sz w:val="22"/>
-                <w:lang w:eastAsia="ru-RU"/>
-              </w:rPr>
-              <w:t>7,00</w:t>
-            </w:r>
-          </w:p>
-        </w:tc>
-        <w:tc>
-          <w:tcPr>
-            <w:tcW w:w="1260" w:type="dxa"/>
+                <w:rFonts w:ascii="Calibri" w:hAnsi="Calibri" w:cs="Calibri"/>
+                <w:color w:val="000000"/>
+                <w:sz w:val="22"/>
+              </w:rPr>
+              <w:t>871797156,5</w:t>
+            </w:r>
+          </w:p>
+        </w:tc>
+        <w:tc>
+          <w:tcPr>
+            <w:tcW w:w="1052" w:type="dxa"/>
             <w:tcBorders>
               <w:top w:val="nil"/>
               <w:left w:val="nil"/>
@@ -3571,18 +3413,17 @@
             </w:pPr>
             <w:r>
               <w:rPr>
-                <w:rFonts w:ascii="Calibri" w:eastAsia="Times New Roman" w:hAnsi="Calibri" w:cs="Calibri"/>
-                <w:color w:val="000000"/>
-                <w:sz w:val="22"/>
-                <w:lang w:eastAsia="ru-RU"/>
-              </w:rPr>
-              <w:t>172491,90</w:t>
-            </w:r>
-          </w:p>
-        </w:tc>
-        <w:tc>
-          <w:tcPr>
-            <w:tcW w:w="960" w:type="dxa"/>
+                <w:rFonts w:ascii="Calibri" w:hAnsi="Calibri" w:cs="Calibri"/>
+                <w:color w:val="000000"/>
+                <w:sz w:val="22"/>
+              </w:rPr>
+              <w:t>1,84E+10</w:t>
+            </w:r>
+          </w:p>
+        </w:tc>
+        <w:tc>
+          <w:tcPr>
+            <w:tcW w:w="1052" w:type="dxa"/>
             <w:tcBorders>
               <w:top w:val="nil"/>
               <w:left w:val="nil"/>
@@ -3607,84 +3448,11 @@
             </w:pPr>
             <w:r>
               <w:rPr>
-                <w:rFonts w:ascii="Calibri" w:eastAsia="Times New Roman" w:hAnsi="Calibri" w:cs="Calibri"/>
-                <w:color w:val="000000"/>
-                <w:sz w:val="22"/>
-                <w:lang w:eastAsia="ru-RU"/>
-              </w:rPr>
-              <w:t>16801,05</w:t>
-            </w:r>
-          </w:p>
-        </w:tc>
-        <w:tc>
-          <w:tcPr>
-            <w:tcW w:w="960" w:type="dxa"/>
-            <w:tcBorders>
-              <w:top w:val="nil"/>
-              <w:left w:val="nil"/>
-              <w:bottom w:val="nil"/>
-              <w:right w:val="nil"/>
-            </w:tcBorders>
-            <w:noWrap/>
-            <w:vAlign w:val="bottom"/>
-            <w:hideMark/>
-          </w:tcPr>
-          <w:p>
-            <w:pPr>
-              <w:spacing w:line="240" w:lineRule="auto"/>
-              <w:ind w:firstLine="0"/>
-              <w:jc w:val="right"/>
-              <w:rPr>
-                <w:rFonts w:ascii="Calibri" w:eastAsia="Times New Roman" w:hAnsi="Calibri" w:cs="Calibri"/>
-                <w:color w:val="000000"/>
-                <w:sz w:val="22"/>
-                <w:lang w:eastAsia="ru-RU"/>
-              </w:rPr>
-            </w:pPr>
-            <w:r>
-              <w:rPr>
-                <w:rFonts w:ascii="Calibri" w:eastAsia="Times New Roman" w:hAnsi="Calibri" w:cs="Calibri"/>
-                <w:color w:val="000000"/>
-                <w:sz w:val="22"/>
-                <w:lang w:eastAsia="ru-RU"/>
-              </w:rPr>
-              <w:t>124406,1</w:t>
-            </w:r>
-          </w:p>
-        </w:tc>
-        <w:tc>
-          <w:tcPr>
-            <w:tcW w:w="960" w:type="dxa"/>
-            <w:tcBorders>
-              <w:top w:val="nil"/>
-              <w:left w:val="nil"/>
-              <w:bottom w:val="nil"/>
-              <w:right w:val="nil"/>
-            </w:tcBorders>
-            <w:noWrap/>
-            <w:vAlign w:val="bottom"/>
-            <w:hideMark/>
-          </w:tcPr>
-          <w:p>
-            <w:pPr>
-              <w:spacing w:line="240" w:lineRule="auto"/>
-              <w:ind w:firstLine="0"/>
-              <w:jc w:val="right"/>
-              <w:rPr>
-                <w:rFonts w:ascii="Calibri" w:eastAsia="Times New Roman" w:hAnsi="Calibri" w:cs="Calibri"/>
-                <w:color w:val="000000"/>
-                <w:sz w:val="22"/>
-                <w:lang w:eastAsia="ru-RU"/>
-              </w:rPr>
-            </w:pPr>
-            <w:r>
-              <w:rPr>
-                <w:rFonts w:ascii="Calibri" w:eastAsia="Times New Roman" w:hAnsi="Calibri" w:cs="Calibri"/>
-                <w:color w:val="000000"/>
-                <w:sz w:val="22"/>
-                <w:lang w:eastAsia="ru-RU"/>
-              </w:rPr>
-              <w:t>0,13505</w:t>
+                <w:rFonts w:ascii="Calibri" w:hAnsi="Calibri" w:cs="Calibri"/>
+                <w:color w:val="000000"/>
+                <w:sz w:val="22"/>
+              </w:rPr>
+              <w:t>0,047321</w:t>
             </w:r>
           </w:p>
         </w:tc>
@@ -3695,6 +3463,76 @@
         </w:trPr>
         <w:tc>
           <w:tcPr>
+            <w:tcW w:w="1103" w:type="dxa"/>
+            <w:tcBorders>
+              <w:top w:val="nil"/>
+              <w:left w:val="nil"/>
+              <w:bottom w:val="nil"/>
+              <w:right w:val="nil"/>
+            </w:tcBorders>
+            <w:noWrap/>
+            <w:vAlign w:val="bottom"/>
+            <w:hideMark/>
+          </w:tcPr>
+          <w:p>
+            <w:pPr>
+              <w:spacing w:line="240" w:lineRule="auto"/>
+              <w:ind w:firstLine="0"/>
+              <w:jc w:val="right"/>
+              <w:rPr>
+                <w:rFonts w:ascii="Calibri" w:eastAsia="Times New Roman" w:hAnsi="Calibri" w:cs="Calibri"/>
+                <w:color w:val="000000"/>
+                <w:sz w:val="22"/>
+                <w:lang w:eastAsia="ru-RU"/>
+              </w:rPr>
+            </w:pPr>
+            <w:r>
+              <w:rPr>
+                <w:rFonts w:ascii="Calibri" w:hAnsi="Calibri" w:cs="Calibri"/>
+                <w:color w:val="000000"/>
+                <w:sz w:val="22"/>
+              </w:rPr>
+              <w:t>8</w:t>
+            </w:r>
+          </w:p>
+        </w:tc>
+        <w:tc>
+          <w:tcPr>
+            <w:tcW w:w="1260" w:type="dxa"/>
+            <w:tcBorders>
+              <w:top w:val="nil"/>
+              <w:left w:val="nil"/>
+              <w:bottom w:val="nil"/>
+              <w:right w:val="nil"/>
+            </w:tcBorders>
+            <w:noWrap/>
+            <w:vAlign w:val="bottom"/>
+            <w:hideMark/>
+          </w:tcPr>
+          <w:p>
+            <w:pPr>
+              <w:spacing w:line="240" w:lineRule="auto"/>
+              <w:ind w:firstLine="0"/>
+              <w:jc w:val="right"/>
+              <w:rPr>
+                <w:rFonts w:ascii="Calibri" w:eastAsia="Times New Roman" w:hAnsi="Calibri" w:cs="Calibri"/>
+                <w:color w:val="000000"/>
+                <w:sz w:val="22"/>
+                <w:lang w:eastAsia="ru-RU"/>
+              </w:rPr>
+            </w:pPr>
+            <w:r>
+              <w:rPr>
+                <w:rFonts w:ascii="Calibri" w:hAnsi="Calibri" w:cs="Calibri"/>
+                <w:color w:val="000000"/>
+                <w:sz w:val="22"/>
+              </w:rPr>
+              <w:t>698560553,00</w:t>
+            </w:r>
+          </w:p>
+        </w:tc>
+        <w:tc>
+          <w:tcPr>
             <w:tcW w:w="960" w:type="dxa"/>
             <w:tcBorders>
               <w:top w:val="nil"/>
@@ -3720,10 +3558,9 @@
             </w:pPr>
             <w:r>
               <w:rPr>
-                <w:rFonts w:ascii="Calibri" w:eastAsia="Times New Roman" w:hAnsi="Calibri" w:cs="Calibri"/>
-                <w:color w:val="000000"/>
-                <w:sz w:val="22"/>
-                <w:lang w:eastAsia="ru-RU"/>
+                <w:rFonts w:ascii="Calibri" w:hAnsi="Calibri" w:cs="Calibri"/>
+                <w:color w:val="000000"/>
+                <w:sz w:val="22"/>
               </w:rPr>
               <w:t>8,00</w:t>
             </w:r>
@@ -3746,6 +3583,41 @@
             <w:pPr>
               <w:spacing w:line="240" w:lineRule="auto"/>
               <w:ind w:firstLine="0"/>
+              <w:jc w:val="left"/>
+              <w:rPr>
+                <w:rFonts w:ascii="Calibri" w:eastAsia="Times New Roman" w:hAnsi="Calibri" w:cs="Calibri"/>
+                <w:color w:val="000000"/>
+                <w:sz w:val="22"/>
+                <w:lang w:eastAsia="ru-RU"/>
+              </w:rPr>
+            </w:pPr>
+            <w:r>
+              <w:rPr>
+                <w:rFonts w:ascii="Calibri" w:hAnsi="Calibri" w:cs="Calibri"/>
+                <w:color w:val="000000"/>
+                <w:sz w:val="22"/>
+              </w:rPr>
+              <w:t>23846381245,00</w:t>
+            </w:r>
+          </w:p>
+        </w:tc>
+        <w:tc>
+          <w:tcPr>
+            <w:tcW w:w="1052" w:type="dxa"/>
+            <w:tcBorders>
+              <w:top w:val="nil"/>
+              <w:left w:val="nil"/>
+              <w:bottom w:val="nil"/>
+              <w:right w:val="nil"/>
+            </w:tcBorders>
+            <w:noWrap/>
+            <w:vAlign w:val="bottom"/>
+            <w:hideMark/>
+          </w:tcPr>
+          <w:p>
+            <w:pPr>
+              <w:spacing w:line="240" w:lineRule="auto"/>
+              <w:ind w:firstLine="0"/>
               <w:jc w:val="right"/>
               <w:rPr>
                 <w:rFonts w:ascii="Calibri" w:eastAsia="Times New Roman" w:hAnsi="Calibri" w:cs="Calibri"/>
@@ -3756,18 +3628,17 @@
             </w:pPr>
             <w:r>
               <w:rPr>
-                <w:rFonts w:ascii="Calibri" w:eastAsia="Times New Roman" w:hAnsi="Calibri" w:cs="Calibri"/>
-                <w:color w:val="000000"/>
-                <w:sz w:val="22"/>
-                <w:lang w:eastAsia="ru-RU"/>
-              </w:rPr>
-              <w:t>28364,20</w:t>
-            </w:r>
-          </w:p>
-        </w:tc>
-        <w:tc>
-          <w:tcPr>
-            <w:tcW w:w="960" w:type="dxa"/>
+                <w:rFonts w:ascii="Calibri" w:hAnsi="Calibri" w:cs="Calibri"/>
+                <w:color w:val="000000"/>
+                <w:sz w:val="22"/>
+              </w:rPr>
+              <w:t>678796458,6</w:t>
+            </w:r>
+          </w:p>
+        </w:tc>
+        <w:tc>
+          <w:tcPr>
+            <w:tcW w:w="1052" w:type="dxa"/>
             <w:tcBorders>
               <w:top w:val="nil"/>
               <w:left w:val="nil"/>
@@ -3792,54 +3663,17 @@
             </w:pPr>
             <w:r>
               <w:rPr>
-                <w:rFonts w:ascii="Calibri" w:eastAsia="Times New Roman" w:hAnsi="Calibri" w:cs="Calibri"/>
-                <w:color w:val="000000"/>
-                <w:sz w:val="22"/>
-                <w:lang w:eastAsia="ru-RU"/>
-              </w:rPr>
-              <w:t>8,00</w:t>
-            </w:r>
-          </w:p>
-        </w:tc>
-        <w:tc>
-          <w:tcPr>
-            <w:tcW w:w="1260" w:type="dxa"/>
-            <w:tcBorders>
-              <w:top w:val="nil"/>
-              <w:left w:val="nil"/>
-              <w:bottom w:val="nil"/>
-              <w:right w:val="nil"/>
-            </w:tcBorders>
-            <w:noWrap/>
-            <w:vAlign w:val="bottom"/>
-            <w:hideMark/>
-          </w:tcPr>
-          <w:p>
-            <w:pPr>
-              <w:spacing w:line="240" w:lineRule="auto"/>
-              <w:ind w:firstLine="0"/>
-              <w:jc w:val="left"/>
-              <w:rPr>
-                <w:rFonts w:ascii="Calibri" w:eastAsia="Times New Roman" w:hAnsi="Calibri" w:cs="Calibri"/>
-                <w:color w:val="000000"/>
-                <w:sz w:val="22"/>
-                <w:lang w:eastAsia="ru-RU"/>
-              </w:rPr>
-            </w:pPr>
-            <w:r>
-              <w:rPr>
-                <w:rFonts w:ascii="Calibri" w:eastAsia="Times New Roman" w:hAnsi="Calibri" w:cs="Calibri"/>
-                <w:color w:val="000000"/>
-                <w:sz w:val="22"/>
-                <w:lang w:eastAsia="ru-RU"/>
-              </w:rPr>
-              <w:t>175580,00</w:t>
-            </w:r>
-          </w:p>
-        </w:tc>
-        <w:tc>
-          <w:tcPr>
-            <w:tcW w:w="960" w:type="dxa"/>
+                <w:rFonts w:ascii="Calibri" w:hAnsi="Calibri" w:cs="Calibri"/>
+                <w:color w:val="000000"/>
+                <w:sz w:val="22"/>
+              </w:rPr>
+              <w:t>1,91E+10</w:t>
+            </w:r>
+          </w:p>
+        </w:tc>
+        <w:tc>
+          <w:tcPr>
+            <w:tcW w:w="1052" w:type="dxa"/>
             <w:tcBorders>
               <w:top w:val="nil"/>
               <w:left w:val="nil"/>
@@ -3864,84 +3698,11 @@
             </w:pPr>
             <w:r>
               <w:rPr>
-                <w:rFonts w:ascii="Calibri" w:eastAsia="Times New Roman" w:hAnsi="Calibri" w:cs="Calibri"/>
-                <w:color w:val="000000"/>
-                <w:sz w:val="22"/>
-                <w:lang w:eastAsia="ru-RU"/>
-              </w:rPr>
-              <w:t>13613,8</w:t>
-            </w:r>
-          </w:p>
-        </w:tc>
-        <w:tc>
-          <w:tcPr>
-            <w:tcW w:w="960" w:type="dxa"/>
-            <w:tcBorders>
-              <w:top w:val="nil"/>
-              <w:left w:val="nil"/>
-              <w:bottom w:val="nil"/>
-              <w:right w:val="nil"/>
-            </w:tcBorders>
-            <w:noWrap/>
-            <w:vAlign w:val="bottom"/>
-            <w:hideMark/>
-          </w:tcPr>
-          <w:p>
-            <w:pPr>
-              <w:spacing w:line="240" w:lineRule="auto"/>
-              <w:ind w:firstLine="0"/>
-              <w:jc w:val="right"/>
-              <w:rPr>
-                <w:rFonts w:ascii="Calibri" w:eastAsia="Times New Roman" w:hAnsi="Calibri" w:cs="Calibri"/>
-                <w:color w:val="000000"/>
-                <w:sz w:val="22"/>
-                <w:lang w:eastAsia="ru-RU"/>
-              </w:rPr>
-            </w:pPr>
-            <w:r>
-              <w:rPr>
-                <w:rFonts w:ascii="Calibri" w:eastAsia="Times New Roman" w:hAnsi="Calibri" w:cs="Calibri"/>
-                <w:color w:val="000000"/>
-                <w:sz w:val="22"/>
-                <w:lang w:eastAsia="ru-RU"/>
-              </w:rPr>
-              <w:t>130802,8</w:t>
-            </w:r>
-          </w:p>
-        </w:tc>
-        <w:tc>
-          <w:tcPr>
-            <w:tcW w:w="960" w:type="dxa"/>
-            <w:tcBorders>
-              <w:top w:val="nil"/>
-              <w:left w:val="nil"/>
-              <w:bottom w:val="nil"/>
-              <w:right w:val="nil"/>
-            </w:tcBorders>
-            <w:noWrap/>
-            <w:vAlign w:val="bottom"/>
-            <w:hideMark/>
-          </w:tcPr>
-          <w:p>
-            <w:pPr>
-              <w:spacing w:line="240" w:lineRule="auto"/>
-              <w:ind w:firstLine="0"/>
-              <w:jc w:val="right"/>
-              <w:rPr>
-                <w:rFonts w:ascii="Calibri" w:eastAsia="Times New Roman" w:hAnsi="Calibri" w:cs="Calibri"/>
-                <w:color w:val="000000"/>
-                <w:sz w:val="22"/>
-                <w:lang w:eastAsia="ru-RU"/>
-              </w:rPr>
-            </w:pPr>
-            <w:r>
-              <w:rPr>
-                <w:rFonts w:ascii="Calibri" w:eastAsia="Times New Roman" w:hAnsi="Calibri" w:cs="Calibri"/>
-                <w:color w:val="000000"/>
-                <w:sz w:val="22"/>
-                <w:lang w:eastAsia="ru-RU"/>
-              </w:rPr>
-              <w:t>0,104079</w:t>
+                <w:rFonts w:ascii="Calibri" w:hAnsi="Calibri" w:cs="Calibri"/>
+                <w:color w:val="000000"/>
+                <w:sz w:val="22"/>
+              </w:rPr>
+              <w:t>0,035537</w:t>
             </w:r>
           </w:p>
         </w:tc>
@@ -3952,6 +3713,76 @@
         </w:trPr>
         <w:tc>
           <w:tcPr>
+            <w:tcW w:w="1103" w:type="dxa"/>
+            <w:tcBorders>
+              <w:top w:val="nil"/>
+              <w:left w:val="nil"/>
+              <w:bottom w:val="nil"/>
+              <w:right w:val="nil"/>
+            </w:tcBorders>
+            <w:noWrap/>
+            <w:vAlign w:val="bottom"/>
+            <w:hideMark/>
+          </w:tcPr>
+          <w:p>
+            <w:pPr>
+              <w:spacing w:line="240" w:lineRule="auto"/>
+              <w:ind w:firstLine="0"/>
+              <w:jc w:val="right"/>
+              <w:rPr>
+                <w:rFonts w:ascii="Calibri" w:eastAsia="Times New Roman" w:hAnsi="Calibri" w:cs="Calibri"/>
+                <w:color w:val="000000"/>
+                <w:sz w:val="22"/>
+                <w:lang w:eastAsia="ru-RU"/>
+              </w:rPr>
+            </w:pPr>
+            <w:r>
+              <w:rPr>
+                <w:rFonts w:ascii="Calibri" w:hAnsi="Calibri" w:cs="Calibri"/>
+                <w:color w:val="000000"/>
+                <w:sz w:val="22"/>
+              </w:rPr>
+              <w:t>9</w:t>
+            </w:r>
+          </w:p>
+        </w:tc>
+        <w:tc>
+          <w:tcPr>
+            <w:tcW w:w="1260" w:type="dxa"/>
+            <w:tcBorders>
+              <w:top w:val="nil"/>
+              <w:left w:val="nil"/>
+              <w:bottom w:val="nil"/>
+              <w:right w:val="nil"/>
+            </w:tcBorders>
+            <w:noWrap/>
+            <w:vAlign w:val="bottom"/>
+            <w:hideMark/>
+          </w:tcPr>
+          <w:p>
+            <w:pPr>
+              <w:spacing w:line="240" w:lineRule="auto"/>
+              <w:ind w:firstLine="0"/>
+              <w:jc w:val="right"/>
+              <w:rPr>
+                <w:rFonts w:ascii="Calibri" w:eastAsia="Times New Roman" w:hAnsi="Calibri" w:cs="Calibri"/>
+                <w:color w:val="000000"/>
+                <w:sz w:val="22"/>
+                <w:lang w:eastAsia="ru-RU"/>
+              </w:rPr>
+            </w:pPr>
+            <w:r>
+              <w:rPr>
+                <w:rFonts w:ascii="Calibri" w:hAnsi="Calibri" w:cs="Calibri"/>
+                <w:color w:val="000000"/>
+                <w:sz w:val="22"/>
+              </w:rPr>
+              <w:t>550244473,00</w:t>
+            </w:r>
+          </w:p>
+        </w:tc>
+        <w:tc>
+          <w:tcPr>
             <w:tcW w:w="960" w:type="dxa"/>
             <w:tcBorders>
               <w:top w:val="nil"/>
@@ -3977,10 +3808,9 @@
             </w:pPr>
             <w:r>
               <w:rPr>
-                <w:rFonts w:ascii="Calibri" w:eastAsia="Times New Roman" w:hAnsi="Calibri" w:cs="Calibri"/>
-                <w:color w:val="000000"/>
-                <w:sz w:val="22"/>
-                <w:lang w:eastAsia="ru-RU"/>
+                <w:rFonts w:ascii="Calibri" w:hAnsi="Calibri" w:cs="Calibri"/>
+                <w:color w:val="000000"/>
+                <w:sz w:val="22"/>
               </w:rPr>
               <w:t>9,00</w:t>
             </w:r>
@@ -4003,6 +3833,41 @@
             <w:pPr>
               <w:spacing w:line="240" w:lineRule="auto"/>
               <w:ind w:firstLine="0"/>
+              <w:jc w:val="left"/>
+              <w:rPr>
+                <w:rFonts w:ascii="Calibri" w:eastAsia="Times New Roman" w:hAnsi="Calibri" w:cs="Calibri"/>
+                <w:color w:val="000000"/>
+                <w:sz w:val="22"/>
+                <w:lang w:eastAsia="ru-RU"/>
+              </w:rPr>
+            </w:pPr>
+            <w:r>
+              <w:rPr>
+                <w:rFonts w:ascii="Calibri" w:hAnsi="Calibri" w:cs="Calibri"/>
+                <w:color w:val="000000"/>
+                <w:sz w:val="22"/>
+              </w:rPr>
+              <w:t>23994697324,00</w:t>
+            </w:r>
+          </w:p>
+        </w:tc>
+        <w:tc>
+          <w:tcPr>
+            <w:tcW w:w="1052" w:type="dxa"/>
+            <w:tcBorders>
+              <w:top w:val="nil"/>
+              <w:left w:val="nil"/>
+              <w:bottom w:val="nil"/>
+              <w:right w:val="nil"/>
+            </w:tcBorders>
+            <w:noWrap/>
+            <w:vAlign w:val="bottom"/>
+            <w:hideMark/>
+          </w:tcPr>
+          <w:p>
+            <w:pPr>
+              <w:spacing w:line="240" w:lineRule="auto"/>
+              <w:ind w:firstLine="0"/>
               <w:jc w:val="right"/>
               <w:rPr>
                 <w:rFonts w:ascii="Calibri" w:eastAsia="Times New Roman" w:hAnsi="Calibri" w:cs="Calibri"/>
@@ -4013,18 +3878,17 @@
             </w:pPr>
             <w:r>
               <w:rPr>
-                <w:rFonts w:ascii="Calibri" w:eastAsia="Times New Roman" w:hAnsi="Calibri" w:cs="Calibri"/>
-                <w:color w:val="000000"/>
-                <w:sz w:val="22"/>
-                <w:lang w:eastAsia="ru-RU"/>
-              </w:rPr>
-              <w:t>24009,13</w:t>
-            </w:r>
-          </w:p>
-        </w:tc>
-        <w:tc>
-          <w:tcPr>
-            <w:tcW w:w="960" w:type="dxa"/>
+                <w:rFonts w:ascii="Calibri" w:hAnsi="Calibri" w:cs="Calibri"/>
+                <w:color w:val="000000"/>
+                <w:sz w:val="22"/>
+              </w:rPr>
+              <w:t>543237369,8</w:t>
+            </w:r>
+          </w:p>
+        </w:tc>
+        <w:tc>
+          <w:tcPr>
+            <w:tcW w:w="1052" w:type="dxa"/>
             <w:tcBorders>
               <w:top w:val="nil"/>
               <w:left w:val="nil"/>
@@ -4049,54 +3913,17 @@
             </w:pPr>
             <w:r>
               <w:rPr>
-                <w:rFonts w:ascii="Calibri" w:eastAsia="Times New Roman" w:hAnsi="Calibri" w:cs="Calibri"/>
-                <w:color w:val="000000"/>
-                <w:sz w:val="22"/>
-                <w:lang w:eastAsia="ru-RU"/>
-              </w:rPr>
-              <w:t>9,00</w:t>
-            </w:r>
-          </w:p>
-        </w:tc>
-        <w:tc>
-          <w:tcPr>
-            <w:tcW w:w="1260" w:type="dxa"/>
-            <w:tcBorders>
-              <w:top w:val="nil"/>
-              <w:left w:val="nil"/>
-              <w:bottom w:val="nil"/>
-              <w:right w:val="nil"/>
-            </w:tcBorders>
-            <w:noWrap/>
-            <w:vAlign w:val="bottom"/>
-            <w:hideMark/>
-          </w:tcPr>
-          <w:p>
-            <w:pPr>
-              <w:spacing w:line="240" w:lineRule="auto"/>
-              <w:ind w:firstLine="0"/>
-              <w:jc w:val="left"/>
-              <w:rPr>
-                <w:rFonts w:ascii="Calibri" w:eastAsia="Times New Roman" w:hAnsi="Calibri" w:cs="Calibri"/>
-                <w:color w:val="000000"/>
-                <w:sz w:val="22"/>
-                <w:lang w:eastAsia="ru-RU"/>
-              </w:rPr>
-            </w:pPr>
-            <w:r>
-              <w:rPr>
-                <w:rFonts w:ascii="Calibri" w:eastAsia="Times New Roman" w:hAnsi="Calibri" w:cs="Calibri"/>
-                <w:color w:val="000000"/>
-                <w:sz w:val="22"/>
-                <w:lang w:eastAsia="ru-RU"/>
-              </w:rPr>
-              <w:t>179935,00</w:t>
-            </w:r>
-          </w:p>
-        </w:tc>
-        <w:tc>
-          <w:tcPr>
-            <w:tcW w:w="960" w:type="dxa"/>
+                <w:rFonts w:ascii="Calibri" w:hAnsi="Calibri" w:cs="Calibri"/>
+                <w:color w:val="000000"/>
+                <w:sz w:val="22"/>
+              </w:rPr>
+              <w:t>1,96E+10</w:t>
+            </w:r>
+          </w:p>
+        </w:tc>
+        <w:tc>
+          <w:tcPr>
+            <w:tcW w:w="1052" w:type="dxa"/>
             <w:tcBorders>
               <w:top w:val="nil"/>
               <w:left w:val="nil"/>
@@ -4121,84 +3948,11 @@
             </w:pPr>
             <w:r>
               <w:rPr>
-                <w:rFonts w:ascii="Calibri" w:eastAsia="Times New Roman" w:hAnsi="Calibri" w:cs="Calibri"/>
-                <w:color w:val="000000"/>
-                <w:sz w:val="22"/>
-                <w:lang w:eastAsia="ru-RU"/>
-              </w:rPr>
-              <w:t>11255,43</w:t>
-            </w:r>
-          </w:p>
-        </w:tc>
-        <w:tc>
-          <w:tcPr>
-            <w:tcW w:w="960" w:type="dxa"/>
-            <w:tcBorders>
-              <w:top w:val="nil"/>
-              <w:left w:val="nil"/>
-              <w:bottom w:val="nil"/>
-              <w:right w:val="nil"/>
-            </w:tcBorders>
-            <w:noWrap/>
-            <w:vAlign w:val="bottom"/>
-            <w:hideMark/>
-          </w:tcPr>
-          <w:p>
-            <w:pPr>
-              <w:spacing w:line="240" w:lineRule="auto"/>
-              <w:ind w:firstLine="0"/>
-              <w:jc w:val="right"/>
-              <w:rPr>
-                <w:rFonts w:ascii="Calibri" w:eastAsia="Times New Roman" w:hAnsi="Calibri" w:cs="Calibri"/>
-                <w:color w:val="000000"/>
-                <w:sz w:val="22"/>
-                <w:lang w:eastAsia="ru-RU"/>
-              </w:rPr>
-            </w:pPr>
-            <w:r>
-              <w:rPr>
-                <w:rFonts w:ascii="Calibri" w:eastAsia="Times New Roman" w:hAnsi="Calibri" w:cs="Calibri"/>
-                <w:color w:val="000000"/>
-                <w:sz w:val="22"/>
-                <w:lang w:eastAsia="ru-RU"/>
-              </w:rPr>
-              <w:t>136262</w:t>
-            </w:r>
-          </w:p>
-        </w:tc>
-        <w:tc>
-          <w:tcPr>
-            <w:tcW w:w="960" w:type="dxa"/>
-            <w:tcBorders>
-              <w:top w:val="nil"/>
-              <w:left w:val="nil"/>
-              <w:bottom w:val="nil"/>
-              <w:right w:val="nil"/>
-            </w:tcBorders>
-            <w:noWrap/>
-            <w:vAlign w:val="bottom"/>
-            <w:hideMark/>
-          </w:tcPr>
-          <w:p>
-            <w:pPr>
-              <w:spacing w:line="240" w:lineRule="auto"/>
-              <w:ind w:firstLine="0"/>
-              <w:jc w:val="right"/>
-              <w:rPr>
-                <w:rFonts w:ascii="Calibri" w:eastAsia="Times New Roman" w:hAnsi="Calibri" w:cs="Calibri"/>
-                <w:color w:val="000000"/>
-                <w:sz w:val="22"/>
-                <w:lang w:eastAsia="ru-RU"/>
-              </w:rPr>
-            </w:pPr>
-            <w:r>
-              <w:rPr>
-                <w:rFonts w:ascii="Calibri" w:eastAsia="Times New Roman" w:hAnsi="Calibri" w:cs="Calibri"/>
-                <w:color w:val="000000"/>
-                <w:sz w:val="22"/>
-                <w:lang w:eastAsia="ru-RU"/>
-              </w:rPr>
-              <w:t>0,082601</w:t>
+                <w:rFonts w:ascii="Calibri" w:hAnsi="Calibri" w:cs="Calibri"/>
+                <w:color w:val="000000"/>
+                <w:sz w:val="22"/>
+              </w:rPr>
+              <w:t>0,027653</w:t>
             </w:r>
           </w:p>
         </w:tc>
@@ -4209,6 +3963,76 @@
         </w:trPr>
         <w:tc>
           <w:tcPr>
+            <w:tcW w:w="1103" w:type="dxa"/>
+            <w:tcBorders>
+              <w:top w:val="nil"/>
+              <w:left w:val="nil"/>
+              <w:bottom w:val="nil"/>
+              <w:right w:val="nil"/>
+            </w:tcBorders>
+            <w:noWrap/>
+            <w:vAlign w:val="bottom"/>
+            <w:hideMark/>
+          </w:tcPr>
+          <w:p>
+            <w:pPr>
+              <w:spacing w:line="240" w:lineRule="auto"/>
+              <w:ind w:firstLine="0"/>
+              <w:jc w:val="right"/>
+              <w:rPr>
+                <w:rFonts w:ascii="Calibri" w:eastAsia="Times New Roman" w:hAnsi="Calibri" w:cs="Calibri"/>
+                <w:color w:val="000000"/>
+                <w:sz w:val="22"/>
+                <w:lang w:eastAsia="ru-RU"/>
+              </w:rPr>
+            </w:pPr>
+            <w:r>
+              <w:rPr>
+                <w:rFonts w:ascii="Calibri" w:hAnsi="Calibri" w:cs="Calibri"/>
+                <w:color w:val="000000"/>
+                <w:sz w:val="22"/>
+              </w:rPr>
+              <w:t>10</w:t>
+            </w:r>
+          </w:p>
+        </w:tc>
+        <w:tc>
+          <w:tcPr>
+            <w:tcW w:w="1260" w:type="dxa"/>
+            <w:tcBorders>
+              <w:top w:val="nil"/>
+              <w:left w:val="nil"/>
+              <w:bottom w:val="nil"/>
+              <w:right w:val="nil"/>
+            </w:tcBorders>
+            <w:noWrap/>
+            <w:vAlign w:val="bottom"/>
+            <w:hideMark/>
+          </w:tcPr>
+          <w:p>
+            <w:pPr>
+              <w:spacing w:line="240" w:lineRule="auto"/>
+              <w:ind w:firstLine="0"/>
+              <w:jc w:val="right"/>
+              <w:rPr>
+                <w:rFonts w:ascii="Calibri" w:eastAsia="Times New Roman" w:hAnsi="Calibri" w:cs="Calibri"/>
+                <w:color w:val="000000"/>
+                <w:sz w:val="22"/>
+                <w:lang w:eastAsia="ru-RU"/>
+              </w:rPr>
+            </w:pPr>
+            <w:r>
+              <w:rPr>
+                <w:rFonts w:ascii="Calibri" w:hAnsi="Calibri" w:cs="Calibri"/>
+                <w:color w:val="000000"/>
+                <w:sz w:val="22"/>
+              </w:rPr>
+              <w:t>519843465,00</w:t>
+            </w:r>
+          </w:p>
+        </w:tc>
+        <w:tc>
+          <w:tcPr>
             <w:tcW w:w="960" w:type="dxa"/>
             <w:tcBorders>
               <w:top w:val="nil"/>
@@ -4234,10 +4058,9 @@
             </w:pPr>
             <w:r>
               <w:rPr>
-                <w:rFonts w:ascii="Calibri" w:eastAsia="Times New Roman" w:hAnsi="Calibri" w:cs="Calibri"/>
-                <w:color w:val="000000"/>
-                <w:sz w:val="22"/>
-                <w:lang w:eastAsia="ru-RU"/>
+                <w:rFonts w:ascii="Calibri" w:hAnsi="Calibri" w:cs="Calibri"/>
+                <w:color w:val="000000"/>
+                <w:sz w:val="22"/>
               </w:rPr>
               <w:t>10,00</w:t>
             </w:r>
@@ -4260,6 +4083,41 @@
             <w:pPr>
               <w:spacing w:line="240" w:lineRule="auto"/>
               <w:ind w:firstLine="0"/>
+              <w:jc w:val="left"/>
+              <w:rPr>
+                <w:rFonts w:ascii="Calibri" w:eastAsia="Times New Roman" w:hAnsi="Calibri" w:cs="Calibri"/>
+                <w:color w:val="000000"/>
+                <w:sz w:val="22"/>
+                <w:lang w:eastAsia="ru-RU"/>
+              </w:rPr>
+            </w:pPr>
+            <w:r>
+              <w:rPr>
+                <w:rFonts w:ascii="Calibri" w:hAnsi="Calibri" w:cs="Calibri"/>
+                <w:color w:val="000000"/>
+                <w:sz w:val="22"/>
+              </w:rPr>
+              <w:t>24025098333,00</w:t>
+            </w:r>
+          </w:p>
+        </w:tc>
+        <w:tc>
+          <w:tcPr>
+            <w:tcW w:w="1052" w:type="dxa"/>
+            <w:tcBorders>
+              <w:top w:val="nil"/>
+              <w:left w:val="nil"/>
+              <w:bottom w:val="nil"/>
+              <w:right w:val="nil"/>
+            </w:tcBorders>
+            <w:noWrap/>
+            <w:vAlign w:val="bottom"/>
+            <w:hideMark/>
+          </w:tcPr>
+          <w:p>
+            <w:pPr>
+              <w:spacing w:line="240" w:lineRule="auto"/>
+              <w:ind w:firstLine="0"/>
               <w:jc w:val="right"/>
               <w:rPr>
                 <w:rFonts w:ascii="Calibri" w:eastAsia="Times New Roman" w:hAnsi="Calibri" w:cs="Calibri"/>
@@ -4270,18 +4128,17 @@
             </w:pPr>
             <w:r>
               <w:rPr>
-                <w:rFonts w:ascii="Calibri" w:eastAsia="Times New Roman" w:hAnsi="Calibri" w:cs="Calibri"/>
-                <w:color w:val="000000"/>
-                <w:sz w:val="22"/>
-                <w:lang w:eastAsia="ru-RU"/>
-              </w:rPr>
-              <w:t>20611,16</w:t>
-            </w:r>
-          </w:p>
-        </w:tc>
-        <w:tc>
-          <w:tcPr>
-            <w:tcW w:w="960" w:type="dxa"/>
+                <w:rFonts w:ascii="Calibri" w:hAnsi="Calibri" w:cs="Calibri"/>
+                <w:color w:val="000000"/>
+                <w:sz w:val="22"/>
+              </w:rPr>
+              <w:t>446141972,8</w:t>
+            </w:r>
+          </w:p>
+        </w:tc>
+        <w:tc>
+          <w:tcPr>
+            <w:tcW w:w="1052" w:type="dxa"/>
             <w:tcBorders>
               <w:top w:val="nil"/>
               <w:left w:val="nil"/>
@@ -4306,54 +4163,17 @@
             </w:pPr>
             <w:r>
               <w:rPr>
-                <w:rFonts w:ascii="Calibri" w:eastAsia="Times New Roman" w:hAnsi="Calibri" w:cs="Calibri"/>
-                <w:color w:val="000000"/>
-                <w:sz w:val="22"/>
-                <w:lang w:eastAsia="ru-RU"/>
-              </w:rPr>
-              <w:t>10,00</w:t>
-            </w:r>
-          </w:p>
-        </w:tc>
-        <w:tc>
-          <w:tcPr>
-            <w:tcW w:w="1260" w:type="dxa"/>
-            <w:tcBorders>
-              <w:top w:val="nil"/>
-              <w:left w:val="nil"/>
-              <w:bottom w:val="nil"/>
-              <w:right w:val="nil"/>
-            </w:tcBorders>
-            <w:noWrap/>
-            <w:vAlign w:val="bottom"/>
-            <w:hideMark/>
-          </w:tcPr>
-          <w:p>
-            <w:pPr>
-              <w:spacing w:line="240" w:lineRule="auto"/>
-              <w:ind w:firstLine="0"/>
-              <w:jc w:val="left"/>
-              <w:rPr>
-                <w:rFonts w:ascii="Calibri" w:eastAsia="Times New Roman" w:hAnsi="Calibri" w:cs="Calibri"/>
-                <w:color w:val="000000"/>
-                <w:sz w:val="22"/>
-                <w:lang w:eastAsia="ru-RU"/>
-              </w:rPr>
-            </w:pPr>
-            <w:r>
-              <w:rPr>
-                <w:rFonts w:ascii="Calibri" w:eastAsia="Times New Roman" w:hAnsi="Calibri" w:cs="Calibri"/>
-                <w:color w:val="000000"/>
-                <w:sz w:val="22"/>
-                <w:lang w:eastAsia="ru-RU"/>
-              </w:rPr>
-              <w:t>183333,00</w:t>
-            </w:r>
-          </w:p>
-        </w:tc>
-        <w:tc>
-          <w:tcPr>
-            <w:tcW w:w="960" w:type="dxa"/>
+                <w:rFonts w:ascii="Calibri" w:hAnsi="Calibri" w:cs="Calibri"/>
+                <w:color w:val="000000"/>
+                <w:sz w:val="22"/>
+              </w:rPr>
+              <w:t>2,01E+10</w:t>
+            </w:r>
+          </w:p>
+        </w:tc>
+        <w:tc>
+          <w:tcPr>
+            <w:tcW w:w="1052" w:type="dxa"/>
             <w:tcBorders>
               <w:top w:val="nil"/>
               <w:left w:val="nil"/>
@@ -4378,84 +4198,11 @@
             </w:pPr>
             <w:r>
               <w:rPr>
-                <w:rFonts w:ascii="Calibri" w:eastAsia="Times New Roman" w:hAnsi="Calibri" w:cs="Calibri"/>
-                <w:color w:val="000000"/>
-                <w:sz w:val="22"/>
-                <w:lang w:eastAsia="ru-RU"/>
-              </w:rPr>
-              <w:t>9462,369</w:t>
-            </w:r>
-          </w:p>
-        </w:tc>
-        <w:tc>
-          <w:tcPr>
-            <w:tcW w:w="960" w:type="dxa"/>
-            <w:tcBorders>
-              <w:top w:val="nil"/>
-              <w:left w:val="nil"/>
-              <w:bottom w:val="nil"/>
-              <w:right w:val="nil"/>
-            </w:tcBorders>
-            <w:noWrap/>
-            <w:vAlign w:val="bottom"/>
-            <w:hideMark/>
-          </w:tcPr>
-          <w:p>
-            <w:pPr>
-              <w:spacing w:line="240" w:lineRule="auto"/>
-              <w:ind w:firstLine="0"/>
-              <w:jc w:val="right"/>
-              <w:rPr>
-                <w:rFonts w:ascii="Calibri" w:eastAsia="Times New Roman" w:hAnsi="Calibri" w:cs="Calibri"/>
-                <w:color w:val="000000"/>
-                <w:sz w:val="22"/>
-                <w:lang w:eastAsia="ru-RU"/>
-              </w:rPr>
-            </w:pPr>
-            <w:r>
-              <w:rPr>
-                <w:rFonts w:ascii="Calibri" w:eastAsia="Times New Roman" w:hAnsi="Calibri" w:cs="Calibri"/>
-                <w:color w:val="000000"/>
-                <w:sz w:val="22"/>
-                <w:lang w:eastAsia="ru-RU"/>
-              </w:rPr>
-              <w:t>140969,1</w:t>
-            </w:r>
-          </w:p>
-        </w:tc>
-        <w:tc>
-          <w:tcPr>
-            <w:tcW w:w="960" w:type="dxa"/>
-            <w:tcBorders>
-              <w:top w:val="nil"/>
-              <w:left w:val="nil"/>
-              <w:bottom w:val="nil"/>
-              <w:right w:val="nil"/>
-            </w:tcBorders>
-            <w:noWrap/>
-            <w:vAlign w:val="bottom"/>
-            <w:hideMark/>
-          </w:tcPr>
-          <w:p>
-            <w:pPr>
-              <w:spacing w:line="240" w:lineRule="auto"/>
-              <w:ind w:firstLine="0"/>
-              <w:jc w:val="right"/>
-              <w:rPr>
-                <w:rFonts w:ascii="Calibri" w:eastAsia="Times New Roman" w:hAnsi="Calibri" w:cs="Calibri"/>
-                <w:color w:val="000000"/>
-                <w:sz w:val="22"/>
-                <w:lang w:eastAsia="ru-RU"/>
-              </w:rPr>
-            </w:pPr>
-            <w:r>
-              <w:rPr>
-                <w:rFonts w:ascii="Calibri" w:eastAsia="Times New Roman" w:hAnsi="Calibri" w:cs="Calibri"/>
-                <w:color w:val="000000"/>
-                <w:sz w:val="22"/>
-                <w:lang w:eastAsia="ru-RU"/>
-              </w:rPr>
-              <w:t>0,067124</w:t>
+                <w:rFonts w:ascii="Calibri" w:hAnsi="Calibri" w:cs="Calibri"/>
+                <w:color w:val="000000"/>
+                <w:sz w:val="22"/>
+              </w:rPr>
+              <w:t>0,022215</w:t>
             </w:r>
           </w:p>
         </w:tc>
@@ -4475,11 +4222,12 @@
         <w:rPr>
           <w:noProof/>
         </w:rPr>
+        <w:lastRenderedPageBreak/>
         <w:drawing>
-          <wp:inline distT="0" distB="0" distL="0" distR="0" wp14:anchorId="0A1A381C" wp14:editId="2AE74F55">
-            <wp:extent cx="4572000" cy="2628900"/>
+          <wp:inline distT="0" distB="0" distL="0" distR="0" wp14:anchorId="6895E8BF" wp14:editId="5A0EDDFF">
+            <wp:extent cx="4572000" cy="2743200"/>
             <wp:effectExtent l="0" t="0" r="0" b="0"/>
-            <wp:docPr id="10" name="Диаграмма 10">
+            <wp:docPr id="278681310" name="Диаграмма 1">
               <a:extLst xmlns:a="http://schemas.openxmlformats.org/drawingml/2006/main">
                 <a:ext uri="{FF2B5EF4-FFF2-40B4-BE49-F238E27FC236}">
                   <a16:creationId xmlns:a16="http://schemas.microsoft.com/office/drawing/2014/main" id="{E551CF84-1CB2-A355-C51A-7361B2B8E07D}"/>
@@ -4625,7 +4373,6 @@
         <w:rPr>
           <w:noProof/>
         </w:rPr>
-        <w:lastRenderedPageBreak/>
         <w:drawing>
           <wp:inline distT="0" distB="0" distL="0" distR="0" wp14:anchorId="2E05B4B1" wp14:editId="44D0FB5D">
             <wp:extent cx="5940425" cy="2466340"/>
@@ -4699,6 +4446,7 @@
         <w:rPr>
           <w:noProof/>
         </w:rPr>
+        <w:lastRenderedPageBreak/>
         <w:drawing>
           <wp:inline distT="0" distB="0" distL="0" distR="0" wp14:anchorId="6EB61112" wp14:editId="17E96847">
             <wp:extent cx="5940425" cy="2463165"/>
@@ -4809,13 +4557,8 @@
         <w:t>14</w:t>
       </w:r>
       <w:r>
-        <w:t xml:space="preserve"> – Кластерный анализ методом Мак-</w:t>
-      </w:r>
-      <w:proofErr w:type="spellStart"/>
-      <w:r>
-        <w:t>Квитти</w:t>
-      </w:r>
-      <w:proofErr w:type="spellEnd"/>
+        <w:t xml:space="preserve"> – Кластерный анализ методом Мак-Квитти</w:t>
+      </w:r>
     </w:p>
     <w:p>
       <w:pPr>
@@ -4832,7 +4575,6 @@
         <w:rPr>
           <w:noProof/>
         </w:rPr>
-        <w:lastRenderedPageBreak/>
         <w:drawing>
           <wp:inline distT="0" distB="0" distL="0" distR="0" wp14:anchorId="714397A0" wp14:editId="18DCCC12">
             <wp:extent cx="5940425" cy="2447925"/>
@@ -4888,13 +4630,8 @@
         <w:t>–</w:t>
       </w:r>
       <w:r>
-        <w:t xml:space="preserve"> Кластерный анализ методом </w:t>
-      </w:r>
-      <w:proofErr w:type="spellStart"/>
-      <w:r>
-        <w:t>Центроидов</w:t>
-      </w:r>
-      <w:proofErr w:type="spellEnd"/>
+        <w:t xml:space="preserve"> Кластерный анализ методом Центроидов</w:t>
+      </w:r>
     </w:p>
     <w:p>
       <w:pPr>
@@ -4911,6 +4648,7 @@
         <w:rPr>
           <w:noProof/>
         </w:rPr>
+        <w:lastRenderedPageBreak/>
         <w:drawing>
           <wp:inline distT="0" distB="0" distL="0" distR="0" wp14:anchorId="5BA7AB4E" wp14:editId="73A366DB">
             <wp:extent cx="5940425" cy="2447925"/>
@@ -5051,7 +4789,6 @@
         <w:rPr>
           <w:noProof/>
         </w:rPr>
-        <w:lastRenderedPageBreak/>
         <w:drawing>
           <wp:inline distT="0" distB="0" distL="0" distR="0" wp14:anchorId="4B65B84A" wp14:editId="4054D94F">
             <wp:extent cx="5940425" cy="2459355"/>
@@ -5114,6 +4851,7 @@
         <w:ind w:firstLine="0"/>
       </w:pPr>
       <w:r>
+        <w:lastRenderedPageBreak/>
         <w:tab/>
         <w:t xml:space="preserve">По итогу работы методов можно </w:t>
       </w:r>
@@ -5121,15 +4859,7 @@
         <w:t xml:space="preserve">выявить, что метод Уорда генерирует множество кластеров одного уровня (все кластеры на 4-5 уровнях), полной связи сохраняет баланс между кластерами </w:t>
       </w:r>
       <w:r>
-        <w:t xml:space="preserve">(между двумя крупными кластерами наблюдается баланс в количестве </w:t>
-      </w:r>
-      <w:proofErr w:type="spellStart"/>
-      <w:r>
-        <w:t>подкластеров</w:t>
-      </w:r>
-      <w:proofErr w:type="spellEnd"/>
-      <w:r>
-        <w:t>)</w:t>
+        <w:t>(между двумя крупными кластерами наблюдается баланс в количестве подкластеров)</w:t>
       </w:r>
       <w:r>
         <w:t>.</w:t>
@@ -5141,34 +4871,10 @@
         <w:t>М</w:t>
       </w:r>
       <w:r>
-        <w:t>етод Мак-</w:t>
-      </w:r>
-      <w:proofErr w:type="spellStart"/>
-      <w:r>
-        <w:t>Квитти</w:t>
-      </w:r>
-      <w:proofErr w:type="spellEnd"/>
-      <w:r>
-        <w:t xml:space="preserve"> </w:t>
-      </w:r>
-      <w:r>
-        <w:t xml:space="preserve">похоже формирует </w:t>
-      </w:r>
-      <w:proofErr w:type="spellStart"/>
-      <w:r>
-        <w:t>дендрограмму</w:t>
-      </w:r>
-      <w:proofErr w:type="spellEnd"/>
-      <w:r>
-        <w:t xml:space="preserve"> на основе отдалённости кластеров друг от друга, так 8 элементов явно являются отдалёнными от основной массы, на кластерном анализе методом Мак-</w:t>
-      </w:r>
-      <w:proofErr w:type="spellStart"/>
-      <w:r>
-        <w:t>Квитти</w:t>
-      </w:r>
-      <w:proofErr w:type="spellEnd"/>
-      <w:r>
-        <w:t xml:space="preserve"> </w:t>
+        <w:t xml:space="preserve">етод Мак-Квитти </w:t>
+      </w:r>
+      <w:r>
+        <w:t xml:space="preserve">похоже формирует дендрограмму на основе отдалённости кластеров друг от друга, так 8 элементов явно являются отдалёнными от основной массы, на кластерном анализе методом Мак-Квитти </w:t>
       </w:r>
       <w:r>
         <w:t>– это</w:t>
@@ -5177,37 +4883,13 @@
         <w:t xml:space="preserve"> явно видно в правой части древа. </w:t>
       </w:r>
       <w:r>
-        <w:t xml:space="preserve">Из прочитанного, метод </w:t>
-      </w:r>
-      <w:proofErr w:type="spellStart"/>
-      <w:r>
-        <w:t>центроидов</w:t>
-      </w:r>
-      <w:proofErr w:type="spellEnd"/>
-      <w:r>
-        <w:t xml:space="preserve"> является алгоритмом работы с </w:t>
-      </w:r>
-      <w:proofErr w:type="spellStart"/>
-      <w:r>
-        <w:t>центроидами</w:t>
-      </w:r>
-      <w:proofErr w:type="spellEnd"/>
-      <w:r>
-        <w:t xml:space="preserve"> кластеров, </w:t>
+        <w:t xml:space="preserve">Из прочитанного, метод центроидов является алгоритмом работы с центроидами кластеров, </w:t>
       </w:r>
       <w:r>
         <w:t>точки (векторы) в пространстве признаков, которые представляют собой «центры тяжести» или усреднённые характеристики групп</w:t>
       </w:r>
       <w:r>
-        <w:t xml:space="preserve">. Полагаю, что </w:t>
-      </w:r>
-      <w:proofErr w:type="spellStart"/>
-      <w:r>
-        <w:t>дендрограмма</w:t>
-      </w:r>
-      <w:proofErr w:type="spellEnd"/>
-      <w:r>
-        <w:t xml:space="preserve"> отображает распределение кластеров, так 12 точка, видимо, является крайней верхней левой точкой на Рисунке 1. Остальные методы используют сложность связи для определения места точки в кластере.  </w:t>
+        <w:t xml:space="preserve">. Полагаю, что дендрограмма отображает распределение кластеров, так 12 точка, видимо, является крайней верхней левой точкой на Рисунке 1. Остальные методы используют сложность связи для определения места точки в кластере.  </w:t>
       </w:r>
     </w:p>
     <w:p>
@@ -5266,7 +4948,7 @@
 </file>
 
 <file path=word/endnotes.xml><?xml version="1.0" encoding="utf-8"?>
-<w:endnotes xmlns:wpc="http://schemas.microsoft.com/office/word/2010/wordprocessingCanvas" xmlns:cx="http://schemas.microsoft.com/office/drawing/2014/chartex" xmlns:cx1="http://schemas.microsoft.com/office/drawing/2015/9/8/chartex" xmlns:cx2="http://schemas.microsoft.com/office/drawing/2015/10/21/chartex" xmlns:cx3="http://schemas.microsoft.com/office/drawing/2016/5/9/chartex" xmlns:cx4="http://schemas.microsoft.com/office/drawing/2016/5/10/chartex" xmlns:cx5="http://schemas.microsoft.com/office/drawing/2016/5/11/chartex" xmlns:cx6="http://schemas.microsoft.com/office/drawing/2016/5/12/chartex" xmlns:cx7="http://schemas.microsoft.com/office/drawing/2016/5/13/chartex" xmlns:cx8="http://schemas.microsoft.com/office/drawing/2016/5/14/chartex" xmlns:mc="http://schemas.openxmlformats.org/markup-compatibility/2006" xmlns:aink="http://schemas.microsoft.com/office/drawing/2016/ink" xmlns:am3d="http://schemas.microsoft.com/office/drawing/2017/model3d" xmlns:o="urn:schemas-microsoft-com:office:office" xmlns:r="http://schemas.openxmlformats.org/officeDocument/2006/relationships" xmlns:m="http://schemas.openxmlformats.org/officeDocument/2006/math" xmlns:v="urn:schemas-microsoft-com:vml" xmlns:wp14="http://schemas.microsoft.com/office/word/2010/wordprocessingDrawing" xmlns:wp="http://schemas.openxmlformats.org/drawingml/2006/wordprocessingDrawing" xmlns:w10="urn:schemas-microsoft-com:office:word" xmlns:w="http://schemas.openxmlformats.org/wordprocessingml/2006/main" xmlns:w14="http://schemas.microsoft.com/office/word/2010/wordml" xmlns:w15="http://schemas.microsoft.com/office/word/2012/wordml" xmlns:w16cex="http://schemas.microsoft.com/office/word/2018/wordml/cex" xmlns:w16cid="http://schemas.microsoft.com/office/word/2016/wordml/cid" xmlns:w16="http://schemas.microsoft.com/office/word/2018/wordml" xmlns:w16sdtdh="http://schemas.microsoft.com/office/word/2020/wordml/sdtdatahash" xmlns:w16se="http://schemas.microsoft.com/office/word/2015/wordml/symex" xmlns:wpg="http://schemas.microsoft.com/office/word/2010/wordprocessingGroup" xmlns:wpi="http://schemas.microsoft.com/office/word/2010/wordprocessingInk" xmlns:wne="http://schemas.microsoft.com/office/word/2006/wordml" xmlns:wps="http://schemas.microsoft.com/office/word/2010/wordprocessingShape" mc:Ignorable="w14 w15 w16se w16cid w16 w16cex w16sdtdh wp14">
+<w:endnotes xmlns:wpc="http://schemas.microsoft.com/office/word/2010/wordprocessingCanvas" xmlns:cx="http://schemas.microsoft.com/office/drawing/2014/chartex" xmlns:cx1="http://schemas.microsoft.com/office/drawing/2015/9/8/chartex" xmlns:cx2="http://schemas.microsoft.com/office/drawing/2015/10/21/chartex" xmlns:cx3="http://schemas.microsoft.com/office/drawing/2016/5/9/chartex" xmlns:cx4="http://schemas.microsoft.com/office/drawing/2016/5/10/chartex" xmlns:cx5="http://schemas.microsoft.com/office/drawing/2016/5/11/chartex" xmlns:cx6="http://schemas.microsoft.com/office/drawing/2016/5/12/chartex" xmlns:cx7="http://schemas.microsoft.com/office/drawing/2016/5/13/chartex" xmlns:cx8="http://schemas.microsoft.com/office/drawing/2016/5/14/chartex" xmlns:mc="http://schemas.openxmlformats.org/markup-compatibility/2006" xmlns:aink="http://schemas.microsoft.com/office/drawing/2016/ink" xmlns:am3d="http://schemas.microsoft.com/office/drawing/2017/model3d" xmlns:o="urn:schemas-microsoft-com:office:office" xmlns:oel="http://schemas.microsoft.com/office/2019/extlst" xmlns:r="http://schemas.openxmlformats.org/officeDocument/2006/relationships" xmlns:m="http://schemas.openxmlformats.org/officeDocument/2006/math" xmlns:v="urn:schemas-microsoft-com:vml" xmlns:wp14="http://schemas.microsoft.com/office/word/2010/wordprocessingDrawing" xmlns:wp="http://schemas.openxmlformats.org/drawingml/2006/wordprocessingDrawing" xmlns:w10="urn:schemas-microsoft-com:office:word" xmlns:w="http://schemas.openxmlformats.org/wordprocessingml/2006/main" xmlns:w14="http://schemas.microsoft.com/office/word/2010/wordml" xmlns:w15="http://schemas.microsoft.com/office/word/2012/wordml" xmlns:w16cex="http://schemas.microsoft.com/office/word/2018/wordml/cex" xmlns:w16cid="http://schemas.microsoft.com/office/word/2016/wordml/cid" xmlns:w16="http://schemas.microsoft.com/office/word/2018/wordml" xmlns:w16du="http://schemas.microsoft.com/office/word/2023/wordml/word16du" xmlns:w16sdtdh="http://schemas.microsoft.com/office/word/2020/wordml/sdtdatahash" xmlns:w16sdtfl="http://schemas.microsoft.com/office/word/2024/wordml/sdtformatlock" xmlns:w16se="http://schemas.microsoft.com/office/word/2015/wordml/symex" xmlns:wpg="http://schemas.microsoft.com/office/word/2010/wordprocessingGroup" xmlns:wpi="http://schemas.microsoft.com/office/word/2010/wordprocessingInk" xmlns:wne="http://schemas.microsoft.com/office/word/2006/wordml" xmlns:wps="http://schemas.microsoft.com/office/word/2010/wordprocessingShape" mc:Ignorable="w14 w15 w16se w16cid w16 w16cex w16sdtdh w16sdtfl w16du wp14">
   <w:endnote w:type="separator" w:id="-1">
     <w:p>
       <w:pPr>
@@ -5291,7 +4973,7 @@
 </file>
 
 <file path=word/footnotes.xml><?xml version="1.0" encoding="utf-8"?>
-<w:footnotes xmlns:wpc="http://schemas.microsoft.com/office/word/2010/wordprocessingCanvas" xmlns:cx="http://schemas.microsoft.com/office/drawing/2014/chartex" xmlns:cx1="http://schemas.microsoft.com/office/drawing/2015/9/8/chartex" xmlns:cx2="http://schemas.microsoft.com/office/drawing/2015/10/21/chartex" xmlns:cx3="http://schemas.microsoft.com/office/drawing/2016/5/9/chartex" xmlns:cx4="http://schemas.microsoft.com/office/drawing/2016/5/10/chartex" xmlns:cx5="http://schemas.microsoft.com/office/drawing/2016/5/11/chartex" xmlns:cx6="http://schemas.microsoft.com/office/drawing/2016/5/12/chartex" xmlns:cx7="http://schemas.microsoft.com/office/drawing/2016/5/13/chartex" xmlns:cx8="http://schemas.microsoft.com/office/drawing/2016/5/14/chartex" xmlns:mc="http://schemas.openxmlformats.org/markup-compatibility/2006" xmlns:aink="http://schemas.microsoft.com/office/drawing/2016/ink" xmlns:am3d="http://schemas.microsoft.com/office/drawing/2017/model3d" xmlns:o="urn:schemas-microsoft-com:office:office" xmlns:r="http://schemas.openxmlformats.org/officeDocument/2006/relationships" xmlns:m="http://schemas.openxmlformats.org/officeDocument/2006/math" xmlns:v="urn:schemas-microsoft-com:vml" xmlns:wp14="http://schemas.microsoft.com/office/word/2010/wordprocessingDrawing" xmlns:wp="http://schemas.openxmlformats.org/drawingml/2006/wordprocessingDrawing" xmlns:w10="urn:schemas-microsoft-com:office:word" xmlns:w="http://schemas.openxmlformats.org/wordprocessingml/2006/main" xmlns:w14="http://schemas.microsoft.com/office/word/2010/wordml" xmlns:w15="http://schemas.microsoft.com/office/word/2012/wordml" xmlns:w16cex="http://schemas.microsoft.com/office/word/2018/wordml/cex" xmlns:w16cid="http://schemas.microsoft.com/office/word/2016/wordml/cid" xmlns:w16="http://schemas.microsoft.com/office/word/2018/wordml" xmlns:w16sdtdh="http://schemas.microsoft.com/office/word/2020/wordml/sdtdatahash" xmlns:w16se="http://schemas.microsoft.com/office/word/2015/wordml/symex" xmlns:wpg="http://schemas.microsoft.com/office/word/2010/wordprocessingGroup" xmlns:wpi="http://schemas.microsoft.com/office/word/2010/wordprocessingInk" xmlns:wne="http://schemas.microsoft.com/office/word/2006/wordml" xmlns:wps="http://schemas.microsoft.com/office/word/2010/wordprocessingShape" mc:Ignorable="w14 w15 w16se w16cid w16 w16cex w16sdtdh wp14">
+<w:footnotes xmlns:wpc="http://schemas.microsoft.com/office/word/2010/wordprocessingCanvas" xmlns:cx="http://schemas.microsoft.com/office/drawing/2014/chartex" xmlns:cx1="http://schemas.microsoft.com/office/drawing/2015/9/8/chartex" xmlns:cx2="http://schemas.microsoft.com/office/drawing/2015/10/21/chartex" xmlns:cx3="http://schemas.microsoft.com/office/drawing/2016/5/9/chartex" xmlns:cx4="http://schemas.microsoft.com/office/drawing/2016/5/10/chartex" xmlns:cx5="http://schemas.microsoft.com/office/drawing/2016/5/11/chartex" xmlns:cx6="http://schemas.microsoft.com/office/drawing/2016/5/12/chartex" xmlns:cx7="http://schemas.microsoft.com/office/drawing/2016/5/13/chartex" xmlns:cx8="http://schemas.microsoft.com/office/drawing/2016/5/14/chartex" xmlns:mc="http://schemas.openxmlformats.org/markup-compatibility/2006" xmlns:aink="http://schemas.microsoft.com/office/drawing/2016/ink" xmlns:am3d="http://schemas.microsoft.com/office/drawing/2017/model3d" xmlns:o="urn:schemas-microsoft-com:office:office" xmlns:oel="http://schemas.microsoft.com/office/2019/extlst" xmlns:r="http://schemas.openxmlformats.org/officeDocument/2006/relationships" xmlns:m="http://schemas.openxmlformats.org/officeDocument/2006/math" xmlns:v="urn:schemas-microsoft-com:vml" xmlns:wp14="http://schemas.microsoft.com/office/word/2010/wordprocessingDrawing" xmlns:wp="http://schemas.openxmlformats.org/drawingml/2006/wordprocessingDrawing" xmlns:w10="urn:schemas-microsoft-com:office:word" xmlns:w="http://schemas.openxmlformats.org/wordprocessingml/2006/main" xmlns:w14="http://schemas.microsoft.com/office/word/2010/wordml" xmlns:w15="http://schemas.microsoft.com/office/word/2012/wordml" xmlns:w16cex="http://schemas.microsoft.com/office/word/2018/wordml/cex" xmlns:w16cid="http://schemas.microsoft.com/office/word/2016/wordml/cid" xmlns:w16="http://schemas.microsoft.com/office/word/2018/wordml" xmlns:w16du="http://schemas.microsoft.com/office/word/2023/wordml/word16du" xmlns:w16sdtdh="http://schemas.microsoft.com/office/word/2020/wordml/sdtdatahash" xmlns:w16sdtfl="http://schemas.microsoft.com/office/word/2024/wordml/sdtformatlock" xmlns:w16se="http://schemas.microsoft.com/office/word/2015/wordml/symex" xmlns:wpg="http://schemas.microsoft.com/office/word/2010/wordprocessingGroup" xmlns:wpi="http://schemas.microsoft.com/office/word/2010/wordprocessingInk" xmlns:wne="http://schemas.microsoft.com/office/word/2006/wordml" xmlns:wps="http://schemas.microsoft.com/office/word/2010/wordprocessingShape" mc:Ignorable="w14 w15 w16se w16cid w16 w16cex w16sdtdh w16sdtfl w16du wp14">
   <w:footnote w:type="separator" w:id="-1">
     <w:p>
       <w:pPr>
@@ -5316,7 +4998,7 @@
 </file>
 
 <file path=word/styles.xml><?xml version="1.0" encoding="utf-8"?>
-<w:styles xmlns:mc="http://schemas.openxmlformats.org/markup-compatibility/2006" xmlns:r="http://schemas.openxmlformats.org/officeDocument/2006/relationships" xmlns:w="http://schemas.openxmlformats.org/wordprocessingml/2006/main" xmlns:w14="http://schemas.microsoft.com/office/word/2010/wordml" xmlns:w15="http://schemas.microsoft.com/office/word/2012/wordml" xmlns:w16cex="http://schemas.microsoft.com/office/word/2018/wordml/cex" xmlns:w16cid="http://schemas.microsoft.com/office/word/2016/wordml/cid" xmlns:w16="http://schemas.microsoft.com/office/word/2018/wordml" xmlns:w16sdtdh="http://schemas.microsoft.com/office/word/2020/wordml/sdtdatahash" xmlns:w16se="http://schemas.microsoft.com/office/word/2015/wordml/symex" mc:Ignorable="w14 w15 w16se w16cid w16 w16cex w16sdtdh">
+<w:styles xmlns:mc="http://schemas.openxmlformats.org/markup-compatibility/2006" xmlns:r="http://schemas.openxmlformats.org/officeDocument/2006/relationships" xmlns:w="http://schemas.openxmlformats.org/wordprocessingml/2006/main" xmlns:w14="http://schemas.microsoft.com/office/word/2010/wordml" xmlns:w15="http://schemas.microsoft.com/office/word/2012/wordml" xmlns:w16cex="http://schemas.microsoft.com/office/word/2018/wordml/cex" xmlns:w16cid="http://schemas.microsoft.com/office/word/2016/wordml/cid" xmlns:w16="http://schemas.microsoft.com/office/word/2018/wordml" xmlns:w16du="http://schemas.microsoft.com/office/word/2023/wordml/word16du" xmlns:w16sdtdh="http://schemas.microsoft.com/office/word/2020/wordml/sdtdatahash" xmlns:w16sdtfl="http://schemas.microsoft.com/office/word/2024/wordml/sdtformatlock" xmlns:w16se="http://schemas.microsoft.com/office/word/2015/wordml/symex" mc:Ignorable="w14 w15 w16se w16cid w16 w16cex w16sdtdh w16sdtfl w16du">
   <w:docDefaults>
     <w:rPrDefault>
       <w:rPr>
@@ -6023,31 +5705,31 @@
                 <c:formatCode>General</c:formatCode>
                 <c:ptCount val="9"/>
                 <c:pt idx="0">
-                  <c:v>2.5445169921807325</c:v>
+                  <c:v>1.4036345994124966</c:v>
                 </c:pt>
                 <c:pt idx="1">
-                  <c:v>0.81376108437131056</c:v>
+                  <c:v>0.38984816375434017</c:v>
                 </c:pt>
                 <c:pt idx="2">
-                  <c:v>0.42460425400618368</c:v>
+                  <c:v>0.1786832402430425</c:v>
                 </c:pt>
                 <c:pt idx="3">
-                  <c:v>0.26699185372588319</c:v>
+                  <c:v>0.10221336713300791</c:v>
                 </c:pt>
                 <c:pt idx="4">
-                  <c:v>0.18407360667130587</c:v>
+                  <c:v>6.6856973072943929E-2</c:v>
                 </c:pt>
                 <c:pt idx="5">
-                  <c:v>0.13505007193817112</c:v>
+                  <c:v>4.7320794738138036E-2</c:v>
                 </c:pt>
                 <c:pt idx="6">
-                  <c:v>0.10407875710312325</c:v>
+                  <c:v>3.5537153165353184E-2</c:v>
                 </c:pt>
                 <c:pt idx="7">
-                  <c:v>8.2601397636234572E-2</c:v>
+                  <c:v>2.7653018504256742E-2</c:v>
                 </c:pt>
                 <c:pt idx="8">
-                  <c:v>6.7123723734149196E-2</c:v>
+                  <c:v>2.2215118344380842E-2</c:v>
                 </c:pt>
               </c:numCache>
             </c:numRef>
@@ -6055,7 +5737,7 @@
           <c:smooth val="0"/>
           <c:extLst>
             <c:ext xmlns:c16="http://schemas.microsoft.com/office/drawing/2014/chart" uri="{C3380CC4-5D6E-409C-BE32-E72D297353CC}">
-              <c16:uniqueId val="{00000000-7644-4AE2-96B2-5CA3469E146E}"/>
+              <c16:uniqueId val="{00000000-C56C-4F73-8636-13AFF8797A53}"/>
             </c:ext>
           </c:extLst>
         </c:ser>
